--- a/dsa 6 dokumentacia.docx
+++ b/dsa 6 dokumentacia.docx
@@ -85,7 +85,6 @@
         <w:pStyle w:val="Nzov"/>
         <w:jc w:val="center"/>
       </w:pPr>
-      <w:proofErr w:type="spellStart"/>
       <w:r>
         <w:rPr>
           <w:lang w:val="en-US"/>
@@ -95,7 +94,6 @@
       <w:r>
         <w:t>ácia</w:t>
       </w:r>
-      <w:proofErr w:type="spellEnd"/>
     </w:p>
     <w:p/>
     <w:p/>
@@ -131,6 +129,3370 @@
         <w:t>Miroslav Repický</w:t>
       </w:r>
     </w:p>
+    <w:p>
+      <w:pPr>
+        <w:pStyle w:val="Nadpis1"/>
+      </w:pPr>
+      <w:r>
+        <w:rPr>
+          <w:rFonts w:ascii="Arial" w:eastAsia="Arial" w:hAnsi="Arial" w:cs="Arial"/>
+          <w:b/>
+          <w:bCs/>
+          <w:sz w:val="32"/>
+          <w:szCs w:val="32"/>
+        </w:rPr>
+        <w:lastRenderedPageBreak/>
+        <w:t>1  Opis riešenia</w:t>
+      </w:r>
+    </w:p>
+    <w:p>
+      <w:r>
+        <w:rPr>
+          <w:rFonts w:ascii="Arial" w:eastAsia="Arial" w:hAnsi="Arial" w:cs="Arial"/>
+          <w:sz w:val="22"/>
+          <w:szCs w:val="22"/>
+        </w:rPr>
+        <w:t xml:space="preserve">Implementácia je tvorená jedným hlavičkovým súborom </w:t>
+      </w:r>
+      <w:r>
+        <w:rPr>
+          <w:rFonts w:ascii="Courier New" w:eastAsia="Courier New" w:hAnsi="Courier New" w:cs="Courier New"/>
+          <w:sz w:val="18"/>
+          <w:szCs w:val="18"/>
+        </w:rPr>
+        <w:t>bdd.h</w:t>
+      </w:r>
+      <w:r>
+        <w:rPr>
+          <w:rFonts w:ascii="Arial" w:eastAsia="Arial" w:hAnsi="Arial" w:cs="Arial"/>
+          <w:sz w:val="22"/>
+          <w:szCs w:val="22"/>
+        </w:rPr>
+        <w:t xml:space="preserve"> a jedným zdrojovým súborom </w:t>
+      </w:r>
+      <w:r>
+        <w:rPr>
+          <w:rFonts w:ascii="Courier New" w:eastAsia="Courier New" w:hAnsi="Courier New" w:cs="Courier New"/>
+          <w:sz w:val="18"/>
+          <w:szCs w:val="18"/>
+        </w:rPr>
+        <w:t>bdd.c</w:t>
+      </w:r>
+      <w:r>
+        <w:rPr>
+          <w:rFonts w:ascii="Arial" w:eastAsia="Arial" w:hAnsi="Arial" w:cs="Arial"/>
+          <w:sz w:val="22"/>
+          <w:szCs w:val="22"/>
+        </w:rPr>
+        <w:t>. Celé riešenie možno rozdeliť do troch logických vrstiev, ktoré na seba nadväzujú: parser a evaluátor booleovských výrazov, unique tabuľka slúžiaca na zdieľanie uzlov, a samotné rekurzívne budovanie BDD pomocou Shannonovej expanzie.</w:t>
+      </w:r>
+    </w:p>
+    <w:p>
+      <w:r>
+        <w:rPr>
+          <w:rFonts w:ascii="Arial" w:eastAsia="Arial" w:hAnsi="Arial" w:cs="Arial"/>
+          <w:sz w:val="22"/>
+          <w:szCs w:val="22"/>
+        </w:rPr>
+        <w:t xml:space="preserve">Vstupom funkcie </w:t>
+      </w:r>
+      <w:r>
+        <w:rPr>
+          <w:rFonts w:ascii="Courier New" w:eastAsia="Courier New" w:hAnsi="Courier New" w:cs="Courier New"/>
+          <w:sz w:val="18"/>
+          <w:szCs w:val="18"/>
+        </w:rPr>
+        <w:t>BDD_create</w:t>
+      </w:r>
+      <w:r>
+        <w:rPr>
+          <w:rFonts w:ascii="Arial" w:eastAsia="Arial" w:hAnsi="Arial" w:cs="Arial"/>
+          <w:sz w:val="22"/>
+          <w:szCs w:val="22"/>
+        </w:rPr>
+        <w:t xml:space="preserve"> je reťazec reprezentujúci booleovský výraz v disjunktívnej normálnej forme (DNF) a reťazec reprezentujúci požadované poradie premenných. Výraz je spracovaný priebežne počas rekurzívneho konštruovania grafu. Na každej úrovni rekurzie sa výraz zjednoduší dosadením aktuálnej premennej a odovzdá sa nižšej úrovni. Vďaka tomu zostáva kód kompaktný a priamo prepojený so štruktúrou BDD.</w:t>
+      </w:r>
+    </w:p>
+    <w:p>
+      <w:r>
+        <w:rPr>
+          <w:rFonts w:ascii="Arial" w:eastAsia="Arial" w:hAnsi="Arial" w:cs="Arial"/>
+          <w:sz w:val="22"/>
+          <w:szCs w:val="22"/>
+        </w:rPr>
+        <w:t xml:space="preserve">Kľúčovým prvkom správnosti a efektivity riešenia je </w:t>
+      </w:r>
+      <w:r>
+        <w:rPr>
+          <w:rFonts w:ascii="Arial" w:eastAsia="Arial" w:hAnsi="Arial" w:cs="Arial"/>
+          <w:b/>
+          <w:bCs/>
+          <w:sz w:val="22"/>
+          <w:szCs w:val="22"/>
+        </w:rPr>
+        <w:t>unique tabuľka</w:t>
+      </w:r>
+      <w:r>
+        <w:rPr>
+          <w:rFonts w:ascii="Arial" w:eastAsia="Arial" w:hAnsi="Arial" w:cs="Arial"/>
+          <w:sz w:val="22"/>
+          <w:szCs w:val="22"/>
+        </w:rPr>
+        <w:t xml:space="preserve"> (hash mapa), ktorá zabezpečuje, že každý uzol s rovnakou trojicou (premenná, high-potomok, low-potomok) existuje v grafe práve raz. Spolu s pravidlom eliminácie uzlov (ak sú obaja potomkovia zhodní, uzol sa vynechá) tieto dve redukčné pravidlá zaručujú, že výsledkom je redukovaný BDD.</w:t>
+      </w:r>
+    </w:p>
+    <w:p/>
+    <w:p>
+      <w:pPr>
+        <w:pStyle w:val="Nadpis1"/>
+      </w:pPr>
+      <w:r>
+        <w:rPr>
+          <w:rFonts w:ascii="Arial" w:eastAsia="Arial" w:hAnsi="Arial" w:cs="Arial"/>
+          <w:b/>
+          <w:bCs/>
+          <w:sz w:val="26"/>
+          <w:szCs w:val="26"/>
+        </w:rPr>
+        <w:t>2  Vlastné dátové štruktúry</w:t>
+      </w:r>
+    </w:p>
+    <w:p>
+      <w:pPr>
+        <w:pStyle w:val="Nadpis2"/>
+      </w:pPr>
+      <w:r>
+        <w:rPr>
+          <w:rFonts w:ascii="Arial" w:eastAsia="Arial" w:hAnsi="Arial" w:cs="Arial"/>
+          <w:b/>
+          <w:bCs/>
+          <w:sz w:val="22"/>
+          <w:szCs w:val="22"/>
+        </w:rPr>
+        <w:t>2.1  BDDNode</w:t>
+      </w:r>
+    </w:p>
+    <w:p>
+      <w:r>
+        <w:rPr>
+          <w:rFonts w:ascii="Arial" w:eastAsia="Arial" w:hAnsi="Arial" w:cs="Arial"/>
+          <w:sz w:val="22"/>
+          <w:szCs w:val="22"/>
+        </w:rPr>
+        <w:t xml:space="preserve">Štruktúra </w:t>
+      </w:r>
+      <w:r>
+        <w:rPr>
+          <w:rFonts w:ascii="Courier New" w:eastAsia="Courier New" w:hAnsi="Courier New" w:cs="Courier New"/>
+          <w:sz w:val="18"/>
+          <w:szCs w:val="18"/>
+        </w:rPr>
+        <w:t>BDDNode</w:t>
+      </w:r>
+      <w:r>
+        <w:rPr>
+          <w:rFonts w:ascii="Arial" w:eastAsia="Arial" w:hAnsi="Arial" w:cs="Arial"/>
+          <w:sz w:val="22"/>
+          <w:szCs w:val="22"/>
+        </w:rPr>
+        <w:t xml:space="preserve"> reprezentuje jeden uzol v grafe BDD. Každý uzol môže byť buď </w:t>
+      </w:r>
+      <w:r>
+        <w:rPr>
+          <w:rFonts w:ascii="Arial" w:eastAsia="Arial" w:hAnsi="Arial" w:cs="Arial"/>
+          <w:b/>
+          <w:bCs/>
+          <w:sz w:val="22"/>
+          <w:szCs w:val="22"/>
+        </w:rPr>
+        <w:t>vnútorný</w:t>
+      </w:r>
+      <w:r>
+        <w:rPr>
+          <w:rFonts w:ascii="Arial" w:eastAsia="Arial" w:hAnsi="Arial" w:cs="Arial"/>
+          <w:sz w:val="22"/>
+          <w:szCs w:val="22"/>
+        </w:rPr>
+        <w:t xml:space="preserve"> (rozhodovací) alebo </w:t>
+      </w:r>
+      <w:r>
+        <w:rPr>
+          <w:rFonts w:ascii="Arial" w:eastAsia="Arial" w:hAnsi="Arial" w:cs="Arial"/>
+          <w:b/>
+          <w:bCs/>
+          <w:sz w:val="22"/>
+          <w:szCs w:val="22"/>
+        </w:rPr>
+        <w:t>terminálny</w:t>
+      </w:r>
+      <w:r>
+        <w:rPr>
+          <w:rFonts w:ascii="Arial" w:eastAsia="Arial" w:hAnsi="Arial" w:cs="Arial"/>
+          <w:sz w:val="22"/>
+          <w:szCs w:val="22"/>
+        </w:rPr>
+        <w:t xml:space="preserve"> (listový). Vnútorný uzol nesie premennú, podľa ktorej sa rozvetvuje, a dva ukazovatele na potomkov: </w:t>
+      </w:r>
+      <w:r>
+        <w:rPr>
+          <w:rFonts w:ascii="Courier New" w:eastAsia="Courier New" w:hAnsi="Courier New" w:cs="Courier New"/>
+          <w:sz w:val="18"/>
+          <w:szCs w:val="18"/>
+        </w:rPr>
+        <w:t>high</w:t>
+      </w:r>
+      <w:r>
+        <w:rPr>
+          <w:rFonts w:ascii="Arial" w:eastAsia="Arial" w:hAnsi="Arial" w:cs="Arial"/>
+          <w:sz w:val="22"/>
+          <w:szCs w:val="22"/>
+        </w:rPr>
+        <w:t xml:space="preserve"> pre prípad, že dosadzovaná premenná má hodnotu 1, a </w:t>
+      </w:r>
+      <w:r>
+        <w:rPr>
+          <w:rFonts w:ascii="Courier New" w:eastAsia="Courier New" w:hAnsi="Courier New" w:cs="Courier New"/>
+          <w:sz w:val="18"/>
+          <w:szCs w:val="18"/>
+        </w:rPr>
+        <w:t>low</w:t>
+      </w:r>
+      <w:r>
+        <w:rPr>
+          <w:rFonts w:ascii="Arial" w:eastAsia="Arial" w:hAnsi="Arial" w:cs="Arial"/>
+          <w:sz w:val="22"/>
+          <w:szCs w:val="22"/>
+        </w:rPr>
+        <w:t xml:space="preserve"> pre hodnotu 0. Terminálny uzol má pole </w:t>
+      </w:r>
+      <w:r>
+        <w:rPr>
+          <w:rFonts w:ascii="Courier New" w:eastAsia="Courier New" w:hAnsi="Courier New" w:cs="Courier New"/>
+          <w:sz w:val="18"/>
+          <w:szCs w:val="18"/>
+        </w:rPr>
+        <w:t>variable</w:t>
+      </w:r>
+      <w:r>
+        <w:rPr>
+          <w:rFonts w:ascii="Arial" w:eastAsia="Arial" w:hAnsi="Arial" w:cs="Arial"/>
+          <w:sz w:val="22"/>
+          <w:szCs w:val="22"/>
+        </w:rPr>
+        <w:t xml:space="preserve"> nastavené na </w:t>
+      </w:r>
+      <w:r>
+        <w:rPr>
+          <w:rFonts w:ascii="Courier New" w:eastAsia="Courier New" w:hAnsi="Courier New" w:cs="Courier New"/>
+          <w:sz w:val="18"/>
+          <w:szCs w:val="18"/>
+        </w:rPr>
+        <w:t>'\0'</w:t>
+      </w:r>
+      <w:r>
+        <w:rPr>
+          <w:rFonts w:ascii="Arial" w:eastAsia="Arial" w:hAnsi="Arial" w:cs="Arial"/>
+          <w:sz w:val="22"/>
+          <w:szCs w:val="22"/>
+        </w:rPr>
+        <w:t xml:space="preserve"> a nesie len celočíselnú hodnotu 0 alebo 1.</w:t>
+      </w:r>
+    </w:p>
+    <w:tbl>
+      <w:tblPr>
+        <w:tblW w:w="9026" w:type="dxa"/>
+        <w:tblBorders>
+          <w:top w:val="single" w:sz="4" w:space="0" w:color="auto"/>
+          <w:left w:val="single" w:sz="4" w:space="0" w:color="auto"/>
+          <w:bottom w:val="single" w:sz="4" w:space="0" w:color="auto"/>
+          <w:right w:val="single" w:sz="4" w:space="0" w:color="auto"/>
+          <w:insideH w:val="single" w:sz="4" w:space="0" w:color="auto"/>
+          <w:insideV w:val="single" w:sz="4" w:space="0" w:color="auto"/>
+        </w:tblBorders>
+        <w:tblCellMar>
+          <w:left w:w="10" w:type="dxa"/>
+          <w:right w:w="10" w:type="dxa"/>
+        </w:tblCellMar>
+        <w:tblLook w:val="04A0" w:firstRow="1" w:lastRow="0" w:firstColumn="1" w:lastColumn="0" w:noHBand="0" w:noVBand="1"/>
+      </w:tblPr>
+      <w:tblGrid>
+        <w:gridCol w:w="9026"/>
+      </w:tblGrid>
+      <w:tr>
+        <w:tc>
+          <w:tcPr>
+            <w:tcW w:w="9026" w:type="dxa"/>
+            <w:tcBorders>
+              <w:top w:val="single" w:sz="1" w:space="0" w:color="AAAAAA"/>
+              <w:left w:val="single" w:sz="1" w:space="0" w:color="AAAAAA"/>
+              <w:bottom w:val="single" w:sz="1" w:space="0" w:color="AAAAAA"/>
+              <w:right w:val="single" w:sz="1" w:space="0" w:color="AAAAAA"/>
+            </w:tcBorders>
+            <w:shd w:val="clear" w:color="auto" w:fill="F4F4F4"/>
+            <w:tcMar>
+              <w:top w:w="120" w:type="dxa"/>
+              <w:left w:w="200" w:type="dxa"/>
+              <w:bottom w:w="120" w:type="dxa"/>
+              <w:right w:w="200" w:type="dxa"/>
+            </w:tcMar>
+          </w:tcPr>
+          <w:p>
+            <w:pPr>
+              <w:spacing w:after="0"/>
+            </w:pPr>
+            <w:r>
+              <w:rPr>
+                <w:rFonts w:ascii="Courier New" w:eastAsia="Courier New" w:hAnsi="Courier New" w:cs="Courier New"/>
+                <w:sz w:val="18"/>
+                <w:szCs w:val="18"/>
+              </w:rPr>
+              <w:t>typedef struct BDDNode {</w:t>
+            </w:r>
+          </w:p>
+          <w:p>
+            <w:pPr>
+              <w:spacing w:after="0"/>
+            </w:pPr>
+            <w:r>
+              <w:rPr>
+                <w:rFonts w:ascii="Courier New" w:eastAsia="Courier New" w:hAnsi="Courier New" w:cs="Courier New"/>
+                <w:sz w:val="18"/>
+                <w:szCs w:val="18"/>
+              </w:rPr>
+              <w:t xml:space="preserve">    char            variable;  /* premenná uzla, '\0' = terminál */</w:t>
+            </w:r>
+          </w:p>
+          <w:p>
+            <w:pPr>
+              <w:spacing w:after="0"/>
+            </w:pPr>
+            <w:r>
+              <w:rPr>
+                <w:rFonts w:ascii="Courier New" w:eastAsia="Courier New" w:hAnsi="Courier New" w:cs="Courier New"/>
+                <w:sz w:val="18"/>
+                <w:szCs w:val="18"/>
+              </w:rPr>
+              <w:t xml:space="preserve">    int             value;     /* 0 alebo 1, platné len pre terminál */</w:t>
+            </w:r>
+          </w:p>
+          <w:p>
+            <w:pPr>
+              <w:spacing w:after="0"/>
+            </w:pPr>
+            <w:r>
+              <w:rPr>
+                <w:rFonts w:ascii="Courier New" w:eastAsia="Courier New" w:hAnsi="Courier New" w:cs="Courier New"/>
+                <w:sz w:val="18"/>
+                <w:szCs w:val="18"/>
+              </w:rPr>
+              <w:t xml:space="preserve">    struct BDDNode *high;      /* hrana pre variable = 1 */</w:t>
+            </w:r>
+          </w:p>
+          <w:p>
+            <w:pPr>
+              <w:spacing w:after="0"/>
+            </w:pPr>
+            <w:r>
+              <w:rPr>
+                <w:rFonts w:ascii="Courier New" w:eastAsia="Courier New" w:hAnsi="Courier New" w:cs="Courier New"/>
+                <w:sz w:val="18"/>
+                <w:szCs w:val="18"/>
+              </w:rPr>
+              <w:t xml:space="preserve">    struct BDDNode *low;       /* hrana pre variable = 0 */</w:t>
+            </w:r>
+          </w:p>
+          <w:p>
+            <w:pPr>
+              <w:spacing w:after="0"/>
+            </w:pPr>
+            <w:r>
+              <w:rPr>
+                <w:rFonts w:ascii="Courier New" w:eastAsia="Courier New" w:hAnsi="Courier New" w:cs="Courier New"/>
+                <w:sz w:val="18"/>
+                <w:szCs w:val="18"/>
+              </w:rPr>
+              <w:t xml:space="preserve">    int             id;        /* unikátne ID (pre ladenie) */</w:t>
+            </w:r>
+          </w:p>
+          <w:p>
+            <w:pPr>
+              <w:spacing w:after="0"/>
+            </w:pPr>
+            <w:r>
+              <w:rPr>
+                <w:rFonts w:ascii="Courier New" w:eastAsia="Courier New" w:hAnsi="Courier New" w:cs="Courier New"/>
+                <w:sz w:val="18"/>
+                <w:szCs w:val="18"/>
+              </w:rPr>
+              <w:t>} BDDNode;</w:t>
+            </w:r>
+          </w:p>
+        </w:tc>
+      </w:tr>
+    </w:tbl>
+    <w:p/>
+    <w:p>
+      <w:r>
+        <w:rPr>
+          <w:rFonts w:ascii="Arial" w:eastAsia="Arial" w:hAnsi="Arial" w:cs="Arial"/>
+          <w:sz w:val="22"/>
+          <w:szCs w:val="22"/>
+        </w:rPr>
+        <w:t xml:space="preserve">Pole </w:t>
+      </w:r>
+      <w:r>
+        <w:rPr>
+          <w:rFonts w:ascii="Courier New" w:eastAsia="Courier New" w:hAnsi="Courier New" w:cs="Courier New"/>
+          <w:sz w:val="18"/>
+          <w:szCs w:val="18"/>
+        </w:rPr>
+        <w:t>id</w:t>
+      </w:r>
+      <w:r>
+        <w:rPr>
+          <w:rFonts w:ascii="Arial" w:eastAsia="Arial" w:hAnsi="Arial" w:cs="Arial"/>
+          <w:sz w:val="22"/>
+          <w:szCs w:val="22"/>
+        </w:rPr>
+        <w:t xml:space="preserve"> je čisto pomocné a pri ladení umožňuje rozlíšiť uzly, ktoré by inak bolo ťažké identifikovať len podľa obsahu. Terminálne uzly dostávajú pevné ID </w:t>
+      </w:r>
+      <w:r>
+        <w:rPr>
+          <w:rFonts w:ascii="Courier New" w:eastAsia="Courier New" w:hAnsi="Courier New" w:cs="Courier New"/>
+          <w:sz w:val="18"/>
+          <w:szCs w:val="18"/>
+        </w:rPr>
+        <w:t>-1</w:t>
+      </w:r>
+      <w:r>
+        <w:rPr>
+          <w:rFonts w:ascii="Arial" w:eastAsia="Arial" w:hAnsi="Arial" w:cs="Arial"/>
+          <w:sz w:val="22"/>
+          <w:szCs w:val="22"/>
+        </w:rPr>
+        <w:t xml:space="preserve"> a </w:t>
+      </w:r>
+      <w:r>
+        <w:rPr>
+          <w:rFonts w:ascii="Courier New" w:eastAsia="Courier New" w:hAnsi="Courier New" w:cs="Courier New"/>
+          <w:sz w:val="18"/>
+          <w:szCs w:val="18"/>
+        </w:rPr>
+        <w:t>-2</w:t>
+      </w:r>
+      <w:r>
+        <w:rPr>
+          <w:rFonts w:ascii="Arial" w:eastAsia="Arial" w:hAnsi="Arial" w:cs="Arial"/>
+          <w:sz w:val="22"/>
+          <w:szCs w:val="22"/>
+        </w:rPr>
+        <w:t>, čím sa ľahko odlíšia od vnútorných uzlov počítaných od 0.</w:t>
+      </w:r>
+    </w:p>
+    <w:p/>
+    <w:p>
+      <w:pPr>
+        <w:pStyle w:val="Nadpis2"/>
+      </w:pPr>
+      <w:r>
+        <w:rPr>
+          <w:rFonts w:ascii="Arial" w:eastAsia="Arial" w:hAnsi="Arial" w:cs="Arial"/>
+          <w:b/>
+          <w:bCs/>
+          <w:sz w:val="22"/>
+          <w:szCs w:val="22"/>
+        </w:rPr>
+        <w:t>2.2  UTNode a UniqueTable</w:t>
+      </w:r>
+    </w:p>
+    <w:p>
+      <w:r>
+        <w:rPr>
+          <w:rFonts w:ascii="Arial" w:eastAsia="Arial" w:hAnsi="Arial" w:cs="Arial"/>
+          <w:sz w:val="22"/>
+          <w:szCs w:val="22"/>
+        </w:rPr>
+        <w:t xml:space="preserve">Unique tabuľka je implementovaná ako hash mapa s reťazením (chaining). Kľúčom každého záznamu je trojica </w:t>
+      </w:r>
+      <w:r>
+        <w:rPr>
+          <w:rFonts w:ascii="Courier New" w:eastAsia="Courier New" w:hAnsi="Courier New" w:cs="Courier New"/>
+          <w:sz w:val="18"/>
+          <w:szCs w:val="18"/>
+        </w:rPr>
+        <w:t>(variable, high, low)</w:t>
+      </w:r>
+      <w:r>
+        <w:rPr>
+          <w:rFonts w:ascii="Arial" w:eastAsia="Arial" w:hAnsi="Arial" w:cs="Arial"/>
+          <w:sz w:val="22"/>
+          <w:szCs w:val="22"/>
+        </w:rPr>
+        <w:t xml:space="preserve">. Štruktúra </w:t>
+      </w:r>
+      <w:r>
+        <w:rPr>
+          <w:rFonts w:ascii="Courier New" w:eastAsia="Courier New" w:hAnsi="Courier New" w:cs="Courier New"/>
+          <w:sz w:val="18"/>
+          <w:szCs w:val="18"/>
+        </w:rPr>
+        <w:t>UTNode</w:t>
+      </w:r>
+      <w:r>
+        <w:rPr>
+          <w:rFonts w:ascii="Arial" w:eastAsia="Arial" w:hAnsi="Arial" w:cs="Arial"/>
+          <w:sz w:val="22"/>
+          <w:szCs w:val="22"/>
+        </w:rPr>
+        <w:t xml:space="preserve"> tvorí jeden záznam v reťazci (bucket-e) a okrem kľúčových polí uchováva ukaz</w:t>
+      </w:r>
+      <w:r>
+        <w:rPr>
+          <w:rFonts w:ascii="Arial" w:eastAsia="Arial" w:hAnsi="Arial" w:cs="Arial"/>
+          <w:sz w:val="22"/>
+          <w:szCs w:val="22"/>
+        </w:rPr>
+        <w:t>ov</w:t>
+      </w:r>
+      <w:r>
+        <w:rPr>
+          <w:rFonts w:ascii="Arial" w:eastAsia="Arial" w:hAnsi="Arial" w:cs="Arial"/>
+          <w:sz w:val="22"/>
+          <w:szCs w:val="22"/>
+        </w:rPr>
+        <w:t xml:space="preserve">ateľ na príslušný </w:t>
+      </w:r>
+      <w:r>
+        <w:rPr>
+          <w:rFonts w:ascii="Courier New" w:eastAsia="Courier New" w:hAnsi="Courier New" w:cs="Courier New"/>
+          <w:sz w:val="18"/>
+          <w:szCs w:val="18"/>
+        </w:rPr>
+        <w:t>BDDNode</w:t>
+      </w:r>
+      <w:r>
+        <w:rPr>
+          <w:rFonts w:ascii="Arial" w:eastAsia="Arial" w:hAnsi="Arial" w:cs="Arial"/>
+          <w:sz w:val="22"/>
+          <w:szCs w:val="22"/>
+        </w:rPr>
+        <w:t xml:space="preserve"> a ukaz</w:t>
+      </w:r>
+      <w:r>
+        <w:rPr>
+          <w:rFonts w:ascii="Arial" w:eastAsia="Arial" w:hAnsi="Arial" w:cs="Arial"/>
+          <w:sz w:val="22"/>
+          <w:szCs w:val="22"/>
+        </w:rPr>
+        <w:t>ov</w:t>
+      </w:r>
+      <w:r>
+        <w:rPr>
+          <w:rFonts w:ascii="Arial" w:eastAsia="Arial" w:hAnsi="Arial" w:cs="Arial"/>
+          <w:sz w:val="22"/>
+          <w:szCs w:val="22"/>
+        </w:rPr>
+        <w:t>ateľ na ďalší záznam v reťazci.</w:t>
+      </w:r>
+    </w:p>
+    <w:tbl>
+      <w:tblPr>
+        <w:tblW w:w="9026" w:type="dxa"/>
+        <w:tblBorders>
+          <w:top w:val="single" w:sz="4" w:space="0" w:color="auto"/>
+          <w:left w:val="single" w:sz="4" w:space="0" w:color="auto"/>
+          <w:bottom w:val="single" w:sz="4" w:space="0" w:color="auto"/>
+          <w:right w:val="single" w:sz="4" w:space="0" w:color="auto"/>
+          <w:insideH w:val="single" w:sz="4" w:space="0" w:color="auto"/>
+          <w:insideV w:val="single" w:sz="4" w:space="0" w:color="auto"/>
+        </w:tblBorders>
+        <w:tblCellMar>
+          <w:left w:w="10" w:type="dxa"/>
+          <w:right w:w="10" w:type="dxa"/>
+        </w:tblCellMar>
+        <w:tblLook w:val="04A0" w:firstRow="1" w:lastRow="0" w:firstColumn="1" w:lastColumn="0" w:noHBand="0" w:noVBand="1"/>
+      </w:tblPr>
+      <w:tblGrid>
+        <w:gridCol w:w="9026"/>
+      </w:tblGrid>
+      <w:tr>
+        <w:tc>
+          <w:tcPr>
+            <w:tcW w:w="9026" w:type="dxa"/>
+            <w:tcBorders>
+              <w:top w:val="single" w:sz="1" w:space="0" w:color="AAAAAA"/>
+              <w:left w:val="single" w:sz="1" w:space="0" w:color="AAAAAA"/>
+              <w:bottom w:val="single" w:sz="1" w:space="0" w:color="AAAAAA"/>
+              <w:right w:val="single" w:sz="1" w:space="0" w:color="AAAAAA"/>
+            </w:tcBorders>
+            <w:shd w:val="clear" w:color="auto" w:fill="F4F4F4"/>
+            <w:tcMar>
+              <w:top w:w="120" w:type="dxa"/>
+              <w:left w:w="200" w:type="dxa"/>
+              <w:bottom w:w="120" w:type="dxa"/>
+              <w:right w:w="200" w:type="dxa"/>
+            </w:tcMar>
+          </w:tcPr>
+          <w:p>
+            <w:pPr>
+              <w:spacing w:after="0"/>
+            </w:pPr>
+            <w:r>
+              <w:rPr>
+                <w:rFonts w:ascii="Courier New" w:eastAsia="Courier New" w:hAnsi="Courier New" w:cs="Courier New"/>
+                <w:sz w:val="18"/>
+                <w:szCs w:val="18"/>
+              </w:rPr>
+              <w:lastRenderedPageBreak/>
+              <w:t>typedef struct UTNode {</w:t>
+            </w:r>
+          </w:p>
+          <w:p>
+            <w:pPr>
+              <w:spacing w:after="0"/>
+            </w:pPr>
+            <w:r>
+              <w:rPr>
+                <w:rFonts w:ascii="Courier New" w:eastAsia="Courier New" w:hAnsi="Courier New" w:cs="Courier New"/>
+                <w:sz w:val="18"/>
+                <w:szCs w:val="18"/>
+              </w:rPr>
+              <w:t xml:space="preserve">    char            variable;</w:t>
+            </w:r>
+          </w:p>
+          <w:p>
+            <w:pPr>
+              <w:spacing w:after="0"/>
+            </w:pPr>
+            <w:r>
+              <w:rPr>
+                <w:rFonts w:ascii="Courier New" w:eastAsia="Courier New" w:hAnsi="Courier New" w:cs="Courier New"/>
+                <w:sz w:val="18"/>
+                <w:szCs w:val="18"/>
+              </w:rPr>
+              <w:t xml:space="preserve">    BDDNode        *high;</w:t>
+            </w:r>
+          </w:p>
+          <w:p>
+            <w:pPr>
+              <w:spacing w:after="0"/>
+            </w:pPr>
+            <w:r>
+              <w:rPr>
+                <w:rFonts w:ascii="Courier New" w:eastAsia="Courier New" w:hAnsi="Courier New" w:cs="Courier New"/>
+                <w:sz w:val="18"/>
+                <w:szCs w:val="18"/>
+              </w:rPr>
+              <w:t xml:space="preserve">    BDDNode        *low;</w:t>
+            </w:r>
+          </w:p>
+          <w:p>
+            <w:pPr>
+              <w:spacing w:after="0"/>
+            </w:pPr>
+            <w:r>
+              <w:rPr>
+                <w:rFonts w:ascii="Courier New" w:eastAsia="Courier New" w:hAnsi="Courier New" w:cs="Courier New"/>
+                <w:sz w:val="18"/>
+                <w:szCs w:val="18"/>
+              </w:rPr>
+              <w:t xml:space="preserve">    BDDNode        *node;   /* uložený uzol */</w:t>
+            </w:r>
+          </w:p>
+          <w:p>
+            <w:pPr>
+              <w:spacing w:after="0"/>
+            </w:pPr>
+            <w:r>
+              <w:rPr>
+                <w:rFonts w:ascii="Courier New" w:eastAsia="Courier New" w:hAnsi="Courier New" w:cs="Courier New"/>
+                <w:sz w:val="18"/>
+                <w:szCs w:val="18"/>
+              </w:rPr>
+              <w:t xml:space="preserve">    struct UTNode  *next;</w:t>
+            </w:r>
+          </w:p>
+          <w:p>
+            <w:pPr>
+              <w:spacing w:after="0"/>
+            </w:pPr>
+            <w:r>
+              <w:rPr>
+                <w:rFonts w:ascii="Courier New" w:eastAsia="Courier New" w:hAnsi="Courier New" w:cs="Courier New"/>
+                <w:sz w:val="18"/>
+                <w:szCs w:val="18"/>
+              </w:rPr>
+              <w:t>} UTNode;</w:t>
+            </w:r>
+          </w:p>
+          <w:p>
+            <w:pPr>
+              <w:spacing w:after="0"/>
+            </w:pPr>
+          </w:p>
+          <w:p>
+            <w:pPr>
+              <w:spacing w:after="0"/>
+            </w:pPr>
+            <w:r>
+              <w:rPr>
+                <w:rFonts w:ascii="Courier New" w:eastAsia="Courier New" w:hAnsi="Courier New" w:cs="Courier New"/>
+                <w:sz w:val="18"/>
+                <w:szCs w:val="18"/>
+              </w:rPr>
+              <w:t>typedef struct UniqueTable {</w:t>
+            </w:r>
+          </w:p>
+          <w:p>
+            <w:pPr>
+              <w:spacing w:after="0"/>
+            </w:pPr>
+            <w:r>
+              <w:rPr>
+                <w:rFonts w:ascii="Courier New" w:eastAsia="Courier New" w:hAnsi="Courier New" w:cs="Courier New"/>
+                <w:sz w:val="18"/>
+                <w:szCs w:val="18"/>
+              </w:rPr>
+              <w:t xml:space="preserve">    UTNode        **buckets;</w:t>
+            </w:r>
+          </w:p>
+          <w:p>
+            <w:pPr>
+              <w:spacing w:after="0"/>
+            </w:pPr>
+            <w:r>
+              <w:rPr>
+                <w:rFonts w:ascii="Courier New" w:eastAsia="Courier New" w:hAnsi="Courier New" w:cs="Courier New"/>
+                <w:sz w:val="18"/>
+                <w:szCs w:val="18"/>
+              </w:rPr>
+              <w:t xml:space="preserve">    long long       size;   /* aktuálny počet bucketov */</w:t>
+            </w:r>
+          </w:p>
+          <w:p>
+            <w:pPr>
+              <w:spacing w:after="0"/>
+            </w:pPr>
+            <w:r>
+              <w:rPr>
+                <w:rFonts w:ascii="Courier New" w:eastAsia="Courier New" w:hAnsi="Courier New" w:cs="Courier New"/>
+                <w:sz w:val="18"/>
+                <w:szCs w:val="18"/>
+              </w:rPr>
+              <w:t xml:space="preserve">    long long       count;  /* počet vložených záznamov */</w:t>
+            </w:r>
+          </w:p>
+          <w:p>
+            <w:pPr>
+              <w:spacing w:after="0"/>
+            </w:pPr>
+            <w:r>
+              <w:rPr>
+                <w:rFonts w:ascii="Courier New" w:eastAsia="Courier New" w:hAnsi="Courier New" w:cs="Courier New"/>
+                <w:sz w:val="18"/>
+                <w:szCs w:val="18"/>
+              </w:rPr>
+              <w:t>} UniqueTable;</w:t>
+            </w:r>
+          </w:p>
+        </w:tc>
+      </w:tr>
+    </w:tbl>
+    <w:p/>
+    <w:p>
+      <w:r>
+        <w:rPr>
+          <w:rFonts w:ascii="Arial" w:eastAsia="Arial" w:hAnsi="Arial" w:cs="Arial"/>
+          <w:sz w:val="22"/>
+          <w:szCs w:val="22"/>
+        </w:rPr>
+        <w:t xml:space="preserve">Tabuľka sa inicializuje s </w:t>
+      </w:r>
+      <w:r>
+        <w:rPr>
+          <w:rFonts w:ascii="Courier New" w:eastAsia="Courier New" w:hAnsi="Courier New" w:cs="Courier New"/>
+          <w:sz w:val="18"/>
+          <w:szCs w:val="18"/>
+        </w:rPr>
+        <w:t>UT_INIT_SIZE = 256</w:t>
+      </w:r>
+      <w:r>
+        <w:rPr>
+          <w:rFonts w:ascii="Arial" w:eastAsia="Arial" w:hAnsi="Arial" w:cs="Arial"/>
+          <w:sz w:val="22"/>
+          <w:szCs w:val="22"/>
+        </w:rPr>
+        <w:t xml:space="preserve"> bucketmi. Keď obsadenosť (load factor) presiahne hodnotu </w:t>
+      </w:r>
+      <w:r>
+        <w:rPr>
+          <w:rFonts w:ascii="Courier New" w:eastAsia="Courier New" w:hAnsi="Courier New" w:cs="Courier New"/>
+          <w:sz w:val="18"/>
+          <w:szCs w:val="18"/>
+        </w:rPr>
+        <w:t>UT_ALPHA_HIGH = 0.75</w:t>
+      </w:r>
+      <w:r>
+        <w:rPr>
+          <w:rFonts w:ascii="Arial" w:eastAsia="Arial" w:hAnsi="Arial" w:cs="Arial"/>
+          <w:sz w:val="22"/>
+          <w:szCs w:val="22"/>
+        </w:rPr>
+        <w:t>, spustí sa rehashing</w:t>
+      </w:r>
+      <w:r>
+        <w:rPr>
+          <w:rFonts w:ascii="Arial" w:eastAsia="Arial" w:hAnsi="Arial" w:cs="Arial"/>
+          <w:sz w:val="22"/>
+          <w:szCs w:val="22"/>
+        </w:rPr>
+        <w:t>, k</w:t>
+      </w:r>
+      <w:r>
+        <w:rPr>
+          <w:rFonts w:ascii="Arial" w:eastAsia="Arial" w:hAnsi="Arial" w:cs="Arial"/>
+          <w:sz w:val="22"/>
+          <w:szCs w:val="22"/>
+        </w:rPr>
+        <w:t xml:space="preserve">apacita sa zdvojnásobí a všetky záznamy sa </w:t>
+      </w:r>
+      <w:r>
+        <w:rPr>
+          <w:rFonts w:ascii="Arial" w:eastAsia="Arial" w:hAnsi="Arial" w:cs="Arial"/>
+          <w:sz w:val="22"/>
+          <w:szCs w:val="22"/>
+        </w:rPr>
+        <w:t>pre rozmiestnia</w:t>
+      </w:r>
+      <w:r>
+        <w:rPr>
+          <w:rFonts w:ascii="Arial" w:eastAsia="Arial" w:hAnsi="Arial" w:cs="Arial"/>
+          <w:sz w:val="22"/>
+          <w:szCs w:val="22"/>
+        </w:rPr>
+        <w:t xml:space="preserve">. </w:t>
+      </w:r>
+      <w:r>
+        <w:rPr>
+          <w:rFonts w:ascii="Arial" w:eastAsia="Arial" w:hAnsi="Arial" w:cs="Arial"/>
+          <w:sz w:val="22"/>
+          <w:szCs w:val="22"/>
+        </w:rPr>
+        <w:t>Vďaka tomu zostáva priemerný počet prvkov v jednom buckete blízky 1, čo zaručuje amortizovane konštantný čas vyhľadávania a vkladania.</w:t>
+      </w:r>
+      <w:r>
+        <w:rPr>
+          <w:rFonts w:ascii="Arial" w:eastAsia="Arial" w:hAnsi="Arial" w:cs="Arial"/>
+          <w:sz w:val="22"/>
+          <w:szCs w:val="22"/>
+        </w:rPr>
+        <w:t>.</w:t>
+      </w:r>
+    </w:p>
+    <w:p/>
+    <w:p>
+      <w:pPr>
+        <w:pStyle w:val="Nadpis2"/>
+      </w:pPr>
+      <w:r>
+        <w:rPr>
+          <w:rFonts w:ascii="Arial" w:eastAsia="Arial" w:hAnsi="Arial" w:cs="Arial"/>
+          <w:b/>
+          <w:bCs/>
+          <w:sz w:val="22"/>
+          <w:szCs w:val="22"/>
+        </w:rPr>
+        <w:t>2.3  BDD</w:t>
+      </w:r>
+    </w:p>
+    <w:p>
+      <w:r>
+        <w:rPr>
+          <w:rFonts w:ascii="Arial" w:eastAsia="Arial" w:hAnsi="Arial" w:cs="Arial"/>
+          <w:sz w:val="22"/>
+          <w:szCs w:val="22"/>
+        </w:rPr>
+        <w:t xml:space="preserve">Štruktúra </w:t>
+      </w:r>
+      <w:r>
+        <w:rPr>
+          <w:rFonts w:ascii="Courier New" w:eastAsia="Courier New" w:hAnsi="Courier New" w:cs="Courier New"/>
+          <w:sz w:val="18"/>
+          <w:szCs w:val="18"/>
+        </w:rPr>
+        <w:t>BDD</w:t>
+      </w:r>
+      <w:r>
+        <w:rPr>
+          <w:rFonts w:ascii="Arial" w:eastAsia="Arial" w:hAnsi="Arial" w:cs="Arial"/>
+          <w:sz w:val="22"/>
+          <w:szCs w:val="22"/>
+        </w:rPr>
+        <w:t xml:space="preserve"> je obalová štruktúra celého grafu. Uchováva ukazateľ na koreňový uzol, oba zdieľané terminálne uzly, počet premenných a uzlov, referenciu na unique tabuľku a poradie premenných ako reťazec znakov.</w:t>
+      </w:r>
+    </w:p>
+    <w:tbl>
+      <w:tblPr>
+        <w:tblW w:w="9026" w:type="dxa"/>
+        <w:tblBorders>
+          <w:top w:val="single" w:sz="4" w:space="0" w:color="auto"/>
+          <w:left w:val="single" w:sz="4" w:space="0" w:color="auto"/>
+          <w:bottom w:val="single" w:sz="4" w:space="0" w:color="auto"/>
+          <w:right w:val="single" w:sz="4" w:space="0" w:color="auto"/>
+          <w:insideH w:val="single" w:sz="4" w:space="0" w:color="auto"/>
+          <w:insideV w:val="single" w:sz="4" w:space="0" w:color="auto"/>
+        </w:tblBorders>
+        <w:tblCellMar>
+          <w:left w:w="10" w:type="dxa"/>
+          <w:right w:w="10" w:type="dxa"/>
+        </w:tblCellMar>
+        <w:tblLook w:val="04A0" w:firstRow="1" w:lastRow="0" w:firstColumn="1" w:lastColumn="0" w:noHBand="0" w:noVBand="1"/>
+      </w:tblPr>
+      <w:tblGrid>
+        <w:gridCol w:w="9026"/>
+      </w:tblGrid>
+      <w:tr>
+        <w:tc>
+          <w:tcPr>
+            <w:tcW w:w="9026" w:type="dxa"/>
+            <w:tcBorders>
+              <w:top w:val="single" w:sz="1" w:space="0" w:color="AAAAAA"/>
+              <w:left w:val="single" w:sz="1" w:space="0" w:color="AAAAAA"/>
+              <w:bottom w:val="single" w:sz="1" w:space="0" w:color="AAAAAA"/>
+              <w:right w:val="single" w:sz="1" w:space="0" w:color="AAAAAA"/>
+            </w:tcBorders>
+            <w:shd w:val="clear" w:color="auto" w:fill="F4F4F4"/>
+            <w:tcMar>
+              <w:top w:w="120" w:type="dxa"/>
+              <w:left w:w="200" w:type="dxa"/>
+              <w:bottom w:w="120" w:type="dxa"/>
+              <w:right w:w="200" w:type="dxa"/>
+            </w:tcMar>
+          </w:tcPr>
+          <w:p>
+            <w:pPr>
+              <w:spacing w:after="0"/>
+            </w:pPr>
+            <w:r>
+              <w:rPr>
+                <w:rFonts w:ascii="Courier New" w:eastAsia="Courier New" w:hAnsi="Courier New" w:cs="Courier New"/>
+                <w:sz w:val="18"/>
+                <w:szCs w:val="18"/>
+              </w:rPr>
+              <w:t>typedef struct BDD {</w:t>
+            </w:r>
+          </w:p>
+          <w:p>
+            <w:pPr>
+              <w:spacing w:after="0"/>
+            </w:pPr>
+            <w:r>
+              <w:rPr>
+                <w:rFonts w:ascii="Courier New" w:eastAsia="Courier New" w:hAnsi="Courier New" w:cs="Courier New"/>
+                <w:sz w:val="18"/>
+                <w:szCs w:val="18"/>
+              </w:rPr>
+              <w:t xml:space="preserve">    BDDNode      *root;</w:t>
+            </w:r>
+          </w:p>
+          <w:p>
+            <w:pPr>
+              <w:spacing w:after="0"/>
+            </w:pPr>
+            <w:r>
+              <w:rPr>
+                <w:rFonts w:ascii="Courier New" w:eastAsia="Courier New" w:hAnsi="Courier New" w:cs="Courier New"/>
+                <w:sz w:val="18"/>
+                <w:szCs w:val="18"/>
+              </w:rPr>
+              <w:t xml:space="preserve">    BDDNode      *terminal0;   /* zdieľaný terminál 0 */</w:t>
+            </w:r>
+          </w:p>
+          <w:p>
+            <w:pPr>
+              <w:spacing w:after="0"/>
+            </w:pPr>
+            <w:r>
+              <w:rPr>
+                <w:rFonts w:ascii="Courier New" w:eastAsia="Courier New" w:hAnsi="Courier New" w:cs="Courier New"/>
+                <w:sz w:val="18"/>
+                <w:szCs w:val="18"/>
+              </w:rPr>
+              <w:t xml:space="preserve">    BDDNode      *terminal1;   /* zdieľaný terminál 1 */</w:t>
+            </w:r>
+          </w:p>
+          <w:p>
+            <w:pPr>
+              <w:spacing w:after="0"/>
+            </w:pPr>
+            <w:r>
+              <w:rPr>
+                <w:rFonts w:ascii="Courier New" w:eastAsia="Courier New" w:hAnsi="Courier New" w:cs="Courier New"/>
+                <w:sz w:val="18"/>
+                <w:szCs w:val="18"/>
+              </w:rPr>
+              <w:t xml:space="preserve">    int           numVariables;</w:t>
+            </w:r>
+          </w:p>
+          <w:p>
+            <w:pPr>
+              <w:spacing w:after="0"/>
+            </w:pPr>
+            <w:r>
+              <w:rPr>
+                <w:rFonts w:ascii="Courier New" w:eastAsia="Courier New" w:hAnsi="Courier New" w:cs="Courier New"/>
+                <w:sz w:val="18"/>
+                <w:szCs w:val="18"/>
+              </w:rPr>
+              <w:t xml:space="preserve">    int           numNodes;    /* počet ne-terminálnych uzlov */</w:t>
+            </w:r>
+          </w:p>
+          <w:p>
+            <w:pPr>
+              <w:spacing w:after="0"/>
+            </w:pPr>
+            <w:r>
+              <w:rPr>
+                <w:rFonts w:ascii="Courier New" w:eastAsia="Courier New" w:hAnsi="Courier New" w:cs="Courier New"/>
+                <w:sz w:val="18"/>
+                <w:szCs w:val="18"/>
+              </w:rPr>
+              <w:t xml:space="preserve">    UniqueTable  *ut;</w:t>
+            </w:r>
+          </w:p>
+          <w:p>
+            <w:pPr>
+              <w:spacing w:after="0"/>
+            </w:pPr>
+            <w:r>
+              <w:rPr>
+                <w:rFonts w:ascii="Courier New" w:eastAsia="Courier New" w:hAnsi="Courier New" w:cs="Courier New"/>
+                <w:sz w:val="18"/>
+                <w:szCs w:val="18"/>
+              </w:rPr>
+              <w:t xml:space="preserve">    char         *varOrder;    /* napr. "BAC" */</w:t>
+            </w:r>
+          </w:p>
+          <w:p>
+            <w:pPr>
+              <w:spacing w:after="0"/>
+            </w:pPr>
+            <w:r>
+              <w:rPr>
+                <w:rFonts w:ascii="Courier New" w:eastAsia="Courier New" w:hAnsi="Courier New" w:cs="Courier New"/>
+                <w:sz w:val="18"/>
+                <w:szCs w:val="18"/>
+              </w:rPr>
+              <w:t>} BDD;</w:t>
+            </w:r>
+          </w:p>
+        </w:tc>
+      </w:tr>
+    </w:tbl>
+    <w:p/>
+    <w:p>
+      <w:r>
+        <w:rPr>
+          <w:rFonts w:ascii="Arial" w:eastAsia="Arial" w:hAnsi="Arial" w:cs="Arial"/>
+          <w:sz w:val="22"/>
+          <w:szCs w:val="22"/>
+        </w:rPr>
+        <w:t xml:space="preserve">Terminálne uzly sú alokované priamo v </w:t>
+      </w:r>
+      <w:r>
+        <w:rPr>
+          <w:rFonts w:ascii="Courier New" w:eastAsia="Courier New" w:hAnsi="Courier New" w:cs="Courier New"/>
+          <w:sz w:val="18"/>
+          <w:szCs w:val="18"/>
+        </w:rPr>
+        <w:t>BDD_create</w:t>
+      </w:r>
+      <w:r>
+        <w:rPr>
+          <w:rFonts w:ascii="Arial" w:eastAsia="Arial" w:hAnsi="Arial" w:cs="Arial"/>
+          <w:sz w:val="22"/>
+          <w:szCs w:val="22"/>
+        </w:rPr>
+        <w:t xml:space="preserve"> a nie sú registrované v unique tabuľke. Dôvodom je, že terminály sú vždy práve dva a zdieľajú sa v celom grafe.</w:t>
+      </w:r>
+    </w:p>
+    <w:p/>
+    <w:p>
+      <w:pPr>
+        <w:pStyle w:val="Nadpis1"/>
+      </w:pPr>
+      <w:r>
+        <w:rPr>
+          <w:rFonts w:ascii="Arial" w:eastAsia="Arial" w:hAnsi="Arial" w:cs="Arial"/>
+          <w:b/>
+          <w:bCs/>
+          <w:sz w:val="32"/>
+          <w:szCs w:val="32"/>
+        </w:rPr>
+        <w:t>3  Opis funkcií</w:t>
+      </w:r>
+    </w:p>
+    <w:p>
+      <w:pPr>
+        <w:pStyle w:val="Nadpis2"/>
+      </w:pPr>
+      <w:r>
+        <w:rPr>
+          <w:rFonts w:ascii="Arial" w:eastAsia="Arial" w:hAnsi="Arial" w:cs="Arial"/>
+          <w:b/>
+          <w:bCs/>
+          <w:sz w:val="26"/>
+          <w:szCs w:val="26"/>
+        </w:rPr>
+        <w:t>3.1  Operácie nad unique tabuľkou</w:t>
+      </w:r>
+    </w:p>
+    <w:p>
+      <w:pPr>
+        <w:pStyle w:val="Nadpis3"/>
+      </w:pPr>
+      <w:r>
+        <w:rPr>
+          <w:rFonts w:ascii="Arial" w:eastAsia="Arial" w:hAnsi="Arial" w:cs="Arial"/>
+          <w:b/>
+          <w:bCs/>
+          <w:sz w:val="22"/>
+          <w:szCs w:val="22"/>
+        </w:rPr>
+        <w:t>3.1.1  ut_hash</w:t>
+      </w:r>
+    </w:p>
+    <w:p>
+      <w:r>
+        <w:rPr>
+          <w:rFonts w:ascii="Arial" w:eastAsia="Arial" w:hAnsi="Arial" w:cs="Arial"/>
+          <w:sz w:val="22"/>
+          <w:szCs w:val="22"/>
+        </w:rPr>
+        <w:t xml:space="preserve">Hashovacia funkcia kombinuje trojicu </w:t>
+      </w:r>
+      <w:r>
+        <w:rPr>
+          <w:rFonts w:ascii="Courier New" w:eastAsia="Courier New" w:hAnsi="Courier New" w:cs="Courier New"/>
+          <w:sz w:val="18"/>
+          <w:szCs w:val="18"/>
+        </w:rPr>
+        <w:t>(variable, high, low)</w:t>
+      </w:r>
+      <w:r>
+        <w:rPr>
+          <w:rFonts w:ascii="Arial" w:eastAsia="Arial" w:hAnsi="Arial" w:cs="Arial"/>
+          <w:sz w:val="22"/>
+          <w:szCs w:val="22"/>
+        </w:rPr>
+        <w:t xml:space="preserve"> do jedného 64-bitového čísla pomocou FNV-inšpirovaného algoritmu. Pointery na uzly sú pretypované na celé číslo </w:t>
+      </w:r>
+      <w:r>
+        <w:rPr>
+          <w:rFonts w:ascii="Courier New" w:eastAsia="Courier New" w:hAnsi="Courier New" w:cs="Courier New"/>
+          <w:sz w:val="18"/>
+          <w:szCs w:val="18"/>
+        </w:rPr>
+        <w:t>(size_t)</w:t>
+      </w:r>
+      <w:r>
+        <w:rPr>
+          <w:rFonts w:ascii="Arial" w:eastAsia="Arial" w:hAnsi="Arial" w:cs="Arial"/>
+          <w:sz w:val="22"/>
+          <w:szCs w:val="22"/>
+        </w:rPr>
+        <w:t xml:space="preserve">, čím sa využíva fakt, že pamäťové adresy sú v danom behu programu unikátne a </w:t>
+      </w:r>
+      <w:r>
+        <w:rPr>
+          <w:rFonts w:ascii="Arial" w:eastAsia="Arial" w:hAnsi="Arial" w:cs="Arial"/>
+          <w:sz w:val="22"/>
+          <w:szCs w:val="22"/>
+        </w:rPr>
+        <w:lastRenderedPageBreak/>
+        <w:t>rovnomerne rozložené. Výsledok je modulárne zredukovaný na veľkosť tabuľky so zárukou nezápornosti.</w:t>
+      </w:r>
+    </w:p>
+    <w:tbl>
+      <w:tblPr>
+        <w:tblW w:w="9026" w:type="dxa"/>
+        <w:tblBorders>
+          <w:top w:val="single" w:sz="4" w:space="0" w:color="auto"/>
+          <w:left w:val="single" w:sz="4" w:space="0" w:color="auto"/>
+          <w:bottom w:val="single" w:sz="4" w:space="0" w:color="auto"/>
+          <w:right w:val="single" w:sz="4" w:space="0" w:color="auto"/>
+          <w:insideH w:val="single" w:sz="4" w:space="0" w:color="auto"/>
+          <w:insideV w:val="single" w:sz="4" w:space="0" w:color="auto"/>
+        </w:tblBorders>
+        <w:tblCellMar>
+          <w:left w:w="10" w:type="dxa"/>
+          <w:right w:w="10" w:type="dxa"/>
+        </w:tblCellMar>
+        <w:tblLook w:val="04A0" w:firstRow="1" w:lastRow="0" w:firstColumn="1" w:lastColumn="0" w:noHBand="0" w:noVBand="1"/>
+      </w:tblPr>
+      <w:tblGrid>
+        <w:gridCol w:w="9026"/>
+      </w:tblGrid>
+      <w:tr>
+        <w:tc>
+          <w:tcPr>
+            <w:tcW w:w="9026" w:type="dxa"/>
+            <w:tcBorders>
+              <w:top w:val="single" w:sz="1" w:space="0" w:color="AAAAAA"/>
+              <w:left w:val="single" w:sz="1" w:space="0" w:color="AAAAAA"/>
+              <w:bottom w:val="single" w:sz="1" w:space="0" w:color="AAAAAA"/>
+              <w:right w:val="single" w:sz="1" w:space="0" w:color="AAAAAA"/>
+            </w:tcBorders>
+            <w:shd w:val="clear" w:color="auto" w:fill="F4F4F4"/>
+            <w:tcMar>
+              <w:top w:w="120" w:type="dxa"/>
+              <w:left w:w="200" w:type="dxa"/>
+              <w:bottom w:w="120" w:type="dxa"/>
+              <w:right w:w="200" w:type="dxa"/>
+            </w:tcMar>
+          </w:tcPr>
+          <w:p>
+            <w:pPr>
+              <w:spacing w:after="0"/>
+            </w:pPr>
+            <w:r>
+              <w:rPr>
+                <w:rFonts w:ascii="Courier New" w:eastAsia="Courier New" w:hAnsi="Courier New" w:cs="Courier New"/>
+                <w:sz w:val="18"/>
+                <w:szCs w:val="18"/>
+              </w:rPr>
+              <w:t>static long long ut_hash(UniqueTable *ut, char variable,</w:t>
+            </w:r>
+          </w:p>
+          <w:p>
+            <w:pPr>
+              <w:spacing w:after="0"/>
+            </w:pPr>
+            <w:r>
+              <w:rPr>
+                <w:rFonts w:ascii="Courier New" w:eastAsia="Courier New" w:hAnsi="Courier New" w:cs="Courier New"/>
+                <w:sz w:val="18"/>
+                <w:szCs w:val="18"/>
+              </w:rPr>
+              <w:t xml:space="preserve">                         BDDNode *high, BDDNode *low) {</w:t>
+            </w:r>
+          </w:p>
+          <w:p>
+            <w:pPr>
+              <w:spacing w:after="0"/>
+            </w:pPr>
+            <w:r>
+              <w:rPr>
+                <w:rFonts w:ascii="Courier New" w:eastAsia="Courier New" w:hAnsi="Courier New" w:cs="Courier New"/>
+                <w:sz w:val="18"/>
+                <w:szCs w:val="18"/>
+              </w:rPr>
+              <w:t xml:space="preserve">    long long h = (unsigned char)variable;</w:t>
+            </w:r>
+          </w:p>
+          <w:p>
+            <w:pPr>
+              <w:spacing w:after="0"/>
+            </w:pPr>
+            <w:r>
+              <w:rPr>
+                <w:rFonts w:ascii="Courier New" w:eastAsia="Courier New" w:hAnsi="Courier New" w:cs="Courier New"/>
+                <w:sz w:val="18"/>
+                <w:szCs w:val="18"/>
+              </w:rPr>
+              <w:t xml:space="preserve">    h = h * 1000003LL ^ (long long)(size_t)high;</w:t>
+            </w:r>
+          </w:p>
+          <w:p>
+            <w:pPr>
+              <w:spacing w:after="0"/>
+            </w:pPr>
+            <w:r>
+              <w:rPr>
+                <w:rFonts w:ascii="Courier New" w:eastAsia="Courier New" w:hAnsi="Courier New" w:cs="Courier New"/>
+                <w:sz w:val="18"/>
+                <w:szCs w:val="18"/>
+              </w:rPr>
+              <w:t xml:space="preserve">    h = h * 1000003LL ^ (long long)(size_t)low;</w:t>
+            </w:r>
+          </w:p>
+          <w:p>
+            <w:pPr>
+              <w:spacing w:after="0"/>
+            </w:pPr>
+            <w:r>
+              <w:rPr>
+                <w:rFonts w:ascii="Courier New" w:eastAsia="Courier New" w:hAnsi="Courier New" w:cs="Courier New"/>
+                <w:sz w:val="18"/>
+                <w:szCs w:val="18"/>
+              </w:rPr>
+              <w:t xml:space="preserve">    return ((h % ut-&gt;size) + ut-&gt;size) % ut-&gt;size;</w:t>
+            </w:r>
+          </w:p>
+          <w:p>
+            <w:pPr>
+              <w:spacing w:after="0"/>
+            </w:pPr>
+            <w:r>
+              <w:rPr>
+                <w:rFonts w:ascii="Courier New" w:eastAsia="Courier New" w:hAnsi="Courier New" w:cs="Courier New"/>
+                <w:sz w:val="18"/>
+                <w:szCs w:val="18"/>
+              </w:rPr>
+              <w:t>}</w:t>
+            </w:r>
+          </w:p>
+        </w:tc>
+      </w:tr>
+    </w:tbl>
+    <w:p/>
+    <w:p>
+      <w:pPr>
+        <w:pStyle w:val="Nadpis3"/>
+      </w:pPr>
+      <w:r>
+        <w:rPr>
+          <w:rFonts w:ascii="Arial" w:eastAsia="Arial" w:hAnsi="Arial" w:cs="Arial"/>
+          <w:b/>
+          <w:bCs/>
+          <w:sz w:val="22"/>
+          <w:szCs w:val="22"/>
+        </w:rPr>
+        <w:t>3.1.2  ut_lookup</w:t>
+      </w:r>
+    </w:p>
+    <w:p>
+      <w:r>
+        <w:rPr>
+          <w:rFonts w:ascii="Arial" w:eastAsia="Arial" w:hAnsi="Arial" w:cs="Arial"/>
+          <w:sz w:val="22"/>
+          <w:szCs w:val="22"/>
+        </w:rPr>
+        <w:t xml:space="preserve">Prehľadá reťazec v príslušnom buckete a vráti existujúci uzol, alebo </w:t>
+      </w:r>
+      <w:r>
+        <w:rPr>
+          <w:rFonts w:ascii="Courier New" w:eastAsia="Courier New" w:hAnsi="Courier New" w:cs="Courier New"/>
+          <w:sz w:val="18"/>
+          <w:szCs w:val="18"/>
+        </w:rPr>
+        <w:t>NULL</w:t>
+      </w:r>
+      <w:r>
+        <w:rPr>
+          <w:rFonts w:ascii="Arial" w:eastAsia="Arial" w:hAnsi="Arial" w:cs="Arial"/>
+          <w:sz w:val="22"/>
+          <w:szCs w:val="22"/>
+        </w:rPr>
+        <w:t xml:space="preserve"> ak uzol ešte neexistuje. Porovnanie je striktné</w:t>
+      </w:r>
+      <w:r>
+        <w:rPr>
+          <w:rFonts w:ascii="Arial" w:eastAsia="Arial" w:hAnsi="Arial" w:cs="Arial"/>
+          <w:sz w:val="22"/>
+          <w:szCs w:val="22"/>
+        </w:rPr>
+        <w:t>,</w:t>
+      </w:r>
+      <w:r>
+        <w:rPr>
+          <w:rFonts w:ascii="Arial" w:eastAsia="Arial" w:hAnsi="Arial" w:cs="Arial"/>
+          <w:sz w:val="22"/>
+          <w:szCs w:val="22"/>
+        </w:rPr>
+        <w:t xml:space="preserve"> musia sa zhodovať všetky tri polia kľúča.</w:t>
+      </w:r>
+    </w:p>
+    <w:p>
+      <w:pPr>
+        <w:pStyle w:val="Nadpis3"/>
+      </w:pPr>
+      <w:r>
+        <w:rPr>
+          <w:rFonts w:ascii="Arial" w:eastAsia="Arial" w:hAnsi="Arial" w:cs="Arial"/>
+          <w:b/>
+          <w:bCs/>
+          <w:sz w:val="22"/>
+          <w:szCs w:val="22"/>
+        </w:rPr>
+        <w:t>3.1.3  ut_get_or_insert</w:t>
+      </w:r>
+    </w:p>
+    <w:p>
+      <w:r>
+        <w:rPr>
+          <w:rFonts w:ascii="Arial" w:eastAsia="Arial" w:hAnsi="Arial" w:cs="Arial"/>
+          <w:sz w:val="22"/>
+          <w:szCs w:val="22"/>
+        </w:rPr>
+        <w:t xml:space="preserve">Ide o hlavnú funkciu unique tabuľky. Najprv zavolá </w:t>
+      </w:r>
+      <w:r>
+        <w:rPr>
+          <w:rFonts w:ascii="Courier New" w:eastAsia="Courier New" w:hAnsi="Courier New" w:cs="Courier New"/>
+          <w:sz w:val="18"/>
+          <w:szCs w:val="18"/>
+        </w:rPr>
+        <w:t>ut_lookup</w:t>
+      </w:r>
+      <w:r>
+        <w:rPr>
+          <w:rFonts w:ascii="Arial" w:eastAsia="Arial" w:hAnsi="Arial" w:cs="Arial"/>
+          <w:sz w:val="22"/>
+          <w:szCs w:val="22"/>
+        </w:rPr>
+        <w:t xml:space="preserve">; ak nájde existujúci uzol, vráti ho bez alokácie. Ak uzol neexistuje, alokuje nový </w:t>
+      </w:r>
+      <w:r>
+        <w:rPr>
+          <w:rFonts w:ascii="Courier New" w:eastAsia="Courier New" w:hAnsi="Courier New" w:cs="Courier New"/>
+          <w:sz w:val="18"/>
+          <w:szCs w:val="18"/>
+        </w:rPr>
+        <w:t>BDDNode</w:t>
+      </w:r>
+      <w:r>
+        <w:rPr>
+          <w:rFonts w:ascii="Arial" w:eastAsia="Arial" w:hAnsi="Arial" w:cs="Arial"/>
+          <w:sz w:val="22"/>
+          <w:szCs w:val="22"/>
+        </w:rPr>
+        <w:t xml:space="preserve">, vloží ho do tabuľky a skontroluje load factor. Ak je príliš vysoký, spustí rehashing. Táto funkcia je zodpovedná za realizáciu </w:t>
+      </w:r>
+      <w:r>
+        <w:rPr>
+          <w:rFonts w:ascii="Arial" w:eastAsia="Arial" w:hAnsi="Arial" w:cs="Arial"/>
+          <w:b/>
+          <w:bCs/>
+          <w:sz w:val="22"/>
+          <w:szCs w:val="22"/>
+        </w:rPr>
+        <w:t>pravidla merging</w:t>
+      </w:r>
+      <w:r>
+        <w:rPr>
+          <w:rFonts w:ascii="Arial" w:eastAsia="Arial" w:hAnsi="Arial" w:cs="Arial"/>
+          <w:sz w:val="22"/>
+          <w:szCs w:val="22"/>
+        </w:rPr>
+        <w:t>.</w:t>
+      </w:r>
+      <w:r>
+        <w:rPr>
+          <w:rFonts w:ascii="Arial" w:eastAsia="Arial" w:hAnsi="Arial" w:cs="Arial"/>
+          <w:sz w:val="22"/>
+          <w:szCs w:val="22"/>
+        </w:rPr>
+        <w:t xml:space="preserve"> </w:t>
+      </w:r>
+      <w:r>
+        <w:rPr>
+          <w:rFonts w:ascii="Arial" w:eastAsia="Arial" w:hAnsi="Arial" w:cs="Arial"/>
+          <w:sz w:val="22"/>
+          <w:szCs w:val="22"/>
+        </w:rPr>
+        <w:t>Z</w:t>
+      </w:r>
+      <w:r>
+        <w:rPr>
+          <w:rFonts w:ascii="Arial" w:eastAsia="Arial" w:hAnsi="Arial" w:cs="Arial"/>
+          <w:sz w:val="22"/>
+          <w:szCs w:val="22"/>
+        </w:rPr>
+        <w:t>abezpečuje, že v BDD nikdy neexistujú dva štrukturálne identické vnútorné uzly.</w:t>
+      </w:r>
+    </w:p>
+    <w:p>
+      <w:pPr>
+        <w:pStyle w:val="Nadpis3"/>
+      </w:pPr>
+      <w:r>
+        <w:rPr>
+          <w:rFonts w:ascii="Arial" w:eastAsia="Arial" w:hAnsi="Arial" w:cs="Arial"/>
+          <w:b/>
+          <w:bCs/>
+          <w:sz w:val="22"/>
+          <w:szCs w:val="22"/>
+        </w:rPr>
+        <w:t>3.1.4  ut_rehash</w:t>
+      </w:r>
+    </w:p>
+    <w:p>
+      <w:r>
+        <w:rPr>
+          <w:rFonts w:ascii="Arial" w:eastAsia="Arial" w:hAnsi="Arial" w:cs="Arial"/>
+          <w:sz w:val="22"/>
+          <w:szCs w:val="22"/>
+        </w:rPr>
+        <w:t xml:space="preserve">Zdvojnásobí pole bucketov a prerozmiestni všetky existujúce záznamy. Záznamy </w:t>
+      </w:r>
+      <w:r>
+        <w:rPr>
+          <w:rFonts w:ascii="Courier New" w:eastAsia="Courier New" w:hAnsi="Courier New" w:cs="Courier New"/>
+          <w:sz w:val="18"/>
+          <w:szCs w:val="18"/>
+        </w:rPr>
+        <w:t>UTNode</w:t>
+      </w:r>
+      <w:r>
+        <w:rPr>
+          <w:rFonts w:ascii="Arial" w:eastAsia="Arial" w:hAnsi="Arial" w:cs="Arial"/>
+          <w:sz w:val="22"/>
+          <w:szCs w:val="22"/>
+        </w:rPr>
+        <w:t xml:space="preserve"> sa nezahadzujú</w:t>
+      </w:r>
+      <w:r>
+        <w:rPr>
+          <w:rFonts w:ascii="Arial" w:eastAsia="Arial" w:hAnsi="Arial" w:cs="Arial"/>
+          <w:sz w:val="22"/>
+          <w:szCs w:val="22"/>
+        </w:rPr>
+        <w:t>,</w:t>
+      </w:r>
+      <w:r>
+        <w:rPr>
+          <w:rFonts w:ascii="Arial" w:eastAsia="Arial" w:hAnsi="Arial" w:cs="Arial"/>
+          <w:sz w:val="22"/>
+          <w:szCs w:val="22"/>
+        </w:rPr>
+        <w:t xml:space="preserve"> len sa zmení ich pozícia v poli. Pôvodné pole sa uvoľní. Rehashing je spúšťaný automaticky z </w:t>
+      </w:r>
+      <w:r>
+        <w:rPr>
+          <w:rFonts w:ascii="Courier New" w:eastAsia="Courier New" w:hAnsi="Courier New" w:cs="Courier New"/>
+          <w:sz w:val="18"/>
+          <w:szCs w:val="18"/>
+        </w:rPr>
+        <w:t>ut_get_or_insert</w:t>
+      </w:r>
+      <w:r>
+        <w:rPr>
+          <w:rFonts w:ascii="Arial" w:eastAsia="Arial" w:hAnsi="Arial" w:cs="Arial"/>
+          <w:sz w:val="22"/>
+          <w:szCs w:val="22"/>
+        </w:rPr>
+        <w:t xml:space="preserve"> vždy, keď load factor presiahne 0,75.</w:t>
+      </w:r>
+    </w:p>
+    <w:p>
+      <w:pPr>
+        <w:pStyle w:val="Nadpis3"/>
+      </w:pPr>
+      <w:r>
+        <w:rPr>
+          <w:rFonts w:ascii="Arial" w:eastAsia="Arial" w:hAnsi="Arial" w:cs="Arial"/>
+          <w:b/>
+          <w:bCs/>
+          <w:sz w:val="22"/>
+          <w:szCs w:val="22"/>
+        </w:rPr>
+        <w:t>3.1.5  ut_free</w:t>
+      </w:r>
+    </w:p>
+    <w:p>
+      <w:r>
+        <w:rPr>
+          <w:rFonts w:ascii="Arial" w:eastAsia="Arial" w:hAnsi="Arial" w:cs="Arial"/>
+          <w:sz w:val="22"/>
+          <w:szCs w:val="22"/>
+        </w:rPr>
+        <w:t xml:space="preserve">Prechádza všetky buckety a reťazce, uvoľňuje každý </w:t>
+      </w:r>
+      <w:r>
+        <w:rPr>
+          <w:rFonts w:ascii="Courier New" w:eastAsia="Courier New" w:hAnsi="Courier New" w:cs="Courier New"/>
+          <w:sz w:val="18"/>
+          <w:szCs w:val="18"/>
+        </w:rPr>
+        <w:t>UTNode</w:t>
+      </w:r>
+      <w:r>
+        <w:rPr>
+          <w:rFonts w:ascii="Arial" w:eastAsia="Arial" w:hAnsi="Arial" w:cs="Arial"/>
+          <w:sz w:val="22"/>
+          <w:szCs w:val="22"/>
+        </w:rPr>
+        <w:t xml:space="preserve"> aj jeho </w:t>
+      </w:r>
+      <w:r>
+        <w:rPr>
+          <w:rFonts w:ascii="Courier New" w:eastAsia="Courier New" w:hAnsi="Courier New" w:cs="Courier New"/>
+          <w:sz w:val="18"/>
+          <w:szCs w:val="18"/>
+        </w:rPr>
+        <w:t>BDDNode</w:t>
+      </w:r>
+      <w:r>
+        <w:rPr>
+          <w:rFonts w:ascii="Arial" w:eastAsia="Arial" w:hAnsi="Arial" w:cs="Arial"/>
+          <w:sz w:val="22"/>
+          <w:szCs w:val="22"/>
+        </w:rPr>
+        <w:t xml:space="preserve">. Terminálne uzly sú uvoľnené osobitne v </w:t>
+      </w:r>
+      <w:r>
+        <w:rPr>
+          <w:rFonts w:ascii="Courier New" w:eastAsia="Courier New" w:hAnsi="Courier New" w:cs="Courier New"/>
+          <w:sz w:val="18"/>
+          <w:szCs w:val="18"/>
+        </w:rPr>
+        <w:t>BDD_free</w:t>
+      </w:r>
+      <w:r>
+        <w:rPr>
+          <w:rFonts w:ascii="Arial" w:eastAsia="Arial" w:hAnsi="Arial" w:cs="Arial"/>
+          <w:sz w:val="22"/>
+          <w:szCs w:val="22"/>
+        </w:rPr>
+        <w:t>, preto nie sú v tabuľke registrované.</w:t>
+      </w:r>
+    </w:p>
+    <w:p/>
+    <w:p>
+      <w:pPr>
+        <w:pStyle w:val="Nadpis2"/>
+      </w:pPr>
+      <w:r>
+        <w:rPr>
+          <w:rFonts w:ascii="Arial" w:eastAsia="Arial" w:hAnsi="Arial" w:cs="Arial"/>
+          <w:b/>
+          <w:bCs/>
+          <w:sz w:val="26"/>
+          <w:szCs w:val="26"/>
+        </w:rPr>
+        <w:t>3.2  Parsovanie a zjednodušovanie výrazu</w:t>
+      </w:r>
+    </w:p>
+    <w:p>
+      <w:pPr>
+        <w:pStyle w:val="Nadpis3"/>
+      </w:pPr>
+      <w:r>
+        <w:rPr>
+          <w:rFonts w:ascii="Arial" w:eastAsia="Arial" w:hAnsi="Arial" w:cs="Arial"/>
+          <w:b/>
+          <w:bCs/>
+          <w:sz w:val="22"/>
+          <w:szCs w:val="22"/>
+        </w:rPr>
+        <w:t>3.2.1  eval_term a eval_expression</w:t>
+      </w:r>
+    </w:p>
+    <w:p>
+      <w:r>
+        <w:rPr>
+          <w:rFonts w:ascii="Arial" w:eastAsia="Arial" w:hAnsi="Arial" w:cs="Arial"/>
+          <w:sz w:val="22"/>
+          <w:szCs w:val="22"/>
+        </w:rPr>
+        <w:t xml:space="preserve">Dvojica funkcií </w:t>
+      </w:r>
+      <w:r>
+        <w:rPr>
+          <w:rFonts w:ascii="Courier New" w:eastAsia="Courier New" w:hAnsi="Courier New" w:cs="Courier New"/>
+          <w:sz w:val="18"/>
+          <w:szCs w:val="18"/>
+        </w:rPr>
+        <w:t>eval_term</w:t>
+      </w:r>
+      <w:r>
+        <w:rPr>
+          <w:rFonts w:ascii="Arial" w:eastAsia="Arial" w:hAnsi="Arial" w:cs="Arial"/>
+          <w:sz w:val="22"/>
+          <w:szCs w:val="22"/>
+        </w:rPr>
+        <w:t xml:space="preserve"> / </w:t>
+      </w:r>
+      <w:r>
+        <w:rPr>
+          <w:rFonts w:ascii="Courier New" w:eastAsia="Courier New" w:hAnsi="Courier New" w:cs="Courier New"/>
+          <w:sz w:val="18"/>
+          <w:szCs w:val="18"/>
+        </w:rPr>
+        <w:t>eval_expression</w:t>
+      </w:r>
+      <w:r>
+        <w:rPr>
+          <w:rFonts w:ascii="Arial" w:eastAsia="Arial" w:hAnsi="Arial" w:cs="Arial"/>
+          <w:sz w:val="22"/>
+          <w:szCs w:val="22"/>
+        </w:rPr>
+        <w:t xml:space="preserve"> slúži výlučne na overenie správnosti BDD v testoch. Funkcia </w:t>
+      </w:r>
+      <w:r>
+        <w:rPr>
+          <w:rFonts w:ascii="Courier New" w:eastAsia="Courier New" w:hAnsi="Courier New" w:cs="Courier New"/>
+          <w:sz w:val="18"/>
+          <w:szCs w:val="18"/>
+        </w:rPr>
+        <w:t>eval_term</w:t>
+      </w:r>
+      <w:r>
+        <w:rPr>
+          <w:rFonts w:ascii="Arial" w:eastAsia="Arial" w:hAnsi="Arial" w:cs="Arial"/>
+          <w:sz w:val="22"/>
+          <w:szCs w:val="22"/>
+        </w:rPr>
+        <w:t xml:space="preserve"> vyhodnotí jeden konjunktívny term pre konkrétne hodnoty premenných zadané ako reťazec znakov '0'/'1'. Funkcia </w:t>
+      </w:r>
+      <w:r>
+        <w:rPr>
+          <w:rFonts w:ascii="Courier New" w:eastAsia="Courier New" w:hAnsi="Courier New" w:cs="Courier New"/>
+          <w:sz w:val="18"/>
+          <w:szCs w:val="18"/>
+        </w:rPr>
+        <w:t>eval_expression</w:t>
+      </w:r>
+      <w:r>
+        <w:rPr>
+          <w:rFonts w:ascii="Arial" w:eastAsia="Arial" w:hAnsi="Arial" w:cs="Arial"/>
+          <w:sz w:val="22"/>
+          <w:szCs w:val="22"/>
+        </w:rPr>
+        <w:t xml:space="preserve"> iteruje cez termy oddelené znakom '+' a vráti 1, ak aspoň jeden term je splnený (OR). Tieto funkcie nie sú používané pri samotnom budovaní BDD.</w:t>
+      </w:r>
+    </w:p>
+    <w:p>
+      <w:pPr>
+        <w:pStyle w:val="Nadpis3"/>
+      </w:pPr>
+      <w:r>
+        <w:rPr>
+          <w:rFonts w:ascii="Arial" w:eastAsia="Arial" w:hAnsi="Arial" w:cs="Arial"/>
+          <w:b/>
+          <w:bCs/>
+          <w:sz w:val="22"/>
+          <w:szCs w:val="22"/>
+        </w:rPr>
+        <w:t>3.2.2  simplify</w:t>
+      </w:r>
+    </w:p>
+    <w:p>
+      <w:r>
+        <w:rPr>
+          <w:rFonts w:ascii="Arial" w:eastAsia="Arial" w:hAnsi="Arial" w:cs="Arial"/>
+          <w:sz w:val="22"/>
+          <w:szCs w:val="22"/>
+        </w:rPr>
+        <w:t xml:space="preserve">Toto je algoritmicky najdôležitejšia pomocná funkcia. Dostane </w:t>
+      </w:r>
+      <w:r>
+        <w:rPr>
+          <w:rFonts w:ascii="Arial" w:eastAsia="Arial" w:hAnsi="Arial" w:cs="Arial"/>
+          <w:sz w:val="22"/>
+          <w:szCs w:val="22"/>
+        </w:rPr>
+        <w:t xml:space="preserve">reťazec reprezentujúci </w:t>
+      </w:r>
+      <w:r>
+        <w:rPr>
+          <w:rFonts w:ascii="Arial" w:eastAsia="Arial" w:hAnsi="Arial" w:cs="Arial"/>
+          <w:sz w:val="22"/>
+          <w:szCs w:val="22"/>
+        </w:rPr>
+        <w:t xml:space="preserve">DNF výraz, premennú </w:t>
+      </w:r>
+      <w:r>
+        <w:rPr>
+          <w:rFonts w:ascii="Arial" w:eastAsia="Arial" w:hAnsi="Arial" w:cs="Arial"/>
+          <w:sz w:val="22"/>
+          <w:szCs w:val="22"/>
+        </w:rPr>
+        <w:t xml:space="preserve">ako znak </w:t>
+      </w:r>
+      <w:r>
+        <w:rPr>
+          <w:rFonts w:ascii="Arial" w:eastAsia="Arial" w:hAnsi="Arial" w:cs="Arial"/>
+          <w:sz w:val="22"/>
+          <w:szCs w:val="22"/>
+        </w:rPr>
+        <w:t>a hodnotu (0 alebo 1), a vráti nový výraz vzniknutý dosadením tejto hodnoty za premennú. Princíp je nasledovný:</w:t>
+      </w:r>
+    </w:p>
+    <w:p>
+      <w:r>
+        <w:rPr>
+          <w:rFonts w:ascii="Arial" w:eastAsia="Arial" w:hAnsi="Arial" w:cs="Arial"/>
+          <w:sz w:val="22"/>
+          <w:szCs w:val="22"/>
+        </w:rPr>
+        <w:t>Pre každý term v DNF sa prechádzajú literály. Ak literál obsahuje danú premennú, dosadí sa jej hodnota</w:t>
+      </w:r>
+      <w:r>
+        <w:rPr>
+          <w:rFonts w:ascii="Arial" w:eastAsia="Arial" w:hAnsi="Arial" w:cs="Arial"/>
+          <w:sz w:val="22"/>
+          <w:szCs w:val="22"/>
+        </w:rPr>
+        <w:t>, prípadne opačná hodnota</w:t>
+      </w:r>
+      <w:r>
+        <w:rPr>
+          <w:rFonts w:ascii="Arial" w:eastAsia="Arial" w:hAnsi="Arial" w:cs="Arial"/>
+          <w:sz w:val="22"/>
+          <w:szCs w:val="22"/>
+        </w:rPr>
+        <w:t xml:space="preserve"> </w:t>
+      </w:r>
+      <w:r>
+        <w:rPr>
+          <w:rFonts w:ascii="Arial" w:eastAsia="Arial" w:hAnsi="Arial" w:cs="Arial"/>
+          <w:sz w:val="22"/>
+          <w:szCs w:val="22"/>
+        </w:rPr>
+        <w:t>pri</w:t>
+      </w:r>
+      <w:r>
+        <w:rPr>
+          <w:rFonts w:ascii="Arial" w:eastAsia="Arial" w:hAnsi="Arial" w:cs="Arial"/>
+          <w:sz w:val="22"/>
+          <w:szCs w:val="22"/>
+        </w:rPr>
+        <w:t xml:space="preserve"> operátor</w:t>
+      </w:r>
+      <w:r>
+        <w:rPr>
+          <w:rFonts w:ascii="Arial" w:eastAsia="Arial" w:hAnsi="Arial" w:cs="Arial"/>
+          <w:sz w:val="22"/>
+          <w:szCs w:val="22"/>
+        </w:rPr>
+        <w:t>e</w:t>
+      </w:r>
+      <w:r>
+        <w:rPr>
+          <w:rFonts w:ascii="Arial" w:eastAsia="Arial" w:hAnsi="Arial" w:cs="Arial"/>
+          <w:sz w:val="22"/>
+          <w:szCs w:val="22"/>
+        </w:rPr>
+        <w:t xml:space="preserve"> '!'. Ak literál s touto hodnotou dáva 0, </w:t>
+      </w:r>
+      <w:r>
+        <w:rPr>
+          <w:rFonts w:ascii="Arial" w:eastAsia="Arial" w:hAnsi="Arial" w:cs="Arial"/>
+          <w:sz w:val="22"/>
+          <w:szCs w:val="22"/>
+        </w:rPr>
+        <w:lastRenderedPageBreak/>
+        <w:t>celý term sa vylúči (AND s 0 je 0). Ak je hodnota 1, literál sa z termu jednoducho odstráni (je splnený, ďalej neovplyvňuje výsledok). Ostatné literály z iných premenných ostávajú v terme nezmenené.</w:t>
+      </w:r>
+    </w:p>
+    <w:p>
+      <w:r>
+        <w:rPr>
+          <w:rFonts w:ascii="Arial" w:eastAsia="Arial" w:hAnsi="Arial" w:cs="Arial"/>
+          <w:sz w:val="22"/>
+          <w:szCs w:val="22"/>
+        </w:rPr>
+        <w:t xml:space="preserve">Špeciálny prípad nastáva, keď po vylúčení literálu </w:t>
+      </w:r>
+      <w:r>
+        <w:rPr>
+          <w:rFonts w:ascii="Arial" w:eastAsia="Arial" w:hAnsi="Arial" w:cs="Arial"/>
+          <w:sz w:val="22"/>
+          <w:szCs w:val="22"/>
+        </w:rPr>
+        <w:t xml:space="preserve">je </w:t>
+      </w:r>
+      <w:r>
+        <w:rPr>
+          <w:rFonts w:ascii="Arial" w:eastAsia="Arial" w:hAnsi="Arial" w:cs="Arial"/>
+          <w:sz w:val="22"/>
+          <w:szCs w:val="22"/>
+        </w:rPr>
+        <w:t>zvyšný term prázdny</w:t>
+      </w:r>
+      <w:r>
+        <w:rPr>
+          <w:rFonts w:ascii="Arial" w:eastAsia="Arial" w:hAnsi="Arial" w:cs="Arial"/>
+          <w:sz w:val="22"/>
+          <w:szCs w:val="22"/>
+        </w:rPr>
+        <w:t>.</w:t>
+      </w:r>
+      <w:r>
+        <w:rPr>
+          <w:rFonts w:ascii="Arial" w:eastAsia="Arial" w:hAnsi="Arial" w:cs="Arial"/>
+          <w:sz w:val="22"/>
+          <w:szCs w:val="22"/>
+        </w:rPr>
+        <w:t xml:space="preserve"> </w:t>
+      </w:r>
+      <w:r>
+        <w:rPr>
+          <w:rFonts w:ascii="Arial" w:eastAsia="Arial" w:hAnsi="Arial" w:cs="Arial"/>
+          <w:sz w:val="22"/>
+          <w:szCs w:val="22"/>
+        </w:rPr>
+        <w:t>T</w:t>
+      </w:r>
+      <w:r>
+        <w:rPr>
+          <w:rFonts w:ascii="Arial" w:eastAsia="Arial" w:hAnsi="Arial" w:cs="Arial"/>
+          <w:sz w:val="22"/>
+          <w:szCs w:val="22"/>
+        </w:rPr>
+        <w:t xml:space="preserve">o znamená, že všetky jeho literály boli splnené, a teda celý výraz má hodnotu 1. Funkcia vtedy okamžite vracia reťazec </w:t>
+      </w:r>
+      <w:r>
+        <w:rPr>
+          <w:rFonts w:ascii="Courier New" w:eastAsia="Courier New" w:hAnsi="Courier New" w:cs="Courier New"/>
+          <w:sz w:val="18"/>
+          <w:szCs w:val="18"/>
+        </w:rPr>
+        <w:t>"1"</w:t>
+      </w:r>
+      <w:r>
+        <w:rPr>
+          <w:rFonts w:ascii="Arial" w:eastAsia="Arial" w:hAnsi="Arial" w:cs="Arial"/>
+          <w:sz w:val="22"/>
+          <w:szCs w:val="22"/>
+        </w:rPr>
+        <w:t xml:space="preserve">. Ak po spracovaní všetkých termov nezostal žiadny, výsledok je </w:t>
+      </w:r>
+      <w:r>
+        <w:rPr>
+          <w:rFonts w:ascii="Courier New" w:eastAsia="Courier New" w:hAnsi="Courier New" w:cs="Courier New"/>
+          <w:sz w:val="18"/>
+          <w:szCs w:val="18"/>
+        </w:rPr>
+        <w:t>"0"</w:t>
+      </w:r>
+      <w:r>
+        <w:rPr>
+          <w:rFonts w:ascii="Arial" w:eastAsia="Arial" w:hAnsi="Arial" w:cs="Arial"/>
+          <w:sz w:val="22"/>
+          <w:szCs w:val="22"/>
+        </w:rPr>
+        <w:t>.</w:t>
+      </w:r>
+    </w:p>
+    <w:tbl>
+      <w:tblPr>
+        <w:tblW w:w="9026" w:type="dxa"/>
+        <w:tblBorders>
+          <w:top w:val="single" w:sz="4" w:space="0" w:color="auto"/>
+          <w:left w:val="single" w:sz="4" w:space="0" w:color="auto"/>
+          <w:bottom w:val="single" w:sz="4" w:space="0" w:color="auto"/>
+          <w:right w:val="single" w:sz="4" w:space="0" w:color="auto"/>
+          <w:insideH w:val="single" w:sz="4" w:space="0" w:color="auto"/>
+          <w:insideV w:val="single" w:sz="4" w:space="0" w:color="auto"/>
+        </w:tblBorders>
+        <w:tblCellMar>
+          <w:left w:w="10" w:type="dxa"/>
+          <w:right w:w="10" w:type="dxa"/>
+        </w:tblCellMar>
+        <w:tblLook w:val="04A0" w:firstRow="1" w:lastRow="0" w:firstColumn="1" w:lastColumn="0" w:noHBand="0" w:noVBand="1"/>
+      </w:tblPr>
+      <w:tblGrid>
+        <w:gridCol w:w="9026"/>
+      </w:tblGrid>
+      <w:tr>
+        <w:tc>
+          <w:tcPr>
+            <w:tcW w:w="9026" w:type="dxa"/>
+            <w:tcBorders>
+              <w:top w:val="single" w:sz="1" w:space="0" w:color="AAAAAA"/>
+              <w:left w:val="single" w:sz="1" w:space="0" w:color="AAAAAA"/>
+              <w:bottom w:val="single" w:sz="1" w:space="0" w:color="AAAAAA"/>
+              <w:right w:val="single" w:sz="1" w:space="0" w:color="AAAAAA"/>
+            </w:tcBorders>
+            <w:shd w:val="clear" w:color="auto" w:fill="F4F4F4"/>
+            <w:tcMar>
+              <w:top w:w="120" w:type="dxa"/>
+              <w:left w:w="200" w:type="dxa"/>
+              <w:bottom w:w="120" w:type="dxa"/>
+              <w:right w:w="200" w:type="dxa"/>
+            </w:tcMar>
+          </w:tcPr>
+          <w:p>
+            <w:pPr>
+              <w:spacing w:after="0"/>
+            </w:pPr>
+            <w:r>
+              <w:rPr>
+                <w:rFonts w:ascii="Courier New" w:eastAsia="Courier New" w:hAnsi="Courier New" w:cs="Courier New"/>
+                <w:sz w:val="18"/>
+                <w:szCs w:val="18"/>
+              </w:rPr>
+              <w:t>/* Príklad: simplify("A.!B.C+!A.B", 'A', 1) */</w:t>
+            </w:r>
+          </w:p>
+          <w:p>
+            <w:pPr>
+              <w:spacing w:after="0"/>
+            </w:pPr>
+            <w:r>
+              <w:rPr>
+                <w:rFonts w:ascii="Courier New" w:eastAsia="Courier New" w:hAnsi="Courier New" w:cs="Courier New"/>
+                <w:sz w:val="18"/>
+                <w:szCs w:val="18"/>
+              </w:rPr>
+              <w:t>/*  term 1</w:t>
+            </w:r>
+            <w:r>
+              <w:rPr>
+                <w:rFonts w:ascii="Courier New" w:eastAsia="Courier New" w:hAnsi="Courier New" w:cs="Courier New"/>
+                <w:sz w:val="18"/>
+                <w:szCs w:val="18"/>
+              </w:rPr>
+              <w:t xml:space="preserve"> A.!B.C</w:t>
+            </w:r>
+            <w:r>
+              <w:rPr>
+                <w:rFonts w:ascii="Courier New" w:eastAsia="Courier New" w:hAnsi="Courier New" w:cs="Courier New"/>
+                <w:sz w:val="18"/>
+                <w:szCs w:val="18"/>
+              </w:rPr>
+              <w:t>: A=1 -&gt; literál A splnený, ostáva "!B.C" */</w:t>
+            </w:r>
+          </w:p>
+          <w:p>
+            <w:pPr>
+              <w:spacing w:after="0"/>
+            </w:pPr>
+            <w:r>
+              <w:rPr>
+                <w:rFonts w:ascii="Courier New" w:eastAsia="Courier New" w:hAnsi="Courier New" w:cs="Courier New"/>
+                <w:sz w:val="18"/>
+                <w:szCs w:val="18"/>
+              </w:rPr>
+              <w:t>/*  term 2</w:t>
+            </w:r>
+            <w:r>
+              <w:rPr>
+                <w:rFonts w:ascii="Courier New" w:eastAsia="Courier New" w:hAnsi="Courier New" w:cs="Courier New"/>
+                <w:sz w:val="18"/>
+                <w:szCs w:val="18"/>
+              </w:rPr>
+              <w:t xml:space="preserve"> !A.B</w:t>
+            </w:r>
+            <w:r>
+              <w:rPr>
+                <w:rFonts w:ascii="Courier New" w:eastAsia="Courier New" w:hAnsi="Courier New" w:cs="Courier New"/>
+                <w:sz w:val="18"/>
+                <w:szCs w:val="18"/>
+              </w:rPr>
+              <w:t xml:space="preserve">: </w:t>
+            </w:r>
+            <w:r>
+              <w:rPr>
+                <w:rFonts w:ascii="Courier New" w:eastAsia="Courier New" w:hAnsi="Courier New" w:cs="Courier New"/>
+                <w:sz w:val="18"/>
+                <w:szCs w:val="18"/>
+              </w:rPr>
+              <w:t xml:space="preserve">  </w:t>
+            </w:r>
+            <w:r>
+              <w:rPr>
+                <w:rFonts w:ascii="Courier New" w:eastAsia="Courier New" w:hAnsi="Courier New" w:cs="Courier New"/>
+                <w:sz w:val="18"/>
+                <w:szCs w:val="18"/>
+              </w:rPr>
+              <w:t>A=1 -&gt; literál !A = 0 -&gt; term vypadáva  */</w:t>
+            </w:r>
+          </w:p>
+          <w:p>
+            <w:pPr>
+              <w:spacing w:after="0"/>
+            </w:pPr>
+            <w:r>
+              <w:rPr>
+                <w:rFonts w:ascii="Courier New" w:eastAsia="Courier New" w:hAnsi="Courier New" w:cs="Courier New"/>
+                <w:sz w:val="18"/>
+                <w:szCs w:val="18"/>
+              </w:rPr>
+              <w:t>/* Výsledok: "!B.C"                                  */</w:t>
+            </w:r>
+          </w:p>
+        </w:tc>
+      </w:tr>
+    </w:tbl>
+    <w:p/>
+    <w:p>
+      <w:r>
+        <w:rPr>
+          <w:rFonts w:ascii="Arial" w:eastAsia="Arial" w:hAnsi="Arial" w:cs="Arial"/>
+          <w:sz w:val="22"/>
+          <w:szCs w:val="22"/>
+        </w:rPr>
+        <w:t>Funkcia pracuje v jednom prechode cez vstupný reťazec a výstupný buffer je alokovaný s dĺžkou vstupného reťazca, čo je horná hranica</w:t>
+      </w:r>
+      <w:r>
+        <w:rPr>
+          <w:rFonts w:ascii="Arial" w:eastAsia="Arial" w:hAnsi="Arial" w:cs="Arial"/>
+          <w:sz w:val="22"/>
+          <w:szCs w:val="22"/>
+        </w:rPr>
+        <w:t>.</w:t>
+      </w:r>
+      <w:r>
+        <w:rPr>
+          <w:rFonts w:ascii="Arial" w:eastAsia="Arial" w:hAnsi="Arial" w:cs="Arial"/>
+          <w:sz w:val="22"/>
+          <w:szCs w:val="22"/>
+        </w:rPr>
+        <w:t xml:space="preserve"> </w:t>
+      </w:r>
+      <w:r>
+        <w:rPr>
+          <w:rFonts w:ascii="Arial" w:eastAsia="Arial" w:hAnsi="Arial" w:cs="Arial"/>
+          <w:sz w:val="22"/>
+          <w:szCs w:val="22"/>
+        </w:rPr>
+        <w:t>V</w:t>
+      </w:r>
+      <w:r>
+        <w:rPr>
+          <w:rFonts w:ascii="Arial" w:eastAsia="Arial" w:hAnsi="Arial" w:cs="Arial"/>
+          <w:sz w:val="22"/>
+          <w:szCs w:val="22"/>
+        </w:rPr>
+        <w:t>ýsledok môže byť len rovnako dlhý alebo kratší. Tým sa predchádza prepísaniu pamäte.</w:t>
+      </w:r>
+    </w:p>
+    <w:p/>
+    <w:p>
+      <w:pPr>
+        <w:pStyle w:val="Nadpis2"/>
+      </w:pPr>
+      <w:r>
+        <w:rPr>
+          <w:rFonts w:ascii="Arial" w:eastAsia="Arial" w:hAnsi="Arial" w:cs="Arial"/>
+          <w:b/>
+          <w:bCs/>
+          <w:sz w:val="26"/>
+          <w:szCs w:val="26"/>
+        </w:rPr>
+        <w:t>3.3  Rekurzívne budovanie BDD</w:t>
+      </w:r>
+    </w:p>
+    <w:p>
+      <w:pPr>
+        <w:pStyle w:val="Nadpis3"/>
+      </w:pPr>
+      <w:r>
+        <w:rPr>
+          <w:rFonts w:ascii="Arial" w:eastAsia="Arial" w:hAnsi="Arial" w:cs="Arial"/>
+          <w:b/>
+          <w:bCs/>
+          <w:sz w:val="22"/>
+          <w:szCs w:val="22"/>
+        </w:rPr>
+        <w:t>3.3.1  build</w:t>
+      </w:r>
+    </w:p>
+    <w:p>
+      <w:r>
+        <w:rPr>
+          <w:rFonts w:ascii="Arial" w:eastAsia="Arial" w:hAnsi="Arial" w:cs="Arial"/>
+          <w:sz w:val="22"/>
+          <w:szCs w:val="22"/>
+        </w:rPr>
+        <w:t xml:space="preserve">Funkcia </w:t>
+      </w:r>
+      <w:r>
+        <w:rPr>
+          <w:rFonts w:ascii="Courier New" w:eastAsia="Courier New" w:hAnsi="Courier New" w:cs="Courier New"/>
+          <w:sz w:val="18"/>
+          <w:szCs w:val="18"/>
+        </w:rPr>
+        <w:t>build</w:t>
+      </w:r>
+      <w:r>
+        <w:rPr>
+          <w:rFonts w:ascii="Arial" w:eastAsia="Arial" w:hAnsi="Arial" w:cs="Arial"/>
+          <w:sz w:val="22"/>
+          <w:szCs w:val="22"/>
+        </w:rPr>
+        <w:t xml:space="preserve"> implementuje Shannonovu expanziu kombinovanú s redukčnými pravidlami priebežne pri každom rekurzívnom volaní. Dostáva aktuálny výraz, poradie premenných a hĺbku rekurzie (index aktuálnej premennej).</w:t>
+      </w:r>
+    </w:p>
+    <w:p>
+      <w:r>
+        <w:rPr>
+          <w:rFonts w:ascii="Arial" w:eastAsia="Arial" w:hAnsi="Arial" w:cs="Arial"/>
+          <w:sz w:val="22"/>
+          <w:szCs w:val="22"/>
+        </w:rPr>
+        <w:t xml:space="preserve">Najprv sa skontrolujú terminálne podmienky: ak je výraz </w:t>
+      </w:r>
+      <w:r>
+        <w:rPr>
+          <w:rFonts w:ascii="Courier New" w:eastAsia="Courier New" w:hAnsi="Courier New" w:cs="Courier New"/>
+          <w:sz w:val="18"/>
+          <w:szCs w:val="18"/>
+        </w:rPr>
+        <w:t>"0"</w:t>
+      </w:r>
+      <w:r>
+        <w:rPr>
+          <w:rFonts w:ascii="Arial" w:eastAsia="Arial" w:hAnsi="Arial" w:cs="Arial"/>
+          <w:sz w:val="22"/>
+          <w:szCs w:val="22"/>
+        </w:rPr>
+        <w:t xml:space="preserve"> alebo </w:t>
+      </w:r>
+      <w:r>
+        <w:rPr>
+          <w:rFonts w:ascii="Courier New" w:eastAsia="Courier New" w:hAnsi="Courier New" w:cs="Courier New"/>
+          <w:sz w:val="18"/>
+          <w:szCs w:val="18"/>
+        </w:rPr>
+        <w:t>"1"</w:t>
+      </w:r>
+      <w:r>
+        <w:rPr>
+          <w:rFonts w:ascii="Arial" w:eastAsia="Arial" w:hAnsi="Arial" w:cs="Arial"/>
+          <w:sz w:val="22"/>
+          <w:szCs w:val="22"/>
+        </w:rPr>
+        <w:t>, vráti sa príslušný terminálny uzol. Inak sa vyberie aktuálna premenná podľa hĺbky, výraz sa zjednoduší pre oba prípady dosadenia (var=1 a var=0), a rekurzívne sa vybudujú oba podstromy.</w:t>
+      </w:r>
+    </w:p>
+    <w:tbl>
+      <w:tblPr>
+        <w:tblW w:w="9026" w:type="dxa"/>
+        <w:tblBorders>
+          <w:top w:val="single" w:sz="4" w:space="0" w:color="auto"/>
+          <w:left w:val="single" w:sz="4" w:space="0" w:color="auto"/>
+          <w:bottom w:val="single" w:sz="4" w:space="0" w:color="auto"/>
+          <w:right w:val="single" w:sz="4" w:space="0" w:color="auto"/>
+          <w:insideH w:val="single" w:sz="4" w:space="0" w:color="auto"/>
+          <w:insideV w:val="single" w:sz="4" w:space="0" w:color="auto"/>
+        </w:tblBorders>
+        <w:tblCellMar>
+          <w:left w:w="10" w:type="dxa"/>
+          <w:right w:w="10" w:type="dxa"/>
+        </w:tblCellMar>
+        <w:tblLook w:val="04A0" w:firstRow="1" w:lastRow="0" w:firstColumn="1" w:lastColumn="0" w:noHBand="0" w:noVBand="1"/>
+      </w:tblPr>
+      <w:tblGrid>
+        <w:gridCol w:w="9026"/>
+      </w:tblGrid>
+      <w:tr>
+        <w:tc>
+          <w:tcPr>
+            <w:tcW w:w="9026" w:type="dxa"/>
+            <w:tcBorders>
+              <w:top w:val="single" w:sz="1" w:space="0" w:color="AAAAAA"/>
+              <w:left w:val="single" w:sz="1" w:space="0" w:color="AAAAAA"/>
+              <w:bottom w:val="single" w:sz="1" w:space="0" w:color="AAAAAA"/>
+              <w:right w:val="single" w:sz="1" w:space="0" w:color="AAAAAA"/>
+            </w:tcBorders>
+            <w:shd w:val="clear" w:color="auto" w:fill="F4F4F4"/>
+            <w:tcMar>
+              <w:top w:w="120" w:type="dxa"/>
+              <w:left w:w="200" w:type="dxa"/>
+              <w:bottom w:w="120" w:type="dxa"/>
+              <w:right w:w="200" w:type="dxa"/>
+            </w:tcMar>
+          </w:tcPr>
+          <w:p>
+            <w:pPr>
+              <w:spacing w:after="0"/>
+            </w:pPr>
+            <w:r>
+              <w:rPr>
+                <w:rFonts w:ascii="Courier New" w:eastAsia="Courier New" w:hAnsi="Courier New" w:cs="Courier New"/>
+                <w:sz w:val="18"/>
+                <w:szCs w:val="18"/>
+              </w:rPr>
+              <w:t>static BDDNode *build(BDD *bdd, const char *expr,</w:t>
+            </w:r>
+          </w:p>
+          <w:p>
+            <w:pPr>
+              <w:spacing w:after="0"/>
+            </w:pPr>
+            <w:r>
+              <w:rPr>
+                <w:rFonts w:ascii="Courier New" w:eastAsia="Courier New" w:hAnsi="Courier New" w:cs="Courier New"/>
+                <w:sz w:val="18"/>
+                <w:szCs w:val="18"/>
+              </w:rPr>
+              <w:t xml:space="preserve">                      const char *order, int depth) {</w:t>
+            </w:r>
+          </w:p>
+          <w:p>
+            <w:pPr>
+              <w:spacing w:after="0"/>
+            </w:pPr>
+            <w:r>
+              <w:rPr>
+                <w:rFonts w:ascii="Courier New" w:eastAsia="Courier New" w:hAnsi="Courier New" w:cs="Courier New"/>
+                <w:sz w:val="18"/>
+                <w:szCs w:val="18"/>
+              </w:rPr>
+              <w:t xml:space="preserve">    if (strcmp(expr, "0") == 0) return bdd-&gt;terminal0;</w:t>
+            </w:r>
+          </w:p>
+          <w:p>
+            <w:pPr>
+              <w:spacing w:after="0"/>
+            </w:pPr>
+            <w:r>
+              <w:rPr>
+                <w:rFonts w:ascii="Courier New" w:eastAsia="Courier New" w:hAnsi="Courier New" w:cs="Courier New"/>
+                <w:sz w:val="18"/>
+                <w:szCs w:val="18"/>
+              </w:rPr>
+              <w:t xml:space="preserve">    if (strcmp(expr, "1") == 0) return bdd-&gt;terminal1;</w:t>
+            </w:r>
+          </w:p>
+          <w:p>
+            <w:pPr>
+              <w:spacing w:after="0"/>
+            </w:pPr>
+          </w:p>
+          <w:p>
+            <w:pPr>
+              <w:spacing w:after="0"/>
+            </w:pPr>
+            <w:r>
+              <w:rPr>
+                <w:rFonts w:ascii="Courier New" w:eastAsia="Courier New" w:hAnsi="Courier New" w:cs="Courier New"/>
+                <w:sz w:val="18"/>
+                <w:szCs w:val="18"/>
+              </w:rPr>
+              <w:t xml:space="preserve">    char var = order[depth];</w:t>
+            </w:r>
+          </w:p>
+          <w:p>
+            <w:pPr>
+              <w:spacing w:after="0"/>
+            </w:pPr>
+            <w:r>
+              <w:rPr>
+                <w:rFonts w:ascii="Courier New" w:eastAsia="Courier New" w:hAnsi="Courier New" w:cs="Courier New"/>
+                <w:sz w:val="18"/>
+                <w:szCs w:val="18"/>
+              </w:rPr>
+              <w:t xml:space="preserve">    char *expr_high = simplify(expr, var, 1);</w:t>
+            </w:r>
+          </w:p>
+          <w:p>
+            <w:pPr>
+              <w:spacing w:after="0"/>
+            </w:pPr>
+            <w:r>
+              <w:rPr>
+                <w:rFonts w:ascii="Courier New" w:eastAsia="Courier New" w:hAnsi="Courier New" w:cs="Courier New"/>
+                <w:sz w:val="18"/>
+                <w:szCs w:val="18"/>
+              </w:rPr>
+              <w:t xml:space="preserve">    char *expr_low  = simplify(expr, var, 0);</w:t>
+            </w:r>
+          </w:p>
+          <w:p>
+            <w:pPr>
+              <w:spacing w:after="0"/>
+            </w:pPr>
+          </w:p>
+          <w:p>
+            <w:pPr>
+              <w:spacing w:after="0"/>
+            </w:pPr>
+            <w:r>
+              <w:rPr>
+                <w:rFonts w:ascii="Courier New" w:eastAsia="Courier New" w:hAnsi="Courier New" w:cs="Courier New"/>
+                <w:sz w:val="18"/>
+                <w:szCs w:val="18"/>
+              </w:rPr>
+              <w:t xml:space="preserve">    BDDNode *high = build(bdd, expr_high, order, depth + 1);</w:t>
+            </w:r>
+          </w:p>
+          <w:p>
+            <w:pPr>
+              <w:spacing w:after="0"/>
+            </w:pPr>
+            <w:r>
+              <w:rPr>
+                <w:rFonts w:ascii="Courier New" w:eastAsia="Courier New" w:hAnsi="Courier New" w:cs="Courier New"/>
+                <w:sz w:val="18"/>
+                <w:szCs w:val="18"/>
+              </w:rPr>
+              <w:t xml:space="preserve">    BDDNode *low  = build(bdd, expr_low,  order, depth + 1);</w:t>
+            </w:r>
+          </w:p>
+          <w:p>
+            <w:pPr>
+              <w:spacing w:after="0"/>
+            </w:pPr>
+            <w:r>
+              <w:rPr>
+                <w:rFonts w:ascii="Courier New" w:eastAsia="Courier New" w:hAnsi="Courier New" w:cs="Courier New"/>
+                <w:sz w:val="18"/>
+                <w:szCs w:val="18"/>
+              </w:rPr>
+              <w:t xml:space="preserve">    free(expr_high); free(expr_low);</w:t>
+            </w:r>
+          </w:p>
+          <w:p>
+            <w:pPr>
+              <w:spacing w:after="0"/>
+            </w:pPr>
+          </w:p>
+          <w:p>
+            <w:pPr>
+              <w:spacing w:after="0"/>
+            </w:pPr>
+            <w:r>
+              <w:rPr>
+                <w:rFonts w:ascii="Courier New" w:eastAsia="Courier New" w:hAnsi="Courier New" w:cs="Courier New"/>
+                <w:sz w:val="18"/>
+                <w:szCs w:val="18"/>
+              </w:rPr>
+              <w:t xml:space="preserve">    if (high == low) return high;  /* pravidlo eliminácie */</w:t>
+            </w:r>
+          </w:p>
+          <w:p>
+            <w:pPr>
+              <w:spacing w:after="0"/>
+            </w:pPr>
+            <w:r>
+              <w:rPr>
+                <w:rFonts w:ascii="Courier New" w:eastAsia="Courier New" w:hAnsi="Courier New" w:cs="Courier New"/>
+                <w:sz w:val="18"/>
+                <w:szCs w:val="18"/>
+              </w:rPr>
+              <w:t xml:space="preserve">    return ut_get_or_insert(bdd-&gt;ut, var, high, low,</w:t>
+            </w:r>
+          </w:p>
+          <w:p>
+            <w:pPr>
+              <w:spacing w:after="0"/>
+            </w:pPr>
+            <w:r>
+              <w:rPr>
+                <w:rFonts w:ascii="Courier New" w:eastAsia="Courier New" w:hAnsi="Courier New" w:cs="Courier New"/>
+                <w:sz w:val="18"/>
+                <w:szCs w:val="18"/>
+              </w:rPr>
+              <w:t xml:space="preserve">                            &amp;bdd-&gt;numNodes);  /* pravidlo merging */</w:t>
+            </w:r>
+          </w:p>
+          <w:p>
+            <w:pPr>
+              <w:spacing w:after="0"/>
+            </w:pPr>
+            <w:r>
+              <w:rPr>
+                <w:rFonts w:ascii="Courier New" w:eastAsia="Courier New" w:hAnsi="Courier New" w:cs="Courier New"/>
+                <w:sz w:val="18"/>
+                <w:szCs w:val="18"/>
+              </w:rPr>
+              <w:t>}</w:t>
+            </w:r>
+          </w:p>
+        </w:tc>
+      </w:tr>
+    </w:tbl>
+    <w:p/>
+    <w:p>
+      <w:r>
+        <w:rPr>
+          <w:rFonts w:ascii="Arial" w:eastAsia="Arial" w:hAnsi="Arial" w:cs="Arial"/>
+          <w:sz w:val="22"/>
+          <w:szCs w:val="22"/>
+        </w:rPr>
+        <w:t>Po návrate z rekurzie sa aplikujú dve redukčné pravidlá:</w:t>
+      </w:r>
+    </w:p>
+    <w:tbl>
+      <w:tblPr>
+        <w:tblW w:w="9026" w:type="dxa"/>
+        <w:tblBorders>
+          <w:top w:val="single" w:sz="4" w:space="0" w:color="auto"/>
+          <w:left w:val="single" w:sz="4" w:space="0" w:color="auto"/>
+          <w:bottom w:val="single" w:sz="4" w:space="0" w:color="auto"/>
+          <w:right w:val="single" w:sz="4" w:space="0" w:color="auto"/>
+          <w:insideH w:val="single" w:sz="4" w:space="0" w:color="auto"/>
+          <w:insideV w:val="single" w:sz="4" w:space="0" w:color="auto"/>
+        </w:tblBorders>
+        <w:tblCellMar>
+          <w:left w:w="10" w:type="dxa"/>
+          <w:right w:w="10" w:type="dxa"/>
+        </w:tblCellMar>
+        <w:tblLook w:val="04A0" w:firstRow="1" w:lastRow="0" w:firstColumn="1" w:lastColumn="0" w:noHBand="0" w:noVBand="1"/>
+      </w:tblPr>
+      <w:tblGrid>
+        <w:gridCol w:w="2500"/>
+        <w:gridCol w:w="6526"/>
+      </w:tblGrid>
+      <w:tr>
+        <w:tc>
+          <w:tcPr>
+            <w:tcW w:w="2500" w:type="dxa"/>
+            <w:tcBorders>
+              <w:top w:val="single" w:sz="1" w:space="0" w:color="2E75B6"/>
+              <w:left w:val="single" w:sz="1" w:space="0" w:color="2E75B6"/>
+              <w:bottom w:val="single" w:sz="1" w:space="0" w:color="2E75B6"/>
+              <w:right w:val="single" w:sz="1" w:space="0" w:color="2E75B6"/>
+            </w:tcBorders>
+            <w:shd w:val="clear" w:color="auto" w:fill="2E75B6"/>
+            <w:tcMar>
+              <w:top w:w="80" w:type="dxa"/>
+              <w:left w:w="120" w:type="dxa"/>
+              <w:bottom w:w="80" w:type="dxa"/>
+              <w:right w:w="120" w:type="dxa"/>
+            </w:tcMar>
+          </w:tcPr>
+          <w:p>
+            <w:pPr>
+              <w:jc w:val="center"/>
+            </w:pPr>
+            <w:r>
+              <w:rPr>
+                <w:rFonts w:ascii="Arial" w:eastAsia="Arial" w:hAnsi="Arial" w:cs="Arial"/>
+                <w:b/>
+                <w:bCs/>
+                <w:color w:val="FFFFFF"/>
+                <w:sz w:val="20"/>
+                <w:szCs w:val="20"/>
+              </w:rPr>
+              <w:lastRenderedPageBreak/>
+              <w:t>Pravidlo</w:t>
+            </w:r>
+          </w:p>
+        </w:tc>
+        <w:tc>
+          <w:tcPr>
+            <w:tcW w:w="6526" w:type="dxa"/>
+            <w:tcBorders>
+              <w:top w:val="single" w:sz="1" w:space="0" w:color="2E75B6"/>
+              <w:left w:val="single" w:sz="1" w:space="0" w:color="2E75B6"/>
+              <w:bottom w:val="single" w:sz="1" w:space="0" w:color="2E75B6"/>
+              <w:right w:val="single" w:sz="1" w:space="0" w:color="2E75B6"/>
+            </w:tcBorders>
+            <w:shd w:val="clear" w:color="auto" w:fill="2E75B6"/>
+            <w:tcMar>
+              <w:top w:w="80" w:type="dxa"/>
+              <w:left w:w="120" w:type="dxa"/>
+              <w:bottom w:w="80" w:type="dxa"/>
+              <w:right w:w="120" w:type="dxa"/>
+            </w:tcMar>
+          </w:tcPr>
+          <w:p>
+            <w:pPr>
+              <w:jc w:val="center"/>
+            </w:pPr>
+            <w:r>
+              <w:rPr>
+                <w:rFonts w:ascii="Arial" w:eastAsia="Arial" w:hAnsi="Arial" w:cs="Arial"/>
+                <w:b/>
+                <w:bCs/>
+                <w:color w:val="FFFFFF"/>
+                <w:sz w:val="20"/>
+                <w:szCs w:val="20"/>
+              </w:rPr>
+              <w:t>Popis</w:t>
+            </w:r>
+          </w:p>
+        </w:tc>
+      </w:tr>
+      <w:tr>
+        <w:tc>
+          <w:tcPr>
+            <w:tcW w:w="2500" w:type="dxa"/>
+            <w:tcBorders>
+              <w:top w:val="single" w:sz="1" w:space="0" w:color="CCCCCC"/>
+              <w:left w:val="single" w:sz="1" w:space="0" w:color="CCCCCC"/>
+              <w:bottom w:val="single" w:sz="1" w:space="0" w:color="CCCCCC"/>
+              <w:right w:val="single" w:sz="1" w:space="0" w:color="CCCCCC"/>
+            </w:tcBorders>
+            <w:shd w:val="clear" w:color="auto" w:fill="FFFFFF"/>
+            <w:tcMar>
+              <w:top w:w="80" w:type="dxa"/>
+              <w:left w:w="120" w:type="dxa"/>
+              <w:bottom w:w="80" w:type="dxa"/>
+              <w:right w:w="120" w:type="dxa"/>
+            </w:tcMar>
+          </w:tcPr>
+          <w:p>
+            <w:r>
+              <w:rPr>
+                <w:rFonts w:ascii="Arial" w:eastAsia="Arial" w:hAnsi="Arial" w:cs="Arial"/>
+                <w:b/>
+                <w:bCs/>
+                <w:sz w:val="20"/>
+                <w:szCs w:val="20"/>
+              </w:rPr>
+              <w:t>Eliminácia</w:t>
+            </w:r>
+          </w:p>
+        </w:tc>
+        <w:tc>
+          <w:tcPr>
+            <w:tcW w:w="6526" w:type="dxa"/>
+            <w:tcBorders>
+              <w:top w:val="single" w:sz="1" w:space="0" w:color="CCCCCC"/>
+              <w:left w:val="single" w:sz="1" w:space="0" w:color="CCCCCC"/>
+              <w:bottom w:val="single" w:sz="1" w:space="0" w:color="CCCCCC"/>
+              <w:right w:val="single" w:sz="1" w:space="0" w:color="CCCCCC"/>
+            </w:tcBorders>
+            <w:shd w:val="clear" w:color="auto" w:fill="FFFFFF"/>
+            <w:tcMar>
+              <w:top w:w="80" w:type="dxa"/>
+              <w:left w:w="120" w:type="dxa"/>
+              <w:bottom w:w="80" w:type="dxa"/>
+              <w:right w:w="120" w:type="dxa"/>
+            </w:tcMar>
+          </w:tcPr>
+          <w:p>
+            <w:r>
+              <w:rPr>
+                <w:rFonts w:ascii="Arial" w:eastAsia="Arial" w:hAnsi="Arial" w:cs="Arial"/>
+                <w:sz w:val="20"/>
+                <w:szCs w:val="20"/>
+              </w:rPr>
+              <w:t>Ak high == low (oba potomkovia sú rovnaký uzol), aktuálny uzol je zbytočný</w:t>
+            </w:r>
+            <w:r>
+              <w:rPr>
+                <w:rFonts w:ascii="Arial" w:eastAsia="Arial" w:hAnsi="Arial" w:cs="Arial"/>
+                <w:sz w:val="20"/>
+                <w:szCs w:val="20"/>
+              </w:rPr>
+              <w:t>.</w:t>
+            </w:r>
+            <w:r>
+              <w:rPr>
+                <w:rFonts w:ascii="Arial" w:eastAsia="Arial" w:hAnsi="Arial" w:cs="Arial"/>
+                <w:sz w:val="20"/>
+                <w:szCs w:val="20"/>
+              </w:rPr>
+              <w:t xml:space="preserve"> </w:t>
+            </w:r>
+            <w:r>
+              <w:rPr>
+                <w:rFonts w:ascii="Arial" w:eastAsia="Arial" w:hAnsi="Arial" w:cs="Arial"/>
+                <w:sz w:val="20"/>
+                <w:szCs w:val="20"/>
+              </w:rPr>
+              <w:t>F</w:t>
+            </w:r>
+            <w:r>
+              <w:rPr>
+                <w:rFonts w:ascii="Arial" w:eastAsia="Arial" w:hAnsi="Arial" w:cs="Arial"/>
+                <w:sz w:val="20"/>
+                <w:szCs w:val="20"/>
+              </w:rPr>
+              <w:t>unkcia namiesto neho vráti priamo potomka. Uzol sa teda vôbec nevytvorí.</w:t>
+            </w:r>
+          </w:p>
+        </w:tc>
+      </w:tr>
+      <w:tr>
+        <w:tc>
+          <w:tcPr>
+            <w:tcW w:w="2500" w:type="dxa"/>
+            <w:tcBorders>
+              <w:top w:val="single" w:sz="1" w:space="0" w:color="CCCCCC"/>
+              <w:left w:val="single" w:sz="1" w:space="0" w:color="CCCCCC"/>
+              <w:bottom w:val="single" w:sz="1" w:space="0" w:color="CCCCCC"/>
+              <w:right w:val="single" w:sz="1" w:space="0" w:color="CCCCCC"/>
+            </w:tcBorders>
+            <w:shd w:val="clear" w:color="auto" w:fill="FFFFFF"/>
+            <w:tcMar>
+              <w:top w:w="80" w:type="dxa"/>
+              <w:left w:w="120" w:type="dxa"/>
+              <w:bottom w:w="80" w:type="dxa"/>
+              <w:right w:w="120" w:type="dxa"/>
+            </w:tcMar>
+          </w:tcPr>
+          <w:p>
+            <w:r>
+              <w:rPr>
+                <w:rFonts w:ascii="Arial" w:eastAsia="Arial" w:hAnsi="Arial" w:cs="Arial"/>
+                <w:b/>
+                <w:bCs/>
+                <w:sz w:val="20"/>
+                <w:szCs w:val="20"/>
+              </w:rPr>
+              <w:t>Merging</w:t>
+            </w:r>
+          </w:p>
+        </w:tc>
+        <w:tc>
+          <w:tcPr>
+            <w:tcW w:w="6526" w:type="dxa"/>
+            <w:tcBorders>
+              <w:top w:val="single" w:sz="1" w:space="0" w:color="CCCCCC"/>
+              <w:left w:val="single" w:sz="1" w:space="0" w:color="CCCCCC"/>
+              <w:bottom w:val="single" w:sz="1" w:space="0" w:color="CCCCCC"/>
+              <w:right w:val="single" w:sz="1" w:space="0" w:color="CCCCCC"/>
+            </w:tcBorders>
+            <w:shd w:val="clear" w:color="auto" w:fill="FFFFFF"/>
+            <w:tcMar>
+              <w:top w:w="80" w:type="dxa"/>
+              <w:left w:w="120" w:type="dxa"/>
+              <w:bottom w:w="80" w:type="dxa"/>
+              <w:right w:w="120" w:type="dxa"/>
+            </w:tcMar>
+          </w:tcPr>
+          <w:p>
+            <w:r>
+              <w:rPr>
+                <w:rFonts w:ascii="Arial" w:eastAsia="Arial" w:hAnsi="Arial" w:cs="Arial"/>
+                <w:sz w:val="20"/>
+                <w:szCs w:val="20"/>
+              </w:rPr>
+              <w:t>Ak uzol s rovnakou trojicou (var, high, low) už existuje v unique tabuľke, nový uzol sa nevytvorí</w:t>
+            </w:r>
+            <w:r>
+              <w:rPr>
+                <w:rFonts w:ascii="Arial" w:eastAsia="Arial" w:hAnsi="Arial" w:cs="Arial"/>
+                <w:sz w:val="20"/>
+                <w:szCs w:val="20"/>
+              </w:rPr>
+              <w:t>.</w:t>
+            </w:r>
+            <w:r>
+              <w:rPr>
+                <w:rFonts w:ascii="Arial" w:eastAsia="Arial" w:hAnsi="Arial" w:cs="Arial"/>
+                <w:sz w:val="20"/>
+                <w:szCs w:val="20"/>
+              </w:rPr>
+              <w:t xml:space="preserve"> </w:t>
+            </w:r>
+            <w:r>
+              <w:rPr>
+                <w:rFonts w:ascii="Arial" w:eastAsia="Arial" w:hAnsi="Arial" w:cs="Arial"/>
+                <w:sz w:val="20"/>
+                <w:szCs w:val="20"/>
+              </w:rPr>
+              <w:t>V</w:t>
+            </w:r>
+            <w:r>
+              <w:rPr>
+                <w:rFonts w:ascii="Arial" w:eastAsia="Arial" w:hAnsi="Arial" w:cs="Arial"/>
+                <w:sz w:val="20"/>
+                <w:szCs w:val="20"/>
+              </w:rPr>
+              <w:t>ráti sa referenci</w:t>
+            </w:r>
+            <w:r>
+              <w:rPr>
+                <w:rFonts w:ascii="Arial" w:eastAsia="Arial" w:hAnsi="Arial" w:cs="Arial"/>
+                <w:sz w:val="20"/>
+                <w:szCs w:val="20"/>
+              </w:rPr>
+              <w:t>a</w:t>
+            </w:r>
+            <w:r>
+              <w:rPr>
+                <w:rFonts w:ascii="Arial" w:eastAsia="Arial" w:hAnsi="Arial" w:cs="Arial"/>
+                <w:sz w:val="20"/>
+                <w:szCs w:val="20"/>
+              </w:rPr>
+              <w:t xml:space="preserve"> na existujúci. Tým sa dosahuje maximálne zdieľanie uzlov.</w:t>
+            </w:r>
+          </w:p>
+        </w:tc>
+      </w:tr>
+    </w:tbl>
+    <w:p/>
+    <w:p>
+      <w:r>
+        <w:rPr>
+          <w:rFonts w:ascii="Arial" w:eastAsia="Arial" w:hAnsi="Arial" w:cs="Arial"/>
+          <w:sz w:val="22"/>
+          <w:szCs w:val="22"/>
+        </w:rPr>
+        <w:t xml:space="preserve">Vďaka tomu, že obe pravidlá sú aplikované </w:t>
+      </w:r>
+      <w:r>
+        <w:rPr>
+          <w:rFonts w:ascii="Arial" w:eastAsia="Arial" w:hAnsi="Arial" w:cs="Arial"/>
+          <w:i/>
+          <w:iCs/>
+          <w:sz w:val="22"/>
+          <w:szCs w:val="22"/>
+        </w:rPr>
+        <w:t>pri každom rekurzívnom návrate</w:t>
+      </w:r>
+      <w:r>
+        <w:rPr>
+          <w:rFonts w:ascii="Arial" w:eastAsia="Arial" w:hAnsi="Arial" w:cs="Arial"/>
+          <w:sz w:val="22"/>
+          <w:szCs w:val="22"/>
+        </w:rPr>
+        <w:t xml:space="preserve"> a nie až na záver, výsledný BDD je vždy plne redukovaný. Správnosť vyplýva priamo z vlastností Shannonovej expanzie: výraz </w:t>
+      </w:r>
+      <w:r>
+        <w:rPr>
+          <w:rFonts w:ascii="Courier New" w:eastAsia="Courier New" w:hAnsi="Courier New" w:cs="Courier New"/>
+          <w:sz w:val="18"/>
+          <w:szCs w:val="18"/>
+        </w:rPr>
+        <w:t>f(x₁, …, xₙ)</w:t>
+      </w:r>
+      <w:r>
+        <w:rPr>
+          <w:rFonts w:ascii="Arial" w:eastAsia="Arial" w:hAnsi="Arial" w:cs="Arial"/>
+          <w:sz w:val="22"/>
+          <w:szCs w:val="22"/>
+        </w:rPr>
+        <w:t xml:space="preserve"> je ekvivalentný s </w:t>
+      </w:r>
+      <w:r>
+        <w:rPr>
+          <w:rFonts w:ascii="Courier New" w:eastAsia="Courier New" w:hAnsi="Courier New" w:cs="Courier New"/>
+          <w:sz w:val="18"/>
+          <w:szCs w:val="18"/>
+        </w:rPr>
+        <w:t>(xᵢ ∧ f|ₓᵢ₌₁) ∨ (¬xᵢ ∧ f|ₓᵢ₌₀)</w:t>
+      </w:r>
+      <w:r>
+        <w:rPr>
+          <w:rFonts w:ascii="Arial" w:eastAsia="Arial" w:hAnsi="Arial" w:cs="Arial"/>
+          <w:sz w:val="22"/>
+          <w:szCs w:val="22"/>
+        </w:rPr>
+        <w:t xml:space="preserve">, pričom dosadenie vykoná funkcia </w:t>
+      </w:r>
+      <w:r>
+        <w:rPr>
+          <w:rFonts w:ascii="Courier New" w:eastAsia="Courier New" w:hAnsi="Courier New" w:cs="Courier New"/>
+          <w:sz w:val="18"/>
+          <w:szCs w:val="18"/>
+        </w:rPr>
+        <w:t>simplify</w:t>
+      </w:r>
+      <w:r>
+        <w:rPr>
+          <w:rFonts w:ascii="Arial" w:eastAsia="Arial" w:hAnsi="Arial" w:cs="Arial"/>
+          <w:sz w:val="22"/>
+          <w:szCs w:val="22"/>
+        </w:rPr>
+        <w:t xml:space="preserve"> presne podľa tohto vzťahu.</w:t>
+      </w:r>
+    </w:p>
+    <w:p/>
+    <w:p>
+      <w:pPr>
+        <w:pStyle w:val="Nadpis2"/>
+      </w:pPr>
+      <w:r>
+        <w:rPr>
+          <w:rFonts w:ascii="Arial" w:eastAsia="Arial" w:hAnsi="Arial" w:cs="Arial"/>
+          <w:b/>
+          <w:bCs/>
+          <w:sz w:val="26"/>
+          <w:szCs w:val="26"/>
+        </w:rPr>
+        <w:t xml:space="preserve">3.4  </w:t>
+      </w:r>
+      <w:r>
+        <w:rPr>
+          <w:rFonts w:ascii="Arial" w:eastAsia="Arial" w:hAnsi="Arial" w:cs="Arial"/>
+          <w:b/>
+          <w:bCs/>
+          <w:sz w:val="26"/>
+          <w:szCs w:val="26"/>
+        </w:rPr>
+        <w:t>Rozhranie implementáci</w:t>
+      </w:r>
+      <w:r>
+        <w:rPr>
+          <w:rFonts w:ascii="Arial" w:eastAsia="Arial" w:hAnsi="Arial" w:cs="Arial"/>
+          <w:b/>
+          <w:bCs/>
+          <w:sz w:val="26"/>
+          <w:szCs w:val="26"/>
+        </w:rPr>
+        <w:t>e</w:t>
+      </w:r>
+    </w:p>
+    <w:p>
+      <w:pPr>
+        <w:pStyle w:val="Nadpis3"/>
+      </w:pPr>
+      <w:r>
+        <w:rPr>
+          <w:rFonts w:ascii="Arial" w:eastAsia="Arial" w:hAnsi="Arial" w:cs="Arial"/>
+          <w:b/>
+          <w:bCs/>
+          <w:sz w:val="22"/>
+          <w:szCs w:val="22"/>
+        </w:rPr>
+        <w:t>3.4.1  BDD_create</w:t>
+      </w:r>
+    </w:p>
+    <w:p>
+      <w:r>
+        <w:rPr>
+          <w:rFonts w:ascii="Arial" w:eastAsia="Arial" w:hAnsi="Arial" w:cs="Arial"/>
+          <w:sz w:val="22"/>
+          <w:szCs w:val="22"/>
+        </w:rPr>
+        <w:t xml:space="preserve">Alokuje štruktúru </w:t>
+      </w:r>
+      <w:r>
+        <w:rPr>
+          <w:rFonts w:ascii="Courier New" w:eastAsia="Courier New" w:hAnsi="Courier New" w:cs="Courier New"/>
+          <w:sz w:val="18"/>
+          <w:szCs w:val="18"/>
+        </w:rPr>
+        <w:t>BDD</w:t>
+      </w:r>
+      <w:r>
+        <w:rPr>
+          <w:rFonts w:ascii="Arial" w:eastAsia="Arial" w:hAnsi="Arial" w:cs="Arial"/>
+          <w:sz w:val="22"/>
+          <w:szCs w:val="22"/>
+        </w:rPr>
+        <w:t xml:space="preserve">, inicializuje unique tabuľku, vytvorí oba terminálne uzly a zavolá </w:t>
+      </w:r>
+      <w:r>
+        <w:rPr>
+          <w:rFonts w:ascii="Courier New" w:eastAsia="Courier New" w:hAnsi="Courier New" w:cs="Courier New"/>
+          <w:sz w:val="18"/>
+          <w:szCs w:val="18"/>
+        </w:rPr>
+        <w:t>build</w:t>
+      </w:r>
+      <w:r>
+        <w:rPr>
+          <w:rFonts w:ascii="Arial" w:eastAsia="Arial" w:hAnsi="Arial" w:cs="Arial"/>
+          <w:sz w:val="22"/>
+          <w:szCs w:val="22"/>
+        </w:rPr>
+        <w:t xml:space="preserve"> na koreni rekurzie. Terminálne uzly sú nastavené priamo bez vloženia do unique tabuľky, pretože sa na ne odkazuje priamo z koreňa </w:t>
+      </w:r>
+      <w:r>
+        <w:rPr>
+          <w:rFonts w:ascii="Courier New" w:eastAsia="Courier New" w:hAnsi="Courier New" w:cs="Courier New"/>
+          <w:sz w:val="18"/>
+          <w:szCs w:val="18"/>
+        </w:rPr>
+        <w:t>BDD</w:t>
+      </w:r>
+      <w:r>
+        <w:rPr>
+          <w:rFonts w:ascii="Arial" w:eastAsia="Arial" w:hAnsi="Arial" w:cs="Arial"/>
+          <w:sz w:val="22"/>
+          <w:szCs w:val="22"/>
+        </w:rPr>
+        <w:t xml:space="preserve"> a nesmú byť uvoľnené skôr ako celý graf.</w:t>
+      </w:r>
+    </w:p>
+    <w:p>
+      <w:pPr>
+        <w:pStyle w:val="Nadpis3"/>
+      </w:pPr>
+      <w:r>
+        <w:rPr>
+          <w:rFonts w:ascii="Arial" w:eastAsia="Arial" w:hAnsi="Arial" w:cs="Arial"/>
+          <w:b/>
+          <w:bCs/>
+          <w:sz w:val="22"/>
+          <w:szCs w:val="22"/>
+        </w:rPr>
+        <w:t>3.4.2  BDD_create_with_best_order</w:t>
+      </w:r>
+    </w:p>
+    <w:p>
+      <w:r>
+        <w:rPr>
+          <w:rFonts w:ascii="Arial" w:eastAsia="Arial" w:hAnsi="Arial" w:cs="Arial"/>
+          <w:sz w:val="22"/>
+          <w:szCs w:val="22"/>
+        </w:rPr>
+        <w:t>Funkcia najprv extra</w:t>
+      </w:r>
+      <w:r>
+        <w:rPr>
+          <w:rFonts w:ascii="Arial" w:eastAsia="Arial" w:hAnsi="Arial" w:cs="Arial"/>
+          <w:sz w:val="22"/>
+          <w:szCs w:val="22"/>
+        </w:rPr>
+        <w:t>h</w:t>
+      </w:r>
+      <w:r>
+        <w:rPr>
+          <w:rFonts w:ascii="Arial" w:eastAsia="Arial" w:hAnsi="Arial" w:cs="Arial"/>
+          <w:sz w:val="22"/>
+          <w:szCs w:val="22"/>
+        </w:rPr>
+        <w:t xml:space="preserve">uje množinu premenných vyskytujúcich sa vo výraze (veľké písmená A–Z). Následne vyskúša </w:t>
+      </w:r>
+      <w:r>
+        <w:rPr>
+          <w:rFonts w:ascii="Courier New" w:eastAsia="Courier New" w:hAnsi="Courier New" w:cs="Courier New"/>
+          <w:sz w:val="18"/>
+          <w:szCs w:val="18"/>
+        </w:rPr>
+        <w:t>N</w:t>
+      </w:r>
+      <w:r>
+        <w:rPr>
+          <w:rFonts w:ascii="Arial" w:eastAsia="Arial" w:hAnsi="Arial" w:cs="Arial"/>
+          <w:sz w:val="22"/>
+          <w:szCs w:val="22"/>
+        </w:rPr>
+        <w:t xml:space="preserve"> cyklických rotácií poradia premenných, kde N je ich počet. Napríklad pre premenné </w:t>
+      </w:r>
+      <w:r>
+        <w:rPr>
+          <w:rFonts w:ascii="Courier New" w:eastAsia="Courier New" w:hAnsi="Courier New" w:cs="Courier New"/>
+          <w:sz w:val="18"/>
+          <w:szCs w:val="18"/>
+        </w:rPr>
+        <w:t>A, B, C</w:t>
+      </w:r>
+      <w:r>
+        <w:rPr>
+          <w:rFonts w:ascii="Arial" w:eastAsia="Arial" w:hAnsi="Arial" w:cs="Arial"/>
+          <w:sz w:val="22"/>
+          <w:szCs w:val="22"/>
+        </w:rPr>
+        <w:t xml:space="preserve"> sa vyskúšajú poradia </w:t>
+      </w:r>
+      <w:r>
+        <w:rPr>
+          <w:rFonts w:ascii="Courier New" w:eastAsia="Courier New" w:hAnsi="Courier New" w:cs="Courier New"/>
+          <w:sz w:val="18"/>
+          <w:szCs w:val="18"/>
+        </w:rPr>
+        <w:t>ABC</w:t>
+      </w:r>
+      <w:r>
+        <w:rPr>
+          <w:rFonts w:ascii="Arial" w:eastAsia="Arial" w:hAnsi="Arial" w:cs="Arial"/>
+          <w:sz w:val="22"/>
+          <w:szCs w:val="22"/>
+        </w:rPr>
+        <w:t xml:space="preserve">, </w:t>
+      </w:r>
+      <w:r>
+        <w:rPr>
+          <w:rFonts w:ascii="Courier New" w:eastAsia="Courier New" w:hAnsi="Courier New" w:cs="Courier New"/>
+          <w:sz w:val="18"/>
+          <w:szCs w:val="18"/>
+        </w:rPr>
+        <w:t>BCA</w:t>
+      </w:r>
+      <w:r>
+        <w:rPr>
+          <w:rFonts w:ascii="Arial" w:eastAsia="Arial" w:hAnsi="Arial" w:cs="Arial"/>
+          <w:sz w:val="22"/>
+          <w:szCs w:val="22"/>
+        </w:rPr>
+        <w:t xml:space="preserve"> a </w:t>
+      </w:r>
+      <w:r>
+        <w:rPr>
+          <w:rFonts w:ascii="Courier New" w:eastAsia="Courier New" w:hAnsi="Courier New" w:cs="Courier New"/>
+          <w:sz w:val="18"/>
+          <w:szCs w:val="18"/>
+        </w:rPr>
+        <w:t>CAB</w:t>
+      </w:r>
+      <w:r>
+        <w:rPr>
+          <w:rFonts w:ascii="Arial" w:eastAsia="Arial" w:hAnsi="Arial" w:cs="Arial"/>
+          <w:sz w:val="22"/>
+          <w:szCs w:val="22"/>
+        </w:rPr>
+        <w:t>. Pre každú rotáciu sa vytvorí plnohodnotn</w:t>
+      </w:r>
+      <w:r>
+        <w:rPr>
+          <w:rFonts w:ascii="Arial" w:eastAsia="Arial" w:hAnsi="Arial" w:cs="Arial"/>
+          <w:sz w:val="22"/>
+          <w:szCs w:val="22"/>
+        </w:rPr>
+        <w:t>ý</w:t>
+      </w:r>
+      <w:r>
+        <w:rPr>
+          <w:rFonts w:ascii="Arial" w:eastAsia="Arial" w:hAnsi="Arial" w:cs="Arial"/>
+          <w:sz w:val="22"/>
+          <w:szCs w:val="22"/>
+        </w:rPr>
+        <w:t xml:space="preserve"> BDD a porovná sa počet uzlov. BDD s najmenším počtom uzlov je ponechan</w:t>
+      </w:r>
+      <w:r>
+        <w:rPr>
+          <w:rFonts w:ascii="Arial" w:eastAsia="Arial" w:hAnsi="Arial" w:cs="Arial"/>
+          <w:sz w:val="22"/>
+          <w:szCs w:val="22"/>
+        </w:rPr>
+        <w:t>ý</w:t>
+      </w:r>
+      <w:r>
+        <w:rPr>
+          <w:rFonts w:ascii="Arial" w:eastAsia="Arial" w:hAnsi="Arial" w:cs="Arial"/>
+          <w:sz w:val="22"/>
+          <w:szCs w:val="22"/>
+        </w:rPr>
+        <w:t xml:space="preserve"> a ostatné sú uvoľnené.</w:t>
+      </w:r>
+    </w:p>
+    <w:p>
+      <w:r>
+        <w:rPr>
+          <w:rFonts w:ascii="Arial" w:eastAsia="Arial" w:hAnsi="Arial" w:cs="Arial"/>
+          <w:sz w:val="22"/>
+          <w:szCs w:val="22"/>
+        </w:rPr>
+        <w:t>Táto stratégia nezaručuje globálne optimálne poradie, ale v praxi nachádza výrazne kompaktnejšie BDD oproti pevnému lexikografickému poradiu, najmä pri výrazoch s opakujúcimi sa premennými v susedných termoch.</w:t>
+      </w:r>
+    </w:p>
+    <w:p>
+      <w:pPr>
+        <w:pStyle w:val="Nadpis3"/>
+      </w:pPr>
+      <w:r>
+        <w:rPr>
+          <w:rFonts w:ascii="Arial" w:eastAsia="Arial" w:hAnsi="Arial" w:cs="Arial"/>
+          <w:b/>
+          <w:bCs/>
+          <w:sz w:val="22"/>
+          <w:szCs w:val="22"/>
+        </w:rPr>
+        <w:t>3.4.3  BDD_use</w:t>
+      </w:r>
+    </w:p>
+    <w:p>
+      <w:r>
+        <w:rPr>
+          <w:rFonts w:ascii="Arial" w:eastAsia="Arial" w:hAnsi="Arial" w:cs="Arial"/>
+          <w:sz w:val="22"/>
+          <w:szCs w:val="22"/>
+        </w:rPr>
+        <w:t xml:space="preserve">Vyhodnotí BDD pre konkrétny vstupný vektor. Postupuje od koreňa smerom k listu: v každom uzle určí index aktuálnej premennej v </w:t>
+      </w:r>
+      <w:r>
+        <w:rPr>
+          <w:rFonts w:ascii="Courier New" w:eastAsia="Courier New" w:hAnsi="Courier New" w:cs="Courier New"/>
+          <w:sz w:val="18"/>
+          <w:szCs w:val="18"/>
+        </w:rPr>
+        <w:t>varOrder</w:t>
+      </w:r>
+      <w:r>
+        <w:rPr>
+          <w:rFonts w:ascii="Arial" w:eastAsia="Arial" w:hAnsi="Arial" w:cs="Arial"/>
+          <w:sz w:val="22"/>
+          <w:szCs w:val="22"/>
+        </w:rPr>
+        <w:t xml:space="preserve"> a podľa zodpovedajúceho bitu vstupu sa pohne na vetvu </w:t>
+      </w:r>
+      <w:r>
+        <w:rPr>
+          <w:rFonts w:ascii="Courier New" w:eastAsia="Courier New" w:hAnsi="Courier New" w:cs="Courier New"/>
+          <w:sz w:val="18"/>
+          <w:szCs w:val="18"/>
+        </w:rPr>
+        <w:t>high</w:t>
+      </w:r>
+      <w:r>
+        <w:rPr>
+          <w:rFonts w:ascii="Arial" w:eastAsia="Arial" w:hAnsi="Arial" w:cs="Arial"/>
+          <w:sz w:val="22"/>
+          <w:szCs w:val="22"/>
+        </w:rPr>
+        <w:t xml:space="preserve"> alebo </w:t>
+      </w:r>
+      <w:r>
+        <w:rPr>
+          <w:rFonts w:ascii="Courier New" w:eastAsia="Courier New" w:hAnsi="Courier New" w:cs="Courier New"/>
+          <w:sz w:val="18"/>
+          <w:szCs w:val="18"/>
+        </w:rPr>
+        <w:t>low</w:t>
+      </w:r>
+      <w:r>
+        <w:rPr>
+          <w:rFonts w:ascii="Arial" w:eastAsia="Arial" w:hAnsi="Arial" w:cs="Arial"/>
+          <w:sz w:val="22"/>
+          <w:szCs w:val="22"/>
+        </w:rPr>
+        <w:t xml:space="preserve">. Keď dosiahne terminálny uzol (rozpoznaný podľa </w:t>
+      </w:r>
+      <w:r>
+        <w:rPr>
+          <w:rFonts w:ascii="Courier New" w:eastAsia="Courier New" w:hAnsi="Courier New" w:cs="Courier New"/>
+          <w:sz w:val="18"/>
+          <w:szCs w:val="18"/>
+        </w:rPr>
+        <w:t>variable == '\0'</w:t>
+      </w:r>
+      <w:r>
+        <w:rPr>
+          <w:rFonts w:ascii="Arial" w:eastAsia="Arial" w:hAnsi="Arial" w:cs="Arial"/>
+          <w:sz w:val="22"/>
+          <w:szCs w:val="22"/>
+        </w:rPr>
+        <w:t>), vráti jeho hodnotu ako znak '0' alebo '1'. Funkcia má lineárnu zložitosť vzhľadom na počet premenných, resp. hĺbku BDD.</w:t>
+      </w:r>
+    </w:p>
+    <w:p>
+      <w:pPr>
+        <w:pStyle w:val="Nadpis3"/>
+      </w:pPr>
+      <w:r>
+        <w:rPr>
+          <w:rFonts w:ascii="Arial" w:eastAsia="Arial" w:hAnsi="Arial" w:cs="Arial"/>
+          <w:b/>
+          <w:bCs/>
+          <w:sz w:val="22"/>
+          <w:szCs w:val="22"/>
+        </w:rPr>
+        <w:t>3.4.4  BDD_free</w:t>
+      </w:r>
+    </w:p>
+    <w:p>
+      <w:r>
+        <w:rPr>
+          <w:rFonts w:ascii="Arial" w:eastAsia="Arial" w:hAnsi="Arial" w:cs="Arial"/>
+          <w:sz w:val="22"/>
+          <w:szCs w:val="22"/>
+        </w:rPr>
+        <w:t xml:space="preserve">Uvoľní celý BDD: zavolá </w:t>
+      </w:r>
+      <w:r>
+        <w:rPr>
+          <w:rFonts w:ascii="Courier New" w:eastAsia="Courier New" w:hAnsi="Courier New" w:cs="Courier New"/>
+          <w:sz w:val="18"/>
+          <w:szCs w:val="18"/>
+        </w:rPr>
+        <w:t>ut_free</w:t>
+      </w:r>
+      <w:r>
+        <w:rPr>
+          <w:rFonts w:ascii="Arial" w:eastAsia="Arial" w:hAnsi="Arial" w:cs="Arial"/>
+          <w:sz w:val="22"/>
+          <w:szCs w:val="22"/>
+        </w:rPr>
+        <w:t xml:space="preserve"> (ktorá uvoľní všetky </w:t>
+      </w:r>
+      <w:r>
+        <w:rPr>
+          <w:rFonts w:ascii="Courier New" w:eastAsia="Courier New" w:hAnsi="Courier New" w:cs="Courier New"/>
+          <w:sz w:val="18"/>
+          <w:szCs w:val="18"/>
+        </w:rPr>
+        <w:t>BDDNode</w:t>
+      </w:r>
+      <w:r>
+        <w:rPr>
+          <w:rFonts w:ascii="Arial" w:eastAsia="Arial" w:hAnsi="Arial" w:cs="Arial"/>
+          <w:sz w:val="22"/>
+          <w:szCs w:val="22"/>
+        </w:rPr>
+        <w:t xml:space="preserve"> a </w:t>
+      </w:r>
+      <w:r>
+        <w:rPr>
+          <w:rFonts w:ascii="Courier New" w:eastAsia="Courier New" w:hAnsi="Courier New" w:cs="Courier New"/>
+          <w:sz w:val="18"/>
+          <w:szCs w:val="18"/>
+        </w:rPr>
+        <w:t>UTNode</w:t>
+      </w:r>
+      <w:r>
+        <w:rPr>
+          <w:rFonts w:ascii="Arial" w:eastAsia="Arial" w:hAnsi="Arial" w:cs="Arial"/>
+          <w:sz w:val="22"/>
+          <w:szCs w:val="22"/>
+        </w:rPr>
+        <w:t xml:space="preserve">), potom osobitne uvoľní oba terminálne uzly, reťazec </w:t>
+      </w:r>
+      <w:r>
+        <w:rPr>
+          <w:rFonts w:ascii="Courier New" w:eastAsia="Courier New" w:hAnsi="Courier New" w:cs="Courier New"/>
+          <w:sz w:val="18"/>
+          <w:szCs w:val="18"/>
+        </w:rPr>
+        <w:t>varOrder</w:t>
+      </w:r>
+      <w:r>
+        <w:rPr>
+          <w:rFonts w:ascii="Arial" w:eastAsia="Arial" w:hAnsi="Arial" w:cs="Arial"/>
+          <w:sz w:val="22"/>
+          <w:szCs w:val="22"/>
+        </w:rPr>
+        <w:t xml:space="preserve"> a nakoniec samotnú štruktúru </w:t>
+      </w:r>
+      <w:r>
+        <w:rPr>
+          <w:rFonts w:ascii="Courier New" w:eastAsia="Courier New" w:hAnsi="Courier New" w:cs="Courier New"/>
+          <w:sz w:val="18"/>
+          <w:szCs w:val="18"/>
+        </w:rPr>
+        <w:t>BDD</w:t>
+      </w:r>
+      <w:r>
+        <w:rPr>
+          <w:rFonts w:ascii="Arial" w:eastAsia="Arial" w:hAnsi="Arial" w:cs="Arial"/>
+          <w:sz w:val="22"/>
+          <w:szCs w:val="22"/>
+        </w:rPr>
+        <w:t xml:space="preserve">. Terminálne uzly musia byť uvoľnené až po </w:t>
+      </w:r>
+      <w:r>
+        <w:rPr>
+          <w:rFonts w:ascii="Courier New" w:eastAsia="Courier New" w:hAnsi="Courier New" w:cs="Courier New"/>
+          <w:sz w:val="18"/>
+          <w:szCs w:val="18"/>
+        </w:rPr>
+        <w:t>ut_free</w:t>
+      </w:r>
+      <w:r>
+        <w:rPr>
+          <w:rFonts w:ascii="Arial" w:eastAsia="Arial" w:hAnsi="Arial" w:cs="Arial"/>
+          <w:sz w:val="22"/>
+          <w:szCs w:val="22"/>
+        </w:rPr>
+        <w:t xml:space="preserve">, pretože na ne môžu odkazovať aj záznamy </w:t>
+      </w:r>
+      <w:r>
+        <w:rPr>
+          <w:rFonts w:ascii="Arial" w:eastAsia="Arial" w:hAnsi="Arial" w:cs="Arial"/>
+          <w:sz w:val="22"/>
+          <w:szCs w:val="22"/>
+        </w:rPr>
+        <w:lastRenderedPageBreak/>
+        <w:t>v</w:t>
+      </w:r>
+      <w:r>
+        <w:rPr>
+          <w:rFonts w:ascii="Arial" w:eastAsia="Arial" w:hAnsi="Arial" w:cs="Arial"/>
+          <w:sz w:val="22"/>
+          <w:szCs w:val="22"/>
+        </w:rPr>
+        <w:t> </w:t>
+      </w:r>
+      <w:r>
+        <w:rPr>
+          <w:rFonts w:ascii="Arial" w:eastAsia="Arial" w:hAnsi="Arial" w:cs="Arial"/>
+          <w:sz w:val="22"/>
+          <w:szCs w:val="22"/>
+        </w:rPr>
+        <w:t>tabuľke</w:t>
+      </w:r>
+      <w:r>
+        <w:rPr>
+          <w:rFonts w:ascii="Arial" w:eastAsia="Arial" w:hAnsi="Arial" w:cs="Arial"/>
+          <w:sz w:val="22"/>
+          <w:szCs w:val="22"/>
+        </w:rPr>
+        <w:t>. H</w:t>
+      </w:r>
+      <w:r>
+        <w:rPr>
+          <w:rFonts w:ascii="Arial" w:eastAsia="Arial" w:hAnsi="Arial" w:cs="Arial"/>
+          <w:sz w:val="22"/>
+          <w:szCs w:val="22"/>
+        </w:rPr>
+        <w:t>oci v tejto implementácii tam registrované nie sú, poradie uvoľnenia je tak správne aj pre prípadné rozšírenia.</w:t>
+      </w:r>
+    </w:p>
+    <w:p/>
     <w:p/>
     <w:sectPr>
       <w:pgSz w:w="11906" w:h="16838"/>
@@ -745,6 +4107,7 @@
   <w:style w:type="character" w:default="1" w:styleId="Predvolenpsmoodseku">
     <w:name w:val="Default Paragraph Font"/>
     <w:uiPriority w:val="1"/>
+    <w:semiHidden/>
     <w:unhideWhenUsed/>
   </w:style>
   <w:style w:type="table" w:default="1" w:styleId="Normlnatabuka">
@@ -1374,4 +4737,16 @@
     </a:ext>
   </a:extLst>
 </a:theme>
+</file>
+
+<file path=customXml/item1.xml><?xml version="1.0" encoding="utf-8"?>
+<b:Sources xmlns:b="http://schemas.openxmlformats.org/officeDocument/2006/bibliography" xmlns="http://schemas.openxmlformats.org/officeDocument/2006/bibliography" SelectedStyle="\APASixthEditionOfficeOnline.xsl" StyleName="APA" Version="6"/>
+</file>
+
+<file path=customXml/itemProps1.xml><?xml version="1.0" encoding="utf-8"?>
+<ds:datastoreItem xmlns:ds="http://schemas.openxmlformats.org/officeDocument/2006/customXml" ds:itemID="{21F30A44-55CE-4159-9060-8FB0AB404782}">
+  <ds:schemaRefs>
+    <ds:schemaRef ds:uri="http://schemas.openxmlformats.org/officeDocument/2006/bibliography"/>
+  </ds:schemaRefs>
+</ds:datastoreItem>
 </file>
--- a/dsa 6 dokumentacia.docx
+++ b/dsa 6 dokumentacia.docx
@@ -1866,25 +1866,7 @@
                 <w:sz w:val="18"/>
                 <w:szCs w:val="18"/>
               </w:rPr>
-              <w:t xml:space="preserve"> </w:t>
-            </w:r>
-            <w:proofErr w:type="spellStart"/>
-            <w:r>
-              <w:rPr>
-                <w:rFonts w:ascii="Courier New" w:eastAsia="Courier New" w:hAnsi="Courier New" w:cs="Courier New"/>
-                <w:sz w:val="18"/>
-                <w:szCs w:val="18"/>
-              </w:rPr>
-              <w:t>long</w:t>
-            </w:r>
-            <w:proofErr w:type="spellEnd"/>
-            <w:r>
-              <w:rPr>
-                <w:rFonts w:ascii="Courier New" w:eastAsia="Courier New" w:hAnsi="Courier New" w:cs="Courier New"/>
-                <w:sz w:val="18"/>
-                <w:szCs w:val="18"/>
-              </w:rPr>
-              <w:t xml:space="preserve">       </w:t>
+              <w:t xml:space="preserve"> long       </w:t>
             </w:r>
             <w:proofErr w:type="spellStart"/>
             <w:r>
@@ -1951,25 +1933,7 @@
                 <w:sz w:val="18"/>
                 <w:szCs w:val="18"/>
               </w:rPr>
-              <w:t xml:space="preserve"> </w:t>
-            </w:r>
-            <w:proofErr w:type="spellStart"/>
-            <w:r>
-              <w:rPr>
-                <w:rFonts w:ascii="Courier New" w:eastAsia="Courier New" w:hAnsi="Courier New" w:cs="Courier New"/>
-                <w:sz w:val="18"/>
-                <w:szCs w:val="18"/>
-              </w:rPr>
-              <w:t>long</w:t>
-            </w:r>
-            <w:proofErr w:type="spellEnd"/>
-            <w:r>
-              <w:rPr>
-                <w:rFonts w:ascii="Courier New" w:eastAsia="Courier New" w:hAnsi="Courier New" w:cs="Courier New"/>
-                <w:sz w:val="18"/>
-                <w:szCs w:val="18"/>
-              </w:rPr>
-              <w:t xml:space="preserve">       </w:t>
+              <w:t xml:space="preserve"> long       </w:t>
             </w:r>
             <w:proofErr w:type="spellStart"/>
             <w:r>
@@ -2609,25 +2573,7 @@
                 <w:sz w:val="18"/>
                 <w:szCs w:val="18"/>
               </w:rPr>
-              <w:t xml:space="preserve">  *</w:t>
-            </w:r>
-            <w:proofErr w:type="spellStart"/>
-            <w:r>
-              <w:rPr>
-                <w:rFonts w:ascii="Courier New" w:eastAsia="Courier New" w:hAnsi="Courier New" w:cs="Courier New"/>
-                <w:sz w:val="18"/>
-                <w:szCs w:val="18"/>
-              </w:rPr>
-              <w:t>ut</w:t>
-            </w:r>
-            <w:proofErr w:type="spellEnd"/>
-            <w:r>
-              <w:rPr>
-                <w:rFonts w:ascii="Courier New" w:eastAsia="Courier New" w:hAnsi="Courier New" w:cs="Courier New"/>
-                <w:sz w:val="18"/>
-                <w:szCs w:val="18"/>
-              </w:rPr>
-              <w:t>;</w:t>
+              <w:t xml:space="preserve">  *ut;</w:t>
             </w:r>
           </w:p>
           <w:p>
@@ -3121,43 +3067,7 @@
                 <w:sz w:val="18"/>
                 <w:szCs w:val="18"/>
               </w:rPr>
-              <w:t xml:space="preserve">, </w:t>
-            </w:r>
-            <w:proofErr w:type="spellStart"/>
-            <w:r>
-              <w:rPr>
-                <w:rFonts w:ascii="Courier New" w:eastAsia="Courier New" w:hAnsi="Courier New" w:cs="Courier New"/>
-                <w:sz w:val="18"/>
-                <w:szCs w:val="18"/>
-              </w:rPr>
-              <w:t>char</w:t>
-            </w:r>
-            <w:proofErr w:type="spellEnd"/>
-            <w:r>
-              <w:rPr>
-                <w:rFonts w:ascii="Courier New" w:eastAsia="Courier New" w:hAnsi="Courier New" w:cs="Courier New"/>
-                <w:sz w:val="18"/>
-                <w:szCs w:val="18"/>
-              </w:rPr>
-              <w:t xml:space="preserve"> </w:t>
-            </w:r>
-            <w:proofErr w:type="spellStart"/>
-            <w:r>
-              <w:rPr>
-                <w:rFonts w:ascii="Courier New" w:eastAsia="Courier New" w:hAnsi="Courier New" w:cs="Courier New"/>
-                <w:sz w:val="18"/>
-                <w:szCs w:val="18"/>
-              </w:rPr>
-              <w:t>variable</w:t>
-            </w:r>
-            <w:proofErr w:type="spellEnd"/>
-            <w:r>
-              <w:rPr>
-                <w:rFonts w:ascii="Courier New" w:eastAsia="Courier New" w:hAnsi="Courier New" w:cs="Courier New"/>
-                <w:sz w:val="18"/>
-                <w:szCs w:val="18"/>
-              </w:rPr>
-              <w:t>,</w:t>
+              <w:t>, char variable,</w:t>
             </w:r>
           </w:p>
           <w:p>
@@ -5394,43 +5304,7 @@
                 <w:sz w:val="18"/>
                 <w:szCs w:val="18"/>
               </w:rPr>
-              <w:t xml:space="preserve"> </w:t>
-            </w:r>
-            <w:proofErr w:type="spellStart"/>
-            <w:r>
-              <w:rPr>
-                <w:rFonts w:ascii="Courier New" w:eastAsia="Courier New" w:hAnsi="Courier New" w:cs="Courier New"/>
-                <w:sz w:val="18"/>
-                <w:szCs w:val="18"/>
-              </w:rPr>
-              <w:t>char</w:t>
-            </w:r>
-            <w:proofErr w:type="spellEnd"/>
-            <w:r>
-              <w:rPr>
-                <w:rFonts w:ascii="Courier New" w:eastAsia="Courier New" w:hAnsi="Courier New" w:cs="Courier New"/>
-                <w:sz w:val="18"/>
-                <w:szCs w:val="18"/>
-              </w:rPr>
-              <w:t xml:space="preserve"> *</w:t>
-            </w:r>
-            <w:proofErr w:type="spellStart"/>
-            <w:r>
-              <w:rPr>
-                <w:rFonts w:ascii="Courier New" w:eastAsia="Courier New" w:hAnsi="Courier New" w:cs="Courier New"/>
-                <w:sz w:val="18"/>
-                <w:szCs w:val="18"/>
-              </w:rPr>
-              <w:t>expr</w:t>
-            </w:r>
-            <w:proofErr w:type="spellEnd"/>
-            <w:r>
-              <w:rPr>
-                <w:rFonts w:ascii="Courier New" w:eastAsia="Courier New" w:hAnsi="Courier New" w:cs="Courier New"/>
-                <w:sz w:val="18"/>
-                <w:szCs w:val="18"/>
-              </w:rPr>
-              <w:t>,</w:t>
+              <w:t xml:space="preserve"> char *expr,</w:t>
             </w:r>
           </w:p>
           <w:p>
@@ -7404,23 +7278,7 @@
           <w:sz w:val="22"/>
           <w:szCs w:val="22"/>
         </w:rPr>
-        <w:t>Funkcia najprv extra</w:t>
-      </w:r>
-      <w:r>
-        <w:rPr>
-          <w:rFonts w:ascii="Arial" w:eastAsia="Arial" w:hAnsi="Arial" w:cs="Arial"/>
-          <w:sz w:val="22"/>
-          <w:szCs w:val="22"/>
-        </w:rPr>
-        <w:t>h</w:t>
-      </w:r>
-      <w:r>
-        <w:rPr>
-          <w:rFonts w:ascii="Arial" w:eastAsia="Arial" w:hAnsi="Arial" w:cs="Arial"/>
-          <w:sz w:val="22"/>
-          <w:szCs w:val="22"/>
-        </w:rPr>
-        <w:t xml:space="preserve">uje množinu premenných vyskytujúcich sa vo výraze (veľké písmená A–Z). Následne vyskúša </w:t>
+        <w:t xml:space="preserve">Funkcia najprv extrahuje množinu premenných vyskytujúcich sa vo výraze (veľké písmená A–Z). Následne vyskúša </w:t>
       </w:r>
       <w:r>
         <w:rPr>
@@ -7500,39 +7358,41 @@
           <w:sz w:val="22"/>
           <w:szCs w:val="22"/>
         </w:rPr>
-        <w:t>. Pre každú rotáciu sa vytvorí plnohodnotn</w:t>
-      </w:r>
-      <w:r>
-        <w:rPr>
-          <w:rFonts w:ascii="Arial" w:eastAsia="Arial" w:hAnsi="Arial" w:cs="Arial"/>
-          <w:sz w:val="22"/>
-          <w:szCs w:val="22"/>
-        </w:rPr>
-        <w:t>ý</w:t>
-      </w:r>
-      <w:r>
-        <w:rPr>
-          <w:rFonts w:ascii="Arial" w:eastAsia="Arial" w:hAnsi="Arial" w:cs="Arial"/>
-          <w:sz w:val="22"/>
-          <w:szCs w:val="22"/>
-        </w:rPr>
-        <w:t xml:space="preserve"> BDD a porovná sa počet uzlov. BDD s najmenším počtom uzlov je ponechan</w:t>
-      </w:r>
-      <w:r>
-        <w:rPr>
-          <w:rFonts w:ascii="Arial" w:eastAsia="Arial" w:hAnsi="Arial" w:cs="Arial"/>
-          <w:sz w:val="22"/>
-          <w:szCs w:val="22"/>
-        </w:rPr>
-        <w:t>ý</w:t>
-      </w:r>
-      <w:r>
-        <w:rPr>
-          <w:rFonts w:ascii="Arial" w:eastAsia="Arial" w:hAnsi="Arial" w:cs="Arial"/>
-          <w:sz w:val="22"/>
-          <w:szCs w:val="22"/>
-        </w:rPr>
-        <w:t xml:space="preserve"> a ostatné sú uvoľnené.</w:t>
+        <w:t xml:space="preserve">. Pre každú rotáciu sa vytvorí plnohodnotný BDD a porovná sa počet uzlov. BDD s najmenším počtom uzlov je ponechaný a ostatné sú uvoľnené. Nájdené poradie je zapísané do výstupného parametra </w:t>
+      </w:r>
+      <w:proofErr w:type="spellStart"/>
+      <w:r>
+        <w:rPr>
+          <w:rFonts w:ascii="Courier New" w:eastAsia="Courier New" w:hAnsi="Courier New" w:cs="Courier New"/>
+          <w:sz w:val="18"/>
+          <w:szCs w:val="18"/>
+        </w:rPr>
+        <w:t>best_order_out</w:t>
+      </w:r>
+      <w:proofErr w:type="spellEnd"/>
+      <w:r>
+        <w:rPr>
+          <w:rFonts w:ascii="Arial" w:eastAsia="Arial" w:hAnsi="Arial" w:cs="Arial"/>
+          <w:sz w:val="22"/>
+          <w:szCs w:val="22"/>
+        </w:rPr>
+        <w:t xml:space="preserve"> (ak nie je </w:t>
+      </w:r>
+      <w:r>
+        <w:rPr>
+          <w:rFonts w:ascii="Courier New" w:eastAsia="Courier New" w:hAnsi="Courier New" w:cs="Courier New"/>
+          <w:sz w:val="18"/>
+          <w:szCs w:val="18"/>
+        </w:rPr>
+        <w:t>NULL</w:t>
+      </w:r>
+      <w:r>
+        <w:rPr>
+          <w:rFonts w:ascii="Arial" w:eastAsia="Arial" w:hAnsi="Arial" w:cs="Arial"/>
+          <w:sz w:val="22"/>
+          <w:szCs w:val="22"/>
+        </w:rPr>
+        <w:t>), čo umožňuje volajúcemu priamo poznať poradie premenných použité vo výslednom BDD.</w:t>
       </w:r>
     </w:p>
     <w:p>
@@ -7802,7 +7662,16 @@
           <w:sz w:val="22"/>
           <w:szCs w:val="22"/>
         </w:rPr>
-        <w:t xml:space="preserve">. Terminálne uzly musia byť uvoľnené až po </w:t>
+        <w:t xml:space="preserve">. Terminálne </w:t>
+      </w:r>
+      <w:r>
+        <w:rPr>
+          <w:rFonts w:ascii="Arial" w:eastAsia="Arial" w:hAnsi="Arial" w:cs="Arial"/>
+          <w:sz w:val="22"/>
+          <w:szCs w:val="22"/>
+        </w:rPr>
+        <w:lastRenderedPageBreak/>
+        <w:t xml:space="preserve">uzly musia byť uvoľnené až po </w:t>
       </w:r>
       <w:proofErr w:type="spellStart"/>
       <w:r>
@@ -7838,16 +7707,7 @@
           <w:sz w:val="22"/>
           <w:szCs w:val="22"/>
         </w:rPr>
-        <w:t xml:space="preserve"> môžu odkazovať aj záznamy </w:t>
-      </w:r>
-      <w:r>
-        <w:rPr>
-          <w:rFonts w:ascii="Arial" w:eastAsia="Arial" w:hAnsi="Arial" w:cs="Arial"/>
-          <w:sz w:val="22"/>
-          <w:szCs w:val="22"/>
-        </w:rPr>
-        <w:lastRenderedPageBreak/>
-        <w:t>v</w:t>
+        <w:t xml:space="preserve"> môžu odkazovať aj záznamy v</w:t>
       </w:r>
       <w:r>
         <w:rPr>
@@ -8487,12 +8347,6 @@
         <w:gridCol w:w="9360"/>
       </w:tblGrid>
       <w:tr>
-        <w:tblPrEx>
-          <w:tblCellMar>
-            <w:top w:w="0" w:type="dxa"/>
-            <w:bottom w:w="0" w:type="dxa"/>
-          </w:tblCellMar>
-        </w:tblPrEx>
         <w:tc>
           <w:tcPr>
             <w:tcW w:w="9360" w:type="dxa"/>
@@ -8620,7 +8474,7 @@
                 <w:sz w:val="22"/>
                 <w:szCs w:val="22"/>
               </w:rPr>
-              <w:t xml:space="preserve"> zaradí s pravdepodobnosťou 50 % (s náhodnou negáciou). Ak by term zostal prázdny, doplní sa </w:t>
+              <w:t xml:space="preserve"> zaradí s </w:t>
             </w:r>
             <w:r>
               <w:rPr>
@@ -8630,7 +8484,7 @@
                 <w:szCs w:val="22"/>
               </w:rPr>
               <w:lastRenderedPageBreak/>
-              <w:t xml:space="preserve">aspoň jeden náhodný </w:t>
+              <w:t xml:space="preserve">pravdepodobnosťou 50 % (s náhodnou negáciou). Ak by term zostal prázdny, doplní sa aspoň jeden náhodný </w:t>
             </w:r>
             <w:proofErr w:type="spellStart"/>
             <w:r>
@@ -8650,16 +8504,7 @@
                 <w:sz w:val="22"/>
                 <w:szCs w:val="22"/>
               </w:rPr>
-              <w:t>. Záchranný mechanizmus na konci garantuje, že každá z n premenných sa vyskytne aspoň raz v celom výraze</w:t>
-            </w:r>
-            <w:r>
-              <w:rPr>
-                <w:rFonts w:ascii="Arial" w:eastAsia="Arial" w:hAnsi="Arial" w:cs="Arial"/>
-                <w:color w:val="1A1A2E"/>
-                <w:sz w:val="22"/>
-                <w:szCs w:val="22"/>
-              </w:rPr>
-              <w:t>.</w:t>
+              <w:t>. Záchranný mechanizmus na konci garantuje, že každá z n premenných sa vyskytne aspoň raz v celom výraze.</w:t>
             </w:r>
           </w:p>
           <w:p>
@@ -8865,25 +8710,7 @@
           <w:sz w:val="22"/>
           <w:szCs w:val="22"/>
         </w:rPr>
-        <w:t>. Bez tohto by pri n=15 mohol generátor vytvoriť výraz závislý len od 3</w:t>
-      </w:r>
-      <w:r>
-        <w:rPr>
-          <w:rFonts w:ascii="Arial" w:eastAsia="Arial" w:hAnsi="Arial" w:cs="Arial"/>
-          <w:color w:val="1A1A2E"/>
-          <w:sz w:val="22"/>
-          <w:szCs w:val="22"/>
-        </w:rPr>
-        <w:t xml:space="preserve"> - </w:t>
-      </w:r>
-      <w:r>
-        <w:rPr>
-          <w:rFonts w:ascii="Arial" w:eastAsia="Arial" w:hAnsi="Arial" w:cs="Arial"/>
-          <w:color w:val="1A1A2E"/>
-          <w:sz w:val="22"/>
-          <w:szCs w:val="22"/>
-        </w:rPr>
-        <w:t xml:space="preserve">5 premenných, čo by testy pre väčšie n degradovalo na testy malých funkcií. Generátor to rieši dvojstupňovo: veľký počet </w:t>
+        <w:t xml:space="preserve">. Bez tohto by pri n=15 mohol generátor vytvoriť výraz závislý len od 3 - 5 premenných, čo by testy pre väčšie n degradovalo na testy malých funkcií. Generátor to rieši dvojstupňovo: veľký počet </w:t>
       </w:r>
       <w:proofErr w:type="spellStart"/>
       <w:r>
@@ -9600,6 +9427,7 @@
           <w:sz w:val="20"/>
           <w:szCs w:val="20"/>
         </w:rPr>
+        <w:lastRenderedPageBreak/>
         <w:t xml:space="preserve">        </w:t>
       </w:r>
       <w:proofErr w:type="spellStart"/>
@@ -9636,7 +9464,6 @@
           <w:sz w:val="20"/>
           <w:szCs w:val="20"/>
         </w:rPr>
-        <w:lastRenderedPageBreak/>
         <w:t xml:space="preserve">    }</w:t>
       </w:r>
     </w:p>
@@ -10674,20 +10501,27 @@
           <w:sz w:val="22"/>
           <w:szCs w:val="22"/>
         </w:rPr>
-        <w:t xml:space="preserve"> slúži ako </w:t>
+        <w:t xml:space="preserve"> </w:t>
+      </w:r>
+      <w:r>
+        <w:rPr>
+          <w:rFonts w:ascii="Arial" w:eastAsia="Arial" w:hAnsi="Arial" w:cs="Arial"/>
+          <w:color w:val="1A1A2E"/>
+          <w:sz w:val="22"/>
+          <w:szCs w:val="22"/>
+        </w:rPr>
+        <w:t xml:space="preserve">slúži ako </w:t>
       </w:r>
       <w:r>
         <w:rPr>
           <w:rFonts w:ascii="Arial" w:eastAsia="Arial" w:hAnsi="Arial" w:cs="Arial"/>
           <w:b/>
           <w:bCs/>
-          <w:i/>
-          <w:iCs/>
           <w:color w:val="1A1A2E"/>
           <w:sz w:val="22"/>
           <w:szCs w:val="22"/>
         </w:rPr>
-        <w:t>orákulum</w:t>
+        <w:t>referenčná implementácia</w:t>
       </w:r>
       <w:r>
         <w:rPr>
@@ -10696,16 +10530,7 @@
           <w:sz w:val="22"/>
           <w:szCs w:val="22"/>
         </w:rPr>
-        <w:t>.</w:t>
-      </w:r>
-      <w:r>
-        <w:rPr>
-          <w:rFonts w:ascii="Arial" w:eastAsia="Arial" w:hAnsi="Arial" w:cs="Arial"/>
-          <w:color w:val="1A1A2E"/>
-          <w:sz w:val="22"/>
-          <w:szCs w:val="22"/>
-        </w:rPr>
-        <w:t xml:space="preserve"> implementuje priame vyhodnotenie DNF výrazu bez akejkoľvek optimalizácie. Je zámerné, že ide o čo najjednoduchší kód bez zdieľania uzlov, </w:t>
+        <w:t xml:space="preserve">. Vyhodnocuje DNF výraz priamym prechodom bez akejkoľvek optimalizácie. Je zámerné, že ide o čo najjednoduchší kód bez zdieľania uzlov, </w:t>
       </w:r>
       <w:proofErr w:type="spellStart"/>
       <w:r>
@@ -10978,12 +10803,6 @@
         <w:gridCol w:w="3120"/>
       </w:tblGrid>
       <w:tr>
-        <w:tblPrEx>
-          <w:tblCellMar>
-            <w:top w:w="0" w:type="dxa"/>
-            <w:bottom w:w="0" w:type="dxa"/>
-          </w:tblCellMar>
-        </w:tblPrEx>
         <w:tc>
           <w:tcPr>
             <w:tcW w:w="3120" w:type="dxa"/>
@@ -11088,12 +10907,6 @@
         </w:tc>
       </w:tr>
       <w:tr>
-        <w:tblPrEx>
-          <w:tblCellMar>
-            <w:top w:w="0" w:type="dxa"/>
-            <w:bottom w:w="0" w:type="dxa"/>
-          </w:tblCellMar>
-        </w:tblPrEx>
         <w:tc>
           <w:tcPr>
             <w:tcW w:w="3120" w:type="dxa"/>
@@ -11192,12 +11005,6 @@
         </w:tc>
       </w:tr>
       <w:tr>
-        <w:tblPrEx>
-          <w:tblCellMar>
-            <w:top w:w="0" w:type="dxa"/>
-            <w:bottom w:w="0" w:type="dxa"/>
-          </w:tblCellMar>
-        </w:tblPrEx>
         <w:tc>
           <w:tcPr>
             <w:tcW w:w="3120" w:type="dxa"/>
@@ -11296,12 +11103,6 @@
         </w:tc>
       </w:tr>
       <w:tr>
-        <w:tblPrEx>
-          <w:tblCellMar>
-            <w:top w:w="0" w:type="dxa"/>
-            <w:bottom w:w="0" w:type="dxa"/>
-          </w:tblCellMar>
-        </w:tblPrEx>
         <w:tc>
           <w:tcPr>
             <w:tcW w:w="3120" w:type="dxa"/>
@@ -11400,12 +11201,6 @@
         </w:tc>
       </w:tr>
       <w:tr>
-        <w:tblPrEx>
-          <w:tblCellMar>
-            <w:top w:w="0" w:type="dxa"/>
-            <w:bottom w:w="0" w:type="dxa"/>
-          </w:tblCellMar>
-        </w:tblPrEx>
         <w:tc>
           <w:tcPr>
             <w:tcW w:w="3120" w:type="dxa"/>
@@ -11504,12 +11299,6 @@
         </w:tc>
       </w:tr>
       <w:tr>
-        <w:tblPrEx>
-          <w:tblCellMar>
-            <w:top w:w="0" w:type="dxa"/>
-            <w:bottom w:w="0" w:type="dxa"/>
-          </w:tblCellMar>
-        </w:tblPrEx>
         <w:tc>
           <w:tcPr>
             <w:tcW w:w="3120" w:type="dxa"/>
@@ -11608,12 +11397,6 @@
         </w:tc>
       </w:tr>
       <w:tr>
-        <w:tblPrEx>
-          <w:tblCellMar>
-            <w:top w:w="0" w:type="dxa"/>
-            <w:bottom w:w="0" w:type="dxa"/>
-          </w:tblCellMar>
-        </w:tblPrEx>
         <w:tc>
           <w:tcPr>
             <w:tcW w:w="3120" w:type="dxa"/>
@@ -11712,12 +11495,6 @@
         </w:tc>
       </w:tr>
       <w:tr>
-        <w:tblPrEx>
-          <w:tblCellMar>
-            <w:top w:w="0" w:type="dxa"/>
-            <w:bottom w:w="0" w:type="dxa"/>
-          </w:tblCellMar>
-        </w:tblPrEx>
         <w:tc>
           <w:tcPr>
             <w:tcW w:w="3120" w:type="dxa"/>
@@ -11904,12 +11681,6 @@
         <w:gridCol w:w="5960"/>
       </w:tblGrid>
       <w:tr>
-        <w:tblPrEx>
-          <w:tblCellMar>
-            <w:top w:w="0" w:type="dxa"/>
-            <w:bottom w:w="0" w:type="dxa"/>
-          </w:tblCellMar>
-        </w:tblPrEx>
         <w:tc>
           <w:tcPr>
             <w:tcW w:w="3400" w:type="dxa"/>
@@ -11980,12 +11751,6 @@
         </w:tc>
       </w:tr>
       <w:tr>
-        <w:tblPrEx>
-          <w:tblCellMar>
-            <w:top w:w="0" w:type="dxa"/>
-            <w:bottom w:w="0" w:type="dxa"/>
-          </w:tblCellMar>
-        </w:tblPrEx>
         <w:tc>
           <w:tcPr>
             <w:tcW w:w="3400" w:type="dxa"/>
@@ -12112,12 +11877,6 @@
         </w:tc>
       </w:tr>
       <w:tr>
-        <w:tblPrEx>
-          <w:tblCellMar>
-            <w:top w:w="0" w:type="dxa"/>
-            <w:bottom w:w="0" w:type="dxa"/>
-          </w:tblCellMar>
-        </w:tblPrEx>
         <w:tc>
           <w:tcPr>
             <w:tcW w:w="3400" w:type="dxa"/>
@@ -12224,12 +11983,6 @@
         </w:tc>
       </w:tr>
       <w:tr>
-        <w:tblPrEx>
-          <w:tblCellMar>
-            <w:top w:w="0" w:type="dxa"/>
-            <w:bottom w:w="0" w:type="dxa"/>
-          </w:tblCellMar>
-        </w:tblPrEx>
         <w:tc>
           <w:tcPr>
             <w:tcW w:w="3400" w:type="dxa"/>
@@ -12296,12 +12049,6 @@
         </w:tc>
       </w:tr>
       <w:tr>
-        <w:tblPrEx>
-          <w:tblCellMar>
-            <w:top w:w="0" w:type="dxa"/>
-            <w:bottom w:w="0" w:type="dxa"/>
-          </w:tblCellMar>
-        </w:tblPrEx>
         <w:tc>
           <w:tcPr>
             <w:tcW w:w="3400" w:type="dxa"/>
@@ -12449,12 +12196,6 @@
         </w:tc>
       </w:tr>
       <w:tr>
-        <w:tblPrEx>
-          <w:tblCellMar>
-            <w:top w:w="0" w:type="dxa"/>
-            <w:bottom w:w="0" w:type="dxa"/>
-          </w:tblCellMar>
-        </w:tblPrEx>
         <w:tc>
           <w:tcPr>
             <w:tcW w:w="3400" w:type="dxa"/>
@@ -12572,12 +12313,6 @@
         </w:tc>
       </w:tr>
       <w:tr>
-        <w:tblPrEx>
-          <w:tblCellMar>
-            <w:top w:w="0" w:type="dxa"/>
-            <w:bottom w:w="0" w:type="dxa"/>
-          </w:tblCellMar>
-        </w:tblPrEx>
         <w:tc>
           <w:tcPr>
             <w:tcW w:w="3400" w:type="dxa"/>
@@ -12704,12 +12439,6 @@
         </w:tc>
       </w:tr>
       <w:tr>
-        <w:tblPrEx>
-          <w:tblCellMar>
-            <w:top w:w="0" w:type="dxa"/>
-            <w:bottom w:w="0" w:type="dxa"/>
-          </w:tblCellMar>
-        </w:tblPrEx>
         <w:tc>
           <w:tcPr>
             <w:tcW w:w="3400" w:type="dxa"/>
@@ -14236,12 +13965,6 @@
         <w:gridCol w:w="9360"/>
       </w:tblGrid>
       <w:tr>
-        <w:tblPrEx>
-          <w:tblCellMar>
-            <w:top w:w="0" w:type="dxa"/>
-            <w:bottom w:w="0" w:type="dxa"/>
-          </w:tblCellMar>
-        </w:tblPrEx>
         <w:tc>
           <w:tcPr>
             <w:tcW w:w="9360" w:type="dxa"/>
@@ -15026,7 +14749,6 @@
   <w:style w:type="character" w:default="1" w:styleId="Predvolenpsmoodseku">
     <w:name w:val="Default Paragraph Font"/>
     <w:uiPriority w:val="1"/>
-    <w:semiHidden/>
     <w:unhideWhenUsed/>
   </w:style>
   <w:style w:type="table" w:default="1" w:styleId="Normlnatabuka">

--- a/dsa 6 dokumentacia.docx
+++ b/dsa 6 dokumentacia.docx
@@ -7272,133 +7272,35 @@
       <w:proofErr w:type="spellEnd"/>
     </w:p>
     <w:p>
-      <w:r>
-        <w:rPr>
-          <w:rFonts w:ascii="Arial" w:eastAsia="Arial" w:hAnsi="Arial" w:cs="Arial"/>
-          <w:sz w:val="22"/>
-          <w:szCs w:val="22"/>
-        </w:rPr>
-        <w:t xml:space="preserve">Funkcia najprv extrahuje množinu premenných vyskytujúcich sa vo výraze (veľké písmená A–Z). Následne vyskúša </w:t>
-      </w:r>
-      <w:r>
-        <w:rPr>
-          <w:rFonts w:ascii="Courier New" w:eastAsia="Courier New" w:hAnsi="Courier New" w:cs="Courier New"/>
-          <w:sz w:val="18"/>
-          <w:szCs w:val="18"/>
-        </w:rPr>
-        <w:t>N</w:t>
-      </w:r>
-      <w:r>
-        <w:rPr>
-          <w:rFonts w:ascii="Arial" w:eastAsia="Arial" w:hAnsi="Arial" w:cs="Arial"/>
-          <w:sz w:val="22"/>
-          <w:szCs w:val="22"/>
-        </w:rPr>
-        <w:t xml:space="preserve"> cyklických rotácií poradia premenných, kde N je ich počet. Napríklad pre premenné </w:t>
-      </w:r>
-      <w:r>
-        <w:rPr>
-          <w:rFonts w:ascii="Courier New" w:eastAsia="Courier New" w:hAnsi="Courier New" w:cs="Courier New"/>
-          <w:sz w:val="18"/>
-          <w:szCs w:val="18"/>
-        </w:rPr>
-        <w:t>A, B, C</w:t>
-      </w:r>
-      <w:r>
-        <w:rPr>
-          <w:rFonts w:ascii="Arial" w:eastAsia="Arial" w:hAnsi="Arial" w:cs="Arial"/>
-          <w:sz w:val="22"/>
-          <w:szCs w:val="22"/>
-        </w:rPr>
-        <w:t xml:space="preserve"> sa vyskúšajú poradia </w:t>
-      </w:r>
-      <w:r>
-        <w:rPr>
-          <w:rFonts w:ascii="Courier New" w:eastAsia="Courier New" w:hAnsi="Courier New" w:cs="Courier New"/>
-          <w:sz w:val="18"/>
-          <w:szCs w:val="18"/>
-        </w:rPr>
-        <w:t>ABC</w:t>
-      </w:r>
-      <w:r>
-        <w:rPr>
-          <w:rFonts w:ascii="Arial" w:eastAsia="Arial" w:hAnsi="Arial" w:cs="Arial"/>
-          <w:sz w:val="22"/>
-          <w:szCs w:val="22"/>
-        </w:rPr>
-        <w:t xml:space="preserve">, </w:t>
-      </w:r>
-      <w:r>
-        <w:rPr>
-          <w:rFonts w:ascii="Courier New" w:eastAsia="Courier New" w:hAnsi="Courier New" w:cs="Courier New"/>
-          <w:sz w:val="18"/>
-          <w:szCs w:val="18"/>
-        </w:rPr>
-        <w:t>BCA</w:t>
-      </w:r>
-      <w:r>
-        <w:rPr>
-          <w:rFonts w:ascii="Arial" w:eastAsia="Arial" w:hAnsi="Arial" w:cs="Arial"/>
-          <w:sz w:val="22"/>
-          <w:szCs w:val="22"/>
-        </w:rPr>
-        <w:t xml:space="preserve"> a </w:t>
-      </w:r>
-      <w:r>
-        <w:rPr>
-          <w:rFonts w:ascii="Courier New" w:eastAsia="Courier New" w:hAnsi="Courier New" w:cs="Courier New"/>
-          <w:sz w:val="18"/>
-          <w:szCs w:val="18"/>
-        </w:rPr>
-        <w:t>CAB</w:t>
-      </w:r>
-      <w:r>
-        <w:rPr>
-          <w:rFonts w:ascii="Arial" w:eastAsia="Arial" w:hAnsi="Arial" w:cs="Arial"/>
-          <w:sz w:val="22"/>
-          <w:szCs w:val="22"/>
-        </w:rPr>
-        <w:t xml:space="preserve">. Pre každú rotáciu sa vytvorí plnohodnotný BDD a porovná sa počet uzlov. BDD s najmenším počtom uzlov je ponechaný a ostatné sú uvoľnené. Nájdené poradie je zapísané do výstupného parametra </w:t>
-      </w:r>
-      <w:proofErr w:type="spellStart"/>
-      <w:r>
-        <w:rPr>
-          <w:rFonts w:ascii="Courier New" w:eastAsia="Courier New" w:hAnsi="Courier New" w:cs="Courier New"/>
-          <w:sz w:val="18"/>
-          <w:szCs w:val="18"/>
-        </w:rPr>
-        <w:t>best_order_out</w:t>
-      </w:r>
-      <w:proofErr w:type="spellEnd"/>
-      <w:r>
-        <w:rPr>
-          <w:rFonts w:ascii="Arial" w:eastAsia="Arial" w:hAnsi="Arial" w:cs="Arial"/>
-          <w:sz w:val="22"/>
-          <w:szCs w:val="22"/>
-        </w:rPr>
-        <w:t xml:space="preserve"> (ak nie je </w:t>
-      </w:r>
-      <w:r>
-        <w:rPr>
-          <w:rFonts w:ascii="Courier New" w:eastAsia="Courier New" w:hAnsi="Courier New" w:cs="Courier New"/>
-          <w:sz w:val="18"/>
-          <w:szCs w:val="18"/>
-        </w:rPr>
-        <w:t>NULL</w:t>
-      </w:r>
-      <w:r>
-        <w:rPr>
-          <w:rFonts w:ascii="Arial" w:eastAsia="Arial" w:hAnsi="Arial" w:cs="Arial"/>
-          <w:sz w:val="22"/>
-          <w:szCs w:val="22"/>
-        </w:rPr>
-        <w:t>), čo umožňuje volajúcemu priamo poznať poradie premenných použité vo výslednom BDD.</w:t>
-      </w:r>
-    </w:p>
-    <w:p>
-      <w:r>
-        <w:rPr>
-          <w:rFonts w:ascii="Arial" w:eastAsia="Arial" w:hAnsi="Arial" w:cs="Arial"/>
+      <w:pPr>
+        <w:spacing w:after="0"/>
+        <w:rPr>
+          <w:rFonts w:ascii="Arial" w:hAnsi="Arial" w:cs="Arial"/>
+          <w:sz w:val="22"/>
+          <w:szCs w:val="22"/>
+        </w:rPr>
+      </w:pPr>
+      <w:r>
+        <w:rPr>
+          <w:rFonts w:ascii="Arial" w:hAnsi="Arial" w:cs="Arial"/>
+          <w:sz w:val="22"/>
+          <w:szCs w:val="22"/>
+        </w:rPr>
+        <w:t>Funkcia najprv extrahuje množinu premenných vyskytujúcich sa vo výraze (veľké písmená A–Z). Následne vyskúša N cyklických rotácií poradia premenných, kde N je ich počet. Napríklad pre premenné A, B, C sa vyskúšajú poradia ABC, BCA a CAB. Pre každú rotáciu sa vytvorí plnohodnotný BDD a porovná sa počet uzlov. BDD s najmenším počtom uzlov je ponechaný a ostatné sú uvoľnené.</w:t>
+      </w:r>
+    </w:p>
+    <w:p>
+      <w:pPr>
+        <w:spacing w:after="0"/>
+        <w:rPr>
+          <w:rFonts w:ascii="Arial" w:hAnsi="Arial" w:cs="Arial"/>
+          <w:sz w:val="22"/>
+          <w:szCs w:val="22"/>
+        </w:rPr>
+      </w:pPr>
+      <w:r>
+        <w:rPr>
+          <w:rFonts w:ascii="Arial" w:hAnsi="Arial" w:cs="Arial"/>
           <w:sz w:val="22"/>
           <w:szCs w:val="22"/>
         </w:rPr>
@@ -7407,7 +7309,7 @@
       <w:proofErr w:type="spellStart"/>
       <w:r>
         <w:rPr>
-          <w:rFonts w:ascii="Arial" w:eastAsia="Arial" w:hAnsi="Arial" w:cs="Arial"/>
+          <w:rFonts w:ascii="Arial" w:hAnsi="Arial" w:cs="Arial"/>
           <w:sz w:val="22"/>
           <w:szCs w:val="22"/>
         </w:rPr>
@@ -7416,7 +7318,7 @@
       <w:proofErr w:type="spellEnd"/>
       <w:r>
         <w:rPr>
-          <w:rFonts w:ascii="Arial" w:eastAsia="Arial" w:hAnsi="Arial" w:cs="Arial"/>
+          <w:rFonts w:ascii="Arial" w:hAnsi="Arial" w:cs="Arial"/>
           <w:sz w:val="22"/>
           <w:szCs w:val="22"/>
         </w:rPr>
@@ -7662,16 +7564,7 @@
           <w:sz w:val="22"/>
           <w:szCs w:val="22"/>
         </w:rPr>
-        <w:t xml:space="preserve">. Terminálne </w:t>
-      </w:r>
-      <w:r>
-        <w:rPr>
-          <w:rFonts w:ascii="Arial" w:eastAsia="Arial" w:hAnsi="Arial" w:cs="Arial"/>
-          <w:sz w:val="22"/>
-          <w:szCs w:val="22"/>
-        </w:rPr>
-        <w:lastRenderedPageBreak/>
-        <w:t xml:space="preserve">uzly musia byť uvoľnené až po </w:t>
+        <w:t xml:space="preserve">. Terminálne uzly musia byť uvoľnené až po </w:t>
       </w:r>
       <w:proofErr w:type="spellStart"/>
       <w:r>
@@ -8474,17 +8367,7 @@
                 <w:sz w:val="22"/>
                 <w:szCs w:val="22"/>
               </w:rPr>
-              <w:t xml:space="preserve"> zaradí s </w:t>
-            </w:r>
-            <w:r>
-              <w:rPr>
-                <w:rFonts w:ascii="Arial" w:eastAsia="Arial" w:hAnsi="Arial" w:cs="Arial"/>
-                <w:color w:val="1A1A2E"/>
-                <w:sz w:val="22"/>
-                <w:szCs w:val="22"/>
-              </w:rPr>
-              <w:lastRenderedPageBreak/>
-              <w:t xml:space="preserve">pravdepodobnosťou 50 % (s náhodnou negáciou). Ak by term zostal prázdny, doplní sa aspoň jeden náhodný </w:t>
+              <w:t xml:space="preserve"> zaradí s pravdepodobnosťou 50 % (s náhodnou negáciou). Ak by term zostal prázdny, doplní sa aspoň jeden náhodný </w:t>
             </w:r>
             <w:proofErr w:type="spellStart"/>
             <w:r>
@@ -8520,6 +8403,7 @@
                 <w:sz w:val="22"/>
                 <w:szCs w:val="22"/>
               </w:rPr>
+              <w:lastRenderedPageBreak/>
               <w:t>Fáza 2 – Overenie korektnosti</w:t>
             </w:r>
           </w:p>
@@ -9427,7 +9311,6 @@
           <w:sz w:val="20"/>
           <w:szCs w:val="20"/>
         </w:rPr>
-        <w:lastRenderedPageBreak/>
         <w:t xml:space="preserve">        </w:t>
       </w:r>
       <w:proofErr w:type="spellStart"/>
@@ -9613,6 +9496,7 @@
           <w:sz w:val="20"/>
           <w:szCs w:val="20"/>
         </w:rPr>
+        <w:lastRenderedPageBreak/>
         <w:t>for</w:t>
       </w:r>
       <w:proofErr w:type="spellEnd"/>
@@ -10752,6 +10636,7 @@
           <w:sz w:val="28"/>
           <w:szCs w:val="28"/>
         </w:rPr>
+        <w:lastRenderedPageBreak/>
         <w:t>4.5  Skupiny premenných a rozsah testovania</w:t>
       </w:r>
     </w:p>
@@ -12077,7 +11962,6 @@
                 <w:sz w:val="20"/>
                 <w:szCs w:val="20"/>
               </w:rPr>
-              <w:lastRenderedPageBreak/>
               <w:t>Extra redukcia %</w:t>
             </w:r>
           </w:p>
@@ -12224,6 +12108,7 @@
                 <w:sz w:val="20"/>
                 <w:szCs w:val="20"/>
               </w:rPr>
+              <w:lastRenderedPageBreak/>
               <w:t xml:space="preserve">Best &lt; </w:t>
             </w:r>
             <w:proofErr w:type="spellStart"/>
@@ -13450,6 +13335,7 @@
           <w:sz w:val="22"/>
           <w:szCs w:val="22"/>
         </w:rPr>
+        <w:lastRenderedPageBreak/>
         <w:t xml:space="preserve">Použitie </w:t>
       </w:r>
       <w:r>

--- a/dsa 6 dokumentacia.docx
+++ b/dsa 6 dokumentacia.docx
@@ -586,13 +586,14 @@
       <w:tblPr>
         <w:tblW w:w="9026" w:type="dxa"/>
         <w:tblBorders>
-          <w:top w:val="single" w:sz="4" w:space="0" w:color="auto"/>
-          <w:left w:val="single" w:sz="4" w:space="0" w:color="auto"/>
-          <w:bottom w:val="single" w:sz="4" w:space="0" w:color="auto"/>
-          <w:right w:val="single" w:sz="4" w:space="0" w:color="auto"/>
-          <w:insideH w:val="single" w:sz="4" w:space="0" w:color="auto"/>
-          <w:insideV w:val="single" w:sz="4" w:space="0" w:color="auto"/>
+          <w:top w:val="single" w:sz="6" w:space="0" w:color="BFBFBF" w:themeColor="background1" w:themeShade="BF"/>
+          <w:left w:val="single" w:sz="6" w:space="0" w:color="BFBFBF" w:themeColor="background1" w:themeShade="BF"/>
+          <w:bottom w:val="single" w:sz="6" w:space="0" w:color="BFBFBF" w:themeColor="background1" w:themeShade="BF"/>
+          <w:right w:val="single" w:sz="6" w:space="0" w:color="BFBFBF" w:themeColor="background1" w:themeShade="BF"/>
+          <w:insideH w:val="single" w:sz="6" w:space="0" w:color="BFBFBF" w:themeColor="background1" w:themeShade="BF"/>
+          <w:insideV w:val="single" w:sz="6" w:space="0" w:color="BFBFBF" w:themeColor="background1" w:themeShade="BF"/>
         </w:tblBorders>
+        <w:shd w:val="clear" w:color="auto" w:fill="F4F4F4"/>
         <w:tblCellMar>
           <w:left w:w="10" w:type="dxa"/>
           <w:right w:w="10" w:type="dxa"/>
@@ -606,12 +607,6 @@
         <w:tc>
           <w:tcPr>
             <w:tcW w:w="9026" w:type="dxa"/>
-            <w:tcBorders>
-              <w:top w:val="single" w:sz="1" w:space="0" w:color="AAAAAA"/>
-              <w:left w:val="single" w:sz="1" w:space="0" w:color="AAAAAA"/>
-              <w:bottom w:val="single" w:sz="1" w:space="0" w:color="AAAAAA"/>
-              <w:right w:val="single" w:sz="1" w:space="0" w:color="AAAAAA"/>
-            </w:tcBorders>
             <w:shd w:val="clear" w:color="auto" w:fill="F4F4F4"/>
             <w:tcMar>
               <w:top w:w="120" w:type="dxa"/>
@@ -1337,13 +1332,14 @@
       <w:tblPr>
         <w:tblW w:w="9026" w:type="dxa"/>
         <w:tblBorders>
-          <w:top w:val="single" w:sz="4" w:space="0" w:color="auto"/>
-          <w:left w:val="single" w:sz="4" w:space="0" w:color="auto"/>
-          <w:bottom w:val="single" w:sz="4" w:space="0" w:color="auto"/>
-          <w:right w:val="single" w:sz="4" w:space="0" w:color="auto"/>
-          <w:insideH w:val="single" w:sz="4" w:space="0" w:color="auto"/>
-          <w:insideV w:val="single" w:sz="4" w:space="0" w:color="auto"/>
+          <w:top w:val="single" w:sz="6" w:space="0" w:color="BFBFBF" w:themeColor="background1" w:themeShade="BF"/>
+          <w:left w:val="single" w:sz="6" w:space="0" w:color="BFBFBF" w:themeColor="background1" w:themeShade="BF"/>
+          <w:bottom w:val="single" w:sz="6" w:space="0" w:color="BFBFBF" w:themeColor="background1" w:themeShade="BF"/>
+          <w:right w:val="single" w:sz="6" w:space="0" w:color="BFBFBF" w:themeColor="background1" w:themeShade="BF"/>
+          <w:insideH w:val="single" w:sz="6" w:space="0" w:color="BFBFBF" w:themeColor="background1" w:themeShade="BF"/>
+          <w:insideV w:val="single" w:sz="6" w:space="0" w:color="BFBFBF" w:themeColor="background1" w:themeShade="BF"/>
         </w:tblBorders>
+        <w:shd w:val="clear" w:color="auto" w:fill="F4F4F4"/>
         <w:tblCellMar>
           <w:left w:w="10" w:type="dxa"/>
           <w:right w:w="10" w:type="dxa"/>
@@ -1357,12 +1353,6 @@
         <w:tc>
           <w:tcPr>
             <w:tcW w:w="9026" w:type="dxa"/>
-            <w:tcBorders>
-              <w:top w:val="single" w:sz="1" w:space="0" w:color="AAAAAA"/>
-              <w:left w:val="single" w:sz="1" w:space="0" w:color="AAAAAA"/>
-              <w:bottom w:val="single" w:sz="1" w:space="0" w:color="AAAAAA"/>
-              <w:right w:val="single" w:sz="1" w:space="0" w:color="AAAAAA"/>
-            </w:tcBorders>
             <w:shd w:val="clear" w:color="auto" w:fill="F4F4F4"/>
             <w:tcMar>
               <w:top w:w="120" w:type="dxa"/>
@@ -2243,13 +2233,14 @@
       <w:tblPr>
         <w:tblW w:w="9026" w:type="dxa"/>
         <w:tblBorders>
-          <w:top w:val="single" w:sz="4" w:space="0" w:color="auto"/>
-          <w:left w:val="single" w:sz="4" w:space="0" w:color="auto"/>
-          <w:bottom w:val="single" w:sz="4" w:space="0" w:color="auto"/>
-          <w:right w:val="single" w:sz="4" w:space="0" w:color="auto"/>
-          <w:insideH w:val="single" w:sz="4" w:space="0" w:color="auto"/>
-          <w:insideV w:val="single" w:sz="4" w:space="0" w:color="auto"/>
+          <w:top w:val="single" w:sz="6" w:space="0" w:color="BFBFBF" w:themeColor="background1" w:themeShade="BF"/>
+          <w:left w:val="single" w:sz="6" w:space="0" w:color="BFBFBF" w:themeColor="background1" w:themeShade="BF"/>
+          <w:bottom w:val="single" w:sz="6" w:space="0" w:color="BFBFBF" w:themeColor="background1" w:themeShade="BF"/>
+          <w:right w:val="single" w:sz="6" w:space="0" w:color="BFBFBF" w:themeColor="background1" w:themeShade="BF"/>
+          <w:insideH w:val="single" w:sz="6" w:space="0" w:color="BFBFBF" w:themeColor="background1" w:themeShade="BF"/>
+          <w:insideV w:val="single" w:sz="6" w:space="0" w:color="BFBFBF" w:themeColor="background1" w:themeShade="BF"/>
         </w:tblBorders>
+        <w:shd w:val="clear" w:color="auto" w:fill="F4F4F4"/>
         <w:tblCellMar>
           <w:left w:w="10" w:type="dxa"/>
           <w:right w:w="10" w:type="dxa"/>
@@ -2263,12 +2254,6 @@
         <w:tc>
           <w:tcPr>
             <w:tcW w:w="9026" w:type="dxa"/>
-            <w:tcBorders>
-              <w:top w:val="single" w:sz="1" w:space="0" w:color="AAAAAA"/>
-              <w:left w:val="single" w:sz="1" w:space="0" w:color="AAAAAA"/>
-              <w:bottom w:val="single" w:sz="1" w:space="0" w:color="AAAAAA"/>
-              <w:right w:val="single" w:sz="1" w:space="0" w:color="AAAAAA"/>
-            </w:tcBorders>
             <w:shd w:val="clear" w:color="auto" w:fill="F4F4F4"/>
             <w:tcMar>
               <w:top w:w="120" w:type="dxa"/>
@@ -2923,13 +2908,14 @@
       <w:tblPr>
         <w:tblW w:w="9026" w:type="dxa"/>
         <w:tblBorders>
-          <w:top w:val="single" w:sz="4" w:space="0" w:color="auto"/>
-          <w:left w:val="single" w:sz="4" w:space="0" w:color="auto"/>
-          <w:bottom w:val="single" w:sz="4" w:space="0" w:color="auto"/>
-          <w:right w:val="single" w:sz="4" w:space="0" w:color="auto"/>
-          <w:insideH w:val="single" w:sz="4" w:space="0" w:color="auto"/>
-          <w:insideV w:val="single" w:sz="4" w:space="0" w:color="auto"/>
+          <w:top w:val="single" w:sz="6" w:space="0" w:color="BFBFBF" w:themeColor="background1" w:themeShade="BF"/>
+          <w:left w:val="single" w:sz="6" w:space="0" w:color="BFBFBF" w:themeColor="background1" w:themeShade="BF"/>
+          <w:bottom w:val="single" w:sz="6" w:space="0" w:color="BFBFBF" w:themeColor="background1" w:themeShade="BF"/>
+          <w:right w:val="single" w:sz="6" w:space="0" w:color="BFBFBF" w:themeColor="background1" w:themeShade="BF"/>
+          <w:insideH w:val="single" w:sz="6" w:space="0" w:color="BFBFBF" w:themeColor="background1" w:themeShade="BF"/>
+          <w:insideV w:val="single" w:sz="6" w:space="0" w:color="BFBFBF" w:themeColor="background1" w:themeShade="BF"/>
         </w:tblBorders>
+        <w:shd w:val="clear" w:color="auto" w:fill="F4F4F4"/>
         <w:tblCellMar>
           <w:left w:w="10" w:type="dxa"/>
           <w:right w:w="10" w:type="dxa"/>
@@ -2943,12 +2929,6 @@
         <w:tc>
           <w:tcPr>
             <w:tcW w:w="9026" w:type="dxa"/>
-            <w:tcBorders>
-              <w:top w:val="single" w:sz="1" w:space="0" w:color="AAAAAA"/>
-              <w:left w:val="single" w:sz="1" w:space="0" w:color="AAAAAA"/>
-              <w:bottom w:val="single" w:sz="1" w:space="0" w:color="AAAAAA"/>
-              <w:right w:val="single" w:sz="1" w:space="0" w:color="AAAAAA"/>
-            </w:tcBorders>
             <w:shd w:val="clear" w:color="auto" w:fill="F4F4F4"/>
             <w:tcMar>
               <w:top w:w="120" w:type="dxa"/>
@@ -4773,13 +4753,14 @@
       <w:tblPr>
         <w:tblW w:w="9026" w:type="dxa"/>
         <w:tblBorders>
-          <w:top w:val="single" w:sz="4" w:space="0" w:color="auto"/>
-          <w:left w:val="single" w:sz="4" w:space="0" w:color="auto"/>
-          <w:bottom w:val="single" w:sz="4" w:space="0" w:color="auto"/>
-          <w:right w:val="single" w:sz="4" w:space="0" w:color="auto"/>
-          <w:insideH w:val="single" w:sz="4" w:space="0" w:color="auto"/>
-          <w:insideV w:val="single" w:sz="4" w:space="0" w:color="auto"/>
+          <w:top w:val="single" w:sz="6" w:space="0" w:color="BFBFBF" w:themeColor="background1" w:themeShade="BF"/>
+          <w:left w:val="single" w:sz="6" w:space="0" w:color="BFBFBF" w:themeColor="background1" w:themeShade="BF"/>
+          <w:bottom w:val="single" w:sz="6" w:space="0" w:color="BFBFBF" w:themeColor="background1" w:themeShade="BF"/>
+          <w:right w:val="single" w:sz="6" w:space="0" w:color="BFBFBF" w:themeColor="background1" w:themeShade="BF"/>
+          <w:insideH w:val="single" w:sz="6" w:space="0" w:color="BFBFBF" w:themeColor="background1" w:themeShade="BF"/>
+          <w:insideV w:val="single" w:sz="6" w:space="0" w:color="BFBFBF" w:themeColor="background1" w:themeShade="BF"/>
         </w:tblBorders>
+        <w:shd w:val="clear" w:color="auto" w:fill="F4F4F4"/>
         <w:tblCellMar>
           <w:left w:w="10" w:type="dxa"/>
           <w:right w:w="10" w:type="dxa"/>
@@ -4793,12 +4774,6 @@
         <w:tc>
           <w:tcPr>
             <w:tcW w:w="9026" w:type="dxa"/>
-            <w:tcBorders>
-              <w:top w:val="single" w:sz="1" w:space="0" w:color="AAAAAA"/>
-              <w:left w:val="single" w:sz="1" w:space="0" w:color="AAAAAA"/>
-              <w:bottom w:val="single" w:sz="1" w:space="0" w:color="AAAAAA"/>
-              <w:right w:val="single" w:sz="1" w:space="0" w:color="AAAAAA"/>
-            </w:tcBorders>
             <w:shd w:val="clear" w:color="auto" w:fill="F4F4F4"/>
             <w:tcMar>
               <w:top w:w="120" w:type="dxa"/>
@@ -5178,13 +5153,14 @@
       <w:tblPr>
         <w:tblW w:w="9026" w:type="dxa"/>
         <w:tblBorders>
-          <w:top w:val="single" w:sz="4" w:space="0" w:color="auto"/>
-          <w:left w:val="single" w:sz="4" w:space="0" w:color="auto"/>
-          <w:bottom w:val="single" w:sz="4" w:space="0" w:color="auto"/>
-          <w:right w:val="single" w:sz="4" w:space="0" w:color="auto"/>
-          <w:insideH w:val="single" w:sz="4" w:space="0" w:color="auto"/>
-          <w:insideV w:val="single" w:sz="4" w:space="0" w:color="auto"/>
+          <w:top w:val="single" w:sz="6" w:space="0" w:color="BFBFBF" w:themeColor="background1" w:themeShade="BF"/>
+          <w:left w:val="single" w:sz="6" w:space="0" w:color="BFBFBF" w:themeColor="background1" w:themeShade="BF"/>
+          <w:bottom w:val="single" w:sz="6" w:space="0" w:color="BFBFBF" w:themeColor="background1" w:themeShade="BF"/>
+          <w:right w:val="single" w:sz="6" w:space="0" w:color="BFBFBF" w:themeColor="background1" w:themeShade="BF"/>
+          <w:insideH w:val="single" w:sz="6" w:space="0" w:color="BFBFBF" w:themeColor="background1" w:themeShade="BF"/>
+          <w:insideV w:val="single" w:sz="6" w:space="0" w:color="BFBFBF" w:themeColor="background1" w:themeShade="BF"/>
         </w:tblBorders>
+        <w:shd w:val="clear" w:color="auto" w:fill="F4F4F4"/>
         <w:tblCellMar>
           <w:left w:w="10" w:type="dxa"/>
           <w:right w:w="10" w:type="dxa"/>
@@ -5198,12 +5174,6 @@
         <w:tc>
           <w:tcPr>
             <w:tcW w:w="9026" w:type="dxa"/>
-            <w:tcBorders>
-              <w:top w:val="single" w:sz="1" w:space="0" w:color="AAAAAA"/>
-              <w:left w:val="single" w:sz="1" w:space="0" w:color="AAAAAA"/>
-              <w:bottom w:val="single" w:sz="1" w:space="0" w:color="AAAAAA"/>
-              <w:right w:val="single" w:sz="1" w:space="0" w:color="AAAAAA"/>
-            </w:tcBorders>
             <w:shd w:val="clear" w:color="auto" w:fill="F4F4F4"/>
             <w:tcMar>
               <w:top w:w="120" w:type="dxa"/>
@@ -6571,12 +6541,12 @@
       <w:tblPr>
         <w:tblW w:w="9026" w:type="dxa"/>
         <w:tblBorders>
-          <w:top w:val="single" w:sz="4" w:space="0" w:color="auto"/>
-          <w:left w:val="single" w:sz="4" w:space="0" w:color="auto"/>
-          <w:bottom w:val="single" w:sz="4" w:space="0" w:color="auto"/>
-          <w:right w:val="single" w:sz="4" w:space="0" w:color="auto"/>
-          <w:insideH w:val="single" w:sz="4" w:space="0" w:color="auto"/>
-          <w:insideV w:val="single" w:sz="4" w:space="0" w:color="auto"/>
+          <w:top w:val="single" w:sz="6" w:space="0" w:color="BFBFBF" w:themeColor="background1" w:themeShade="BF"/>
+          <w:left w:val="single" w:sz="6" w:space="0" w:color="BFBFBF" w:themeColor="background1" w:themeShade="BF"/>
+          <w:bottom w:val="single" w:sz="6" w:space="0" w:color="BFBFBF" w:themeColor="background1" w:themeShade="BF"/>
+          <w:right w:val="single" w:sz="6" w:space="0" w:color="BFBFBF" w:themeColor="background1" w:themeShade="BF"/>
+          <w:insideH w:val="single" w:sz="12" w:space="0" w:color="BFBFBF" w:themeColor="background1" w:themeShade="BF"/>
+          <w:insideV w:val="single" w:sz="12" w:space="0" w:color="BFBFBF" w:themeColor="background1" w:themeShade="BF"/>
         </w:tblBorders>
         <w:tblCellMar>
           <w:left w:w="10" w:type="dxa"/>
@@ -6592,12 +6562,6 @@
         <w:tc>
           <w:tcPr>
             <w:tcW w:w="2500" w:type="dxa"/>
-            <w:tcBorders>
-              <w:top w:val="single" w:sz="1" w:space="0" w:color="2E75B6"/>
-              <w:left w:val="single" w:sz="1" w:space="0" w:color="2E75B6"/>
-              <w:bottom w:val="single" w:sz="1" w:space="0" w:color="2E75B6"/>
-              <w:right w:val="single" w:sz="1" w:space="0" w:color="2E75B6"/>
-            </w:tcBorders>
             <w:shd w:val="clear" w:color="auto" w:fill="2E75B6"/>
             <w:tcMar>
               <w:top w:w="80" w:type="dxa"/>
@@ -6627,12 +6591,6 @@
         <w:tc>
           <w:tcPr>
             <w:tcW w:w="6526" w:type="dxa"/>
-            <w:tcBorders>
-              <w:top w:val="single" w:sz="1" w:space="0" w:color="2E75B6"/>
-              <w:left w:val="single" w:sz="1" w:space="0" w:color="2E75B6"/>
-              <w:bottom w:val="single" w:sz="1" w:space="0" w:color="2E75B6"/>
-              <w:right w:val="single" w:sz="1" w:space="0" w:color="2E75B6"/>
-            </w:tcBorders>
             <w:shd w:val="clear" w:color="auto" w:fill="2E75B6"/>
             <w:tcMar>
               <w:top w:w="80" w:type="dxa"/>
@@ -6663,12 +6621,6 @@
         <w:tc>
           <w:tcPr>
             <w:tcW w:w="2500" w:type="dxa"/>
-            <w:tcBorders>
-              <w:top w:val="single" w:sz="1" w:space="0" w:color="CCCCCC"/>
-              <w:left w:val="single" w:sz="1" w:space="0" w:color="CCCCCC"/>
-              <w:bottom w:val="single" w:sz="1" w:space="0" w:color="CCCCCC"/>
-              <w:right w:val="single" w:sz="1" w:space="0" w:color="CCCCCC"/>
-            </w:tcBorders>
             <w:shd w:val="clear" w:color="auto" w:fill="FFFFFF"/>
             <w:tcMar>
               <w:top w:w="80" w:type="dxa"/>
@@ -6693,12 +6645,6 @@
         <w:tc>
           <w:tcPr>
             <w:tcW w:w="6526" w:type="dxa"/>
-            <w:tcBorders>
-              <w:top w:val="single" w:sz="1" w:space="0" w:color="CCCCCC"/>
-              <w:left w:val="single" w:sz="1" w:space="0" w:color="CCCCCC"/>
-              <w:bottom w:val="single" w:sz="1" w:space="0" w:color="CCCCCC"/>
-              <w:right w:val="single" w:sz="1" w:space="0" w:color="CCCCCC"/>
-            </w:tcBorders>
             <w:shd w:val="clear" w:color="auto" w:fill="FFFFFF"/>
             <w:tcMar>
               <w:top w:w="80" w:type="dxa"/>
@@ -6791,12 +6737,6 @@
         <w:tc>
           <w:tcPr>
             <w:tcW w:w="2500" w:type="dxa"/>
-            <w:tcBorders>
-              <w:top w:val="single" w:sz="1" w:space="0" w:color="CCCCCC"/>
-              <w:left w:val="single" w:sz="1" w:space="0" w:color="CCCCCC"/>
-              <w:bottom w:val="single" w:sz="1" w:space="0" w:color="CCCCCC"/>
-              <w:right w:val="single" w:sz="1" w:space="0" w:color="CCCCCC"/>
-            </w:tcBorders>
             <w:shd w:val="clear" w:color="auto" w:fill="FFFFFF"/>
             <w:tcMar>
               <w:top w:w="80" w:type="dxa"/>
@@ -6823,12 +6763,6 @@
         <w:tc>
           <w:tcPr>
             <w:tcW w:w="6526" w:type="dxa"/>
-            <w:tcBorders>
-              <w:top w:val="single" w:sz="1" w:space="0" w:color="CCCCCC"/>
-              <w:left w:val="single" w:sz="1" w:space="0" w:color="CCCCCC"/>
-              <w:bottom w:val="single" w:sz="1" w:space="0" w:color="CCCCCC"/>
-              <w:right w:val="single" w:sz="1" w:space="0" w:color="CCCCCC"/>
-            </w:tcBorders>
             <w:shd w:val="clear" w:color="auto" w:fill="FFFFFF"/>
             <w:tcMar>
               <w:top w:w="80" w:type="dxa"/>
@@ -7353,20 +7287,63 @@
       <w:proofErr w:type="spellEnd"/>
     </w:p>
     <w:p>
-      <w:r>
-        <w:rPr>
-          <w:rFonts w:ascii="Arial" w:eastAsia="Arial" w:hAnsi="Arial" w:cs="Arial"/>
-          <w:sz w:val="22"/>
-          <w:szCs w:val="22"/>
-        </w:rPr>
-        <w:t xml:space="preserve">Vyhodnotí BDD pre konkrétny vstupný vektor. Postupuje od koreňa smerom k listu: v každom uzle určí index aktuálnej premennej v </w:t>
-      </w:r>
-      <w:proofErr w:type="spellStart"/>
-      <w:r>
-        <w:rPr>
-          <w:rFonts w:ascii="Courier New" w:eastAsia="Courier New" w:hAnsi="Courier New" w:cs="Courier New"/>
-          <w:sz w:val="18"/>
-          <w:szCs w:val="18"/>
+      <w:pPr>
+        <w:rPr>
+          <w:rFonts w:ascii="Arial" w:eastAsia="Arial" w:hAnsi="Arial" w:cs="Arial"/>
+          <w:sz w:val="22"/>
+          <w:szCs w:val="22"/>
+        </w:rPr>
+      </w:pPr>
+      <w:r>
+        <w:rPr>
+          <w:rFonts w:ascii="Arial" w:eastAsia="Arial" w:hAnsi="Arial" w:cs="Arial"/>
+          <w:sz w:val="22"/>
+          <w:szCs w:val="22"/>
+        </w:rPr>
+        <w:t xml:space="preserve">Vyhodnotí BDD pre konkrétny vstupný vektor. Parameter </w:t>
+      </w:r>
+      <w:proofErr w:type="spellStart"/>
+      <w:r>
+        <w:rPr>
+          <w:rFonts w:ascii="Arial" w:eastAsia="Arial" w:hAnsi="Arial" w:cs="Arial"/>
+          <w:sz w:val="22"/>
+          <w:szCs w:val="22"/>
+        </w:rPr>
+        <w:t>inputs</w:t>
+      </w:r>
+      <w:proofErr w:type="spellEnd"/>
+      <w:r>
+        <w:rPr>
+          <w:rFonts w:ascii="Arial" w:eastAsia="Arial" w:hAnsi="Arial" w:cs="Arial"/>
+          <w:sz w:val="22"/>
+          <w:szCs w:val="22"/>
+        </w:rPr>
+        <w:t xml:space="preserve"> musí obsahovať hodnoty premenných v poradí zhodnom s </w:t>
+      </w:r>
+      <w:proofErr w:type="spellStart"/>
+      <w:r>
+        <w:rPr>
+          <w:rFonts w:ascii="Arial" w:eastAsia="Arial" w:hAnsi="Arial" w:cs="Arial"/>
+          <w:sz w:val="22"/>
+          <w:szCs w:val="22"/>
+        </w:rPr>
+        <w:t>bdd</w:t>
+      </w:r>
+      <w:proofErr w:type="spellEnd"/>
+      <w:r>
+        <w:rPr>
+          <w:rFonts w:ascii="Arial" w:eastAsia="Arial" w:hAnsi="Arial" w:cs="Arial"/>
+          <w:sz w:val="22"/>
+          <w:szCs w:val="22"/>
+        </w:rPr>
+        <w:t>-&gt;</w:t>
+      </w:r>
+      <w:proofErr w:type="spellStart"/>
+      <w:r>
+        <w:rPr>
+          <w:rFonts w:ascii="Arial" w:eastAsia="Arial" w:hAnsi="Arial" w:cs="Arial"/>
+          <w:sz w:val="22"/>
+          <w:szCs w:val="22"/>
         </w:rPr>
         <w:t>varOrder</w:t>
       </w:r>
@@ -7377,14 +7354,122 @@
           <w:sz w:val="22"/>
           <w:szCs w:val="22"/>
         </w:rPr>
+        <w:t xml:space="preserve">, nie nevyhnutne v abecednom poradí. Napríklad ak </w:t>
+      </w:r>
+      <w:proofErr w:type="spellStart"/>
+      <w:r>
+        <w:rPr>
+          <w:rFonts w:ascii="Arial" w:eastAsia="Arial" w:hAnsi="Arial" w:cs="Arial"/>
+          <w:sz w:val="22"/>
+          <w:szCs w:val="22"/>
+        </w:rPr>
+        <w:t>varOrder</w:t>
+      </w:r>
+      <w:proofErr w:type="spellEnd"/>
+      <w:r>
+        <w:rPr>
+          <w:rFonts w:ascii="Arial" w:eastAsia="Arial" w:hAnsi="Arial" w:cs="Arial"/>
+          <w:sz w:val="22"/>
+          <w:szCs w:val="22"/>
+        </w:rPr>
+        <w:t xml:space="preserve"> = “CAB”, potom </w:t>
+      </w:r>
+      <w:proofErr w:type="spellStart"/>
+      <w:r>
+        <w:rPr>
+          <w:rFonts w:ascii="Arial" w:eastAsia="Arial" w:hAnsi="Arial" w:cs="Arial"/>
+          <w:sz w:val="22"/>
+          <w:szCs w:val="22"/>
+        </w:rPr>
+        <w:t>inputs</w:t>
+      </w:r>
+      <w:proofErr w:type="spellEnd"/>
+      <w:r>
+        <w:rPr>
+          <w:rFonts w:ascii="Arial" w:eastAsia="Arial" w:hAnsi="Arial" w:cs="Arial"/>
+          <w:sz w:val="22"/>
+          <w:szCs w:val="22"/>
+        </w:rPr>
+        <w:t xml:space="preserve">[0] je hodnota C, </w:t>
+      </w:r>
+      <w:proofErr w:type="spellStart"/>
+      <w:r>
+        <w:rPr>
+          <w:rFonts w:ascii="Arial" w:eastAsia="Arial" w:hAnsi="Arial" w:cs="Arial"/>
+          <w:sz w:val="22"/>
+          <w:szCs w:val="22"/>
+        </w:rPr>
+        <w:t>inputs</w:t>
+      </w:r>
+      <w:proofErr w:type="spellEnd"/>
+      <w:r>
+        <w:rPr>
+          <w:rFonts w:ascii="Arial" w:eastAsia="Arial" w:hAnsi="Arial" w:cs="Arial"/>
+          <w:sz w:val="22"/>
+          <w:szCs w:val="22"/>
+        </w:rPr>
+        <w:t xml:space="preserve">[1] je hodnota A </w:t>
+      </w:r>
+      <w:proofErr w:type="spellStart"/>
+      <w:r>
+        <w:rPr>
+          <w:rFonts w:ascii="Arial" w:eastAsia="Arial" w:hAnsi="Arial" w:cs="Arial"/>
+          <w:sz w:val="22"/>
+          <w:szCs w:val="22"/>
+        </w:rPr>
+        <w:t>a</w:t>
+      </w:r>
+      <w:proofErr w:type="spellEnd"/>
+      <w:r>
+        <w:rPr>
+          <w:rFonts w:ascii="Arial" w:eastAsia="Arial" w:hAnsi="Arial" w:cs="Arial"/>
+          <w:sz w:val="22"/>
+          <w:szCs w:val="22"/>
+        </w:rPr>
+        <w:t xml:space="preserve"> </w:t>
+      </w:r>
+      <w:proofErr w:type="spellStart"/>
+      <w:r>
+        <w:rPr>
+          <w:rFonts w:ascii="Arial" w:eastAsia="Arial" w:hAnsi="Arial" w:cs="Arial"/>
+          <w:sz w:val="22"/>
+          <w:szCs w:val="22"/>
+        </w:rPr>
+        <w:t>inputs</w:t>
+      </w:r>
+      <w:proofErr w:type="spellEnd"/>
+      <w:r>
+        <w:rPr>
+          <w:rFonts w:ascii="Arial" w:eastAsia="Arial" w:hAnsi="Arial" w:cs="Arial"/>
+          <w:sz w:val="22"/>
+          <w:szCs w:val="22"/>
+        </w:rPr>
+        <w:t xml:space="preserve">[2] je hodnota B. Funkcia postupuje od koreňa smerom k listu: v každom uzle našla index aktuálnej premennej v </w:t>
+      </w:r>
+      <w:proofErr w:type="spellStart"/>
+      <w:r>
+        <w:rPr>
+          <w:rFonts w:ascii="Arial" w:eastAsia="Arial" w:hAnsi="Arial" w:cs="Arial"/>
+          <w:sz w:val="22"/>
+          <w:szCs w:val="22"/>
+        </w:rPr>
+        <w:t>varOrder</w:t>
+      </w:r>
+      <w:proofErr w:type="spellEnd"/>
+      <w:r>
+        <w:rPr>
+          <w:rFonts w:ascii="Arial" w:eastAsia="Arial" w:hAnsi="Arial" w:cs="Arial"/>
+          <w:sz w:val="22"/>
+          <w:szCs w:val="22"/>
+        </w:rPr>
         <w:t xml:space="preserve"> a podľa zodpovedajúceho bitu vstupu sa pohne na vetvu </w:t>
       </w:r>
       <w:proofErr w:type="spellStart"/>
       <w:r>
         <w:rPr>
-          <w:rFonts w:ascii="Courier New" w:eastAsia="Courier New" w:hAnsi="Courier New" w:cs="Courier New"/>
-          <w:sz w:val="18"/>
-          <w:szCs w:val="18"/>
+          <w:rFonts w:ascii="Arial" w:eastAsia="Arial" w:hAnsi="Arial" w:cs="Arial"/>
+          <w:sz w:val="22"/>
+          <w:szCs w:val="22"/>
         </w:rPr>
         <w:t>high</w:t>
       </w:r>
@@ -7400,9 +7485,9 @@
       <w:proofErr w:type="spellStart"/>
       <w:r>
         <w:rPr>
-          <w:rFonts w:ascii="Courier New" w:eastAsia="Courier New" w:hAnsi="Courier New" w:cs="Courier New"/>
-          <w:sz w:val="18"/>
-          <w:szCs w:val="18"/>
+          <w:rFonts w:ascii="Arial" w:eastAsia="Arial" w:hAnsi="Arial" w:cs="Arial"/>
+          <w:sz w:val="22"/>
+          <w:szCs w:val="22"/>
         </w:rPr>
         <w:t>low</w:t>
       </w:r>
@@ -7418,28 +7503,20 @@
       <w:proofErr w:type="spellStart"/>
       <w:r>
         <w:rPr>
-          <w:rFonts w:ascii="Courier New" w:eastAsia="Courier New" w:hAnsi="Courier New" w:cs="Courier New"/>
-          <w:sz w:val="18"/>
-          <w:szCs w:val="18"/>
+          <w:rFonts w:ascii="Arial" w:eastAsia="Arial" w:hAnsi="Arial" w:cs="Arial"/>
+          <w:sz w:val="22"/>
+          <w:szCs w:val="22"/>
         </w:rPr>
         <w:t>variable</w:t>
       </w:r>
       <w:proofErr w:type="spellEnd"/>
       <w:r>
         <w:rPr>
-          <w:rFonts w:ascii="Courier New" w:eastAsia="Courier New" w:hAnsi="Courier New" w:cs="Courier New"/>
-          <w:sz w:val="18"/>
-          <w:szCs w:val="18"/>
-        </w:rPr>
-        <w:t xml:space="preserve"> == '\0'</w:t>
-      </w:r>
-      <w:r>
-        <w:rPr>
-          <w:rFonts w:ascii="Arial" w:eastAsia="Arial" w:hAnsi="Arial" w:cs="Arial"/>
-          <w:sz w:val="22"/>
-          <w:szCs w:val="22"/>
-        </w:rPr>
-        <w:t>), vráti jeho hodnotu ako znak '0' alebo '1'. Funkcia má lineárnu zložitosť vzhľadom na počet premenných, resp. hĺbku BDD.</w:t>
+          <w:rFonts w:ascii="Arial" w:eastAsia="Arial" w:hAnsi="Arial" w:cs="Arial"/>
+          <w:sz w:val="22"/>
+          <w:szCs w:val="22"/>
+        </w:rPr>
+        <w:t xml:space="preserve"> == '\0'), vráti jeho hodnotu ako znak '0' alebo '1'. Funkcia má lineárnu zložitosť vzhľadom na počet premenných, resp. hĺbku BDD.</w:t>
       </w:r>
     </w:p>
     <w:p>
@@ -7564,7 +7641,16 @@
           <w:sz w:val="22"/>
           <w:szCs w:val="22"/>
         </w:rPr>
-        <w:t xml:space="preserve">. Terminálne uzly musia byť uvoľnené až po </w:t>
+        <w:t xml:space="preserve">. Terminálne </w:t>
+      </w:r>
+      <w:r>
+        <w:rPr>
+          <w:rFonts w:ascii="Arial" w:eastAsia="Arial" w:hAnsi="Arial" w:cs="Arial"/>
+          <w:sz w:val="22"/>
+          <w:szCs w:val="22"/>
+        </w:rPr>
+        <w:lastRenderedPageBreak/>
+        <w:t xml:space="preserve">uzly musia byť uvoľnené až po </w:t>
       </w:r>
       <w:proofErr w:type="spellStart"/>
       <w:r>
@@ -8102,6 +8188,12 @@
     </w:p>
     <w:p>
       <w:pPr>
+        <w:pBdr>
+          <w:top w:val="single" w:sz="8" w:space="1" w:color="BFBFBF" w:themeColor="background1" w:themeShade="BF" w:shadow="1"/>
+          <w:left w:val="single" w:sz="8" w:space="4" w:color="BFBFBF" w:themeColor="background1" w:themeShade="BF" w:shadow="1"/>
+          <w:bottom w:val="single" w:sz="8" w:space="1" w:color="BFBFBF" w:themeColor="background1" w:themeShade="BF" w:shadow="1"/>
+          <w:right w:val="single" w:sz="8" w:space="4" w:color="BFBFBF" w:themeColor="background1" w:themeShade="BF" w:shadow="1"/>
+        </w:pBdr>
         <w:shd w:val="clear" w:color="auto" w:fill="F4F4F4"/>
         <w:spacing w:before="100"/>
         <w:ind w:left="360" w:right="360"/>
@@ -8169,6 +8261,12 @@
     </w:p>
     <w:p>
       <w:pPr>
+        <w:pBdr>
+          <w:top w:val="single" w:sz="8" w:space="1" w:color="BFBFBF" w:themeColor="background1" w:themeShade="BF" w:shadow="1"/>
+          <w:left w:val="single" w:sz="8" w:space="4" w:color="BFBFBF" w:themeColor="background1" w:themeShade="BF" w:shadow="1"/>
+          <w:bottom w:val="single" w:sz="8" w:space="1" w:color="BFBFBF" w:themeColor="background1" w:themeShade="BF" w:shadow="1"/>
+          <w:right w:val="single" w:sz="8" w:space="4" w:color="BFBFBF" w:themeColor="background1" w:themeShade="BF" w:shadow="1"/>
+        </w:pBdr>
         <w:shd w:val="clear" w:color="auto" w:fill="F4F4F4"/>
         <w:spacing w:after="100"/>
         <w:ind w:left="360" w:right="360"/>
@@ -8223,13 +8321,12 @@
       <w:tblPr>
         <w:tblW w:w="9360" w:type="dxa"/>
         <w:tblBorders>
-          <w:top w:val="single" w:sz="4" w:space="0" w:color="auto"/>
-          <w:left w:val="single" w:sz="4" w:space="0" w:color="auto"/>
-          <w:bottom w:val="single" w:sz="4" w:space="0" w:color="auto"/>
-          <w:right w:val="single" w:sz="4" w:space="0" w:color="auto"/>
-          <w:insideH w:val="single" w:sz="4" w:space="0" w:color="auto"/>
-          <w:insideV w:val="single" w:sz="4" w:space="0" w:color="auto"/>
+          <w:top w:val="single" w:sz="6" w:space="0" w:color="BFBFBF" w:themeColor="background1" w:themeShade="BF"/>
+          <w:left w:val="single" w:sz="6" w:space="0" w:color="BFBFBF" w:themeColor="background1" w:themeShade="BF"/>
+          <w:bottom w:val="single" w:sz="6" w:space="0" w:color="BFBFBF" w:themeColor="background1" w:themeShade="BF"/>
+          <w:right w:val="single" w:sz="6" w:space="0" w:color="BFBFBF" w:themeColor="background1" w:themeShade="BF"/>
         </w:tblBorders>
+        <w:shd w:val="clear" w:color="auto" w:fill="F2F7FB"/>
         <w:tblCellMar>
           <w:left w:w="10" w:type="dxa"/>
           <w:right w:w="10" w:type="dxa"/>
@@ -8243,12 +8340,6 @@
         <w:tc>
           <w:tcPr>
             <w:tcW w:w="9360" w:type="dxa"/>
-            <w:tcBorders>
-              <w:top w:val="single" w:sz="1" w:space="0" w:color="ADB9CA"/>
-              <w:left w:val="single" w:sz="1" w:space="0" w:color="ADB9CA"/>
-              <w:bottom w:val="single" w:sz="1" w:space="0" w:color="ADB9CA"/>
-              <w:right w:val="single" w:sz="1" w:space="0" w:color="ADB9CA"/>
-            </w:tcBorders>
             <w:shd w:val="clear" w:color="auto" w:fill="F2F7FB"/>
             <w:tcMar>
               <w:top w:w="160" w:type="dxa"/>
@@ -8367,7 +8458,17 @@
                 <w:sz w:val="22"/>
                 <w:szCs w:val="22"/>
               </w:rPr>
-              <w:t xml:space="preserve"> zaradí s pravdepodobnosťou 50 % (s náhodnou negáciou). Ak by term zostal prázdny, doplní sa aspoň jeden náhodný </w:t>
+              <w:t xml:space="preserve"> zaradí s </w:t>
+            </w:r>
+            <w:r>
+              <w:rPr>
+                <w:rFonts w:ascii="Arial" w:eastAsia="Arial" w:hAnsi="Arial" w:cs="Arial"/>
+                <w:color w:val="1A1A2E"/>
+                <w:sz w:val="22"/>
+                <w:szCs w:val="22"/>
+              </w:rPr>
+              <w:lastRenderedPageBreak/>
+              <w:t xml:space="preserve">pravdepodobnosťou 50 % (s náhodnou negáciou). Ak by term zostal prázdny, doplní sa aspoň jeden náhodný </w:t>
             </w:r>
             <w:proofErr w:type="spellStart"/>
             <w:r>
@@ -8403,7 +8504,6 @@
                 <w:sz w:val="22"/>
                 <w:szCs w:val="22"/>
               </w:rPr>
-              <w:lastRenderedPageBreak/>
               <w:t>Fáza 2 – Overenie korektnosti</w:t>
             </w:r>
           </w:p>
@@ -8644,6 +8744,12 @@
     </w:p>
     <w:p>
       <w:pPr>
+        <w:pBdr>
+          <w:top w:val="single" w:sz="8" w:space="1" w:color="BFBFBF" w:themeColor="background1" w:themeShade="BF" w:shadow="1"/>
+          <w:left w:val="single" w:sz="8" w:space="4" w:color="BFBFBF" w:themeColor="background1" w:themeShade="BF" w:shadow="1"/>
+          <w:bottom w:val="single" w:sz="8" w:space="1" w:color="BFBFBF" w:themeColor="background1" w:themeShade="BF" w:shadow="1"/>
+          <w:right w:val="single" w:sz="8" w:space="4" w:color="BFBFBF" w:themeColor="background1" w:themeShade="BF" w:shadow="1"/>
+        </w:pBdr>
         <w:shd w:val="clear" w:color="auto" w:fill="F4F4F4"/>
         <w:spacing w:before="100" w:after="0"/>
         <w:ind w:left="360" w:right="360"/>
@@ -8660,6 +8766,12 @@
     </w:p>
     <w:p>
       <w:pPr>
+        <w:pBdr>
+          <w:top w:val="single" w:sz="8" w:space="1" w:color="BFBFBF" w:themeColor="background1" w:themeShade="BF" w:shadow="1"/>
+          <w:left w:val="single" w:sz="8" w:space="4" w:color="BFBFBF" w:themeColor="background1" w:themeShade="BF" w:shadow="1"/>
+          <w:bottom w:val="single" w:sz="8" w:space="1" w:color="BFBFBF" w:themeColor="background1" w:themeShade="BF" w:shadow="1"/>
+          <w:right w:val="single" w:sz="8" w:space="4" w:color="BFBFBF" w:themeColor="background1" w:themeShade="BF" w:shadow="1"/>
+        </w:pBdr>
         <w:shd w:val="clear" w:color="auto" w:fill="F4F4F4"/>
         <w:spacing w:after="0"/>
         <w:ind w:left="360" w:right="360"/>
@@ -8676,6 +8788,12 @@
     </w:p>
     <w:p>
       <w:pPr>
+        <w:pBdr>
+          <w:top w:val="single" w:sz="8" w:space="1" w:color="BFBFBF" w:themeColor="background1" w:themeShade="BF" w:shadow="1"/>
+          <w:left w:val="single" w:sz="8" w:space="4" w:color="BFBFBF" w:themeColor="background1" w:themeShade="BF" w:shadow="1"/>
+          <w:bottom w:val="single" w:sz="8" w:space="1" w:color="BFBFBF" w:themeColor="background1" w:themeShade="BF" w:shadow="1"/>
+          <w:right w:val="single" w:sz="8" w:space="4" w:color="BFBFBF" w:themeColor="background1" w:themeShade="BF" w:shadow="1"/>
+        </w:pBdr>
         <w:shd w:val="clear" w:color="auto" w:fill="F4F4F4"/>
         <w:spacing w:after="0"/>
         <w:ind w:left="360" w:right="360"/>
@@ -8692,6 +8810,12 @@
     </w:p>
     <w:p>
       <w:pPr>
+        <w:pBdr>
+          <w:top w:val="single" w:sz="8" w:space="1" w:color="BFBFBF" w:themeColor="background1" w:themeShade="BF" w:shadow="1"/>
+          <w:left w:val="single" w:sz="8" w:space="4" w:color="BFBFBF" w:themeColor="background1" w:themeShade="BF" w:shadow="1"/>
+          <w:bottom w:val="single" w:sz="8" w:space="1" w:color="BFBFBF" w:themeColor="background1" w:themeShade="BF" w:shadow="1"/>
+          <w:right w:val="single" w:sz="8" w:space="4" w:color="BFBFBF" w:themeColor="background1" w:themeShade="BF" w:shadow="1"/>
+        </w:pBdr>
         <w:shd w:val="clear" w:color="auto" w:fill="F4F4F4"/>
         <w:spacing w:after="0"/>
         <w:ind w:left="360" w:right="360"/>
@@ -8739,6 +8863,12 @@
     </w:p>
     <w:p>
       <w:pPr>
+        <w:pBdr>
+          <w:top w:val="single" w:sz="8" w:space="1" w:color="BFBFBF" w:themeColor="background1" w:themeShade="BF" w:shadow="1"/>
+          <w:left w:val="single" w:sz="8" w:space="4" w:color="BFBFBF" w:themeColor="background1" w:themeShade="BF" w:shadow="1"/>
+          <w:bottom w:val="single" w:sz="8" w:space="1" w:color="BFBFBF" w:themeColor="background1" w:themeShade="BF" w:shadow="1"/>
+          <w:right w:val="single" w:sz="8" w:space="4" w:color="BFBFBF" w:themeColor="background1" w:themeShade="BF" w:shadow="1"/>
+        </w:pBdr>
         <w:shd w:val="clear" w:color="auto" w:fill="F4F4F4"/>
         <w:spacing w:after="0"/>
         <w:ind w:left="360" w:right="360"/>
@@ -8866,6 +8996,12 @@
     </w:p>
     <w:p>
       <w:pPr>
+        <w:pBdr>
+          <w:top w:val="single" w:sz="8" w:space="1" w:color="BFBFBF" w:themeColor="background1" w:themeShade="BF" w:shadow="1"/>
+          <w:left w:val="single" w:sz="8" w:space="4" w:color="BFBFBF" w:themeColor="background1" w:themeShade="BF" w:shadow="1"/>
+          <w:bottom w:val="single" w:sz="8" w:space="1" w:color="BFBFBF" w:themeColor="background1" w:themeShade="BF" w:shadow="1"/>
+          <w:right w:val="single" w:sz="8" w:space="4" w:color="BFBFBF" w:themeColor="background1" w:themeShade="BF" w:shadow="1"/>
+        </w:pBdr>
         <w:shd w:val="clear" w:color="auto" w:fill="F4F4F4"/>
         <w:spacing w:after="0"/>
         <w:ind w:left="360" w:right="360"/>
@@ -8913,6 +9049,12 @@
     </w:p>
     <w:p>
       <w:pPr>
+        <w:pBdr>
+          <w:top w:val="single" w:sz="8" w:space="1" w:color="BFBFBF" w:themeColor="background1" w:themeShade="BF" w:shadow="1"/>
+          <w:left w:val="single" w:sz="8" w:space="4" w:color="BFBFBF" w:themeColor="background1" w:themeShade="BF" w:shadow="1"/>
+          <w:bottom w:val="single" w:sz="8" w:space="1" w:color="BFBFBF" w:themeColor="background1" w:themeShade="BF" w:shadow="1"/>
+          <w:right w:val="single" w:sz="8" w:space="4" w:color="BFBFBF" w:themeColor="background1" w:themeShade="BF" w:shadow="1"/>
+        </w:pBdr>
         <w:shd w:val="clear" w:color="auto" w:fill="F4F4F4"/>
         <w:spacing w:after="0"/>
         <w:ind w:left="360" w:right="360"/>
@@ -8929,6 +9071,12 @@
     </w:p>
     <w:p>
       <w:pPr>
+        <w:pBdr>
+          <w:top w:val="single" w:sz="8" w:space="1" w:color="BFBFBF" w:themeColor="background1" w:themeShade="BF" w:shadow="1"/>
+          <w:left w:val="single" w:sz="8" w:space="4" w:color="BFBFBF" w:themeColor="background1" w:themeShade="BF" w:shadow="1"/>
+          <w:bottom w:val="single" w:sz="8" w:space="1" w:color="BFBFBF" w:themeColor="background1" w:themeShade="BF" w:shadow="1"/>
+          <w:right w:val="single" w:sz="8" w:space="4" w:color="BFBFBF" w:themeColor="background1" w:themeShade="BF" w:shadow="1"/>
+        </w:pBdr>
         <w:shd w:val="clear" w:color="auto" w:fill="F4F4F4"/>
         <w:spacing w:after="0"/>
         <w:ind w:left="360" w:right="360"/>
@@ -8996,6 +9144,12 @@
     </w:p>
     <w:p>
       <w:pPr>
+        <w:pBdr>
+          <w:top w:val="single" w:sz="8" w:space="1" w:color="BFBFBF" w:themeColor="background1" w:themeShade="BF" w:shadow="1"/>
+          <w:left w:val="single" w:sz="8" w:space="4" w:color="BFBFBF" w:themeColor="background1" w:themeShade="BF" w:shadow="1"/>
+          <w:bottom w:val="single" w:sz="8" w:space="1" w:color="BFBFBF" w:themeColor="background1" w:themeShade="BF" w:shadow="1"/>
+          <w:right w:val="single" w:sz="8" w:space="4" w:color="BFBFBF" w:themeColor="background1" w:themeShade="BF" w:shadow="1"/>
+        </w:pBdr>
         <w:shd w:val="clear" w:color="auto" w:fill="F4F4F4"/>
         <w:spacing w:after="0"/>
         <w:ind w:left="360" w:right="360"/>
@@ -9052,6 +9206,12 @@
     </w:p>
     <w:p>
       <w:pPr>
+        <w:pBdr>
+          <w:top w:val="single" w:sz="8" w:space="1" w:color="BFBFBF" w:themeColor="background1" w:themeShade="BF" w:shadow="1"/>
+          <w:left w:val="single" w:sz="8" w:space="4" w:color="BFBFBF" w:themeColor="background1" w:themeShade="BF" w:shadow="1"/>
+          <w:bottom w:val="single" w:sz="8" w:space="1" w:color="BFBFBF" w:themeColor="background1" w:themeShade="BF" w:shadow="1"/>
+          <w:right w:val="single" w:sz="8" w:space="4" w:color="BFBFBF" w:themeColor="background1" w:themeShade="BF" w:shadow="1"/>
+        </w:pBdr>
         <w:shd w:val="clear" w:color="auto" w:fill="F4F4F4"/>
         <w:spacing w:after="0"/>
         <w:ind w:left="360" w:right="360"/>
@@ -9148,6 +9308,12 @@
     </w:p>
     <w:p>
       <w:pPr>
+        <w:pBdr>
+          <w:top w:val="single" w:sz="8" w:space="1" w:color="BFBFBF" w:themeColor="background1" w:themeShade="BF" w:shadow="1"/>
+          <w:left w:val="single" w:sz="8" w:space="4" w:color="BFBFBF" w:themeColor="background1" w:themeShade="BF" w:shadow="1"/>
+          <w:bottom w:val="single" w:sz="8" w:space="1" w:color="BFBFBF" w:themeColor="background1" w:themeShade="BF" w:shadow="1"/>
+          <w:right w:val="single" w:sz="8" w:space="4" w:color="BFBFBF" w:themeColor="background1" w:themeShade="BF" w:shadow="1"/>
+        </w:pBdr>
         <w:shd w:val="clear" w:color="auto" w:fill="F4F4F4"/>
         <w:spacing w:after="0"/>
         <w:ind w:left="360" w:right="360"/>
@@ -9244,6 +9410,12 @@
     </w:p>
     <w:p>
       <w:pPr>
+        <w:pBdr>
+          <w:top w:val="single" w:sz="8" w:space="1" w:color="BFBFBF" w:themeColor="background1" w:themeShade="BF" w:shadow="1"/>
+          <w:left w:val="single" w:sz="8" w:space="4" w:color="BFBFBF" w:themeColor="background1" w:themeShade="BF" w:shadow="1"/>
+          <w:bottom w:val="single" w:sz="8" w:space="1" w:color="BFBFBF" w:themeColor="background1" w:themeShade="BF" w:shadow="1"/>
+          <w:right w:val="single" w:sz="8" w:space="4" w:color="BFBFBF" w:themeColor="background1" w:themeShade="BF" w:shadow="1"/>
+        </w:pBdr>
         <w:shd w:val="clear" w:color="auto" w:fill="F4F4F4"/>
         <w:spacing w:after="0"/>
         <w:ind w:left="360" w:right="360"/>
@@ -9255,6 +9427,7 @@
           <w:sz w:val="20"/>
           <w:szCs w:val="20"/>
         </w:rPr>
+        <w:lastRenderedPageBreak/>
         <w:t xml:space="preserve">        </w:t>
       </w:r>
       <w:proofErr w:type="spellStart"/>
@@ -9300,6 +9473,12 @@
     </w:p>
     <w:p>
       <w:pPr>
+        <w:pBdr>
+          <w:top w:val="single" w:sz="8" w:space="1" w:color="BFBFBF" w:themeColor="background1" w:themeShade="BF" w:shadow="1"/>
+          <w:left w:val="single" w:sz="8" w:space="4" w:color="BFBFBF" w:themeColor="background1" w:themeShade="BF" w:shadow="1"/>
+          <w:bottom w:val="single" w:sz="8" w:space="1" w:color="BFBFBF" w:themeColor="background1" w:themeShade="BF" w:shadow="1"/>
+          <w:right w:val="single" w:sz="8" w:space="4" w:color="BFBFBF" w:themeColor="background1" w:themeShade="BF" w:shadow="1"/>
+        </w:pBdr>
         <w:shd w:val="clear" w:color="auto" w:fill="F4F4F4"/>
         <w:spacing w:after="0"/>
         <w:ind w:left="360" w:right="360"/>
@@ -9336,6 +9515,12 @@
     </w:p>
     <w:p>
       <w:pPr>
+        <w:pBdr>
+          <w:top w:val="single" w:sz="8" w:space="1" w:color="BFBFBF" w:themeColor="background1" w:themeShade="BF" w:shadow="1"/>
+          <w:left w:val="single" w:sz="8" w:space="4" w:color="BFBFBF" w:themeColor="background1" w:themeShade="BF" w:shadow="1"/>
+          <w:bottom w:val="single" w:sz="8" w:space="1" w:color="BFBFBF" w:themeColor="background1" w:themeShade="BF" w:shadow="1"/>
+          <w:right w:val="single" w:sz="8" w:space="4" w:color="BFBFBF" w:themeColor="background1" w:themeShade="BF" w:shadow="1"/>
+        </w:pBdr>
         <w:shd w:val="clear" w:color="auto" w:fill="F4F4F4"/>
         <w:spacing w:after="0"/>
         <w:ind w:left="360" w:right="360"/>
@@ -9352,6 +9537,12 @@
     </w:p>
     <w:p>
       <w:pPr>
+        <w:pBdr>
+          <w:top w:val="single" w:sz="8" w:space="1" w:color="BFBFBF" w:themeColor="background1" w:themeShade="BF" w:shadow="1"/>
+          <w:left w:val="single" w:sz="8" w:space="4" w:color="BFBFBF" w:themeColor="background1" w:themeShade="BF" w:shadow="1"/>
+          <w:bottom w:val="single" w:sz="8" w:space="1" w:color="BFBFBF" w:themeColor="background1" w:themeShade="BF" w:shadow="1"/>
+          <w:right w:val="single" w:sz="8" w:space="4" w:color="BFBFBF" w:themeColor="background1" w:themeShade="BF" w:shadow="1"/>
+        </w:pBdr>
         <w:shd w:val="clear" w:color="auto" w:fill="F4F4F4"/>
         <w:spacing w:after="0"/>
         <w:ind w:left="360" w:right="360"/>
@@ -9368,6 +9559,12 @@
     </w:p>
     <w:p>
       <w:pPr>
+        <w:pBdr>
+          <w:top w:val="single" w:sz="8" w:space="1" w:color="BFBFBF" w:themeColor="background1" w:themeShade="BF" w:shadow="1"/>
+          <w:left w:val="single" w:sz="8" w:space="4" w:color="BFBFBF" w:themeColor="background1" w:themeShade="BF" w:shadow="1"/>
+          <w:bottom w:val="single" w:sz="8" w:space="1" w:color="BFBFBF" w:themeColor="background1" w:themeShade="BF" w:shadow="1"/>
+          <w:right w:val="single" w:sz="8" w:space="4" w:color="BFBFBF" w:themeColor="background1" w:themeShade="BF" w:shadow="1"/>
+        </w:pBdr>
         <w:shd w:val="clear" w:color="auto" w:fill="F4F4F4"/>
         <w:spacing w:after="0"/>
         <w:ind w:left="360" w:right="360"/>
@@ -9484,6 +9681,12 @@
     </w:p>
     <w:p>
       <w:pPr>
+        <w:pBdr>
+          <w:top w:val="single" w:sz="8" w:space="1" w:color="BFBFBF" w:themeColor="background1" w:themeShade="BF" w:shadow="1"/>
+          <w:left w:val="single" w:sz="8" w:space="4" w:color="BFBFBF" w:themeColor="background1" w:themeShade="BF" w:shadow="1"/>
+          <w:bottom w:val="single" w:sz="8" w:space="1" w:color="BFBFBF" w:themeColor="background1" w:themeShade="BF" w:shadow="1"/>
+          <w:right w:val="single" w:sz="8" w:space="4" w:color="BFBFBF" w:themeColor="background1" w:themeShade="BF" w:shadow="1"/>
+        </w:pBdr>
         <w:shd w:val="clear" w:color="auto" w:fill="F4F4F4"/>
         <w:spacing w:after="0"/>
         <w:ind w:left="360" w:right="360"/>
@@ -9496,7 +9699,6 @@
           <w:sz w:val="20"/>
           <w:szCs w:val="20"/>
         </w:rPr>
-        <w:lastRenderedPageBreak/>
         <w:t>for</w:t>
       </w:r>
       <w:proofErr w:type="spellEnd"/>
@@ -9532,6 +9734,12 @@
     </w:p>
     <w:p>
       <w:pPr>
+        <w:pBdr>
+          <w:top w:val="single" w:sz="8" w:space="1" w:color="BFBFBF" w:themeColor="background1" w:themeShade="BF" w:shadow="1"/>
+          <w:left w:val="single" w:sz="8" w:space="4" w:color="BFBFBF" w:themeColor="background1" w:themeShade="BF" w:shadow="1"/>
+          <w:bottom w:val="single" w:sz="8" w:space="1" w:color="BFBFBF" w:themeColor="background1" w:themeShade="BF" w:shadow="1"/>
+          <w:right w:val="single" w:sz="8" w:space="4" w:color="BFBFBF" w:themeColor="background1" w:themeShade="BF" w:shadow="1"/>
+        </w:pBdr>
         <w:shd w:val="clear" w:color="auto" w:fill="F4F4F4"/>
         <w:spacing w:after="0"/>
         <w:ind w:left="360" w:right="360"/>
@@ -9668,6 +9876,12 @@
     </w:p>
     <w:p>
       <w:pPr>
+        <w:pBdr>
+          <w:top w:val="single" w:sz="8" w:space="1" w:color="BFBFBF" w:themeColor="background1" w:themeShade="BF" w:shadow="1"/>
+          <w:left w:val="single" w:sz="8" w:space="4" w:color="BFBFBF" w:themeColor="background1" w:themeShade="BF" w:shadow="1"/>
+          <w:bottom w:val="single" w:sz="8" w:space="1" w:color="BFBFBF" w:themeColor="background1" w:themeShade="BF" w:shadow="1"/>
+          <w:right w:val="single" w:sz="8" w:space="4" w:color="BFBFBF" w:themeColor="background1" w:themeShade="BF" w:shadow="1"/>
+        </w:pBdr>
         <w:shd w:val="clear" w:color="auto" w:fill="F4F4F4"/>
         <w:spacing w:after="0"/>
         <w:ind w:left="360" w:right="360"/>
@@ -9928,6 +10142,12 @@
     </w:p>
     <w:p>
       <w:pPr>
+        <w:pBdr>
+          <w:top w:val="single" w:sz="6" w:space="1" w:color="BFBFBF" w:themeColor="background1" w:themeShade="BF" w:shadow="1"/>
+          <w:left w:val="single" w:sz="6" w:space="4" w:color="BFBFBF" w:themeColor="background1" w:themeShade="BF" w:shadow="1"/>
+          <w:bottom w:val="single" w:sz="6" w:space="1" w:color="BFBFBF" w:themeColor="background1" w:themeShade="BF" w:shadow="1"/>
+          <w:right w:val="single" w:sz="6" w:space="4" w:color="BFBFBF" w:themeColor="background1" w:themeShade="BF" w:shadow="1"/>
+        </w:pBdr>
         <w:shd w:val="clear" w:color="auto" w:fill="F4F4F4"/>
         <w:spacing w:before="100" w:after="0"/>
         <w:ind w:left="360" w:right="360"/>
@@ -9944,6 +10164,12 @@
     </w:p>
     <w:p>
       <w:pPr>
+        <w:pBdr>
+          <w:top w:val="single" w:sz="6" w:space="1" w:color="BFBFBF" w:themeColor="background1" w:themeShade="BF" w:shadow="1"/>
+          <w:left w:val="single" w:sz="6" w:space="4" w:color="BFBFBF" w:themeColor="background1" w:themeShade="BF" w:shadow="1"/>
+          <w:bottom w:val="single" w:sz="6" w:space="1" w:color="BFBFBF" w:themeColor="background1" w:themeShade="BF" w:shadow="1"/>
+          <w:right w:val="single" w:sz="6" w:space="4" w:color="BFBFBF" w:themeColor="background1" w:themeShade="BF" w:shadow="1"/>
+        </w:pBdr>
         <w:shd w:val="clear" w:color="auto" w:fill="F4F4F4"/>
         <w:spacing w:after="0"/>
         <w:ind w:left="360" w:right="360"/>
@@ -10071,6 +10297,12 @@
     </w:p>
     <w:p>
       <w:pPr>
+        <w:pBdr>
+          <w:top w:val="single" w:sz="6" w:space="1" w:color="BFBFBF" w:themeColor="background1" w:themeShade="BF" w:shadow="1"/>
+          <w:left w:val="single" w:sz="6" w:space="4" w:color="BFBFBF" w:themeColor="background1" w:themeShade="BF" w:shadow="1"/>
+          <w:bottom w:val="single" w:sz="6" w:space="1" w:color="BFBFBF" w:themeColor="background1" w:themeShade="BF" w:shadow="1"/>
+          <w:right w:val="single" w:sz="6" w:space="4" w:color="BFBFBF" w:themeColor="background1" w:themeShade="BF" w:shadow="1"/>
+        </w:pBdr>
         <w:shd w:val="clear" w:color="auto" w:fill="F4F4F4"/>
         <w:spacing w:after="0"/>
         <w:ind w:left="360" w:right="360"/>
@@ -10087,6 +10319,12 @@
     </w:p>
     <w:p>
       <w:pPr>
+        <w:pBdr>
+          <w:top w:val="single" w:sz="6" w:space="1" w:color="BFBFBF" w:themeColor="background1" w:themeShade="BF" w:shadow="1"/>
+          <w:left w:val="single" w:sz="6" w:space="4" w:color="BFBFBF" w:themeColor="background1" w:themeShade="BF" w:shadow="1"/>
+          <w:bottom w:val="single" w:sz="6" w:space="1" w:color="BFBFBF" w:themeColor="background1" w:themeShade="BF" w:shadow="1"/>
+          <w:right w:val="single" w:sz="6" w:space="4" w:color="BFBFBF" w:themeColor="background1" w:themeShade="BF" w:shadow="1"/>
+        </w:pBdr>
         <w:shd w:val="clear" w:color="auto" w:fill="F4F4F4"/>
         <w:spacing w:after="0"/>
         <w:ind w:left="360" w:right="360"/>
@@ -10103,6 +10341,12 @@
     </w:p>
     <w:p>
       <w:pPr>
+        <w:pBdr>
+          <w:top w:val="single" w:sz="6" w:space="1" w:color="BFBFBF" w:themeColor="background1" w:themeShade="BF" w:shadow="1"/>
+          <w:left w:val="single" w:sz="6" w:space="4" w:color="BFBFBF" w:themeColor="background1" w:themeShade="BF" w:shadow="1"/>
+          <w:bottom w:val="single" w:sz="6" w:space="1" w:color="BFBFBF" w:themeColor="background1" w:themeShade="BF" w:shadow="1"/>
+          <w:right w:val="single" w:sz="6" w:space="4" w:color="BFBFBF" w:themeColor="background1" w:themeShade="BF" w:shadow="1"/>
+        </w:pBdr>
         <w:shd w:val="clear" w:color="auto" w:fill="F4F4F4"/>
         <w:spacing w:after="0"/>
         <w:ind w:left="360" w:right="360"/>
@@ -10210,6 +10454,12 @@
     </w:p>
     <w:p>
       <w:pPr>
+        <w:pBdr>
+          <w:top w:val="single" w:sz="6" w:space="1" w:color="BFBFBF" w:themeColor="background1" w:themeShade="BF" w:shadow="1"/>
+          <w:left w:val="single" w:sz="6" w:space="4" w:color="BFBFBF" w:themeColor="background1" w:themeShade="BF" w:shadow="1"/>
+          <w:bottom w:val="single" w:sz="6" w:space="1" w:color="BFBFBF" w:themeColor="background1" w:themeShade="BF" w:shadow="1"/>
+          <w:right w:val="single" w:sz="6" w:space="4" w:color="BFBFBF" w:themeColor="background1" w:themeShade="BF" w:shadow="1"/>
+        </w:pBdr>
         <w:shd w:val="clear" w:color="auto" w:fill="F4F4F4"/>
         <w:spacing w:after="0"/>
         <w:ind w:left="360" w:right="360"/>
@@ -10226,6 +10476,12 @@
     </w:p>
     <w:p>
       <w:pPr>
+        <w:pBdr>
+          <w:top w:val="single" w:sz="6" w:space="1" w:color="BFBFBF" w:themeColor="background1" w:themeShade="BF" w:shadow="1"/>
+          <w:left w:val="single" w:sz="6" w:space="4" w:color="BFBFBF" w:themeColor="background1" w:themeShade="BF" w:shadow="1"/>
+          <w:bottom w:val="single" w:sz="6" w:space="1" w:color="BFBFBF" w:themeColor="background1" w:themeShade="BF" w:shadow="1"/>
+          <w:right w:val="single" w:sz="6" w:space="4" w:color="BFBFBF" w:themeColor="background1" w:themeShade="BF" w:shadow="1"/>
+        </w:pBdr>
         <w:shd w:val="clear" w:color="auto" w:fill="F4F4F4"/>
         <w:spacing w:after="0"/>
         <w:ind w:left="360" w:right="360"/>
@@ -10242,6 +10498,12 @@
     </w:p>
     <w:p>
       <w:pPr>
+        <w:pBdr>
+          <w:top w:val="single" w:sz="6" w:space="1" w:color="BFBFBF" w:themeColor="background1" w:themeShade="BF" w:shadow="1"/>
+          <w:left w:val="single" w:sz="6" w:space="4" w:color="BFBFBF" w:themeColor="background1" w:themeShade="BF" w:shadow="1"/>
+          <w:bottom w:val="single" w:sz="6" w:space="1" w:color="BFBFBF" w:themeColor="background1" w:themeShade="BF" w:shadow="1"/>
+          <w:right w:val="single" w:sz="6" w:space="4" w:color="BFBFBF" w:themeColor="background1" w:themeShade="BF" w:shadow="1"/>
+        </w:pBdr>
         <w:shd w:val="clear" w:color="auto" w:fill="F4F4F4"/>
         <w:spacing w:after="0"/>
         <w:ind w:left="360" w:right="360"/>
@@ -10376,7 +10638,7 @@
           <w:szCs w:val="20"/>
           <w:shd w:val="clear" w:color="auto" w:fill="F4F4F4"/>
         </w:rPr>
-        <w:t xml:space="preserve">() </w:t>
+        <w:t>()</w:t>
       </w:r>
       <w:r>
         <w:rPr>
@@ -10446,6 +10708,12 @@
       <w:pPr>
         <w:spacing w:before="80" w:after="140"/>
         <w:jc w:val="both"/>
+        <w:rPr>
+          <w:rFonts w:ascii="Arial" w:eastAsia="Arial" w:hAnsi="Arial" w:cs="Arial"/>
+          <w:color w:val="1A1A2E"/>
+          <w:sz w:val="22"/>
+          <w:szCs w:val="22"/>
+        </w:rPr>
       </w:pPr>
       <w:r>
         <w:rPr>
@@ -10454,8 +10722,18 @@
           <w:sz w:val="22"/>
           <w:szCs w:val="22"/>
         </w:rPr>
-        <w:t xml:space="preserve">Pre funkciu </w:t>
-      </w:r>
+        <w:t>Funkcia</w:t>
+      </w:r>
+      <w:r>
+        <w:rPr>
+          <w:rFonts w:ascii="Arial" w:eastAsia="Arial" w:hAnsi="Arial" w:cs="Arial"/>
+          <w:color w:val="1A1A2E"/>
+          <w:sz w:val="22"/>
+          <w:szCs w:val="22"/>
+        </w:rPr>
+        <w:t xml:space="preserve"> </w:t>
+      </w:r>
+      <w:proofErr w:type="spellStart"/>
       <w:r>
         <w:rPr>
           <w:rFonts w:ascii="Courier New" w:eastAsia="Courier New" w:hAnsi="Courier New" w:cs="Courier New"/>
@@ -10464,8 +10742,194 @@
           <w:szCs w:val="20"/>
           <w:shd w:val="clear" w:color="auto" w:fill="F4F4F4"/>
         </w:rPr>
+        <w:t>BDD_create_with_best_order</w:t>
+      </w:r>
+      <w:proofErr w:type="spellEnd"/>
+      <w:r>
+        <w:rPr>
+          <w:rFonts w:ascii="Arial" w:eastAsia="Arial" w:hAnsi="Arial" w:cs="Arial"/>
+          <w:color w:val="1A1A2E"/>
+          <w:sz w:val="22"/>
+          <w:szCs w:val="22"/>
+        </w:rPr>
+        <w:t xml:space="preserve"> sa overuje rovnakým spôsobom ako </w:t>
+      </w:r>
+      <w:proofErr w:type="spellStart"/>
+      <w:r>
+        <w:rPr>
+          <w:rFonts w:ascii="Courier New" w:eastAsia="Courier New" w:hAnsi="Courier New" w:cs="Courier New"/>
+          <w:color w:val="1F2D3D"/>
+          <w:sz w:val="20"/>
+          <w:szCs w:val="20"/>
+          <w:shd w:val="clear" w:color="auto" w:fill="F4F4F4"/>
+        </w:rPr>
+        <w:t>BDD_create</w:t>
+      </w:r>
+      <w:proofErr w:type="spellEnd"/>
+      <w:r>
+        <w:rPr>
+          <w:rFonts w:ascii="Arial" w:eastAsia="Arial" w:hAnsi="Arial" w:cs="Arial"/>
+          <w:color w:val="1A1A2E"/>
+          <w:sz w:val="22"/>
+          <w:szCs w:val="22"/>
+        </w:rPr>
+        <w:t xml:space="preserve">. Funkcia </w:t>
+      </w:r>
+      <w:proofErr w:type="spellStart"/>
+      <w:r>
+        <w:rPr>
+          <w:rFonts w:ascii="Courier New" w:eastAsia="Courier New" w:hAnsi="Courier New" w:cs="Courier New"/>
+          <w:color w:val="1F2D3D"/>
+          <w:sz w:val="20"/>
+          <w:szCs w:val="20"/>
+          <w:shd w:val="clear" w:color="auto" w:fill="F4F4F4"/>
+        </w:rPr>
+        <w:t>verify_bdd</w:t>
+      </w:r>
+      <w:proofErr w:type="spellEnd"/>
+      <w:r>
+        <w:rPr>
+          <w:rFonts w:ascii="Courier New" w:eastAsia="Courier New" w:hAnsi="Courier New" w:cs="Courier New"/>
+          <w:color w:val="1F2D3D"/>
+          <w:sz w:val="20"/>
+          <w:szCs w:val="20"/>
+          <w:shd w:val="clear" w:color="auto" w:fill="F4F4F4"/>
+        </w:rPr>
+        <w:t>()</w:t>
+      </w:r>
+      <w:r>
+        <w:rPr>
+          <w:rFonts w:ascii="Arial" w:eastAsia="Arial" w:hAnsi="Arial" w:cs="Arial"/>
+          <w:color w:val="1A1A2E"/>
+          <w:sz w:val="22"/>
+          <w:szCs w:val="22"/>
+        </w:rPr>
+        <w:t xml:space="preserve"> vždy </w:t>
+      </w:r>
+      <w:proofErr w:type="spellStart"/>
+      <w:r>
+        <w:rPr>
+          <w:rFonts w:ascii="Arial" w:eastAsia="Arial" w:hAnsi="Arial" w:cs="Arial"/>
+          <w:color w:val="1A1A2E"/>
+          <w:sz w:val="22"/>
+          <w:szCs w:val="22"/>
+        </w:rPr>
+        <w:t>premapuje</w:t>
+      </w:r>
+      <w:proofErr w:type="spellEnd"/>
+      <w:r>
+        <w:rPr>
+          <w:rFonts w:ascii="Arial" w:eastAsia="Arial" w:hAnsi="Arial" w:cs="Arial"/>
+          <w:color w:val="1A1A2E"/>
+          <w:sz w:val="22"/>
+          <w:szCs w:val="22"/>
+        </w:rPr>
+        <w:t xml:space="preserve"> vstupný vektor z abecedného poradia do poradia </w:t>
+      </w:r>
+      <w:proofErr w:type="spellStart"/>
+      <w:r>
+        <w:rPr>
+          <w:rFonts w:ascii="Courier New" w:eastAsia="Courier New" w:hAnsi="Courier New" w:cs="Courier New"/>
+          <w:color w:val="1F2D3D"/>
+          <w:sz w:val="20"/>
+          <w:szCs w:val="20"/>
+          <w:shd w:val="clear" w:color="auto" w:fill="F4F4F4"/>
+        </w:rPr>
+        <w:t>bdd</w:t>
+      </w:r>
+      <w:proofErr w:type="spellEnd"/>
+      <w:r>
+        <w:rPr>
+          <w:rFonts w:ascii="Courier New" w:eastAsia="Courier New" w:hAnsi="Courier New" w:cs="Courier New"/>
+          <w:color w:val="1F2D3D"/>
+          <w:sz w:val="20"/>
+          <w:szCs w:val="20"/>
+          <w:shd w:val="clear" w:color="auto" w:fill="F4F4F4"/>
+        </w:rPr>
+        <w:t>-&gt;</w:t>
+      </w:r>
+      <w:proofErr w:type="spellStart"/>
+      <w:r>
+        <w:rPr>
+          <w:rFonts w:ascii="Courier New" w:eastAsia="Courier New" w:hAnsi="Courier New" w:cs="Courier New"/>
+          <w:color w:val="1F2D3D"/>
+          <w:sz w:val="20"/>
+          <w:szCs w:val="20"/>
+          <w:shd w:val="clear" w:color="auto" w:fill="F4F4F4"/>
+        </w:rPr>
+        <w:t>varOrder</w:t>
+      </w:r>
+      <w:proofErr w:type="spellEnd"/>
+      <w:r>
+        <w:rPr>
+          <w:rFonts w:ascii="Arial" w:eastAsia="Arial" w:hAnsi="Arial" w:cs="Arial"/>
+          <w:color w:val="1A1A2E"/>
+          <w:sz w:val="22"/>
+          <w:szCs w:val="22"/>
+        </w:rPr>
+        <w:t xml:space="preserve">, pretože </w:t>
+      </w:r>
+      <w:proofErr w:type="spellStart"/>
+      <w:r>
+        <w:rPr>
+          <w:rFonts w:ascii="Courier New" w:eastAsia="Courier New" w:hAnsi="Courier New" w:cs="Courier New"/>
+          <w:color w:val="1F2D3D"/>
+          <w:sz w:val="20"/>
+          <w:szCs w:val="20"/>
+          <w:shd w:val="clear" w:color="auto" w:fill="F4F4F4"/>
+        </w:rPr>
+        <w:t>BDD_use</w:t>
+      </w:r>
+      <w:proofErr w:type="spellEnd"/>
+      <w:r>
+        <w:rPr>
+          <w:rFonts w:ascii="Courier New" w:eastAsia="Courier New" w:hAnsi="Courier New" w:cs="Courier New"/>
+          <w:color w:val="1F2D3D"/>
+          <w:sz w:val="20"/>
+          <w:szCs w:val="20"/>
+          <w:shd w:val="clear" w:color="auto" w:fill="F4F4F4"/>
+        </w:rPr>
+        <w:t>()</w:t>
+      </w:r>
+      <w:r>
+        <w:rPr>
+          <w:rFonts w:ascii="Arial" w:eastAsia="Arial" w:hAnsi="Arial" w:cs="Arial"/>
+          <w:color w:val="1A1A2E"/>
+          <w:sz w:val="22"/>
+          <w:szCs w:val="22"/>
+        </w:rPr>
+        <w:t xml:space="preserve"> očakáva vstupy práve v tomto poradí. </w:t>
+      </w:r>
+      <w:proofErr w:type="spellStart"/>
+      <w:r>
+        <w:rPr>
+          <w:rFonts w:ascii="Arial" w:eastAsia="Arial" w:hAnsi="Arial" w:cs="Arial"/>
+          <w:color w:val="1A1A2E"/>
+          <w:sz w:val="22"/>
+          <w:szCs w:val="22"/>
+        </w:rPr>
+        <w:t>Premapovanie</w:t>
+      </w:r>
+      <w:proofErr w:type="spellEnd"/>
+      <w:r>
+        <w:rPr>
+          <w:rFonts w:ascii="Arial" w:eastAsia="Arial" w:hAnsi="Arial" w:cs="Arial"/>
+          <w:color w:val="1A1A2E"/>
+          <w:sz w:val="22"/>
+          <w:szCs w:val="22"/>
+        </w:rPr>
         <w:t xml:space="preserve"> </w:t>
       </w:r>
+      <w:r>
+        <w:rPr>
+          <w:rFonts w:ascii="Arial" w:eastAsia="Arial" w:hAnsi="Arial" w:cs="Arial"/>
+          <w:color w:val="1A1A2E"/>
+          <w:sz w:val="22"/>
+          <w:szCs w:val="22"/>
+        </w:rPr>
+        <w:lastRenderedPageBreak/>
+        <w:t xml:space="preserve">funguje tak, že pre každú pozíciu v </w:t>
+      </w:r>
       <w:proofErr w:type="spellStart"/>
       <w:r>
         <w:rPr>
@@ -10475,59 +10939,201 @@
           <w:szCs w:val="20"/>
           <w:shd w:val="clear" w:color="auto" w:fill="F4F4F4"/>
         </w:rPr>
+        <w:t>varOrder</w:t>
+      </w:r>
+      <w:proofErr w:type="spellEnd"/>
+      <w:r>
+        <w:rPr>
+          <w:rFonts w:ascii="Arial" w:eastAsia="Arial" w:hAnsi="Arial" w:cs="Arial"/>
+          <w:color w:val="1A1A2E"/>
+          <w:sz w:val="22"/>
+          <w:szCs w:val="22"/>
+        </w:rPr>
+        <w:t xml:space="preserve"> sa nájde pozícia tej istej premennej v abecednom poradí a skopíruje sa zodpovedajúca hodnota. </w:t>
+      </w:r>
+      <w:proofErr w:type="spellStart"/>
+      <w:r>
+        <w:rPr>
+          <w:rFonts w:ascii="Arial" w:eastAsia="Arial" w:hAnsi="Arial" w:cs="Arial"/>
+          <w:color w:val="1A1A2E"/>
+          <w:sz w:val="22"/>
+          <w:szCs w:val="22"/>
+        </w:rPr>
+        <w:t>P</w:t>
+      </w:r>
+      <w:r>
+        <w:rPr>
+          <w:rFonts w:ascii="Arial" w:eastAsia="Arial" w:hAnsi="Arial" w:cs="Arial"/>
+          <w:color w:val="1A1A2E"/>
+          <w:sz w:val="22"/>
+          <w:szCs w:val="22"/>
+        </w:rPr>
+        <w:t>remapovanie</w:t>
+      </w:r>
+      <w:proofErr w:type="spellEnd"/>
+      <w:r>
+        <w:rPr>
+          <w:rFonts w:ascii="Arial" w:eastAsia="Arial" w:hAnsi="Arial" w:cs="Arial"/>
+          <w:color w:val="1A1A2E"/>
+          <w:sz w:val="22"/>
+          <w:szCs w:val="22"/>
+        </w:rPr>
+        <w:t xml:space="preserve"> je </w:t>
+      </w:r>
+      <w:r>
+        <w:rPr>
+          <w:rFonts w:ascii="Arial" w:eastAsia="Arial" w:hAnsi="Arial" w:cs="Arial"/>
+          <w:color w:val="1A1A2E"/>
+          <w:sz w:val="22"/>
+          <w:szCs w:val="22"/>
+        </w:rPr>
+        <w:t xml:space="preserve">súčasťou </w:t>
+      </w:r>
+      <w:proofErr w:type="spellStart"/>
+      <w:r>
+        <w:rPr>
+          <w:rFonts w:ascii="Courier New" w:eastAsia="Courier New" w:hAnsi="Courier New" w:cs="Courier New"/>
+          <w:color w:val="1F2D3D"/>
+          <w:sz w:val="20"/>
+          <w:szCs w:val="20"/>
+          <w:shd w:val="clear" w:color="auto" w:fill="F4F4F4"/>
+        </w:rPr>
+        <w:t>verify_bdd</w:t>
+      </w:r>
+      <w:proofErr w:type="spellEnd"/>
+      <w:r>
+        <w:rPr>
+          <w:rFonts w:ascii="Courier New" w:eastAsia="Courier New" w:hAnsi="Courier New" w:cs="Courier New"/>
+          <w:color w:val="1F2D3D"/>
+          <w:sz w:val="20"/>
+          <w:szCs w:val="20"/>
+          <w:shd w:val="clear" w:color="auto" w:fill="F4F4F4"/>
+        </w:rPr>
+        <w:t>()</w:t>
+      </w:r>
+      <w:r>
+        <w:rPr>
+          <w:rFonts w:ascii="Arial" w:eastAsia="Arial" w:hAnsi="Arial" w:cs="Arial"/>
+          <w:color w:val="1A1A2E"/>
+          <w:sz w:val="22"/>
+          <w:szCs w:val="22"/>
+        </w:rPr>
+        <w:t xml:space="preserve"> </w:t>
+      </w:r>
+      <w:r>
+        <w:rPr>
+          <w:rFonts w:ascii="Arial" w:eastAsia="Arial" w:hAnsi="Arial" w:cs="Arial"/>
+          <w:color w:val="1A1A2E"/>
+          <w:sz w:val="22"/>
+          <w:szCs w:val="22"/>
+        </w:rPr>
+        <w:t xml:space="preserve"> </w:t>
+      </w:r>
+      <w:r>
+        <w:rPr>
+          <w:rFonts w:ascii="Arial" w:eastAsia="Arial" w:hAnsi="Arial" w:cs="Arial"/>
+          <w:color w:val="1A1A2E"/>
+          <w:sz w:val="22"/>
+          <w:szCs w:val="22"/>
+        </w:rPr>
+        <w:t>vždy, bez ohľadu na to, či bol BDD vytvoren</w:t>
+      </w:r>
+      <w:r>
+        <w:rPr>
+          <w:rFonts w:ascii="Arial" w:eastAsia="Arial" w:hAnsi="Arial" w:cs="Arial"/>
+          <w:color w:val="1A1A2E"/>
+          <w:sz w:val="22"/>
+          <w:szCs w:val="22"/>
+        </w:rPr>
+        <w:t>ý</w:t>
+      </w:r>
+      <w:r>
+        <w:rPr>
+          <w:rFonts w:ascii="Arial" w:eastAsia="Arial" w:hAnsi="Arial" w:cs="Arial"/>
+          <w:color w:val="1A1A2E"/>
+          <w:sz w:val="22"/>
+          <w:szCs w:val="22"/>
+        </w:rPr>
+        <w:t xml:space="preserve"> cez</w:t>
+      </w:r>
+      <w:r>
+        <w:rPr>
+          <w:rFonts w:ascii="Arial" w:eastAsia="Arial" w:hAnsi="Arial" w:cs="Arial"/>
+          <w:color w:val="1A1A2E"/>
+          <w:sz w:val="22"/>
+          <w:szCs w:val="22"/>
+        </w:rPr>
+        <w:t xml:space="preserve"> </w:t>
+      </w:r>
+      <w:proofErr w:type="spellStart"/>
+      <w:r>
+        <w:rPr>
+          <w:rFonts w:ascii="Courier New" w:eastAsia="Courier New" w:hAnsi="Courier New" w:cs="Courier New"/>
+          <w:color w:val="1F2D3D"/>
+          <w:sz w:val="20"/>
+          <w:szCs w:val="20"/>
+          <w:shd w:val="clear" w:color="auto" w:fill="F4F4F4"/>
+        </w:rPr>
+        <w:t>BDD_create</w:t>
+      </w:r>
+      <w:proofErr w:type="spellEnd"/>
+      <w:r>
+        <w:rPr>
+          <w:rFonts w:ascii="Arial" w:eastAsia="Arial" w:hAnsi="Arial" w:cs="Arial"/>
+          <w:color w:val="1A1A2E"/>
+          <w:sz w:val="22"/>
+          <w:szCs w:val="22"/>
+        </w:rPr>
+        <w:t xml:space="preserve"> a</w:t>
+      </w:r>
+      <w:r>
+        <w:rPr>
+          <w:rFonts w:ascii="Arial" w:eastAsia="Arial" w:hAnsi="Arial" w:cs="Arial"/>
+          <w:color w:val="1A1A2E"/>
+          <w:sz w:val="22"/>
+          <w:szCs w:val="22"/>
+        </w:rPr>
+        <w:t>lebo</w:t>
+      </w:r>
+      <w:r>
+        <w:rPr>
+          <w:rFonts w:ascii="Arial" w:eastAsia="Arial" w:hAnsi="Arial" w:cs="Arial"/>
+          <w:color w:val="1A1A2E"/>
+          <w:sz w:val="22"/>
+          <w:szCs w:val="22"/>
+        </w:rPr>
+        <w:t xml:space="preserve"> </w:t>
+      </w:r>
+      <w:r>
+        <w:rPr>
+          <w:rFonts w:ascii="Courier New" w:eastAsia="Courier New" w:hAnsi="Courier New" w:cs="Courier New"/>
+          <w:color w:val="1F2D3D"/>
+          <w:sz w:val="20"/>
+          <w:szCs w:val="20"/>
+          <w:shd w:val="clear" w:color="auto" w:fill="F4F4F4"/>
+        </w:rPr>
+        <w:t xml:space="preserve"> </w:t>
+      </w:r>
+      <w:proofErr w:type="spellStart"/>
+      <w:r>
+        <w:rPr>
+          <w:rFonts w:ascii="Courier New" w:eastAsia="Courier New" w:hAnsi="Courier New" w:cs="Courier New"/>
+          <w:color w:val="1F2D3D"/>
+          <w:sz w:val="20"/>
+          <w:szCs w:val="20"/>
+          <w:shd w:val="clear" w:color="auto" w:fill="F4F4F4"/>
+        </w:rPr>
         <w:t>BDD_create_with_best_order</w:t>
       </w:r>
       <w:proofErr w:type="spellEnd"/>
       <w:r>
         <w:rPr>
-          <w:rFonts w:ascii="Courier New" w:eastAsia="Courier New" w:hAnsi="Courier New" w:cs="Courier New"/>
-          <w:color w:val="1F2D3D"/>
-          <w:sz w:val="20"/>
-          <w:szCs w:val="20"/>
-          <w:shd w:val="clear" w:color="auto" w:fill="F4F4F4"/>
-        </w:rPr>
-        <w:t xml:space="preserve"> </w:t>
-      </w:r>
-      <w:r>
-        <w:rPr>
           <w:rFonts w:ascii="Arial" w:eastAsia="Arial" w:hAnsi="Arial" w:cs="Arial"/>
           <w:color w:val="1A1A2E"/>
           <w:sz w:val="22"/>
           <w:szCs w:val="22"/>
         </w:rPr>
-        <w:t xml:space="preserve"> je overenie o niečo zložitejšie, pretože BDD môže mať odlišné poradie premenných ako lexikografické. Funkcia </w:t>
-      </w:r>
-      <w:r>
-        <w:rPr>
-          <w:rFonts w:ascii="Courier New" w:eastAsia="Courier New" w:hAnsi="Courier New" w:cs="Courier New"/>
-          <w:color w:val="1F2D3D"/>
-          <w:sz w:val="20"/>
-          <w:szCs w:val="20"/>
-          <w:shd w:val="clear" w:color="auto" w:fill="F4F4F4"/>
-        </w:rPr>
-        <w:t xml:space="preserve"> </w:t>
-      </w:r>
-      <w:proofErr w:type="spellStart"/>
-      <w:r>
-        <w:rPr>
-          <w:rFonts w:ascii="Courier New" w:eastAsia="Courier New" w:hAnsi="Courier New" w:cs="Courier New"/>
-          <w:color w:val="1F2D3D"/>
-          <w:sz w:val="20"/>
-          <w:szCs w:val="20"/>
-          <w:shd w:val="clear" w:color="auto" w:fill="F4F4F4"/>
-        </w:rPr>
-        <w:t>verify_bdd</w:t>
-      </w:r>
-      <w:proofErr w:type="spellEnd"/>
-      <w:r>
-        <w:rPr>
-          <w:rFonts w:ascii="Courier New" w:eastAsia="Courier New" w:hAnsi="Courier New" w:cs="Courier New"/>
-          <w:color w:val="1F2D3D"/>
-          <w:sz w:val="20"/>
-          <w:szCs w:val="20"/>
-          <w:shd w:val="clear" w:color="auto" w:fill="F4F4F4"/>
-        </w:rPr>
-        <w:t xml:space="preserve">() </w:t>
+        <w:t>. P</w:t>
       </w:r>
       <w:r>
         <w:rPr>
@@ -10536,9 +11142,8 @@
           <w:sz w:val="22"/>
           <w:szCs w:val="22"/>
         </w:rPr>
-        <w:t xml:space="preserve"> toto rieši explicitným </w:t>
-      </w:r>
-      <w:proofErr w:type="spellStart"/>
+        <w:t xml:space="preserve">ri lexikografickom poradí </w:t>
+      </w:r>
       <w:r>
         <w:rPr>
           <w:rFonts w:ascii="Arial" w:eastAsia="Arial" w:hAnsi="Arial" w:cs="Arial"/>
@@ -10546,9 +11151,9 @@
           <w:sz w:val="22"/>
           <w:szCs w:val="22"/>
         </w:rPr>
-        <w:t>premapovaním</w:t>
-      </w:r>
-      <w:proofErr w:type="spellEnd"/>
+        <w:t xml:space="preserve">je výsledok </w:t>
+      </w:r>
+      <w:proofErr w:type="spellStart"/>
       <w:r>
         <w:rPr>
           <w:rFonts w:ascii="Arial" w:eastAsia="Arial" w:hAnsi="Arial" w:cs="Arial"/>
@@ -10556,8 +11161,9 @@
           <w:sz w:val="22"/>
           <w:szCs w:val="22"/>
         </w:rPr>
-        <w:t xml:space="preserve"> vstupov</w:t>
-      </w:r>
+        <w:t>premapovanie</w:t>
+      </w:r>
+      <w:proofErr w:type="spellEnd"/>
       <w:r>
         <w:rPr>
           <w:rFonts w:ascii="Arial" w:eastAsia="Arial" w:hAnsi="Arial" w:cs="Arial"/>
@@ -10565,62 +11171,13 @@
           <w:sz w:val="22"/>
           <w:szCs w:val="22"/>
         </w:rPr>
-        <w:t>.</w:t>
-      </w:r>
-      <w:r>
-        <w:rPr>
-          <w:rFonts w:ascii="Arial" w:eastAsia="Arial" w:hAnsi="Arial" w:cs="Arial"/>
-          <w:color w:val="1A1A2E"/>
-          <w:sz w:val="22"/>
-          <w:szCs w:val="22"/>
-        </w:rPr>
-        <w:t xml:space="preserve"> pre každú premennú, ktorú BDD pozná, vyhľadá jej pozíciu v pôvodnom poradí a podľa toho zostaví správny vstupný reťazec pre </w:t>
-      </w:r>
-      <w:r>
-        <w:rPr>
-          <w:rFonts w:ascii="Courier New" w:eastAsia="Courier New" w:hAnsi="Courier New" w:cs="Courier New"/>
-          <w:color w:val="1F2D3D"/>
-          <w:sz w:val="20"/>
-          <w:szCs w:val="20"/>
-          <w:shd w:val="clear" w:color="auto" w:fill="F4F4F4"/>
-        </w:rPr>
-        <w:t xml:space="preserve"> </w:t>
-      </w:r>
-      <w:proofErr w:type="spellStart"/>
-      <w:r>
-        <w:rPr>
-          <w:rFonts w:ascii="Courier New" w:eastAsia="Courier New" w:hAnsi="Courier New" w:cs="Courier New"/>
-          <w:color w:val="1F2D3D"/>
-          <w:sz w:val="20"/>
-          <w:szCs w:val="20"/>
-          <w:shd w:val="clear" w:color="auto" w:fill="F4F4F4"/>
-        </w:rPr>
-        <w:t>BDD_use</w:t>
-      </w:r>
-      <w:proofErr w:type="spellEnd"/>
-      <w:r>
-        <w:rPr>
-          <w:rFonts w:ascii="Courier New" w:eastAsia="Courier New" w:hAnsi="Courier New" w:cs="Courier New"/>
-          <w:color w:val="1F2D3D"/>
-          <w:sz w:val="20"/>
-          <w:szCs w:val="20"/>
-          <w:shd w:val="clear" w:color="auto" w:fill="F4F4F4"/>
-        </w:rPr>
-        <w:t xml:space="preserve">() </w:t>
-      </w:r>
-      <w:r>
-        <w:rPr>
-          <w:rFonts w:ascii="Arial" w:eastAsia="Arial" w:hAnsi="Arial" w:cs="Arial"/>
-          <w:color w:val="1A1A2E"/>
-          <w:sz w:val="22"/>
-          <w:szCs w:val="22"/>
-        </w:rPr>
-        <w:t>.</w:t>
+        <w:t xml:space="preserve"> totožný so vstupom, no kód sa nijak nerozlišuje.</w:t>
       </w:r>
     </w:p>
     <w:p>
       <w:pPr>
-        <w:spacing w:after="100"/>
+        <w:spacing w:before="80" w:after="140"/>
+        <w:jc w:val="both"/>
       </w:pPr>
     </w:p>
     <w:p>
@@ -10636,7 +11193,6 @@
           <w:sz w:val="28"/>
           <w:szCs w:val="28"/>
         </w:rPr>
-        <w:lastRenderedPageBreak/>
         <w:t>4.5  Skupiny premenných a rozsah testovania</w:t>
       </w:r>
     </w:p>
@@ -10669,12 +11225,12 @@
       <w:tblPr>
         <w:tblW w:w="9360" w:type="dxa"/>
         <w:tblBorders>
-          <w:top w:val="single" w:sz="4" w:space="0" w:color="auto"/>
-          <w:left w:val="single" w:sz="4" w:space="0" w:color="auto"/>
-          <w:bottom w:val="single" w:sz="4" w:space="0" w:color="auto"/>
-          <w:right w:val="single" w:sz="4" w:space="0" w:color="auto"/>
-          <w:insideH w:val="single" w:sz="4" w:space="0" w:color="auto"/>
-          <w:insideV w:val="single" w:sz="4" w:space="0" w:color="auto"/>
+          <w:top w:val="single" w:sz="6" w:space="0" w:color="BFBFBF" w:themeColor="background1" w:themeShade="BF"/>
+          <w:left w:val="single" w:sz="6" w:space="0" w:color="BFBFBF" w:themeColor="background1" w:themeShade="BF"/>
+          <w:bottom w:val="single" w:sz="6" w:space="0" w:color="BFBFBF" w:themeColor="background1" w:themeShade="BF"/>
+          <w:right w:val="single" w:sz="6" w:space="0" w:color="BFBFBF" w:themeColor="background1" w:themeShade="BF"/>
+          <w:insideH w:val="single" w:sz="12" w:space="0" w:color="BFBFBF" w:themeColor="background1" w:themeShade="BF"/>
+          <w:insideV w:val="single" w:sz="12" w:space="0" w:color="BFBFBF" w:themeColor="background1" w:themeShade="BF"/>
         </w:tblBorders>
         <w:tblCellMar>
           <w:left w:w="10" w:type="dxa"/>
@@ -10691,12 +11247,6 @@
         <w:tc>
           <w:tcPr>
             <w:tcW w:w="3120" w:type="dxa"/>
-            <w:tcBorders>
-              <w:top w:val="single" w:sz="1" w:space="0" w:color="ADB9CA"/>
-              <w:left w:val="single" w:sz="1" w:space="0" w:color="ADB9CA"/>
-              <w:bottom w:val="single" w:sz="1" w:space="0" w:color="ADB9CA"/>
-              <w:right w:val="single" w:sz="1" w:space="0" w:color="ADB9CA"/>
-            </w:tcBorders>
             <w:shd w:val="clear" w:color="auto" w:fill="DEEAF1"/>
             <w:tcMar>
               <w:top w:w="80" w:type="dxa"/>
@@ -10725,12 +11275,6 @@
         <w:tc>
           <w:tcPr>
             <w:tcW w:w="3120" w:type="dxa"/>
-            <w:tcBorders>
-              <w:top w:val="single" w:sz="1" w:space="0" w:color="ADB9CA"/>
-              <w:left w:val="single" w:sz="1" w:space="0" w:color="ADB9CA"/>
-              <w:bottom w:val="single" w:sz="1" w:space="0" w:color="ADB9CA"/>
-              <w:right w:val="single" w:sz="1" w:space="0" w:color="ADB9CA"/>
-            </w:tcBorders>
             <w:shd w:val="clear" w:color="auto" w:fill="DEEAF1"/>
             <w:tcMar>
               <w:top w:w="80" w:type="dxa"/>
@@ -10759,12 +11303,6 @@
         <w:tc>
           <w:tcPr>
             <w:tcW w:w="3120" w:type="dxa"/>
-            <w:tcBorders>
-              <w:top w:val="single" w:sz="1" w:space="0" w:color="ADB9CA"/>
-              <w:left w:val="single" w:sz="1" w:space="0" w:color="ADB9CA"/>
-              <w:bottom w:val="single" w:sz="1" w:space="0" w:color="ADB9CA"/>
-              <w:right w:val="single" w:sz="1" w:space="0" w:color="ADB9CA"/>
-            </w:tcBorders>
             <w:shd w:val="clear" w:color="auto" w:fill="DEEAF1"/>
             <w:tcMar>
               <w:top w:w="80" w:type="dxa"/>
@@ -10795,12 +11333,6 @@
         <w:tc>
           <w:tcPr>
             <w:tcW w:w="3120" w:type="dxa"/>
-            <w:tcBorders>
-              <w:top w:val="single" w:sz="1" w:space="0" w:color="ADB9CA"/>
-              <w:left w:val="single" w:sz="1" w:space="0" w:color="ADB9CA"/>
-              <w:bottom w:val="single" w:sz="1" w:space="0" w:color="ADB9CA"/>
-              <w:right w:val="single" w:sz="1" w:space="0" w:color="ADB9CA"/>
-            </w:tcBorders>
             <w:shd w:val="clear" w:color="auto" w:fill="FFFFFF"/>
             <w:tcMar>
               <w:top w:w="80" w:type="dxa"/>
@@ -10827,12 +11359,6 @@
         <w:tc>
           <w:tcPr>
             <w:tcW w:w="3120" w:type="dxa"/>
-            <w:tcBorders>
-              <w:top w:val="single" w:sz="1" w:space="0" w:color="ADB9CA"/>
-              <w:left w:val="single" w:sz="1" w:space="0" w:color="ADB9CA"/>
-              <w:bottom w:val="single" w:sz="1" w:space="0" w:color="ADB9CA"/>
-              <w:right w:val="single" w:sz="1" w:space="0" w:color="ADB9CA"/>
-            </w:tcBorders>
             <w:shd w:val="clear" w:color="auto" w:fill="FFFFFF"/>
             <w:tcMar>
               <w:top w:w="80" w:type="dxa"/>
@@ -10859,12 +11385,6 @@
         <w:tc>
           <w:tcPr>
             <w:tcW w:w="3120" w:type="dxa"/>
-            <w:tcBorders>
-              <w:top w:val="single" w:sz="1" w:space="0" w:color="ADB9CA"/>
-              <w:left w:val="single" w:sz="1" w:space="0" w:color="ADB9CA"/>
-              <w:bottom w:val="single" w:sz="1" w:space="0" w:color="ADB9CA"/>
-              <w:right w:val="single" w:sz="1" w:space="0" w:color="ADB9CA"/>
-            </w:tcBorders>
             <w:shd w:val="clear" w:color="auto" w:fill="FFFFFF"/>
             <w:tcMar>
               <w:top w:w="80" w:type="dxa"/>
@@ -10893,12 +11413,6 @@
         <w:tc>
           <w:tcPr>
             <w:tcW w:w="3120" w:type="dxa"/>
-            <w:tcBorders>
-              <w:top w:val="single" w:sz="1" w:space="0" w:color="ADB9CA"/>
-              <w:left w:val="single" w:sz="1" w:space="0" w:color="ADB9CA"/>
-              <w:bottom w:val="single" w:sz="1" w:space="0" w:color="ADB9CA"/>
-              <w:right w:val="single" w:sz="1" w:space="0" w:color="ADB9CA"/>
-            </w:tcBorders>
             <w:shd w:val="clear" w:color="auto" w:fill="F2F7FB"/>
             <w:tcMar>
               <w:top w:w="80" w:type="dxa"/>
@@ -10925,12 +11439,6 @@
         <w:tc>
           <w:tcPr>
             <w:tcW w:w="3120" w:type="dxa"/>
-            <w:tcBorders>
-              <w:top w:val="single" w:sz="1" w:space="0" w:color="ADB9CA"/>
-              <w:left w:val="single" w:sz="1" w:space="0" w:color="ADB9CA"/>
-              <w:bottom w:val="single" w:sz="1" w:space="0" w:color="ADB9CA"/>
-              <w:right w:val="single" w:sz="1" w:space="0" w:color="ADB9CA"/>
-            </w:tcBorders>
             <w:shd w:val="clear" w:color="auto" w:fill="F2F7FB"/>
             <w:tcMar>
               <w:top w:w="80" w:type="dxa"/>
@@ -10957,12 +11465,6 @@
         <w:tc>
           <w:tcPr>
             <w:tcW w:w="3120" w:type="dxa"/>
-            <w:tcBorders>
-              <w:top w:val="single" w:sz="1" w:space="0" w:color="ADB9CA"/>
-              <w:left w:val="single" w:sz="1" w:space="0" w:color="ADB9CA"/>
-              <w:bottom w:val="single" w:sz="1" w:space="0" w:color="ADB9CA"/>
-              <w:right w:val="single" w:sz="1" w:space="0" w:color="ADB9CA"/>
-            </w:tcBorders>
             <w:shd w:val="clear" w:color="auto" w:fill="F2F7FB"/>
             <w:tcMar>
               <w:top w:w="80" w:type="dxa"/>
@@ -10991,12 +11493,6 @@
         <w:tc>
           <w:tcPr>
             <w:tcW w:w="3120" w:type="dxa"/>
-            <w:tcBorders>
-              <w:top w:val="single" w:sz="1" w:space="0" w:color="ADB9CA"/>
-              <w:left w:val="single" w:sz="1" w:space="0" w:color="ADB9CA"/>
-              <w:bottom w:val="single" w:sz="1" w:space="0" w:color="ADB9CA"/>
-              <w:right w:val="single" w:sz="1" w:space="0" w:color="ADB9CA"/>
-            </w:tcBorders>
             <w:shd w:val="clear" w:color="auto" w:fill="FFFFFF"/>
             <w:tcMar>
               <w:top w:w="80" w:type="dxa"/>
@@ -11023,12 +11519,6 @@
         <w:tc>
           <w:tcPr>
             <w:tcW w:w="3120" w:type="dxa"/>
-            <w:tcBorders>
-              <w:top w:val="single" w:sz="1" w:space="0" w:color="ADB9CA"/>
-              <w:left w:val="single" w:sz="1" w:space="0" w:color="ADB9CA"/>
-              <w:bottom w:val="single" w:sz="1" w:space="0" w:color="ADB9CA"/>
-              <w:right w:val="single" w:sz="1" w:space="0" w:color="ADB9CA"/>
-            </w:tcBorders>
             <w:shd w:val="clear" w:color="auto" w:fill="FFFFFF"/>
             <w:tcMar>
               <w:top w:w="80" w:type="dxa"/>
@@ -11055,12 +11545,6 @@
         <w:tc>
           <w:tcPr>
             <w:tcW w:w="3120" w:type="dxa"/>
-            <w:tcBorders>
-              <w:top w:val="single" w:sz="1" w:space="0" w:color="ADB9CA"/>
-              <w:left w:val="single" w:sz="1" w:space="0" w:color="ADB9CA"/>
-              <w:bottom w:val="single" w:sz="1" w:space="0" w:color="ADB9CA"/>
-              <w:right w:val="single" w:sz="1" w:space="0" w:color="ADB9CA"/>
-            </w:tcBorders>
             <w:shd w:val="clear" w:color="auto" w:fill="FFFFFF"/>
             <w:tcMar>
               <w:top w:w="80" w:type="dxa"/>
@@ -11089,12 +11573,6 @@
         <w:tc>
           <w:tcPr>
             <w:tcW w:w="3120" w:type="dxa"/>
-            <w:tcBorders>
-              <w:top w:val="single" w:sz="1" w:space="0" w:color="ADB9CA"/>
-              <w:left w:val="single" w:sz="1" w:space="0" w:color="ADB9CA"/>
-              <w:bottom w:val="single" w:sz="1" w:space="0" w:color="ADB9CA"/>
-              <w:right w:val="single" w:sz="1" w:space="0" w:color="ADB9CA"/>
-            </w:tcBorders>
             <w:shd w:val="clear" w:color="auto" w:fill="F2F7FB"/>
             <w:tcMar>
               <w:top w:w="80" w:type="dxa"/>
@@ -11121,12 +11599,6 @@
         <w:tc>
           <w:tcPr>
             <w:tcW w:w="3120" w:type="dxa"/>
-            <w:tcBorders>
-              <w:top w:val="single" w:sz="1" w:space="0" w:color="ADB9CA"/>
-              <w:left w:val="single" w:sz="1" w:space="0" w:color="ADB9CA"/>
-              <w:bottom w:val="single" w:sz="1" w:space="0" w:color="ADB9CA"/>
-              <w:right w:val="single" w:sz="1" w:space="0" w:color="ADB9CA"/>
-            </w:tcBorders>
             <w:shd w:val="clear" w:color="auto" w:fill="F2F7FB"/>
             <w:tcMar>
               <w:top w:w="80" w:type="dxa"/>
@@ -11153,12 +11625,6 @@
         <w:tc>
           <w:tcPr>
             <w:tcW w:w="3120" w:type="dxa"/>
-            <w:tcBorders>
-              <w:top w:val="single" w:sz="1" w:space="0" w:color="ADB9CA"/>
-              <w:left w:val="single" w:sz="1" w:space="0" w:color="ADB9CA"/>
-              <w:bottom w:val="single" w:sz="1" w:space="0" w:color="ADB9CA"/>
-              <w:right w:val="single" w:sz="1" w:space="0" w:color="ADB9CA"/>
-            </w:tcBorders>
             <w:shd w:val="clear" w:color="auto" w:fill="F2F7FB"/>
             <w:tcMar>
               <w:top w:w="80" w:type="dxa"/>
@@ -11187,12 +11653,6 @@
         <w:tc>
           <w:tcPr>
             <w:tcW w:w="3120" w:type="dxa"/>
-            <w:tcBorders>
-              <w:top w:val="single" w:sz="1" w:space="0" w:color="ADB9CA"/>
-              <w:left w:val="single" w:sz="1" w:space="0" w:color="ADB9CA"/>
-              <w:bottom w:val="single" w:sz="1" w:space="0" w:color="ADB9CA"/>
-              <w:right w:val="single" w:sz="1" w:space="0" w:color="ADB9CA"/>
-            </w:tcBorders>
             <w:shd w:val="clear" w:color="auto" w:fill="FFFFFF"/>
             <w:tcMar>
               <w:top w:w="80" w:type="dxa"/>
@@ -11219,12 +11679,6 @@
         <w:tc>
           <w:tcPr>
             <w:tcW w:w="3120" w:type="dxa"/>
-            <w:tcBorders>
-              <w:top w:val="single" w:sz="1" w:space="0" w:color="ADB9CA"/>
-              <w:left w:val="single" w:sz="1" w:space="0" w:color="ADB9CA"/>
-              <w:bottom w:val="single" w:sz="1" w:space="0" w:color="ADB9CA"/>
-              <w:right w:val="single" w:sz="1" w:space="0" w:color="ADB9CA"/>
-            </w:tcBorders>
             <w:shd w:val="clear" w:color="auto" w:fill="FFFFFF"/>
             <w:tcMar>
               <w:top w:w="80" w:type="dxa"/>
@@ -11251,12 +11705,6 @@
         <w:tc>
           <w:tcPr>
             <w:tcW w:w="3120" w:type="dxa"/>
-            <w:tcBorders>
-              <w:top w:val="single" w:sz="1" w:space="0" w:color="ADB9CA"/>
-              <w:left w:val="single" w:sz="1" w:space="0" w:color="ADB9CA"/>
-              <w:bottom w:val="single" w:sz="1" w:space="0" w:color="ADB9CA"/>
-              <w:right w:val="single" w:sz="1" w:space="0" w:color="ADB9CA"/>
-            </w:tcBorders>
             <w:shd w:val="clear" w:color="auto" w:fill="FFFFFF"/>
             <w:tcMar>
               <w:top w:w="80" w:type="dxa"/>
@@ -11285,12 +11733,6 @@
         <w:tc>
           <w:tcPr>
             <w:tcW w:w="3120" w:type="dxa"/>
-            <w:tcBorders>
-              <w:top w:val="single" w:sz="1" w:space="0" w:color="ADB9CA"/>
-              <w:left w:val="single" w:sz="1" w:space="0" w:color="ADB9CA"/>
-              <w:bottom w:val="single" w:sz="1" w:space="0" w:color="ADB9CA"/>
-              <w:right w:val="single" w:sz="1" w:space="0" w:color="ADB9CA"/>
-            </w:tcBorders>
             <w:shd w:val="clear" w:color="auto" w:fill="F2F7FB"/>
             <w:tcMar>
               <w:top w:w="80" w:type="dxa"/>
@@ -11317,12 +11759,6 @@
         <w:tc>
           <w:tcPr>
             <w:tcW w:w="3120" w:type="dxa"/>
-            <w:tcBorders>
-              <w:top w:val="single" w:sz="1" w:space="0" w:color="ADB9CA"/>
-              <w:left w:val="single" w:sz="1" w:space="0" w:color="ADB9CA"/>
-              <w:bottom w:val="single" w:sz="1" w:space="0" w:color="ADB9CA"/>
-              <w:right w:val="single" w:sz="1" w:space="0" w:color="ADB9CA"/>
-            </w:tcBorders>
             <w:shd w:val="clear" w:color="auto" w:fill="F2F7FB"/>
             <w:tcMar>
               <w:top w:w="80" w:type="dxa"/>
@@ -11349,12 +11785,6 @@
         <w:tc>
           <w:tcPr>
             <w:tcW w:w="3120" w:type="dxa"/>
-            <w:tcBorders>
-              <w:top w:val="single" w:sz="1" w:space="0" w:color="ADB9CA"/>
-              <w:left w:val="single" w:sz="1" w:space="0" w:color="ADB9CA"/>
-              <w:bottom w:val="single" w:sz="1" w:space="0" w:color="ADB9CA"/>
-              <w:right w:val="single" w:sz="1" w:space="0" w:color="ADB9CA"/>
-            </w:tcBorders>
             <w:shd w:val="clear" w:color="auto" w:fill="F2F7FB"/>
             <w:tcMar>
               <w:top w:w="80" w:type="dxa"/>
@@ -11383,12 +11813,6 @@
         <w:tc>
           <w:tcPr>
             <w:tcW w:w="3120" w:type="dxa"/>
-            <w:tcBorders>
-              <w:top w:val="single" w:sz="1" w:space="0" w:color="ADB9CA"/>
-              <w:left w:val="single" w:sz="1" w:space="0" w:color="ADB9CA"/>
-              <w:bottom w:val="single" w:sz="1" w:space="0" w:color="ADB9CA"/>
-              <w:right w:val="single" w:sz="1" w:space="0" w:color="ADB9CA"/>
-            </w:tcBorders>
             <w:shd w:val="clear" w:color="auto" w:fill="FFFFFF"/>
             <w:tcMar>
               <w:top w:w="80" w:type="dxa"/>
@@ -11415,12 +11839,6 @@
         <w:tc>
           <w:tcPr>
             <w:tcW w:w="3120" w:type="dxa"/>
-            <w:tcBorders>
-              <w:top w:val="single" w:sz="1" w:space="0" w:color="ADB9CA"/>
-              <w:left w:val="single" w:sz="1" w:space="0" w:color="ADB9CA"/>
-              <w:bottom w:val="single" w:sz="1" w:space="0" w:color="ADB9CA"/>
-              <w:right w:val="single" w:sz="1" w:space="0" w:color="ADB9CA"/>
-            </w:tcBorders>
             <w:shd w:val="clear" w:color="auto" w:fill="FFFFFF"/>
             <w:tcMar>
               <w:top w:w="80" w:type="dxa"/>
@@ -11447,12 +11865,6 @@
         <w:tc>
           <w:tcPr>
             <w:tcW w:w="3120" w:type="dxa"/>
-            <w:tcBorders>
-              <w:top w:val="single" w:sz="1" w:space="0" w:color="ADB9CA"/>
-              <w:left w:val="single" w:sz="1" w:space="0" w:color="ADB9CA"/>
-              <w:bottom w:val="single" w:sz="1" w:space="0" w:color="ADB9CA"/>
-              <w:right w:val="single" w:sz="1" w:space="0" w:color="ADB9CA"/>
-            </w:tcBorders>
             <w:shd w:val="clear" w:color="auto" w:fill="FFFFFF"/>
             <w:tcMar>
               <w:top w:w="80" w:type="dxa"/>
@@ -11495,7 +11907,98 @@
           <w:sz w:val="22"/>
           <w:szCs w:val="22"/>
         </w:rPr>
-        <w:t>Voľba tohto rozsahu nie je náhodná. Pre malé n (3 – 7) je možné výsledky jednoducho overovať aj manuálne a slúžia na overenie základnej správnosti. Pre stredné n (9 – 11) sa naplno prejavuje efekt redukcie – diagram je výrazne menší ako plný strom. Pre veľké n (13 – 15) sa testuje škálovateľnosť implementácie a meria sa čas vykonania, ktorý je pri naivných implementáciách exponenciálny.</w:t>
+        <w:t xml:space="preserve">Voľba tohto rozsahu nie je náhodná. Pre malé n (3 </w:t>
+      </w:r>
+      <w:r>
+        <w:rPr>
+          <w:rFonts w:ascii="Arial" w:eastAsia="Arial" w:hAnsi="Arial" w:cs="Arial"/>
+          <w:color w:val="1A1A2E"/>
+          <w:sz w:val="22"/>
+          <w:szCs w:val="22"/>
+          <w:lang w:val="en-GB"/>
+        </w:rPr>
+        <w:t>-</w:t>
+      </w:r>
+      <w:r>
+        <w:rPr>
+          <w:rFonts w:ascii="Arial" w:eastAsia="Arial" w:hAnsi="Arial" w:cs="Arial"/>
+          <w:color w:val="1A1A2E"/>
+          <w:sz w:val="22"/>
+          <w:szCs w:val="22"/>
+        </w:rPr>
+        <w:t xml:space="preserve"> 7) je možné výsledky jednoducho overovať aj manuálne a slúžia na overenie základnej správnosti. Pre stredné n (9 </w:t>
+      </w:r>
+      <w:r>
+        <w:rPr>
+          <w:rFonts w:ascii="Arial" w:eastAsia="Arial" w:hAnsi="Arial" w:cs="Arial"/>
+          <w:color w:val="1A1A2E"/>
+          <w:sz w:val="22"/>
+          <w:szCs w:val="22"/>
+        </w:rPr>
+        <w:t>-</w:t>
+      </w:r>
+      <w:r>
+        <w:rPr>
+          <w:rFonts w:ascii="Arial" w:eastAsia="Arial" w:hAnsi="Arial" w:cs="Arial"/>
+          <w:color w:val="1A1A2E"/>
+          <w:sz w:val="22"/>
+          <w:szCs w:val="22"/>
+        </w:rPr>
+        <w:t xml:space="preserve"> 11) sa naplno prejavuje efekt redukcie</w:t>
+      </w:r>
+      <w:r>
+        <w:rPr>
+          <w:rFonts w:ascii="Arial" w:eastAsia="Arial" w:hAnsi="Arial" w:cs="Arial"/>
+          <w:color w:val="1A1A2E"/>
+          <w:sz w:val="22"/>
+          <w:szCs w:val="22"/>
+        </w:rPr>
+        <w:t>.</w:t>
+      </w:r>
+      <w:r>
+        <w:rPr>
+          <w:rFonts w:ascii="Arial" w:eastAsia="Arial" w:hAnsi="Arial" w:cs="Arial"/>
+          <w:color w:val="1A1A2E"/>
+          <w:sz w:val="22"/>
+          <w:szCs w:val="22"/>
+        </w:rPr>
+        <w:t xml:space="preserve"> </w:t>
+      </w:r>
+      <w:r>
+        <w:rPr>
+          <w:rFonts w:ascii="Arial" w:eastAsia="Arial" w:hAnsi="Arial" w:cs="Arial"/>
+          <w:color w:val="1A1A2E"/>
+          <w:sz w:val="22"/>
+          <w:szCs w:val="22"/>
+        </w:rPr>
+        <w:t>D</w:t>
+      </w:r>
+      <w:r>
+        <w:rPr>
+          <w:rFonts w:ascii="Arial" w:eastAsia="Arial" w:hAnsi="Arial" w:cs="Arial"/>
+          <w:color w:val="1A1A2E"/>
+          <w:sz w:val="22"/>
+          <w:szCs w:val="22"/>
+        </w:rPr>
+        <w:t xml:space="preserve">iagram je výrazne menší ako plný strom. Pre veľké n (13 </w:t>
+      </w:r>
+      <w:r>
+        <w:rPr>
+          <w:rFonts w:ascii="Arial" w:eastAsia="Arial" w:hAnsi="Arial" w:cs="Arial"/>
+          <w:color w:val="1A1A2E"/>
+          <w:sz w:val="22"/>
+          <w:szCs w:val="22"/>
+        </w:rPr>
+        <w:t>-</w:t>
+      </w:r>
+      <w:r>
+        <w:rPr>
+          <w:rFonts w:ascii="Arial" w:eastAsia="Arial" w:hAnsi="Arial" w:cs="Arial"/>
+          <w:color w:val="1A1A2E"/>
+          <w:sz w:val="22"/>
+          <w:szCs w:val="22"/>
+        </w:rPr>
+        <w:t xml:space="preserve"> 15) sa testuje škálovateľnosť implementácie a meria sa čas vykonania, ktorý je pri naivných implementáciách exponenciálny.</w:t>
       </w:r>
     </w:p>
     <w:p>
@@ -11541,19 +12044,19 @@
     </w:p>
     <w:p>
       <w:pPr>
-        <w:spacing w:after="40"/>
+        <w:spacing w:after="0"/>
       </w:pPr>
     </w:p>
     <w:tbl>
       <w:tblPr>
         <w:tblW w:w="9360" w:type="dxa"/>
         <w:tblBorders>
-          <w:top w:val="single" w:sz="4" w:space="0" w:color="auto"/>
-          <w:left w:val="single" w:sz="4" w:space="0" w:color="auto"/>
-          <w:bottom w:val="single" w:sz="4" w:space="0" w:color="auto"/>
-          <w:right w:val="single" w:sz="4" w:space="0" w:color="auto"/>
-          <w:insideH w:val="single" w:sz="4" w:space="0" w:color="auto"/>
-          <w:insideV w:val="single" w:sz="4" w:space="0" w:color="auto"/>
+          <w:top w:val="single" w:sz="6" w:space="0" w:color="BFBFBF" w:themeColor="background1" w:themeShade="BF"/>
+          <w:left w:val="single" w:sz="6" w:space="0" w:color="BFBFBF" w:themeColor="background1" w:themeShade="BF"/>
+          <w:bottom w:val="single" w:sz="6" w:space="0" w:color="BFBFBF" w:themeColor="background1" w:themeShade="BF"/>
+          <w:right w:val="single" w:sz="6" w:space="0" w:color="BFBFBF" w:themeColor="background1" w:themeShade="BF"/>
+          <w:insideH w:val="single" w:sz="12" w:space="0" w:color="BFBFBF" w:themeColor="background1" w:themeShade="BF"/>
+          <w:insideV w:val="single" w:sz="12" w:space="0" w:color="BFBFBF" w:themeColor="background1" w:themeShade="BF"/>
         </w:tblBorders>
         <w:tblCellMar>
           <w:left w:w="10" w:type="dxa"/>
@@ -11569,12 +12072,6 @@
         <w:tc>
           <w:tcPr>
             <w:tcW w:w="3400" w:type="dxa"/>
-            <w:tcBorders>
-              <w:top w:val="single" w:sz="1" w:space="0" w:color="ADB9CA"/>
-              <w:left w:val="single" w:sz="1" w:space="0" w:color="ADB9CA"/>
-              <w:bottom w:val="single" w:sz="1" w:space="0" w:color="ADB9CA"/>
-              <w:right w:val="single" w:sz="1" w:space="0" w:color="ADB9CA"/>
-            </w:tcBorders>
             <w:shd w:val="clear" w:color="auto" w:fill="DEEAF1"/>
             <w:tcMar>
               <w:top w:w="80" w:type="dxa"/>
@@ -11603,12 +12100,6 @@
         <w:tc>
           <w:tcPr>
             <w:tcW w:w="5960" w:type="dxa"/>
-            <w:tcBorders>
-              <w:top w:val="single" w:sz="1" w:space="0" w:color="ADB9CA"/>
-              <w:left w:val="single" w:sz="1" w:space="0" w:color="ADB9CA"/>
-              <w:bottom w:val="single" w:sz="1" w:space="0" w:color="ADB9CA"/>
-              <w:right w:val="single" w:sz="1" w:space="0" w:color="ADB9CA"/>
-            </w:tcBorders>
             <w:shd w:val="clear" w:color="auto" w:fill="DEEAF1"/>
             <w:tcMar>
               <w:top w:w="80" w:type="dxa"/>
@@ -11639,12 +12130,6 @@
         <w:tc>
           <w:tcPr>
             <w:tcW w:w="3400" w:type="dxa"/>
-            <w:tcBorders>
-              <w:top w:val="single" w:sz="1" w:space="0" w:color="ADB9CA"/>
-              <w:left w:val="single" w:sz="1" w:space="0" w:color="ADB9CA"/>
-              <w:bottom w:val="single" w:sz="1" w:space="0" w:color="ADB9CA"/>
-              <w:right w:val="single" w:sz="1" w:space="0" w:color="ADB9CA"/>
-            </w:tcBorders>
             <w:shd w:val="clear" w:color="auto" w:fill="FFFFFF"/>
             <w:tcMar>
               <w:top w:w="80" w:type="dxa"/>
@@ -11711,12 +12196,6 @@
         <w:tc>
           <w:tcPr>
             <w:tcW w:w="5960" w:type="dxa"/>
-            <w:tcBorders>
-              <w:top w:val="single" w:sz="1" w:space="0" w:color="ADB9CA"/>
-              <w:left w:val="single" w:sz="1" w:space="0" w:color="ADB9CA"/>
-              <w:bottom w:val="single" w:sz="1" w:space="0" w:color="ADB9CA"/>
-              <w:right w:val="single" w:sz="1" w:space="0" w:color="ADB9CA"/>
-            </w:tcBorders>
             <w:shd w:val="clear" w:color="auto" w:fill="FFFFFF"/>
             <w:tcMar>
               <w:top w:w="80" w:type="dxa"/>
@@ -11765,12 +12244,6 @@
         <w:tc>
           <w:tcPr>
             <w:tcW w:w="3400" w:type="dxa"/>
-            <w:tcBorders>
-              <w:top w:val="single" w:sz="1" w:space="0" w:color="ADB9CA"/>
-              <w:left w:val="single" w:sz="1" w:space="0" w:color="ADB9CA"/>
-              <w:bottom w:val="single" w:sz="1" w:space="0" w:color="ADB9CA"/>
-              <w:right w:val="single" w:sz="1" w:space="0" w:color="ADB9CA"/>
-            </w:tcBorders>
             <w:shd w:val="clear" w:color="auto" w:fill="FFFFFF"/>
             <w:tcMar>
               <w:top w:w="80" w:type="dxa"/>
@@ -11790,6 +12263,7 @@
                 <w:sz w:val="20"/>
                 <w:szCs w:val="20"/>
               </w:rPr>
+              <w:lastRenderedPageBreak/>
               <w:t xml:space="preserve">Uzly </w:t>
             </w:r>
             <w:proofErr w:type="spellStart"/>
@@ -11837,12 +12311,6 @@
         <w:tc>
           <w:tcPr>
             <w:tcW w:w="5960" w:type="dxa"/>
-            <w:tcBorders>
-              <w:top w:val="single" w:sz="1" w:space="0" w:color="ADB9CA"/>
-              <w:left w:val="single" w:sz="1" w:space="0" w:color="ADB9CA"/>
-              <w:bottom w:val="single" w:sz="1" w:space="0" w:color="ADB9CA"/>
-              <w:right w:val="single" w:sz="1" w:space="0" w:color="ADB9CA"/>
-            </w:tcBorders>
             <w:shd w:val="clear" w:color="auto" w:fill="FFFFFF"/>
             <w:tcMar>
               <w:top w:w="80" w:type="dxa"/>
@@ -11871,12 +12339,6 @@
         <w:tc>
           <w:tcPr>
             <w:tcW w:w="3400" w:type="dxa"/>
-            <w:tcBorders>
-              <w:top w:val="single" w:sz="1" w:space="0" w:color="ADB9CA"/>
-              <w:left w:val="single" w:sz="1" w:space="0" w:color="ADB9CA"/>
-              <w:bottom w:val="single" w:sz="1" w:space="0" w:color="ADB9CA"/>
-              <w:right w:val="single" w:sz="1" w:space="0" w:color="ADB9CA"/>
-            </w:tcBorders>
             <w:shd w:val="clear" w:color="auto" w:fill="FFFFFF"/>
             <w:tcMar>
               <w:top w:w="80" w:type="dxa"/>
@@ -11903,12 +12365,6 @@
         <w:tc>
           <w:tcPr>
             <w:tcW w:w="5960" w:type="dxa"/>
-            <w:tcBorders>
-              <w:top w:val="single" w:sz="1" w:space="0" w:color="ADB9CA"/>
-              <w:left w:val="single" w:sz="1" w:space="0" w:color="ADB9CA"/>
-              <w:bottom w:val="single" w:sz="1" w:space="0" w:color="ADB9CA"/>
-              <w:right w:val="single" w:sz="1" w:space="0" w:color="ADB9CA"/>
-            </w:tcBorders>
             <w:shd w:val="clear" w:color="auto" w:fill="FFFFFF"/>
             <w:tcMar>
               <w:top w:w="80" w:type="dxa"/>
@@ -11928,7 +12384,43 @@
                 <w:sz w:val="20"/>
                 <w:szCs w:val="20"/>
               </w:rPr>
-              <w:t>Percentuálna miera redukcie oproti plnému rozhodovaciemu stromu: (plný − BDD) / plný × 100. Plný strom pre n premenných má 2ⁿ − 1 uzlov.</w:t>
+              <w:t xml:space="preserve">Percentuálna miera redukcie oproti plnému rozhodovaciemu stromu: (plný </w:t>
+            </w:r>
+            <w:r>
+              <w:rPr>
+                <w:rFonts w:ascii="Arial" w:eastAsia="Arial" w:hAnsi="Arial" w:cs="Arial"/>
+                <w:color w:val="1A1A2E"/>
+                <w:sz w:val="20"/>
+                <w:szCs w:val="20"/>
+              </w:rPr>
+              <w:t>-</w:t>
+            </w:r>
+            <w:r>
+              <w:rPr>
+                <w:rFonts w:ascii="Arial" w:eastAsia="Arial" w:hAnsi="Arial" w:cs="Arial"/>
+                <w:color w:val="1A1A2E"/>
+                <w:sz w:val="20"/>
+                <w:szCs w:val="20"/>
+              </w:rPr>
+              <w:t xml:space="preserve"> BDD) / plný </w:t>
+            </w:r>
+            <w:r>
+              <w:rPr>
+                <w:rFonts w:ascii="Arial" w:eastAsia="Arial" w:hAnsi="Arial" w:cs="Arial"/>
+                <w:color w:val="1A1A2E"/>
+                <w:sz w:val="20"/>
+                <w:szCs w:val="20"/>
+              </w:rPr>
+              <w:t>*</w:t>
+            </w:r>
+            <w:r>
+              <w:rPr>
+                <w:rFonts w:ascii="Arial" w:eastAsia="Arial" w:hAnsi="Arial" w:cs="Arial"/>
+                <w:color w:val="1A1A2E"/>
+                <w:sz w:val="20"/>
+                <w:szCs w:val="20"/>
+              </w:rPr>
+              <w:t xml:space="preserve"> 100. Plný strom pre n premenných má 2ⁿ − 1 uzlov.</w:t>
             </w:r>
           </w:p>
         </w:tc>
@@ -11937,12 +12429,6 @@
         <w:tc>
           <w:tcPr>
             <w:tcW w:w="3400" w:type="dxa"/>
-            <w:tcBorders>
-              <w:top w:val="single" w:sz="1" w:space="0" w:color="ADB9CA"/>
-              <w:left w:val="single" w:sz="1" w:space="0" w:color="ADB9CA"/>
-              <w:bottom w:val="single" w:sz="1" w:space="0" w:color="ADB9CA"/>
-              <w:right w:val="single" w:sz="1" w:space="0" w:color="ADB9CA"/>
-            </w:tcBorders>
             <w:shd w:val="clear" w:color="auto" w:fill="FFFFFF"/>
             <w:tcMar>
               <w:top w:w="80" w:type="dxa"/>
@@ -11969,12 +12455,6 @@
         <w:tc>
           <w:tcPr>
             <w:tcW w:w="5960" w:type="dxa"/>
-            <w:tcBorders>
-              <w:top w:val="single" w:sz="1" w:space="0" w:color="ADB9CA"/>
-              <w:left w:val="single" w:sz="1" w:space="0" w:color="ADB9CA"/>
-              <w:bottom w:val="single" w:sz="1" w:space="0" w:color="ADB9CA"/>
-              <w:right w:val="single" w:sz="1" w:space="0" w:color="ADB9CA"/>
-            </w:tcBorders>
             <w:shd w:val="clear" w:color="auto" w:fill="FFFFFF"/>
             <w:tcMar>
               <w:top w:w="80" w:type="dxa"/>
@@ -12083,12 +12563,6 @@
         <w:tc>
           <w:tcPr>
             <w:tcW w:w="3400" w:type="dxa"/>
-            <w:tcBorders>
-              <w:top w:val="single" w:sz="1" w:space="0" w:color="ADB9CA"/>
-              <w:left w:val="single" w:sz="1" w:space="0" w:color="ADB9CA"/>
-              <w:bottom w:val="single" w:sz="1" w:space="0" w:color="ADB9CA"/>
-              <w:right w:val="single" w:sz="1" w:space="0" w:color="ADB9CA"/>
-            </w:tcBorders>
             <w:shd w:val="clear" w:color="auto" w:fill="FFFFFF"/>
             <w:tcMar>
               <w:top w:w="80" w:type="dxa"/>
@@ -12108,7 +12582,6 @@
                 <w:sz w:val="20"/>
                 <w:szCs w:val="20"/>
               </w:rPr>
-              <w:lastRenderedPageBreak/>
               <w:t xml:space="preserve">Best &lt; </w:t>
             </w:r>
             <w:proofErr w:type="spellStart"/>
@@ -12127,12 +12600,6 @@
         <w:tc>
           <w:tcPr>
             <w:tcW w:w="5960" w:type="dxa"/>
-            <w:tcBorders>
-              <w:top w:val="single" w:sz="1" w:space="0" w:color="ADB9CA"/>
-              <w:left w:val="single" w:sz="1" w:space="0" w:color="ADB9CA"/>
-              <w:bottom w:val="single" w:sz="1" w:space="0" w:color="ADB9CA"/>
-              <w:right w:val="single" w:sz="1" w:space="0" w:color="ADB9CA"/>
-            </w:tcBorders>
             <w:shd w:val="clear" w:color="auto" w:fill="FFFFFF"/>
             <w:tcMar>
               <w:top w:w="80" w:type="dxa"/>
@@ -12201,12 +12668,6 @@
         <w:tc>
           <w:tcPr>
             <w:tcW w:w="3400" w:type="dxa"/>
-            <w:tcBorders>
-              <w:top w:val="single" w:sz="1" w:space="0" w:color="ADB9CA"/>
-              <w:left w:val="single" w:sz="1" w:space="0" w:color="ADB9CA"/>
-              <w:bottom w:val="single" w:sz="1" w:space="0" w:color="ADB9CA"/>
-              <w:right w:val="single" w:sz="1" w:space="0" w:color="ADB9CA"/>
-            </w:tcBorders>
             <w:shd w:val="clear" w:color="auto" w:fill="FFFFFF"/>
             <w:tcMar>
               <w:top w:w="80" w:type="dxa"/>
@@ -12253,12 +12714,6 @@
         <w:tc>
           <w:tcPr>
             <w:tcW w:w="5960" w:type="dxa"/>
-            <w:tcBorders>
-              <w:top w:val="single" w:sz="1" w:space="0" w:color="ADB9CA"/>
-              <w:left w:val="single" w:sz="1" w:space="0" w:color="ADB9CA"/>
-              <w:bottom w:val="single" w:sz="1" w:space="0" w:color="ADB9CA"/>
-              <w:right w:val="single" w:sz="1" w:space="0" w:color="ADB9CA"/>
-            </w:tcBorders>
             <w:shd w:val="clear" w:color="auto" w:fill="FFFFFF"/>
             <w:tcMar>
               <w:top w:w="80" w:type="dxa"/>
@@ -12327,12 +12782,6 @@
         <w:tc>
           <w:tcPr>
             <w:tcW w:w="3400" w:type="dxa"/>
-            <w:tcBorders>
-              <w:top w:val="single" w:sz="1" w:space="0" w:color="ADB9CA"/>
-              <w:left w:val="single" w:sz="1" w:space="0" w:color="ADB9CA"/>
-              <w:bottom w:val="single" w:sz="1" w:space="0" w:color="ADB9CA"/>
-              <w:right w:val="single" w:sz="1" w:space="0" w:color="ADB9CA"/>
-            </w:tcBorders>
             <w:shd w:val="clear" w:color="auto" w:fill="FFFFFF"/>
             <w:tcMar>
               <w:top w:w="80" w:type="dxa"/>
@@ -12379,12 +12828,6 @@
         <w:tc>
           <w:tcPr>
             <w:tcW w:w="5960" w:type="dxa"/>
-            <w:tcBorders>
-              <w:top w:val="single" w:sz="1" w:space="0" w:color="ADB9CA"/>
-              <w:left w:val="single" w:sz="1" w:space="0" w:color="ADB9CA"/>
-              <w:bottom w:val="single" w:sz="1" w:space="0" w:color="ADB9CA"/>
-              <w:right w:val="single" w:sz="1" w:space="0" w:color="ADB9CA"/>
-            </w:tcBorders>
             <w:shd w:val="clear" w:color="auto" w:fill="FFFFFF"/>
             <w:tcMar>
               <w:top w:w="80" w:type="dxa"/>
@@ -12468,7 +12911,61 @@
           <w:sz w:val="22"/>
           <w:szCs w:val="22"/>
         </w:rPr>
-        <w:t>Čas vykonania je meraný na úrovni celej skupiny (100 funkcií), nie pre každý test zvlášť. Dôvodom je presnosť – pre malé n (3 – 5) je konštrukcia jedného BDD rýchlejšia ako rozlišovacia schopnosť systémových hodín, a individuálne meranie by prinieslo len šum. Súčet cez celú skupinu dáva stabilné a porovnateľné čísla.</w:t>
+        <w:t>Čas vykonania je meraný na úrovni celej skupiny (100 funkcií), nie pre každý test zvlášť. Dôvodom je presnosť</w:t>
+      </w:r>
+      <w:r>
+        <w:rPr>
+          <w:rFonts w:ascii="Arial" w:eastAsia="Arial" w:hAnsi="Arial" w:cs="Arial"/>
+          <w:color w:val="1A1A2E"/>
+          <w:sz w:val="22"/>
+          <w:szCs w:val="22"/>
+        </w:rPr>
+        <w:t>.</w:t>
+      </w:r>
+      <w:r>
+        <w:rPr>
+          <w:rFonts w:ascii="Arial" w:eastAsia="Arial" w:hAnsi="Arial" w:cs="Arial"/>
+          <w:color w:val="1A1A2E"/>
+          <w:sz w:val="22"/>
+          <w:szCs w:val="22"/>
+        </w:rPr>
+        <w:t xml:space="preserve"> </w:t>
+      </w:r>
+      <w:r>
+        <w:rPr>
+          <w:rFonts w:ascii="Arial" w:eastAsia="Arial" w:hAnsi="Arial" w:cs="Arial"/>
+          <w:color w:val="1A1A2E"/>
+          <w:sz w:val="22"/>
+          <w:szCs w:val="22"/>
+        </w:rPr>
+        <w:t>P</w:t>
+      </w:r>
+      <w:r>
+        <w:rPr>
+          <w:rFonts w:ascii="Arial" w:eastAsia="Arial" w:hAnsi="Arial" w:cs="Arial"/>
+          <w:color w:val="1A1A2E"/>
+          <w:sz w:val="22"/>
+          <w:szCs w:val="22"/>
+        </w:rPr>
+        <w:t xml:space="preserve">re malé n (3 </w:t>
+      </w:r>
+      <w:r>
+        <w:rPr>
+          <w:rFonts w:ascii="Arial" w:eastAsia="Arial" w:hAnsi="Arial" w:cs="Arial"/>
+          <w:color w:val="1A1A2E"/>
+          <w:sz w:val="22"/>
+          <w:szCs w:val="22"/>
+        </w:rPr>
+        <w:t>-</w:t>
+      </w:r>
+      <w:r>
+        <w:rPr>
+          <w:rFonts w:ascii="Arial" w:eastAsia="Arial" w:hAnsi="Arial" w:cs="Arial"/>
+          <w:color w:val="1A1A2E"/>
+          <w:sz w:val="22"/>
+          <w:szCs w:val="22"/>
+        </w:rPr>
+        <w:t xml:space="preserve"> 5) je konštrukcia jedného BDD rýchlejšia ako rozlišovacia schopnosť systémových hodín, a individuálne meranie by prinieslo len šum. Súčet cez celú skupinu dáva stabilné a porovnateľné čísla.</w:t>
       </w:r>
     </w:p>
     <w:p>
@@ -12498,8 +12995,14 @@
     </w:p>
     <w:p>
       <w:pPr>
+        <w:pBdr>
+          <w:top w:val="single" w:sz="6" w:space="1" w:color="BFBFBF" w:themeColor="background1" w:themeShade="BF" w:shadow="1"/>
+          <w:left w:val="single" w:sz="6" w:space="4" w:color="BFBFBF" w:themeColor="background1" w:themeShade="BF" w:shadow="1"/>
+          <w:bottom w:val="single" w:sz="6" w:space="1" w:color="BFBFBF" w:themeColor="background1" w:themeShade="BF" w:shadow="1"/>
+          <w:right w:val="single" w:sz="6" w:space="4" w:color="BFBFBF" w:themeColor="background1" w:themeShade="BF" w:shadow="1"/>
+        </w:pBdr>
         <w:shd w:val="clear" w:color="auto" w:fill="F4F4F4"/>
-        <w:spacing w:before="100"/>
+        <w:spacing w:before="100" w:after="0"/>
         <w:ind w:left="360" w:right="360"/>
       </w:pPr>
       <w:r>
@@ -12514,7 +13017,14 @@
     </w:p>
     <w:p>
       <w:pPr>
+        <w:pBdr>
+          <w:top w:val="single" w:sz="6" w:space="1" w:color="BFBFBF" w:themeColor="background1" w:themeShade="BF" w:shadow="1"/>
+          <w:left w:val="single" w:sz="6" w:space="4" w:color="BFBFBF" w:themeColor="background1" w:themeShade="BF" w:shadow="1"/>
+          <w:bottom w:val="single" w:sz="6" w:space="1" w:color="BFBFBF" w:themeColor="background1" w:themeShade="BF" w:shadow="1"/>
+          <w:right w:val="single" w:sz="6" w:space="4" w:color="BFBFBF" w:themeColor="background1" w:themeShade="BF" w:shadow="1"/>
+        </w:pBdr>
         <w:shd w:val="clear" w:color="auto" w:fill="F4F4F4"/>
+        <w:spacing w:after="0"/>
         <w:ind w:left="360" w:right="360"/>
       </w:pPr>
       <w:r>
@@ -12549,7 +13059,14 @@
     </w:p>
     <w:p>
       <w:pPr>
+        <w:pBdr>
+          <w:top w:val="single" w:sz="6" w:space="1" w:color="BFBFBF" w:themeColor="background1" w:themeShade="BF" w:shadow="1"/>
+          <w:left w:val="single" w:sz="6" w:space="4" w:color="BFBFBF" w:themeColor="background1" w:themeShade="BF" w:shadow="1"/>
+          <w:bottom w:val="single" w:sz="6" w:space="1" w:color="BFBFBF" w:themeColor="background1" w:themeShade="BF" w:shadow="1"/>
+          <w:right w:val="single" w:sz="6" w:space="4" w:color="BFBFBF" w:themeColor="background1" w:themeShade="BF" w:shadow="1"/>
+        </w:pBdr>
         <w:shd w:val="clear" w:color="auto" w:fill="F4F4F4"/>
+        <w:spacing w:after="0"/>
         <w:ind w:left="360" w:right="360"/>
       </w:pPr>
       <w:r>
@@ -12644,7 +13161,14 @@
     </w:p>
     <w:p>
       <w:pPr>
+        <w:pBdr>
+          <w:top w:val="single" w:sz="6" w:space="1" w:color="BFBFBF" w:themeColor="background1" w:themeShade="BF" w:shadow="1"/>
+          <w:left w:val="single" w:sz="6" w:space="4" w:color="BFBFBF" w:themeColor="background1" w:themeShade="BF" w:shadow="1"/>
+          <w:bottom w:val="single" w:sz="6" w:space="1" w:color="BFBFBF" w:themeColor="background1" w:themeShade="BF" w:shadow="1"/>
+          <w:right w:val="single" w:sz="6" w:space="4" w:color="BFBFBF" w:themeColor="background1" w:themeShade="BF" w:shadow="1"/>
+        </w:pBdr>
         <w:shd w:val="clear" w:color="auto" w:fill="F4F4F4"/>
+        <w:spacing w:after="0"/>
         <w:ind w:left="360" w:right="360"/>
       </w:pPr>
       <w:r>
@@ -12699,7 +13223,14 @@
     </w:p>
     <w:p>
       <w:pPr>
+        <w:pBdr>
+          <w:top w:val="single" w:sz="6" w:space="1" w:color="BFBFBF" w:themeColor="background1" w:themeShade="BF" w:shadow="1"/>
+          <w:left w:val="single" w:sz="6" w:space="4" w:color="BFBFBF" w:themeColor="background1" w:themeShade="BF" w:shadow="1"/>
+          <w:bottom w:val="single" w:sz="6" w:space="1" w:color="BFBFBF" w:themeColor="background1" w:themeShade="BF" w:shadow="1"/>
+          <w:right w:val="single" w:sz="6" w:space="4" w:color="BFBFBF" w:themeColor="background1" w:themeShade="BF" w:shadow="1"/>
+        </w:pBdr>
         <w:shd w:val="clear" w:color="auto" w:fill="F4F4F4"/>
+        <w:spacing w:after="0"/>
         <w:ind w:left="360" w:right="360"/>
       </w:pPr>
       <w:r>
@@ -12754,7 +13285,14 @@
     </w:p>
     <w:p>
       <w:pPr>
+        <w:pBdr>
+          <w:top w:val="single" w:sz="6" w:space="1" w:color="BFBFBF" w:themeColor="background1" w:themeShade="BF" w:shadow="1"/>
+          <w:left w:val="single" w:sz="6" w:space="4" w:color="BFBFBF" w:themeColor="background1" w:themeShade="BF" w:shadow="1"/>
+          <w:bottom w:val="single" w:sz="6" w:space="1" w:color="BFBFBF" w:themeColor="background1" w:themeShade="BF" w:shadow="1"/>
+          <w:right w:val="single" w:sz="6" w:space="4" w:color="BFBFBF" w:themeColor="background1" w:themeShade="BF" w:shadow="1"/>
+        </w:pBdr>
         <w:shd w:val="clear" w:color="auto" w:fill="F4F4F4"/>
+        <w:spacing w:after="0"/>
         <w:ind w:left="360" w:right="360"/>
       </w:pPr>
       <w:r>
@@ -12809,7 +13347,14 @@
     </w:p>
     <w:p>
       <w:pPr>
+        <w:pBdr>
+          <w:top w:val="single" w:sz="6" w:space="1" w:color="BFBFBF" w:themeColor="background1" w:themeShade="BF" w:shadow="1"/>
+          <w:left w:val="single" w:sz="6" w:space="4" w:color="BFBFBF" w:themeColor="background1" w:themeShade="BF" w:shadow="1"/>
+          <w:bottom w:val="single" w:sz="6" w:space="1" w:color="BFBFBF" w:themeColor="background1" w:themeShade="BF" w:shadow="1"/>
+          <w:right w:val="single" w:sz="6" w:space="4" w:color="BFBFBF" w:themeColor="background1" w:themeShade="BF" w:shadow="1"/>
+        </w:pBdr>
         <w:shd w:val="clear" w:color="auto" w:fill="F4F4F4"/>
+        <w:spacing w:after="0"/>
         <w:ind w:left="360" w:right="360"/>
       </w:pPr>
       <w:r>
@@ -12904,7 +13449,14 @@
     </w:p>
     <w:p>
       <w:pPr>
+        <w:pBdr>
+          <w:top w:val="single" w:sz="6" w:space="1" w:color="BFBFBF" w:themeColor="background1" w:themeShade="BF" w:shadow="1"/>
+          <w:left w:val="single" w:sz="6" w:space="4" w:color="BFBFBF" w:themeColor="background1" w:themeShade="BF" w:shadow="1"/>
+          <w:bottom w:val="single" w:sz="6" w:space="1" w:color="BFBFBF" w:themeColor="background1" w:themeShade="BF" w:shadow="1"/>
+          <w:right w:val="single" w:sz="6" w:space="4" w:color="BFBFBF" w:themeColor="background1" w:themeShade="BF" w:shadow="1"/>
+        </w:pBdr>
         <w:shd w:val="clear" w:color="auto" w:fill="F4F4F4"/>
+        <w:spacing w:after="0"/>
         <w:ind w:left="360" w:right="360"/>
       </w:pPr>
       <w:r>
@@ -12919,7 +13471,14 @@
     </w:p>
     <w:p>
       <w:pPr>
+        <w:pBdr>
+          <w:top w:val="single" w:sz="6" w:space="1" w:color="BFBFBF" w:themeColor="background1" w:themeShade="BF" w:shadow="1"/>
+          <w:left w:val="single" w:sz="6" w:space="4" w:color="BFBFBF" w:themeColor="background1" w:themeShade="BF" w:shadow="1"/>
+          <w:bottom w:val="single" w:sz="6" w:space="1" w:color="BFBFBF" w:themeColor="background1" w:themeShade="BF" w:shadow="1"/>
+          <w:right w:val="single" w:sz="6" w:space="4" w:color="BFBFBF" w:themeColor="background1" w:themeShade="BF" w:shadow="1"/>
+        </w:pBdr>
         <w:shd w:val="clear" w:color="auto" w:fill="F4F4F4"/>
+        <w:spacing w:after="0"/>
         <w:ind w:left="360" w:right="360"/>
       </w:pPr>
       <w:r>
@@ -12934,7 +13493,14 @@
     </w:p>
     <w:p>
       <w:pPr>
+        <w:pBdr>
+          <w:top w:val="single" w:sz="6" w:space="1" w:color="BFBFBF" w:themeColor="background1" w:themeShade="BF" w:shadow="1"/>
+          <w:left w:val="single" w:sz="6" w:space="4" w:color="BFBFBF" w:themeColor="background1" w:themeShade="BF" w:shadow="1"/>
+          <w:bottom w:val="single" w:sz="6" w:space="1" w:color="BFBFBF" w:themeColor="background1" w:themeShade="BF" w:shadow="1"/>
+          <w:right w:val="single" w:sz="6" w:space="4" w:color="BFBFBF" w:themeColor="background1" w:themeShade="BF" w:shadow="1"/>
+        </w:pBdr>
         <w:shd w:val="clear" w:color="auto" w:fill="F4F4F4"/>
+        <w:spacing w:after="0"/>
         <w:ind w:left="360" w:right="360"/>
       </w:pPr>
       <w:r>
@@ -12989,7 +13555,14 @@
     </w:p>
     <w:p>
       <w:pPr>
+        <w:pBdr>
+          <w:top w:val="single" w:sz="6" w:space="1" w:color="BFBFBF" w:themeColor="background1" w:themeShade="BF" w:shadow="1"/>
+          <w:left w:val="single" w:sz="6" w:space="4" w:color="BFBFBF" w:themeColor="background1" w:themeShade="BF" w:shadow="1"/>
+          <w:bottom w:val="single" w:sz="6" w:space="1" w:color="BFBFBF" w:themeColor="background1" w:themeShade="BF" w:shadow="1"/>
+          <w:right w:val="single" w:sz="6" w:space="4" w:color="BFBFBF" w:themeColor="background1" w:themeShade="BF" w:shadow="1"/>
+        </w:pBdr>
         <w:shd w:val="clear" w:color="auto" w:fill="F4F4F4"/>
+        <w:spacing w:after="0"/>
         <w:ind w:left="360" w:right="360"/>
       </w:pPr>
       <w:r>
@@ -13084,7 +13657,14 @@
     </w:p>
     <w:p>
       <w:pPr>
+        <w:pBdr>
+          <w:top w:val="single" w:sz="6" w:space="1" w:color="BFBFBF" w:themeColor="background1" w:themeShade="BF" w:shadow="1"/>
+          <w:left w:val="single" w:sz="6" w:space="4" w:color="BFBFBF" w:themeColor="background1" w:themeShade="BF" w:shadow="1"/>
+          <w:bottom w:val="single" w:sz="6" w:space="1" w:color="BFBFBF" w:themeColor="background1" w:themeShade="BF" w:shadow="1"/>
+          <w:right w:val="single" w:sz="6" w:space="4" w:color="BFBFBF" w:themeColor="background1" w:themeShade="BF" w:shadow="1"/>
+        </w:pBdr>
         <w:shd w:val="clear" w:color="auto" w:fill="F4F4F4"/>
+        <w:spacing w:after="0"/>
         <w:ind w:left="360" w:right="360"/>
       </w:pPr>
       <w:r>
@@ -13159,7 +13739,14 @@
     </w:p>
     <w:p>
       <w:pPr>
+        <w:pBdr>
+          <w:top w:val="single" w:sz="6" w:space="1" w:color="BFBFBF" w:themeColor="background1" w:themeShade="BF" w:shadow="1"/>
+          <w:left w:val="single" w:sz="6" w:space="4" w:color="BFBFBF" w:themeColor="background1" w:themeShade="BF" w:shadow="1"/>
+          <w:bottom w:val="single" w:sz="6" w:space="1" w:color="BFBFBF" w:themeColor="background1" w:themeShade="BF" w:shadow="1"/>
+          <w:right w:val="single" w:sz="6" w:space="4" w:color="BFBFBF" w:themeColor="background1" w:themeShade="BF" w:shadow="1"/>
+        </w:pBdr>
         <w:shd w:val="clear" w:color="auto" w:fill="F4F4F4"/>
+        <w:spacing w:after="0"/>
         <w:ind w:left="360" w:right="360"/>
       </w:pPr>
       <w:r>
@@ -13214,7 +13801,14 @@
     </w:p>
     <w:p>
       <w:pPr>
+        <w:pBdr>
+          <w:top w:val="single" w:sz="6" w:space="1" w:color="BFBFBF" w:themeColor="background1" w:themeShade="BF" w:shadow="1"/>
+          <w:left w:val="single" w:sz="6" w:space="4" w:color="BFBFBF" w:themeColor="background1" w:themeShade="BF" w:shadow="1"/>
+          <w:bottom w:val="single" w:sz="6" w:space="1" w:color="BFBFBF" w:themeColor="background1" w:themeShade="BF" w:shadow="1"/>
+          <w:right w:val="single" w:sz="6" w:space="4" w:color="BFBFBF" w:themeColor="background1" w:themeShade="BF" w:shadow="1"/>
+        </w:pBdr>
         <w:shd w:val="clear" w:color="auto" w:fill="F4F4F4"/>
+        <w:spacing w:after="0"/>
         <w:ind w:left="360" w:right="360"/>
       </w:pPr>
       <w:r>
@@ -13289,7 +13883,14 @@
     </w:p>
     <w:p>
       <w:pPr>
+        <w:pBdr>
+          <w:top w:val="single" w:sz="6" w:space="1" w:color="BFBFBF" w:themeColor="background1" w:themeShade="BF" w:shadow="1"/>
+          <w:left w:val="single" w:sz="6" w:space="4" w:color="BFBFBF" w:themeColor="background1" w:themeShade="BF" w:shadow="1"/>
+          <w:bottom w:val="single" w:sz="6" w:space="1" w:color="BFBFBF" w:themeColor="background1" w:themeShade="BF" w:shadow="1"/>
+          <w:right w:val="single" w:sz="6" w:space="4" w:color="BFBFBF" w:themeColor="background1" w:themeShade="BF" w:shadow="1"/>
+        </w:pBdr>
         <w:shd w:val="clear" w:color="auto" w:fill="F4F4F4"/>
+        <w:spacing w:after="0"/>
         <w:ind w:left="360" w:right="360"/>
       </w:pPr>
       <w:r>
@@ -13304,8 +13905,14 @@
     </w:p>
     <w:p>
       <w:pPr>
+        <w:pBdr>
+          <w:top w:val="single" w:sz="6" w:space="1" w:color="BFBFBF" w:themeColor="background1" w:themeShade="BF" w:shadow="1"/>
+          <w:left w:val="single" w:sz="6" w:space="4" w:color="BFBFBF" w:themeColor="background1" w:themeShade="BF" w:shadow="1"/>
+          <w:bottom w:val="single" w:sz="6" w:space="1" w:color="BFBFBF" w:themeColor="background1" w:themeShade="BF" w:shadow="1"/>
+          <w:right w:val="single" w:sz="6" w:space="4" w:color="BFBFBF" w:themeColor="background1" w:themeShade="BF" w:shadow="1"/>
+        </w:pBdr>
         <w:shd w:val="clear" w:color="auto" w:fill="F4F4F4"/>
-        <w:spacing w:after="100"/>
+        <w:spacing w:after="0"/>
         <w:ind w:left="360" w:right="360"/>
       </w:pPr>
       <w:r>
@@ -13396,7 +14003,25 @@
           <w:sz w:val="22"/>
           <w:szCs w:val="22"/>
         </w:rPr>
-        <w:t xml:space="preserve"> je dôležité – </w:t>
+        <w:t xml:space="preserve"> je dôležité</w:t>
+      </w:r>
+      <w:r>
+        <w:rPr>
+          <w:rFonts w:ascii="Arial" w:eastAsia="Arial" w:hAnsi="Arial" w:cs="Arial"/>
+          <w:color w:val="1A1A2E"/>
+          <w:sz w:val="22"/>
+          <w:szCs w:val="22"/>
+        </w:rPr>
+        <w:t>;</w:t>
+      </w:r>
+      <w:r>
+        <w:rPr>
+          <w:rFonts w:ascii="Arial" w:eastAsia="Arial" w:hAnsi="Arial" w:cs="Arial"/>
+          <w:color w:val="1A1A2E"/>
+          <w:sz w:val="22"/>
+          <w:szCs w:val="22"/>
+        </w:rPr>
+        <w:t xml:space="preserve"> </w:t>
       </w:r>
       <w:r>
         <w:rPr>
@@ -13437,7 +14062,43 @@
           <w:sz w:val="22"/>
           <w:szCs w:val="22"/>
         </w:rPr>
-        <w:t xml:space="preserve"> meria procesorový čas a nie je vhodné pre benchmarky, pretože môže byť ovplyvnené plánovaním procesov. Monotónne hodiny merajú skutočne uplynulý čas od štartu systému a nie sú náchylné na záporné skoky ani ovplyvnenie systémovým časom.</w:t>
+        <w:t xml:space="preserve"> meria procesorový čas a nie je vhodn</w:t>
+      </w:r>
+      <w:r>
+        <w:rPr>
+          <w:rFonts w:ascii="Arial" w:eastAsia="Arial" w:hAnsi="Arial" w:cs="Arial"/>
+          <w:color w:val="1A1A2E"/>
+          <w:sz w:val="22"/>
+          <w:szCs w:val="22"/>
+        </w:rPr>
+        <w:t>ý</w:t>
+      </w:r>
+      <w:r>
+        <w:rPr>
+          <w:rFonts w:ascii="Arial" w:eastAsia="Arial" w:hAnsi="Arial" w:cs="Arial"/>
+          <w:color w:val="1A1A2E"/>
+          <w:sz w:val="22"/>
+          <w:szCs w:val="22"/>
+        </w:rPr>
+        <w:t xml:space="preserve"> pre benchmarky, pretože môže byť ovplyvnen</w:t>
+      </w:r>
+      <w:r>
+        <w:rPr>
+          <w:rFonts w:ascii="Arial" w:eastAsia="Arial" w:hAnsi="Arial" w:cs="Arial"/>
+          <w:color w:val="1A1A2E"/>
+          <w:sz w:val="22"/>
+          <w:szCs w:val="22"/>
+        </w:rPr>
+        <w:t>ý</w:t>
+      </w:r>
+      <w:r>
+        <w:rPr>
+          <w:rFonts w:ascii="Arial" w:eastAsia="Arial" w:hAnsi="Arial" w:cs="Arial"/>
+          <w:color w:val="1A1A2E"/>
+          <w:sz w:val="22"/>
+          <w:szCs w:val="22"/>
+        </w:rPr>
+        <w:t xml:space="preserve"> plánovaním procesov. Monotónne hodiny merajú skutočne uplynulý čas od štartu systému a nie sú náchylné na záporné skoky ani ovplyvnenie systémovým časom.</w:t>
       </w:r>
     </w:p>
     <w:p>
@@ -13458,7 +14119,41 @@
           <w:sz w:val="28"/>
           <w:szCs w:val="28"/>
         </w:rPr>
-        <w:t>4.8  Záver – prečo je takéto testovanie dostatočné</w:t>
+        <w:t>4.8  Záver</w:t>
+      </w:r>
+      <w:r>
+        <w:rPr>
+          <w:rFonts w:ascii="Arial" w:eastAsia="Arial" w:hAnsi="Arial" w:cs="Arial"/>
+          <w:b/>
+          <w:bCs/>
+          <w:color w:val="2E75B6"/>
+          <w:sz w:val="28"/>
+          <w:szCs w:val="28"/>
+        </w:rPr>
+        <w:t xml:space="preserve"> </w:t>
+      </w:r>
+      <w:r>
+        <w:rPr>
+          <w:rFonts w:ascii="Arial" w:eastAsia="Arial" w:hAnsi="Arial" w:cs="Arial"/>
+          <w:b/>
+          <w:bCs/>
+          <w:color w:val="2E75B6"/>
+          <w:sz w:val="28"/>
+          <w:szCs w:val="28"/>
+          <w:lang w:val="en-GB"/>
+        </w:rPr>
+        <w:t>-</w:t>
+      </w:r>
+      <w:r>
+        <w:rPr>
+          <w:rFonts w:ascii="Arial" w:eastAsia="Arial" w:hAnsi="Arial" w:cs="Arial"/>
+          <w:b/>
+          <w:bCs/>
+          <w:color w:val="2E75B6"/>
+          <w:sz w:val="28"/>
+          <w:szCs w:val="28"/>
+        </w:rPr>
+        <w:t xml:space="preserve"> prečo je takéto testovanie dostatočné</w:t>
       </w:r>
     </w:p>
     <w:p>
@@ -13478,18 +14173,16 @@
           <w:sz w:val="22"/>
           <w:szCs w:val="22"/>
         </w:rPr>
-        <w:t xml:space="preserve">Kombinácia </w:t>
-      </w:r>
-      <w:r>
-        <w:rPr>
-          <w:rFonts w:ascii="Arial" w:eastAsia="Arial" w:hAnsi="Arial" w:cs="Arial"/>
-          <w:b/>
-          <w:bCs/>
+        <w:t>Kombinácia úplného prehľadu vstupov s nezávislou overovacou referenčnou implementáciou a deterministickým generátorom poskytuje dostatočné pokrytie na odhalenie väčšiny implementačných chýb</w:t>
+      </w:r>
+      <w:r>
+        <w:rPr>
+          <w:rFonts w:ascii="Arial" w:eastAsia="Arial" w:hAnsi="Arial" w:cs="Arial"/>
           <w:color w:val="1A1A2E"/>
           <w:sz w:val="22"/>
           <w:szCs w:val="22"/>
         </w:rPr>
-        <w:t>úplného prehľadu vstupov</w:t>
+        <w:t xml:space="preserve">. </w:t>
       </w:r>
       <w:r>
         <w:rPr>
@@ -13498,53 +14191,11 @@
           <w:sz w:val="22"/>
           <w:szCs w:val="22"/>
         </w:rPr>
-        <w:t xml:space="preserve"> s </w:t>
-      </w:r>
-      <w:r>
-        <w:rPr>
-          <w:rFonts w:ascii="Arial" w:eastAsia="Arial" w:hAnsi="Arial" w:cs="Arial"/>
-          <w:b/>
-          <w:bCs/>
-          <w:color w:val="1A1A2E"/>
-          <w:sz w:val="22"/>
-          <w:szCs w:val="22"/>
-        </w:rPr>
-        <w:t>nezávislým orákulom</w:t>
-      </w:r>
-      <w:r>
-        <w:rPr>
-          <w:rFonts w:ascii="Arial" w:eastAsia="Arial" w:hAnsi="Arial" w:cs="Arial"/>
-          <w:color w:val="1A1A2E"/>
-          <w:sz w:val="22"/>
-          <w:szCs w:val="22"/>
-        </w:rPr>
-        <w:t xml:space="preserve"> a </w:t>
-      </w:r>
-      <w:r>
-        <w:rPr>
-          <w:rFonts w:ascii="Arial" w:eastAsia="Arial" w:hAnsi="Arial" w:cs="Arial"/>
-          <w:b/>
-          <w:bCs/>
-          <w:color w:val="1A1A2E"/>
-          <w:sz w:val="22"/>
-          <w:szCs w:val="22"/>
-        </w:rPr>
-        <w:t>deterministickým generátorom</w:t>
-      </w:r>
-      <w:r>
-        <w:rPr>
-          <w:rFonts w:ascii="Arial" w:eastAsia="Arial" w:hAnsi="Arial" w:cs="Arial"/>
-          <w:color w:val="1A1A2E"/>
-          <w:sz w:val="22"/>
-          <w:szCs w:val="22"/>
-        </w:rPr>
-        <w:t xml:space="preserve"> dáva vysokú istotu o správnosti implementácie. Pre každú z 700 testovaných funkcií je garantované, že BDD vyhodnocuje správne </w:t>
-      </w:r>
-      <w:r>
-        <w:rPr>
-          <w:rFonts w:ascii="Arial" w:eastAsia="Arial" w:hAnsi="Arial" w:cs="Arial"/>
-          <w:b/>
-          <w:bCs/>
+        <w:t xml:space="preserve">Pre každú z 700 testovaných funkcií je garantované, že BDD vyhodnocuje správne </w:t>
+      </w:r>
+      <w:r>
+        <w:rPr>
+          <w:rFonts w:ascii="Arial" w:eastAsia="Arial" w:hAnsi="Arial" w:cs="Arial"/>
           <w:i/>
           <w:iCs/>
           <w:color w:val="1A1A2E"/>
@@ -13560,7 +14211,25 @@
           <w:sz w:val="22"/>
           <w:szCs w:val="22"/>
         </w:rPr>
-        <w:t xml:space="preserve"> vstupnú kombináciu – nie len tie "typické". Ak testy prejdú s 0 chybami, môžeme s vysokou mierou dôvery tvrdiť, že implementácia </w:t>
+        <w:t xml:space="preserve"> vstupnú kombináciu</w:t>
+      </w:r>
+      <w:r>
+        <w:rPr>
+          <w:rFonts w:ascii="Arial" w:eastAsia="Arial" w:hAnsi="Arial" w:cs="Arial"/>
+          <w:color w:val="1A1A2E"/>
+          <w:sz w:val="22"/>
+          <w:szCs w:val="22"/>
+        </w:rPr>
+        <w:t xml:space="preserve">. </w:t>
+      </w:r>
+      <w:r>
+        <w:rPr>
+          <w:rFonts w:ascii="Arial" w:eastAsia="Arial" w:hAnsi="Arial" w:cs="Arial"/>
+          <w:color w:val="1A1A2E"/>
+          <w:sz w:val="22"/>
+          <w:szCs w:val="22"/>
+        </w:rPr>
+        <w:t xml:space="preserve">Ak testy prejdú s 0 chybami, môžeme s vysokou mierou dôvery tvrdiť, že implementácia </w:t>
       </w:r>
       <w:proofErr w:type="spellStart"/>
       <w:r>
@@ -13761,17 +14430,43 @@
           <w:sz w:val="22"/>
           <w:szCs w:val="22"/>
         </w:rPr>
-        <w:t xml:space="preserve"> len syntaktickým overením – funkcia </w:t>
-      </w:r>
-      <w:r>
-        <w:rPr>
-          <w:rFonts w:ascii="Courier New" w:eastAsia="Courier New" w:hAnsi="Courier New" w:cs="Courier New"/>
-          <w:color w:val="1F2D3D"/>
-          <w:sz w:val="20"/>
-          <w:szCs w:val="20"/>
-          <w:shd w:val="clear" w:color="auto" w:fill="F4F4F4"/>
+        <w:t xml:space="preserve"> len syntaktickým overením</w:t>
+      </w:r>
+      <w:r>
+        <w:rPr>
+          <w:rFonts w:ascii="Arial" w:eastAsia="Arial" w:hAnsi="Arial" w:cs="Arial"/>
+          <w:color w:val="1A1A2E"/>
+          <w:sz w:val="22"/>
+          <w:szCs w:val="22"/>
+        </w:rPr>
+        <w:t>.</w:t>
+      </w:r>
+      <w:r>
+        <w:rPr>
+          <w:rFonts w:ascii="Arial" w:eastAsia="Arial" w:hAnsi="Arial" w:cs="Arial"/>
+          <w:color w:val="1A1A2E"/>
+          <w:sz w:val="22"/>
+          <w:szCs w:val="22"/>
         </w:rPr>
         <w:t xml:space="preserve"> </w:t>
+      </w:r>
+      <w:r>
+        <w:rPr>
+          <w:rFonts w:ascii="Arial" w:eastAsia="Arial" w:hAnsi="Arial" w:cs="Arial"/>
+          <w:color w:val="1A1A2E"/>
+          <w:sz w:val="22"/>
+          <w:szCs w:val="22"/>
+        </w:rPr>
+        <w:t>F</w:t>
+      </w:r>
+      <w:r>
+        <w:rPr>
+          <w:rFonts w:ascii="Arial" w:eastAsia="Arial" w:hAnsi="Arial" w:cs="Arial"/>
+          <w:color w:val="1A1A2E"/>
+          <w:sz w:val="22"/>
+          <w:szCs w:val="22"/>
+        </w:rPr>
+        <w:t xml:space="preserve">unkcia </w:t>
       </w:r>
       <w:proofErr w:type="spellStart"/>
       <w:r>
@@ -13834,13 +14529,12 @@
       <w:tblPr>
         <w:tblW w:w="9360" w:type="dxa"/>
         <w:tblBorders>
-          <w:top w:val="single" w:sz="4" w:space="0" w:color="auto"/>
-          <w:left w:val="single" w:sz="4" w:space="0" w:color="auto"/>
-          <w:bottom w:val="single" w:sz="4" w:space="0" w:color="auto"/>
-          <w:right w:val="single" w:sz="4" w:space="0" w:color="auto"/>
-          <w:insideH w:val="single" w:sz="4" w:space="0" w:color="auto"/>
-          <w:insideV w:val="single" w:sz="4" w:space="0" w:color="auto"/>
+          <w:top w:val="single" w:sz="6" w:space="0" w:color="BFBFBF" w:themeColor="background1" w:themeShade="BF"/>
+          <w:left w:val="single" w:sz="6" w:space="0" w:color="BFBFBF" w:themeColor="background1" w:themeShade="BF"/>
+          <w:bottom w:val="single" w:sz="6" w:space="0" w:color="BFBFBF" w:themeColor="background1" w:themeShade="BF"/>
+          <w:right w:val="single" w:sz="6" w:space="0" w:color="BFBFBF" w:themeColor="background1" w:themeShade="BF"/>
         </w:tblBorders>
+        <w:shd w:val="clear" w:color="auto" w:fill="F2F7FB"/>
         <w:tblCellMar>
           <w:left w:w="10" w:type="dxa"/>
           <w:right w:w="10" w:type="dxa"/>
@@ -13854,12 +14548,6 @@
         <w:tc>
           <w:tcPr>
             <w:tcW w:w="9360" w:type="dxa"/>
-            <w:tcBorders>
-              <w:top w:val="single" w:sz="1" w:space="0" w:color="ADB9CA"/>
-              <w:left w:val="single" w:sz="1" w:space="0" w:color="ADB9CA"/>
-              <w:bottom w:val="single" w:sz="1" w:space="0" w:color="ADB9CA"/>
-              <w:right w:val="single" w:sz="1" w:space="0" w:color="ADB9CA"/>
-            </w:tcBorders>
             <w:shd w:val="clear" w:color="auto" w:fill="F2F7FB"/>
             <w:tcMar>
               <w:top w:w="160" w:type="dxa"/>
@@ -13870,7 +14558,7 @@
           </w:tcPr>
           <w:p>
             <w:pPr>
-              <w:spacing w:before="60" w:after="80"/>
+              <w:spacing w:after="0"/>
             </w:pPr>
             <w:r>
               <w:rPr>
@@ -13886,7 +14574,7 @@
           </w:p>
           <w:p>
             <w:pPr>
-              <w:spacing w:after="60"/>
+              <w:spacing w:after="0"/>
             </w:pPr>
             <w:r>
               <w:rPr>
@@ -13931,7 +14619,7 @@
           </w:p>
           <w:p>
             <w:pPr>
-              <w:spacing w:after="60"/>
+              <w:spacing w:after="0"/>
             </w:pPr>
             <w:r>
               <w:rPr>
@@ -13989,7 +14677,7 @@
           </w:p>
           <w:p>
             <w:pPr>
-              <w:spacing w:after="60"/>
+              <w:spacing w:after="0"/>
             </w:pPr>
             <w:r>
               <w:rPr>

--- a/dsa 6 dokumentacia.docx
+++ b/dsa 6 dokumentacia.docx
@@ -19,12 +19,67 @@
     </w:p>
     <w:p>
       <w:pPr>
-        <w:pStyle w:val="Nzov"/>
         <w:jc w:val="center"/>
         <w:rPr>
+          <w:lang w:val="en-GB"/>
+        </w:rPr>
+      </w:pPr>
+      <w:proofErr w:type="spellStart"/>
+      <w:r>
+        <w:rPr>
           <w:lang w:val="en-US"/>
         </w:rPr>
-      </w:pPr>
+        <w:t>Dátové</w:t>
+      </w:r>
+      <w:proofErr w:type="spellEnd"/>
+      <w:r>
+        <w:rPr>
+          <w:lang w:val="en-US"/>
+        </w:rPr>
+        <w:t xml:space="preserve"> </w:t>
+      </w:r>
+      <w:proofErr w:type="spellStart"/>
+      <w:r>
+        <w:rPr>
+          <w:lang w:val="en-US"/>
+        </w:rPr>
+        <w:t>štruktúry</w:t>
+      </w:r>
+      <w:proofErr w:type="spellEnd"/>
+      <w:r>
+        <w:rPr>
+          <w:lang w:val="en-US"/>
+        </w:rPr>
+        <w:t xml:space="preserve"> </w:t>
+      </w:r>
+      <w:proofErr w:type="gramStart"/>
+      <w:r>
+        <w:rPr>
+          <w:lang w:val="en-US"/>
+        </w:rPr>
+        <w:t>a</w:t>
+      </w:r>
+      <w:proofErr w:type="gramEnd"/>
+      <w:r>
+        <w:rPr>
+          <w:lang w:val="en-US"/>
+        </w:rPr>
+        <w:t xml:space="preserve"> </w:t>
+      </w:r>
+      <w:proofErr w:type="spellStart"/>
+      <w:r>
+        <w:rPr>
+          <w:lang w:val="en-US"/>
+        </w:rPr>
+        <w:t>algoritmy</w:t>
+      </w:r>
+      <w:proofErr w:type="spellEnd"/>
+      <w:r>
+        <w:rPr>
+          <w:lang w:val="en-US"/>
+        </w:rPr>
+        <w:t>.</w:t>
+      </w:r>
     </w:p>
     <w:p>
       <w:pPr>

--- a/dsa 6 dokumentacia.docx
+++ b/dsa 6 dokumentacia.docx
@@ -50,21 +50,7 @@
         <w:rPr>
           <w:lang w:val="en-US"/>
         </w:rPr>
-        <w:t xml:space="preserve"> </w:t>
-      </w:r>
-      <w:proofErr w:type="gramStart"/>
-      <w:r>
-        <w:rPr>
-          <w:lang w:val="en-US"/>
-        </w:rPr>
-        <w:t>a</w:t>
-      </w:r>
-      <w:proofErr w:type="gramEnd"/>
-      <w:r>
-        <w:rPr>
-          <w:lang w:val="en-US"/>
-        </w:rPr>
-        <w:t xml:space="preserve"> </w:t>
+        <w:t xml:space="preserve"> a </w:t>
       </w:r>
       <w:proofErr w:type="spellStart"/>
       <w:r>
@@ -7275,7 +7261,43 @@
           <w:sz w:val="22"/>
           <w:szCs w:val="22"/>
         </w:rPr>
-        <w:t>Funkcia najprv extrahuje množinu premenných vyskytujúcich sa vo výraze (veľké písmená A–Z). Následne vyskúša N cyklických rotácií poradia premenných, kde N je ich počet. Napríklad pre premenné A, B, C sa vyskúšajú poradia ABC, BCA a CAB. Pre každú rotáciu sa vytvorí plnohodnotný BDD a porovná sa počet uzlov. BDD s najmenším počtom uzlov je ponechaný a ostatné sú uvoľnené.</w:t>
+        <w:t xml:space="preserve">Funkcia hľadá kompaktné poradie premenných pomocou dvojfázovej heuristiky: </w:t>
+      </w:r>
+      <w:proofErr w:type="spellStart"/>
+      <w:r>
+        <w:rPr>
+          <w:rFonts w:ascii="Arial" w:hAnsi="Arial" w:cs="Arial"/>
+          <w:sz w:val="22"/>
+          <w:szCs w:val="22"/>
+        </w:rPr>
+        <w:t>frequency</w:t>
+      </w:r>
+      <w:proofErr w:type="spellEnd"/>
+      <w:r>
+        <w:rPr>
+          <w:rFonts w:ascii="Arial" w:hAnsi="Arial" w:cs="Arial"/>
+          <w:sz w:val="22"/>
+          <w:szCs w:val="22"/>
+        </w:rPr>
+        <w:t xml:space="preserve"> sort a </w:t>
+      </w:r>
+      <w:proofErr w:type="spellStart"/>
+      <w:r>
+        <w:rPr>
+          <w:rFonts w:ascii="Arial" w:hAnsi="Arial" w:cs="Arial"/>
+          <w:sz w:val="22"/>
+          <w:szCs w:val="22"/>
+        </w:rPr>
+        <w:t>sifting</w:t>
+      </w:r>
+      <w:proofErr w:type="spellEnd"/>
+      <w:r>
+        <w:rPr>
+          <w:rFonts w:ascii="Arial" w:hAnsi="Arial" w:cs="Arial"/>
+          <w:sz w:val="22"/>
+          <w:szCs w:val="22"/>
+        </w:rPr>
+        <w:t>.</w:t>
       </w:r>
     </w:p>
     <w:p>
@@ -7287,24 +7309,158 @@
           <w:szCs w:val="22"/>
         </w:rPr>
       </w:pPr>
+      <w:proofErr w:type="spellStart"/>
       <w:r>
         <w:rPr>
           <w:rFonts w:ascii="Arial" w:hAnsi="Arial" w:cs="Arial"/>
           <w:sz w:val="22"/>
           <w:szCs w:val="22"/>
         </w:rPr>
-        <w:t xml:space="preserve">Táto stratégia nezaručuje globálne optimálne poradie, ale v praxi nachádza výrazne kompaktnejšie BDD oproti pevnému lexikografickému poradiu, najmä pri výrazoch s opakujúcimi sa premennými v susedných </w:t>
-      </w:r>
-      <w:proofErr w:type="spellStart"/>
+        <w:t>F</w:t>
+      </w:r>
       <w:r>
         <w:rPr>
           <w:rFonts w:ascii="Arial" w:hAnsi="Arial" w:cs="Arial"/>
           <w:sz w:val="22"/>
           <w:szCs w:val="22"/>
         </w:rPr>
-        <w:t>termoch</w:t>
-      </w:r>
-      <w:proofErr w:type="spellEnd"/>
+        <w:t>requency</w:t>
+      </w:r>
+      <w:proofErr w:type="spellEnd"/>
+      <w:r>
+        <w:rPr>
+          <w:rFonts w:ascii="Arial" w:hAnsi="Arial" w:cs="Arial"/>
+          <w:sz w:val="22"/>
+          <w:szCs w:val="22"/>
+        </w:rPr>
+        <w:t xml:space="preserve"> sort: Funkcia najprv spočíta, koľkokrát sa každá premenná vyskytuje vo výraze (počet výskytov znakov). Premenné sa zoradia zostupne podľa tejto frekvencie. Myšlienkou je, že premenné rozhodujúce o väčšom počte </w:t>
+      </w:r>
+      <w:proofErr w:type="spellStart"/>
+      <w:r>
+        <w:rPr>
+          <w:rFonts w:ascii="Arial" w:hAnsi="Arial" w:cs="Arial"/>
+          <w:sz w:val="22"/>
+          <w:szCs w:val="22"/>
+        </w:rPr>
+        <w:t>termov</w:t>
+      </w:r>
+      <w:proofErr w:type="spellEnd"/>
+      <w:r>
+        <w:rPr>
+          <w:rFonts w:ascii="Arial" w:hAnsi="Arial" w:cs="Arial"/>
+          <w:sz w:val="22"/>
+          <w:szCs w:val="22"/>
+        </w:rPr>
+        <w:t xml:space="preserve"> by mali byť bližšie ku koreňu BDD, kde ich rozvetvenie eliminuje čo najviac </w:t>
+      </w:r>
+      <w:proofErr w:type="spellStart"/>
+      <w:r>
+        <w:rPr>
+          <w:rFonts w:ascii="Arial" w:hAnsi="Arial" w:cs="Arial"/>
+          <w:sz w:val="22"/>
+          <w:szCs w:val="22"/>
+        </w:rPr>
+        <w:t>podstromov</w:t>
+      </w:r>
+      <w:proofErr w:type="spellEnd"/>
+      <w:r>
+        <w:rPr>
+          <w:rFonts w:ascii="Arial" w:hAnsi="Arial" w:cs="Arial"/>
+          <w:sz w:val="22"/>
+          <w:szCs w:val="22"/>
+        </w:rPr>
+        <w:t>.</w:t>
+      </w:r>
+    </w:p>
+    <w:p>
+      <w:pPr>
+        <w:spacing w:after="0"/>
+        <w:rPr>
+          <w:rFonts w:ascii="Arial" w:hAnsi="Arial" w:cs="Arial"/>
+          <w:sz w:val="22"/>
+          <w:szCs w:val="22"/>
+        </w:rPr>
+      </w:pPr>
+      <w:proofErr w:type="spellStart"/>
+      <w:r>
+        <w:rPr>
+          <w:rFonts w:ascii="Arial" w:hAnsi="Arial" w:cs="Arial"/>
+          <w:sz w:val="22"/>
+          <w:szCs w:val="22"/>
+        </w:rPr>
+        <w:t>S</w:t>
+      </w:r>
+      <w:r>
+        <w:rPr>
+          <w:rFonts w:ascii="Arial" w:hAnsi="Arial" w:cs="Arial"/>
+          <w:sz w:val="22"/>
+          <w:szCs w:val="22"/>
+        </w:rPr>
+        <w:t>ifting</w:t>
+      </w:r>
+      <w:proofErr w:type="spellEnd"/>
+      <w:r>
+        <w:rPr>
+          <w:rFonts w:ascii="Arial" w:hAnsi="Arial" w:cs="Arial"/>
+          <w:sz w:val="22"/>
+          <w:szCs w:val="22"/>
+        </w:rPr>
+        <w:t xml:space="preserve">: Zo zoradeného poradia sa skonštruuje počiatočný BDD. Následne sa pre každú premennú (iterácia cez index i) skúsi posunúť ju na všetky pozície doľava susedným swapom, potom sa </w:t>
+      </w:r>
+      <w:proofErr w:type="spellStart"/>
+      <w:r>
+        <w:rPr>
+          <w:rFonts w:ascii="Arial" w:hAnsi="Arial" w:cs="Arial"/>
+          <w:sz w:val="22"/>
+          <w:szCs w:val="22"/>
+        </w:rPr>
+        <w:t>order</w:t>
+      </w:r>
+      <w:proofErr w:type="spellEnd"/>
+      <w:r>
+        <w:rPr>
+          <w:rFonts w:ascii="Arial" w:hAnsi="Arial" w:cs="Arial"/>
+          <w:sz w:val="22"/>
+          <w:szCs w:val="22"/>
+        </w:rPr>
+        <w:t xml:space="preserve"> resetuje na doposiaľ najlepšie poradie a premenná sa skúsi posunúť na všetky pozície doprava. Po každom swape sa skonštruuje nový BDD a porovná sa počet uzlov s doterajším minimom. Ak swap zlepšil výsledok, nové poradie sa uloží ako aktuálne najlepšie. Po prehľadaní oboch smerov sa </w:t>
+      </w:r>
+      <w:proofErr w:type="spellStart"/>
+      <w:r>
+        <w:rPr>
+          <w:rFonts w:ascii="Arial" w:hAnsi="Arial" w:cs="Arial"/>
+          <w:sz w:val="22"/>
+          <w:szCs w:val="22"/>
+        </w:rPr>
+        <w:t>order</w:t>
+      </w:r>
+      <w:proofErr w:type="spellEnd"/>
+      <w:r>
+        <w:rPr>
+          <w:rFonts w:ascii="Arial" w:hAnsi="Arial" w:cs="Arial"/>
+          <w:sz w:val="22"/>
+          <w:szCs w:val="22"/>
+        </w:rPr>
+        <w:t xml:space="preserve"> znova resetuje na najlepšie nájdené poradie a pokračuje sa ďalšou premennou. Celý prechod cez všetky premenné sa opakuje, kým dochádza k zlepšeniu; počet volaní </w:t>
+      </w:r>
+      <w:proofErr w:type="spellStart"/>
+      <w:r>
+        <w:rPr>
+          <w:rFonts w:ascii="Courier New" w:hAnsi="Courier New" w:cs="Courier New"/>
+          <w:sz w:val="22"/>
+          <w:szCs w:val="22"/>
+        </w:rPr>
+        <w:t>BDD_create</w:t>
+      </w:r>
+      <w:proofErr w:type="spellEnd"/>
+      <w:r>
+        <w:rPr>
+          <w:rFonts w:ascii="Arial" w:hAnsi="Arial" w:cs="Arial"/>
+          <w:sz w:val="22"/>
+          <w:szCs w:val="22"/>
+        </w:rPr>
+        <w:t xml:space="preserve"> je navyše obmedzený hodnotou 2·n, kde n je počet premenných, čím sa zaručuje rozumný čas aj pre väčšie n</w:t>
+      </w:r>
       <w:r>
         <w:rPr>
           <w:rFonts w:ascii="Arial" w:hAnsi="Arial" w:cs="Arial"/>
@@ -7517,7 +7673,16 @@
           <w:sz w:val="22"/>
           <w:szCs w:val="22"/>
         </w:rPr>
-        <w:t xml:space="preserve"> a podľa zodpovedajúceho bitu vstupu sa pohne na vetvu </w:t>
+        <w:t xml:space="preserve"> a podľa zodpovedajúceho bitu vstupu sa pohne na </w:t>
+      </w:r>
+      <w:r>
+        <w:rPr>
+          <w:rFonts w:ascii="Arial" w:eastAsia="Arial" w:hAnsi="Arial" w:cs="Arial"/>
+          <w:sz w:val="22"/>
+          <w:szCs w:val="22"/>
+        </w:rPr>
+        <w:lastRenderedPageBreak/>
+        <w:t xml:space="preserve">vetvu </w:t>
       </w:r>
       <w:proofErr w:type="spellStart"/>
       <w:r>
@@ -7696,16 +7861,7 @@
           <w:sz w:val="22"/>
           <w:szCs w:val="22"/>
         </w:rPr>
-        <w:t xml:space="preserve">. Terminálne </w:t>
-      </w:r>
-      <w:r>
-        <w:rPr>
-          <w:rFonts w:ascii="Arial" w:eastAsia="Arial" w:hAnsi="Arial" w:cs="Arial"/>
-          <w:sz w:val="22"/>
-          <w:szCs w:val="22"/>
-        </w:rPr>
-        <w:lastRenderedPageBreak/>
-        <w:t xml:space="preserve">uzly musia byť uvoľnené až po </w:t>
+        <w:t xml:space="preserve">. Terminálne uzly musia byť uvoľnené až po </w:t>
       </w:r>
       <w:proofErr w:type="spellStart"/>
       <w:r>
@@ -8513,17 +8669,7 @@
                 <w:sz w:val="22"/>
                 <w:szCs w:val="22"/>
               </w:rPr>
-              <w:t xml:space="preserve"> zaradí s </w:t>
-            </w:r>
-            <w:r>
-              <w:rPr>
-                <w:rFonts w:ascii="Arial" w:eastAsia="Arial" w:hAnsi="Arial" w:cs="Arial"/>
-                <w:color w:val="1A1A2E"/>
-                <w:sz w:val="22"/>
-                <w:szCs w:val="22"/>
-              </w:rPr>
-              <w:lastRenderedPageBreak/>
-              <w:t xml:space="preserve">pravdepodobnosťou 50 % (s náhodnou negáciou). Ak by term zostal prázdny, doplní sa aspoň jeden náhodný </w:t>
+              <w:t xml:space="preserve"> zaradí s pravdepodobnosťou 50 % (s náhodnou negáciou). Ak by term zostal prázdny, doplní sa aspoň jeden náhodný </w:t>
             </w:r>
             <w:proofErr w:type="spellStart"/>
             <w:r>
@@ -9069,6 +9215,7 @@
           <w:sz w:val="20"/>
           <w:szCs w:val="20"/>
         </w:rPr>
+        <w:lastRenderedPageBreak/>
         <w:t>int</w:t>
       </w:r>
       <w:proofErr w:type="spellEnd"/>
@@ -9482,7 +9629,6 @@
           <w:sz w:val="20"/>
           <w:szCs w:val="20"/>
         </w:rPr>
-        <w:lastRenderedPageBreak/>
         <w:t xml:space="preserve">        </w:t>
       </w:r>
       <w:proofErr w:type="spellStart"/>
@@ -10751,7 +10897,17 @@
           <w:sz w:val="22"/>
           <w:szCs w:val="22"/>
         </w:rPr>
-        <w:t xml:space="preserve"> ani iných optimalizácií prítomných v BDD. Tým pádom sú obe implementácie navzájom nezávislé, a ak obe vrátia rovnaký výsledok, dáva nám to vysokú istotu o správnosti BDD.</w:t>
+        <w:t xml:space="preserve"> ani iných optimalizácií prítomných v BDD. Tým pádom </w:t>
+      </w:r>
+      <w:r>
+        <w:rPr>
+          <w:rFonts w:ascii="Arial" w:eastAsia="Arial" w:hAnsi="Arial" w:cs="Arial"/>
+          <w:color w:val="1A1A2E"/>
+          <w:sz w:val="22"/>
+          <w:szCs w:val="22"/>
+        </w:rPr>
+        <w:lastRenderedPageBreak/>
+        <w:t>sú obe implementácie navzájom nezávislé, a ak obe vrátia rovnaký výsledok, dáva nám to vysokú istotu o správnosti BDD.</w:t>
       </w:r>
     </w:p>
     <w:p>
@@ -10777,8 +10933,20 @@
           <w:sz w:val="22"/>
           <w:szCs w:val="22"/>
         </w:rPr>
-        <w:t>Funkcia</w:t>
-      </w:r>
+        <w:t xml:space="preserve">Funkcia </w:t>
+      </w:r>
+      <w:proofErr w:type="spellStart"/>
+      <w:r>
+        <w:rPr>
+          <w:rFonts w:ascii="Courier New" w:eastAsia="Courier New" w:hAnsi="Courier New" w:cs="Courier New"/>
+          <w:color w:val="1F2D3D"/>
+          <w:sz w:val="20"/>
+          <w:szCs w:val="20"/>
+          <w:shd w:val="clear" w:color="auto" w:fill="F4F4F4"/>
+        </w:rPr>
+        <w:t>BDD_create_with_best_order</w:t>
+      </w:r>
+      <w:proofErr w:type="spellEnd"/>
       <w:r>
         <w:rPr>
           <w:rFonts w:ascii="Arial" w:eastAsia="Arial" w:hAnsi="Arial" w:cs="Arial"/>
@@ -10786,6 +10954,280 @@
           <w:sz w:val="22"/>
           <w:szCs w:val="22"/>
         </w:rPr>
+        <w:t xml:space="preserve"> sa overuje rovnakým spôsobom ako </w:t>
+      </w:r>
+      <w:proofErr w:type="spellStart"/>
+      <w:r>
+        <w:rPr>
+          <w:rFonts w:ascii="Courier New" w:eastAsia="Courier New" w:hAnsi="Courier New" w:cs="Courier New"/>
+          <w:color w:val="1F2D3D"/>
+          <w:sz w:val="20"/>
+          <w:szCs w:val="20"/>
+          <w:shd w:val="clear" w:color="auto" w:fill="F4F4F4"/>
+        </w:rPr>
+        <w:t>BDD_create</w:t>
+      </w:r>
+      <w:proofErr w:type="spellEnd"/>
+      <w:r>
+        <w:rPr>
+          <w:rFonts w:ascii="Arial" w:eastAsia="Arial" w:hAnsi="Arial" w:cs="Arial"/>
+          <w:color w:val="1A1A2E"/>
+          <w:sz w:val="22"/>
+          <w:szCs w:val="22"/>
+        </w:rPr>
+        <w:t xml:space="preserve">. Funkcia </w:t>
+      </w:r>
+      <w:proofErr w:type="spellStart"/>
+      <w:r>
+        <w:rPr>
+          <w:rFonts w:ascii="Courier New" w:eastAsia="Courier New" w:hAnsi="Courier New" w:cs="Courier New"/>
+          <w:color w:val="1F2D3D"/>
+          <w:sz w:val="20"/>
+          <w:szCs w:val="20"/>
+          <w:shd w:val="clear" w:color="auto" w:fill="F4F4F4"/>
+        </w:rPr>
+        <w:t>verify_bdd</w:t>
+      </w:r>
+      <w:proofErr w:type="spellEnd"/>
+      <w:r>
+        <w:rPr>
+          <w:rFonts w:ascii="Courier New" w:eastAsia="Courier New" w:hAnsi="Courier New" w:cs="Courier New"/>
+          <w:color w:val="1F2D3D"/>
+          <w:sz w:val="20"/>
+          <w:szCs w:val="20"/>
+          <w:shd w:val="clear" w:color="auto" w:fill="F4F4F4"/>
+        </w:rPr>
+        <w:t>()</w:t>
+      </w:r>
+      <w:r>
+        <w:rPr>
+          <w:rFonts w:ascii="Arial" w:eastAsia="Arial" w:hAnsi="Arial" w:cs="Arial"/>
+          <w:color w:val="1A1A2E"/>
+          <w:sz w:val="22"/>
+          <w:szCs w:val="22"/>
+        </w:rPr>
+        <w:t xml:space="preserve"> vždy </w:t>
+      </w:r>
+      <w:proofErr w:type="spellStart"/>
+      <w:r>
+        <w:rPr>
+          <w:rFonts w:ascii="Arial" w:eastAsia="Arial" w:hAnsi="Arial" w:cs="Arial"/>
+          <w:color w:val="1A1A2E"/>
+          <w:sz w:val="22"/>
+          <w:szCs w:val="22"/>
+        </w:rPr>
+        <w:t>premapuje</w:t>
+      </w:r>
+      <w:proofErr w:type="spellEnd"/>
+      <w:r>
+        <w:rPr>
+          <w:rFonts w:ascii="Arial" w:eastAsia="Arial" w:hAnsi="Arial" w:cs="Arial"/>
+          <w:color w:val="1A1A2E"/>
+          <w:sz w:val="22"/>
+          <w:szCs w:val="22"/>
+        </w:rPr>
+        <w:t xml:space="preserve"> vstupný vektor z abecedného poradia do poradia </w:t>
+      </w:r>
+      <w:proofErr w:type="spellStart"/>
+      <w:r>
+        <w:rPr>
+          <w:rFonts w:ascii="Courier New" w:eastAsia="Courier New" w:hAnsi="Courier New" w:cs="Courier New"/>
+          <w:color w:val="1F2D3D"/>
+          <w:sz w:val="20"/>
+          <w:szCs w:val="20"/>
+          <w:shd w:val="clear" w:color="auto" w:fill="F4F4F4"/>
+        </w:rPr>
+        <w:t>bdd</w:t>
+      </w:r>
+      <w:proofErr w:type="spellEnd"/>
+      <w:r>
+        <w:rPr>
+          <w:rFonts w:ascii="Courier New" w:eastAsia="Courier New" w:hAnsi="Courier New" w:cs="Courier New"/>
+          <w:color w:val="1F2D3D"/>
+          <w:sz w:val="20"/>
+          <w:szCs w:val="20"/>
+          <w:shd w:val="clear" w:color="auto" w:fill="F4F4F4"/>
+        </w:rPr>
+        <w:t>-&gt;</w:t>
+      </w:r>
+      <w:proofErr w:type="spellStart"/>
+      <w:r>
+        <w:rPr>
+          <w:rFonts w:ascii="Courier New" w:eastAsia="Courier New" w:hAnsi="Courier New" w:cs="Courier New"/>
+          <w:color w:val="1F2D3D"/>
+          <w:sz w:val="20"/>
+          <w:szCs w:val="20"/>
+          <w:shd w:val="clear" w:color="auto" w:fill="F4F4F4"/>
+        </w:rPr>
+        <w:t>varOrder</w:t>
+      </w:r>
+      <w:proofErr w:type="spellEnd"/>
+      <w:r>
+        <w:rPr>
+          <w:rFonts w:ascii="Arial" w:eastAsia="Arial" w:hAnsi="Arial" w:cs="Arial"/>
+          <w:color w:val="1A1A2E"/>
+          <w:sz w:val="22"/>
+          <w:szCs w:val="22"/>
+        </w:rPr>
+        <w:t xml:space="preserve">, pretože </w:t>
+      </w:r>
+      <w:proofErr w:type="spellStart"/>
+      <w:r>
+        <w:rPr>
+          <w:rFonts w:ascii="Courier New" w:eastAsia="Courier New" w:hAnsi="Courier New" w:cs="Courier New"/>
+          <w:color w:val="1F2D3D"/>
+          <w:sz w:val="20"/>
+          <w:szCs w:val="20"/>
+          <w:shd w:val="clear" w:color="auto" w:fill="F4F4F4"/>
+        </w:rPr>
+        <w:t>BDD_use</w:t>
+      </w:r>
+      <w:proofErr w:type="spellEnd"/>
+      <w:r>
+        <w:rPr>
+          <w:rFonts w:ascii="Courier New" w:eastAsia="Courier New" w:hAnsi="Courier New" w:cs="Courier New"/>
+          <w:color w:val="1F2D3D"/>
+          <w:sz w:val="20"/>
+          <w:szCs w:val="20"/>
+          <w:shd w:val="clear" w:color="auto" w:fill="F4F4F4"/>
+        </w:rPr>
+        <w:t>()</w:t>
+      </w:r>
+      <w:r>
+        <w:rPr>
+          <w:rFonts w:ascii="Arial" w:eastAsia="Arial" w:hAnsi="Arial" w:cs="Arial"/>
+          <w:color w:val="1A1A2E"/>
+          <w:sz w:val="22"/>
+          <w:szCs w:val="22"/>
+        </w:rPr>
+        <w:t xml:space="preserve"> očakáva vstupy práve v tomto poradí. </w:t>
+      </w:r>
+      <w:proofErr w:type="spellStart"/>
+      <w:r>
+        <w:rPr>
+          <w:rFonts w:ascii="Arial" w:eastAsia="Arial" w:hAnsi="Arial" w:cs="Arial"/>
+          <w:color w:val="1A1A2E"/>
+          <w:sz w:val="22"/>
+          <w:szCs w:val="22"/>
+        </w:rPr>
+        <w:t>Premapovanie</w:t>
+      </w:r>
+      <w:proofErr w:type="spellEnd"/>
+      <w:r>
+        <w:rPr>
+          <w:rFonts w:ascii="Arial" w:eastAsia="Arial" w:hAnsi="Arial" w:cs="Arial"/>
+          <w:color w:val="1A1A2E"/>
+          <w:sz w:val="22"/>
+          <w:szCs w:val="22"/>
+        </w:rPr>
+        <w:t xml:space="preserve"> funguje tak, že pre každú pozíciu v </w:t>
+      </w:r>
+      <w:proofErr w:type="spellStart"/>
+      <w:r>
+        <w:rPr>
+          <w:rFonts w:ascii="Courier New" w:eastAsia="Courier New" w:hAnsi="Courier New" w:cs="Courier New"/>
+          <w:color w:val="1F2D3D"/>
+          <w:sz w:val="20"/>
+          <w:szCs w:val="20"/>
+          <w:shd w:val="clear" w:color="auto" w:fill="F4F4F4"/>
+        </w:rPr>
+        <w:t>varOrder</w:t>
+      </w:r>
+      <w:proofErr w:type="spellEnd"/>
+      <w:r>
+        <w:rPr>
+          <w:rFonts w:ascii="Arial" w:eastAsia="Arial" w:hAnsi="Arial" w:cs="Arial"/>
+          <w:color w:val="1A1A2E"/>
+          <w:sz w:val="22"/>
+          <w:szCs w:val="22"/>
+        </w:rPr>
+        <w:t xml:space="preserve"> sa nájde pozícia tej istej premennej v abecednom poradí a skopíruje sa zodpovedajúca hodnota. </w:t>
+      </w:r>
+      <w:proofErr w:type="spellStart"/>
+      <w:r>
+        <w:rPr>
+          <w:rFonts w:ascii="Arial" w:eastAsia="Arial" w:hAnsi="Arial" w:cs="Arial"/>
+          <w:color w:val="1A1A2E"/>
+          <w:sz w:val="22"/>
+          <w:szCs w:val="22"/>
+        </w:rPr>
+        <w:t>Premapovanie</w:t>
+      </w:r>
+      <w:proofErr w:type="spellEnd"/>
+      <w:r>
+        <w:rPr>
+          <w:rFonts w:ascii="Arial" w:eastAsia="Arial" w:hAnsi="Arial" w:cs="Arial"/>
+          <w:color w:val="1A1A2E"/>
+          <w:sz w:val="22"/>
+          <w:szCs w:val="22"/>
+        </w:rPr>
+        <w:t xml:space="preserve"> je súčasťou </w:t>
+      </w:r>
+      <w:proofErr w:type="spellStart"/>
+      <w:r>
+        <w:rPr>
+          <w:rFonts w:ascii="Courier New" w:eastAsia="Courier New" w:hAnsi="Courier New" w:cs="Courier New"/>
+          <w:color w:val="1F2D3D"/>
+          <w:sz w:val="20"/>
+          <w:szCs w:val="20"/>
+          <w:shd w:val="clear" w:color="auto" w:fill="F4F4F4"/>
+        </w:rPr>
+        <w:t>verify_bdd</w:t>
+      </w:r>
+      <w:proofErr w:type="spellEnd"/>
+      <w:r>
+        <w:rPr>
+          <w:rFonts w:ascii="Courier New" w:eastAsia="Courier New" w:hAnsi="Courier New" w:cs="Courier New"/>
+          <w:color w:val="1F2D3D"/>
+          <w:sz w:val="20"/>
+          <w:szCs w:val="20"/>
+          <w:shd w:val="clear" w:color="auto" w:fill="F4F4F4"/>
+        </w:rPr>
+        <w:t>()</w:t>
+      </w:r>
+      <w:r>
+        <w:rPr>
+          <w:rFonts w:ascii="Arial" w:eastAsia="Arial" w:hAnsi="Arial" w:cs="Arial"/>
+          <w:color w:val="1A1A2E"/>
+          <w:sz w:val="22"/>
+          <w:szCs w:val="22"/>
+        </w:rPr>
+        <w:t xml:space="preserve">  </w:t>
+      </w:r>
+      <w:r>
+        <w:rPr>
+          <w:rFonts w:ascii="Arial" w:eastAsia="Arial" w:hAnsi="Arial" w:cs="Arial"/>
+          <w:color w:val="1A1A2E"/>
+          <w:sz w:val="22"/>
+          <w:szCs w:val="22"/>
+        </w:rPr>
+        <w:t>vždy, bez ohľadu na to, či bol BDD vytvoren</w:t>
+      </w:r>
+      <w:r>
+        <w:rPr>
+          <w:rFonts w:ascii="Arial" w:eastAsia="Arial" w:hAnsi="Arial" w:cs="Arial"/>
+          <w:color w:val="1A1A2E"/>
+          <w:sz w:val="22"/>
+          <w:szCs w:val="22"/>
+        </w:rPr>
+        <w:t>ý</w:t>
+      </w:r>
+      <w:r>
+        <w:rPr>
+          <w:rFonts w:ascii="Arial" w:eastAsia="Arial" w:hAnsi="Arial" w:cs="Arial"/>
+          <w:color w:val="1A1A2E"/>
+          <w:sz w:val="22"/>
+          <w:szCs w:val="22"/>
+        </w:rPr>
+        <w:t xml:space="preserve"> cez</w:t>
+      </w:r>
+      <w:r>
+        <w:rPr>
+          <w:rFonts w:ascii="Arial" w:eastAsia="Arial" w:hAnsi="Arial" w:cs="Arial"/>
+          <w:color w:val="1A1A2E"/>
+          <w:sz w:val="22"/>
+          <w:szCs w:val="22"/>
+        </w:rPr>
         <w:t xml:space="preserve"> </w:t>
       </w:r>
       <w:proofErr w:type="spellStart"/>
@@ -10797,6 +11239,37 @@
           <w:szCs w:val="20"/>
           <w:shd w:val="clear" w:color="auto" w:fill="F4F4F4"/>
         </w:rPr>
+        <w:t>BDD_create</w:t>
+      </w:r>
+      <w:proofErr w:type="spellEnd"/>
+      <w:r>
+        <w:rPr>
+          <w:rFonts w:ascii="Arial" w:eastAsia="Arial" w:hAnsi="Arial" w:cs="Arial"/>
+          <w:color w:val="1A1A2E"/>
+          <w:sz w:val="22"/>
+          <w:szCs w:val="22"/>
+        </w:rPr>
+        <w:t xml:space="preserve"> alebo </w:t>
+      </w:r>
+      <w:r>
+        <w:rPr>
+          <w:rFonts w:ascii="Courier New" w:eastAsia="Courier New" w:hAnsi="Courier New" w:cs="Courier New"/>
+          <w:color w:val="1F2D3D"/>
+          <w:sz w:val="20"/>
+          <w:szCs w:val="20"/>
+          <w:shd w:val="clear" w:color="auto" w:fill="F4F4F4"/>
+        </w:rPr>
+        <w:t xml:space="preserve"> </w:t>
+      </w:r>
+      <w:proofErr w:type="spellStart"/>
+      <w:r>
+        <w:rPr>
+          <w:rFonts w:ascii="Courier New" w:eastAsia="Courier New" w:hAnsi="Courier New" w:cs="Courier New"/>
+          <w:color w:val="1F2D3D"/>
+          <w:sz w:val="20"/>
+          <w:szCs w:val="20"/>
+          <w:shd w:val="clear" w:color="auto" w:fill="F4F4F4"/>
+        </w:rPr>
         <w:t>BDD_create_with_best_order</w:t>
       </w:r>
       <w:proofErr w:type="spellEnd"/>
@@ -10807,397 +11280,7 @@
           <w:sz w:val="22"/>
           <w:szCs w:val="22"/>
         </w:rPr>
-        <w:t xml:space="preserve"> sa overuje rovnakým spôsobom ako </w:t>
-      </w:r>
-      <w:proofErr w:type="spellStart"/>
-      <w:r>
-        <w:rPr>
-          <w:rFonts w:ascii="Courier New" w:eastAsia="Courier New" w:hAnsi="Courier New" w:cs="Courier New"/>
-          <w:color w:val="1F2D3D"/>
-          <w:sz w:val="20"/>
-          <w:szCs w:val="20"/>
-          <w:shd w:val="clear" w:color="auto" w:fill="F4F4F4"/>
-        </w:rPr>
-        <w:t>BDD_create</w:t>
-      </w:r>
-      <w:proofErr w:type="spellEnd"/>
-      <w:r>
-        <w:rPr>
-          <w:rFonts w:ascii="Arial" w:eastAsia="Arial" w:hAnsi="Arial" w:cs="Arial"/>
-          <w:color w:val="1A1A2E"/>
-          <w:sz w:val="22"/>
-          <w:szCs w:val="22"/>
-        </w:rPr>
-        <w:t xml:space="preserve">. Funkcia </w:t>
-      </w:r>
-      <w:proofErr w:type="spellStart"/>
-      <w:r>
-        <w:rPr>
-          <w:rFonts w:ascii="Courier New" w:eastAsia="Courier New" w:hAnsi="Courier New" w:cs="Courier New"/>
-          <w:color w:val="1F2D3D"/>
-          <w:sz w:val="20"/>
-          <w:szCs w:val="20"/>
-          <w:shd w:val="clear" w:color="auto" w:fill="F4F4F4"/>
-        </w:rPr>
-        <w:t>verify_bdd</w:t>
-      </w:r>
-      <w:proofErr w:type="spellEnd"/>
-      <w:r>
-        <w:rPr>
-          <w:rFonts w:ascii="Courier New" w:eastAsia="Courier New" w:hAnsi="Courier New" w:cs="Courier New"/>
-          <w:color w:val="1F2D3D"/>
-          <w:sz w:val="20"/>
-          <w:szCs w:val="20"/>
-          <w:shd w:val="clear" w:color="auto" w:fill="F4F4F4"/>
-        </w:rPr>
-        <w:t>()</w:t>
-      </w:r>
-      <w:r>
-        <w:rPr>
-          <w:rFonts w:ascii="Arial" w:eastAsia="Arial" w:hAnsi="Arial" w:cs="Arial"/>
-          <w:color w:val="1A1A2E"/>
-          <w:sz w:val="22"/>
-          <w:szCs w:val="22"/>
-        </w:rPr>
-        <w:t xml:space="preserve"> vždy </w:t>
-      </w:r>
-      <w:proofErr w:type="spellStart"/>
-      <w:r>
-        <w:rPr>
-          <w:rFonts w:ascii="Arial" w:eastAsia="Arial" w:hAnsi="Arial" w:cs="Arial"/>
-          <w:color w:val="1A1A2E"/>
-          <w:sz w:val="22"/>
-          <w:szCs w:val="22"/>
-        </w:rPr>
-        <w:t>premapuje</w:t>
-      </w:r>
-      <w:proofErr w:type="spellEnd"/>
-      <w:r>
-        <w:rPr>
-          <w:rFonts w:ascii="Arial" w:eastAsia="Arial" w:hAnsi="Arial" w:cs="Arial"/>
-          <w:color w:val="1A1A2E"/>
-          <w:sz w:val="22"/>
-          <w:szCs w:val="22"/>
-        </w:rPr>
-        <w:t xml:space="preserve"> vstupný vektor z abecedného poradia do poradia </w:t>
-      </w:r>
-      <w:proofErr w:type="spellStart"/>
-      <w:r>
-        <w:rPr>
-          <w:rFonts w:ascii="Courier New" w:eastAsia="Courier New" w:hAnsi="Courier New" w:cs="Courier New"/>
-          <w:color w:val="1F2D3D"/>
-          <w:sz w:val="20"/>
-          <w:szCs w:val="20"/>
-          <w:shd w:val="clear" w:color="auto" w:fill="F4F4F4"/>
-        </w:rPr>
-        <w:t>bdd</w:t>
-      </w:r>
-      <w:proofErr w:type="spellEnd"/>
-      <w:r>
-        <w:rPr>
-          <w:rFonts w:ascii="Courier New" w:eastAsia="Courier New" w:hAnsi="Courier New" w:cs="Courier New"/>
-          <w:color w:val="1F2D3D"/>
-          <w:sz w:val="20"/>
-          <w:szCs w:val="20"/>
-          <w:shd w:val="clear" w:color="auto" w:fill="F4F4F4"/>
-        </w:rPr>
-        <w:t>-&gt;</w:t>
-      </w:r>
-      <w:proofErr w:type="spellStart"/>
-      <w:r>
-        <w:rPr>
-          <w:rFonts w:ascii="Courier New" w:eastAsia="Courier New" w:hAnsi="Courier New" w:cs="Courier New"/>
-          <w:color w:val="1F2D3D"/>
-          <w:sz w:val="20"/>
-          <w:szCs w:val="20"/>
-          <w:shd w:val="clear" w:color="auto" w:fill="F4F4F4"/>
-        </w:rPr>
-        <w:t>varOrder</w:t>
-      </w:r>
-      <w:proofErr w:type="spellEnd"/>
-      <w:r>
-        <w:rPr>
-          <w:rFonts w:ascii="Arial" w:eastAsia="Arial" w:hAnsi="Arial" w:cs="Arial"/>
-          <w:color w:val="1A1A2E"/>
-          <w:sz w:val="22"/>
-          <w:szCs w:val="22"/>
-        </w:rPr>
-        <w:t xml:space="preserve">, pretože </w:t>
-      </w:r>
-      <w:proofErr w:type="spellStart"/>
-      <w:r>
-        <w:rPr>
-          <w:rFonts w:ascii="Courier New" w:eastAsia="Courier New" w:hAnsi="Courier New" w:cs="Courier New"/>
-          <w:color w:val="1F2D3D"/>
-          <w:sz w:val="20"/>
-          <w:szCs w:val="20"/>
-          <w:shd w:val="clear" w:color="auto" w:fill="F4F4F4"/>
-        </w:rPr>
-        <w:t>BDD_use</w:t>
-      </w:r>
-      <w:proofErr w:type="spellEnd"/>
-      <w:r>
-        <w:rPr>
-          <w:rFonts w:ascii="Courier New" w:eastAsia="Courier New" w:hAnsi="Courier New" w:cs="Courier New"/>
-          <w:color w:val="1F2D3D"/>
-          <w:sz w:val="20"/>
-          <w:szCs w:val="20"/>
-          <w:shd w:val="clear" w:color="auto" w:fill="F4F4F4"/>
-        </w:rPr>
-        <w:t>()</w:t>
-      </w:r>
-      <w:r>
-        <w:rPr>
-          <w:rFonts w:ascii="Arial" w:eastAsia="Arial" w:hAnsi="Arial" w:cs="Arial"/>
-          <w:color w:val="1A1A2E"/>
-          <w:sz w:val="22"/>
-          <w:szCs w:val="22"/>
-        </w:rPr>
-        <w:t xml:space="preserve"> očakáva vstupy práve v tomto poradí. </w:t>
-      </w:r>
-      <w:proofErr w:type="spellStart"/>
-      <w:r>
-        <w:rPr>
-          <w:rFonts w:ascii="Arial" w:eastAsia="Arial" w:hAnsi="Arial" w:cs="Arial"/>
-          <w:color w:val="1A1A2E"/>
-          <w:sz w:val="22"/>
-          <w:szCs w:val="22"/>
-        </w:rPr>
-        <w:t>Premapovanie</w:t>
-      </w:r>
-      <w:proofErr w:type="spellEnd"/>
-      <w:r>
-        <w:rPr>
-          <w:rFonts w:ascii="Arial" w:eastAsia="Arial" w:hAnsi="Arial" w:cs="Arial"/>
-          <w:color w:val="1A1A2E"/>
-          <w:sz w:val="22"/>
-          <w:szCs w:val="22"/>
-        </w:rPr>
-        <w:t xml:space="preserve"> </w:t>
-      </w:r>
-      <w:r>
-        <w:rPr>
-          <w:rFonts w:ascii="Arial" w:eastAsia="Arial" w:hAnsi="Arial" w:cs="Arial"/>
-          <w:color w:val="1A1A2E"/>
-          <w:sz w:val="22"/>
-          <w:szCs w:val="22"/>
-        </w:rPr>
-        <w:lastRenderedPageBreak/>
-        <w:t xml:space="preserve">funguje tak, že pre každú pozíciu v </w:t>
-      </w:r>
-      <w:proofErr w:type="spellStart"/>
-      <w:r>
-        <w:rPr>
-          <w:rFonts w:ascii="Courier New" w:eastAsia="Courier New" w:hAnsi="Courier New" w:cs="Courier New"/>
-          <w:color w:val="1F2D3D"/>
-          <w:sz w:val="20"/>
-          <w:szCs w:val="20"/>
-          <w:shd w:val="clear" w:color="auto" w:fill="F4F4F4"/>
-        </w:rPr>
-        <w:t>varOrder</w:t>
-      </w:r>
-      <w:proofErr w:type="spellEnd"/>
-      <w:r>
-        <w:rPr>
-          <w:rFonts w:ascii="Arial" w:eastAsia="Arial" w:hAnsi="Arial" w:cs="Arial"/>
-          <w:color w:val="1A1A2E"/>
-          <w:sz w:val="22"/>
-          <w:szCs w:val="22"/>
-        </w:rPr>
-        <w:t xml:space="preserve"> sa nájde pozícia tej istej premennej v abecednom poradí a skopíruje sa zodpovedajúca hodnota. </w:t>
-      </w:r>
-      <w:proofErr w:type="spellStart"/>
-      <w:r>
-        <w:rPr>
-          <w:rFonts w:ascii="Arial" w:eastAsia="Arial" w:hAnsi="Arial" w:cs="Arial"/>
-          <w:color w:val="1A1A2E"/>
-          <w:sz w:val="22"/>
-          <w:szCs w:val="22"/>
-        </w:rPr>
-        <w:t>P</w:t>
-      </w:r>
-      <w:r>
-        <w:rPr>
-          <w:rFonts w:ascii="Arial" w:eastAsia="Arial" w:hAnsi="Arial" w:cs="Arial"/>
-          <w:color w:val="1A1A2E"/>
-          <w:sz w:val="22"/>
-          <w:szCs w:val="22"/>
-        </w:rPr>
-        <w:t>remapovanie</w:t>
-      </w:r>
-      <w:proofErr w:type="spellEnd"/>
-      <w:r>
-        <w:rPr>
-          <w:rFonts w:ascii="Arial" w:eastAsia="Arial" w:hAnsi="Arial" w:cs="Arial"/>
-          <w:color w:val="1A1A2E"/>
-          <w:sz w:val="22"/>
-          <w:szCs w:val="22"/>
-        </w:rPr>
-        <w:t xml:space="preserve"> je </w:t>
-      </w:r>
-      <w:r>
-        <w:rPr>
-          <w:rFonts w:ascii="Arial" w:eastAsia="Arial" w:hAnsi="Arial" w:cs="Arial"/>
-          <w:color w:val="1A1A2E"/>
-          <w:sz w:val="22"/>
-          <w:szCs w:val="22"/>
-        </w:rPr>
-        <w:t xml:space="preserve">súčasťou </w:t>
-      </w:r>
-      <w:proofErr w:type="spellStart"/>
-      <w:r>
-        <w:rPr>
-          <w:rFonts w:ascii="Courier New" w:eastAsia="Courier New" w:hAnsi="Courier New" w:cs="Courier New"/>
-          <w:color w:val="1F2D3D"/>
-          <w:sz w:val="20"/>
-          <w:szCs w:val="20"/>
-          <w:shd w:val="clear" w:color="auto" w:fill="F4F4F4"/>
-        </w:rPr>
-        <w:t>verify_bdd</w:t>
-      </w:r>
-      <w:proofErr w:type="spellEnd"/>
-      <w:r>
-        <w:rPr>
-          <w:rFonts w:ascii="Courier New" w:eastAsia="Courier New" w:hAnsi="Courier New" w:cs="Courier New"/>
-          <w:color w:val="1F2D3D"/>
-          <w:sz w:val="20"/>
-          <w:szCs w:val="20"/>
-          <w:shd w:val="clear" w:color="auto" w:fill="F4F4F4"/>
-        </w:rPr>
-        <w:t>()</w:t>
-      </w:r>
-      <w:r>
-        <w:rPr>
-          <w:rFonts w:ascii="Arial" w:eastAsia="Arial" w:hAnsi="Arial" w:cs="Arial"/>
-          <w:color w:val="1A1A2E"/>
-          <w:sz w:val="22"/>
-          <w:szCs w:val="22"/>
-        </w:rPr>
-        <w:t xml:space="preserve"> </w:t>
-      </w:r>
-      <w:r>
-        <w:rPr>
-          <w:rFonts w:ascii="Arial" w:eastAsia="Arial" w:hAnsi="Arial" w:cs="Arial"/>
-          <w:color w:val="1A1A2E"/>
-          <w:sz w:val="22"/>
-          <w:szCs w:val="22"/>
-        </w:rPr>
-        <w:t xml:space="preserve"> </w:t>
-      </w:r>
-      <w:r>
-        <w:rPr>
-          <w:rFonts w:ascii="Arial" w:eastAsia="Arial" w:hAnsi="Arial" w:cs="Arial"/>
-          <w:color w:val="1A1A2E"/>
-          <w:sz w:val="22"/>
-          <w:szCs w:val="22"/>
-        </w:rPr>
-        <w:t>vždy, bez ohľadu na to, či bol BDD vytvoren</w:t>
-      </w:r>
-      <w:r>
-        <w:rPr>
-          <w:rFonts w:ascii="Arial" w:eastAsia="Arial" w:hAnsi="Arial" w:cs="Arial"/>
-          <w:color w:val="1A1A2E"/>
-          <w:sz w:val="22"/>
-          <w:szCs w:val="22"/>
-        </w:rPr>
-        <w:t>ý</w:t>
-      </w:r>
-      <w:r>
-        <w:rPr>
-          <w:rFonts w:ascii="Arial" w:eastAsia="Arial" w:hAnsi="Arial" w:cs="Arial"/>
-          <w:color w:val="1A1A2E"/>
-          <w:sz w:val="22"/>
-          <w:szCs w:val="22"/>
-        </w:rPr>
-        <w:t xml:space="preserve"> cez</w:t>
-      </w:r>
-      <w:r>
-        <w:rPr>
-          <w:rFonts w:ascii="Arial" w:eastAsia="Arial" w:hAnsi="Arial" w:cs="Arial"/>
-          <w:color w:val="1A1A2E"/>
-          <w:sz w:val="22"/>
-          <w:szCs w:val="22"/>
-        </w:rPr>
-        <w:t xml:space="preserve"> </w:t>
-      </w:r>
-      <w:proofErr w:type="spellStart"/>
-      <w:r>
-        <w:rPr>
-          <w:rFonts w:ascii="Courier New" w:eastAsia="Courier New" w:hAnsi="Courier New" w:cs="Courier New"/>
-          <w:color w:val="1F2D3D"/>
-          <w:sz w:val="20"/>
-          <w:szCs w:val="20"/>
-          <w:shd w:val="clear" w:color="auto" w:fill="F4F4F4"/>
-        </w:rPr>
-        <w:t>BDD_create</w:t>
-      </w:r>
-      <w:proofErr w:type="spellEnd"/>
-      <w:r>
-        <w:rPr>
-          <w:rFonts w:ascii="Arial" w:eastAsia="Arial" w:hAnsi="Arial" w:cs="Arial"/>
-          <w:color w:val="1A1A2E"/>
-          <w:sz w:val="22"/>
-          <w:szCs w:val="22"/>
-        </w:rPr>
-        <w:t xml:space="preserve"> a</w:t>
-      </w:r>
-      <w:r>
-        <w:rPr>
-          <w:rFonts w:ascii="Arial" w:eastAsia="Arial" w:hAnsi="Arial" w:cs="Arial"/>
-          <w:color w:val="1A1A2E"/>
-          <w:sz w:val="22"/>
-          <w:szCs w:val="22"/>
-        </w:rPr>
-        <w:t>lebo</w:t>
-      </w:r>
-      <w:r>
-        <w:rPr>
-          <w:rFonts w:ascii="Arial" w:eastAsia="Arial" w:hAnsi="Arial" w:cs="Arial"/>
-          <w:color w:val="1A1A2E"/>
-          <w:sz w:val="22"/>
-          <w:szCs w:val="22"/>
-        </w:rPr>
-        <w:t xml:space="preserve"> </w:t>
-      </w:r>
-      <w:r>
-        <w:rPr>
-          <w:rFonts w:ascii="Courier New" w:eastAsia="Courier New" w:hAnsi="Courier New" w:cs="Courier New"/>
-          <w:color w:val="1F2D3D"/>
-          <w:sz w:val="20"/>
-          <w:szCs w:val="20"/>
-          <w:shd w:val="clear" w:color="auto" w:fill="F4F4F4"/>
-        </w:rPr>
-        <w:t xml:space="preserve"> </w:t>
-      </w:r>
-      <w:proofErr w:type="spellStart"/>
-      <w:r>
-        <w:rPr>
-          <w:rFonts w:ascii="Courier New" w:eastAsia="Courier New" w:hAnsi="Courier New" w:cs="Courier New"/>
-          <w:color w:val="1F2D3D"/>
-          <w:sz w:val="20"/>
-          <w:szCs w:val="20"/>
-          <w:shd w:val="clear" w:color="auto" w:fill="F4F4F4"/>
-        </w:rPr>
-        <w:t>BDD_create_with_best_order</w:t>
-      </w:r>
-      <w:proofErr w:type="spellEnd"/>
-      <w:r>
-        <w:rPr>
-          <w:rFonts w:ascii="Arial" w:eastAsia="Arial" w:hAnsi="Arial" w:cs="Arial"/>
-          <w:color w:val="1A1A2E"/>
-          <w:sz w:val="22"/>
-          <w:szCs w:val="22"/>
-        </w:rPr>
-        <w:t>. P</w:t>
-      </w:r>
-      <w:r>
-        <w:rPr>
-          <w:rFonts w:ascii="Arial" w:eastAsia="Arial" w:hAnsi="Arial" w:cs="Arial"/>
-          <w:color w:val="1A1A2E"/>
-          <w:sz w:val="22"/>
-          <w:szCs w:val="22"/>
-        </w:rPr>
-        <w:t xml:space="preserve">ri lexikografickom poradí </w:t>
+        <w:t xml:space="preserve">. Pri lexikografickom poradí </w:t>
       </w:r>
       <w:r>
         <w:rPr>
@@ -12318,7 +12401,6 @@
                 <w:sz w:val="20"/>
                 <w:szCs w:val="20"/>
               </w:rPr>
-              <w:lastRenderedPageBreak/>
               <w:t xml:space="preserve">Uzly </w:t>
             </w:r>
             <w:proofErr w:type="spellStart"/>
@@ -12385,7 +12467,47 @@
                 <w:sz w:val="20"/>
                 <w:szCs w:val="20"/>
               </w:rPr>
-              <w:t>Rovnaká metrika pre BDD s optimálnym poradím premenných hľadaným cez cyklické rotácie.</w:t>
+              <w:t xml:space="preserve">Rovnaká metrika pre BDD s poradím premenných hľadaným cez </w:t>
+            </w:r>
+            <w:proofErr w:type="spellStart"/>
+            <w:r>
+              <w:rPr>
+                <w:rFonts w:ascii="Arial" w:eastAsia="Arial" w:hAnsi="Arial" w:cs="Arial"/>
+                <w:color w:val="1A1A2E"/>
+                <w:sz w:val="20"/>
+                <w:szCs w:val="20"/>
+              </w:rPr>
+              <w:t>frequency</w:t>
+            </w:r>
+            <w:proofErr w:type="spellEnd"/>
+            <w:r>
+              <w:rPr>
+                <w:rFonts w:ascii="Arial" w:eastAsia="Arial" w:hAnsi="Arial" w:cs="Arial"/>
+                <w:color w:val="1A1A2E"/>
+                <w:sz w:val="20"/>
+                <w:szCs w:val="20"/>
+              </w:rPr>
+              <w:t xml:space="preserve"> sort a </w:t>
+            </w:r>
+            <w:proofErr w:type="spellStart"/>
+            <w:r>
+              <w:rPr>
+                <w:rFonts w:ascii="Arial" w:eastAsia="Arial" w:hAnsi="Arial" w:cs="Arial"/>
+                <w:color w:val="1A1A2E"/>
+                <w:sz w:val="20"/>
+                <w:szCs w:val="20"/>
+              </w:rPr>
+              <w:t>sifting</w:t>
+            </w:r>
+            <w:proofErr w:type="spellEnd"/>
+            <w:r>
+              <w:rPr>
+                <w:rFonts w:ascii="Arial" w:eastAsia="Arial" w:hAnsi="Arial" w:cs="Arial"/>
+                <w:color w:val="1A1A2E"/>
+                <w:sz w:val="20"/>
+                <w:szCs w:val="20"/>
+              </w:rPr>
+              <w:t>.</w:t>
             </w:r>
           </w:p>
         </w:tc>
@@ -12922,7 +13044,47 @@
                 <w:sz w:val="20"/>
                 <w:szCs w:val="20"/>
               </w:rPr>
-              <w:t xml:space="preserve"> vrátane hľadania optimálneho poradia cez n rotácií.</w:t>
+              <w:t xml:space="preserve"> vrátane </w:t>
+            </w:r>
+            <w:proofErr w:type="spellStart"/>
+            <w:r>
+              <w:rPr>
+                <w:rFonts w:ascii="Arial" w:eastAsia="Arial" w:hAnsi="Arial" w:cs="Arial"/>
+                <w:color w:val="1A1A2E"/>
+                <w:sz w:val="20"/>
+                <w:szCs w:val="20"/>
+              </w:rPr>
+              <w:t>frequency</w:t>
+            </w:r>
+            <w:proofErr w:type="spellEnd"/>
+            <w:r>
+              <w:rPr>
+                <w:rFonts w:ascii="Arial" w:eastAsia="Arial" w:hAnsi="Arial" w:cs="Arial"/>
+                <w:color w:val="1A1A2E"/>
+                <w:sz w:val="20"/>
+                <w:szCs w:val="20"/>
+              </w:rPr>
+              <w:t xml:space="preserve"> sortu a </w:t>
+            </w:r>
+            <w:proofErr w:type="spellStart"/>
+            <w:r>
+              <w:rPr>
+                <w:rFonts w:ascii="Arial" w:eastAsia="Arial" w:hAnsi="Arial" w:cs="Arial"/>
+                <w:color w:val="1A1A2E"/>
+                <w:sz w:val="20"/>
+                <w:szCs w:val="20"/>
+              </w:rPr>
+              <w:t>siftingu</w:t>
+            </w:r>
+            <w:proofErr w:type="spellEnd"/>
+            <w:r>
+              <w:rPr>
+                <w:rFonts w:ascii="Arial" w:eastAsia="Arial" w:hAnsi="Arial" w:cs="Arial"/>
+                <w:color w:val="1A1A2E"/>
+                <w:sz w:val="20"/>
+                <w:szCs w:val="20"/>
+              </w:rPr>
+              <w:t>.</w:t>
             </w:r>
           </w:p>
         </w:tc>
@@ -13729,6 +13891,7 @@
           <w:sz w:val="20"/>
           <w:szCs w:val="20"/>
         </w:rPr>
+        <w:lastRenderedPageBreak/>
         <w:t xml:space="preserve">      </w:t>
       </w:r>
       <w:proofErr w:type="spellStart"/>
@@ -13997,7 +14160,6 @@
           <w:sz w:val="22"/>
           <w:szCs w:val="22"/>
         </w:rPr>
-        <w:lastRenderedPageBreak/>
         <w:t xml:space="preserve">Použitie </w:t>
       </w:r>
       <w:r>

--- a/dsa 6 dokumentacia.docx
+++ b/dsa 6 dokumentacia.docx
@@ -50,7 +50,21 @@
         <w:rPr>
           <w:lang w:val="en-US"/>
         </w:rPr>
-        <w:t xml:space="preserve"> a </w:t>
+        <w:t xml:space="preserve"> </w:t>
+      </w:r>
+      <w:proofErr w:type="gramStart"/>
+      <w:r>
+        <w:rPr>
+          <w:lang w:val="en-US"/>
+        </w:rPr>
+        <w:t>a</w:t>
+      </w:r>
+      <w:proofErr w:type="gramEnd"/>
+      <w:r>
+        <w:rPr>
+          <w:lang w:val="en-US"/>
+        </w:rPr>
+        <w:t xml:space="preserve"> </w:t>
       </w:r>
       <w:proofErr w:type="spellStart"/>
       <w:r>
@@ -8915,7 +8929,25 @@
           <w:sz w:val="22"/>
           <w:szCs w:val="22"/>
         </w:rPr>
-        <w:t xml:space="preserve"> (n/2 až 2n) štatisticky zaručuje, že každá premenná sa prirodzene objaví; záchranný mechanizmus následne explicitne doplní ľubovoľnú premennú, ktorá by náhodou chýbala.</w:t>
+        <w:t xml:space="preserve"> (n/2 až 2n) štatisticky zaručuje, že každá premenná sa prirodzene objaví</w:t>
+      </w:r>
+      <w:r>
+        <w:rPr>
+          <w:rFonts w:ascii="Arial" w:eastAsia="Arial" w:hAnsi="Arial" w:cs="Arial"/>
+          <w:color w:val="1A1A2E"/>
+          <w:sz w:val="22"/>
+          <w:szCs w:val="22"/>
+        </w:rPr>
+        <w:t xml:space="preserve"> a</w:t>
+      </w:r>
+      <w:r>
+        <w:rPr>
+          <w:rFonts w:ascii="Arial" w:eastAsia="Arial" w:hAnsi="Arial" w:cs="Arial"/>
+          <w:color w:val="1A1A2E"/>
+          <w:sz w:val="22"/>
+          <w:szCs w:val="22"/>
+        </w:rPr>
+        <w:t xml:space="preserve"> záchranný mechanizmus následne explicitne doplní ľubovoľnú premennú, ktorá by náhodou chýbala.</w:t>
       </w:r>
     </w:p>
     <w:p>
@@ -10152,9 +10184,8 @@
           <w:sz w:val="22"/>
           <w:szCs w:val="22"/>
         </w:rPr>
-        <w:t xml:space="preserve"> – záchranný mechanizmus teda zasahuje len výnimočne a výrazy sú prevažne prirodzene vygenerované. Výrazy tak pokrývajú celé spektrum zložitosti: od jednoduchých </w:t>
-      </w:r>
-      <w:proofErr w:type="spellStart"/>
+        <w:t>.</w:t>
+      </w:r>
       <w:r>
         <w:rPr>
           <w:rFonts w:ascii="Arial" w:eastAsia="Arial" w:hAnsi="Arial" w:cs="Arial"/>
@@ -10162,6 +10193,52 @@
           <w:sz w:val="22"/>
           <w:szCs w:val="22"/>
         </w:rPr>
+        <w:t xml:space="preserve"> </w:t>
+      </w:r>
+      <w:r>
+        <w:rPr>
+          <w:rFonts w:ascii="Arial" w:eastAsia="Arial" w:hAnsi="Arial" w:cs="Arial"/>
+          <w:color w:val="1A1A2E"/>
+          <w:sz w:val="22"/>
+          <w:szCs w:val="22"/>
+        </w:rPr>
+        <w:t>Z</w:t>
+      </w:r>
+      <w:r>
+        <w:rPr>
+          <w:rFonts w:ascii="Arial" w:eastAsia="Arial" w:hAnsi="Arial" w:cs="Arial"/>
+          <w:color w:val="1A1A2E"/>
+          <w:sz w:val="22"/>
+          <w:szCs w:val="22"/>
+        </w:rPr>
+        <w:t>áchranný mechanizmus teda zasahuje len výnimočne a výrazy sú prevažne prirodzene vygenerované. Výrazy tak pokrývajú celé spektrum zložitosti</w:t>
+      </w:r>
+      <w:r>
+        <w:rPr>
+          <w:rFonts w:ascii="Arial" w:eastAsia="Arial" w:hAnsi="Arial" w:cs="Arial"/>
+          <w:color w:val="1A1A2E"/>
+          <w:sz w:val="22"/>
+          <w:szCs w:val="22"/>
+        </w:rPr>
+        <w:t>,</w:t>
+      </w:r>
+      <w:r>
+        <w:rPr>
+          <w:rFonts w:ascii="Arial" w:eastAsia="Arial" w:hAnsi="Arial" w:cs="Arial"/>
+          <w:color w:val="1A1A2E"/>
+          <w:sz w:val="22"/>
+          <w:szCs w:val="22"/>
+        </w:rPr>
+        <w:t xml:space="preserve"> od jednoduchých </w:t>
+      </w:r>
+      <w:proofErr w:type="spellStart"/>
+      <w:r>
+        <w:rPr>
+          <w:rFonts w:ascii="Arial" w:eastAsia="Arial" w:hAnsi="Arial" w:cs="Arial"/>
+          <w:color w:val="1A1A2E"/>
+          <w:sz w:val="22"/>
+          <w:szCs w:val="22"/>
+        </w:rPr>
         <w:t>termov</w:t>
       </w:r>
       <w:proofErr w:type="spellEnd"/>
@@ -10185,6 +10262,15 @@
         <w:t>literálov</w:t>
       </w:r>
       <w:proofErr w:type="spellEnd"/>
+      <w:r>
+        <w:rPr>
+          <w:rFonts w:ascii="Arial" w:eastAsia="Arial" w:hAnsi="Arial" w:cs="Arial"/>
+          <w:color w:val="1A1A2E"/>
+          <w:sz w:val="22"/>
+          <w:szCs w:val="22"/>
+        </w:rPr>
+        <w:t>,</w:t>
+      </w:r>
       <w:r>
         <w:rPr>
           <w:rFonts w:ascii="Arial" w:eastAsia="Arial" w:hAnsi="Arial" w:cs="Arial"/>
@@ -11351,7 +11437,74 @@
           <w:sz w:val="22"/>
           <w:szCs w:val="22"/>
         </w:rPr>
-        <w:t>Testy sú organizované do siedmich skupín podľa počtu premenných booleovskej funkcie. Skupiny pokrývajú rozsah od triviálnych prípadov (n = 3) až po reálne zaťažujúce prípady (n = 15), kde plný rozhodovací strom má 32 767 vnútorných uzlov:</w:t>
+        <w:t>Testy sú organizované do siedmich skupín podľa počtu premenných booleovskej funkcie. Skupiny pokrývajú rozsah od triviálnych prípadov (n = 3) až po reálne zaťažujúce prípady (n = 15), kde plný rozhodovací strom má 32 767 vnútorných uzlov</w:t>
+      </w:r>
+      <w:r>
+        <w:rPr>
+          <w:rFonts w:ascii="Arial" w:eastAsia="Arial" w:hAnsi="Arial" w:cs="Arial"/>
+          <w:color w:val="1A1A2E"/>
+          <w:sz w:val="22"/>
+          <w:szCs w:val="22"/>
+        </w:rPr>
+        <w:t xml:space="preserve">. </w:t>
+      </w:r>
+      <w:r>
+        <w:rPr>
+          <w:rFonts w:ascii="Arial" w:eastAsia="Arial" w:hAnsi="Arial" w:cs="Arial"/>
+          <w:color w:val="1A1A2E"/>
+          <w:sz w:val="22"/>
+          <w:szCs w:val="22"/>
+        </w:rPr>
+        <w:t>Stĺpec „Počet kombinácií (2ⁿ)" udáva, koľko rôznych vstupných vektorov existuje pre daný počet premenných</w:t>
+      </w:r>
+      <w:r>
+        <w:rPr>
+          <w:rFonts w:ascii="Arial" w:eastAsia="Arial" w:hAnsi="Arial" w:cs="Arial"/>
+          <w:color w:val="1A1A2E"/>
+          <w:sz w:val="22"/>
+          <w:szCs w:val="22"/>
+        </w:rPr>
+        <w:t>,</w:t>
+      </w:r>
+      <w:r>
+        <w:rPr>
+          <w:rFonts w:ascii="Arial" w:eastAsia="Arial" w:hAnsi="Arial" w:cs="Arial"/>
+          <w:color w:val="1A1A2E"/>
+          <w:sz w:val="22"/>
+          <w:szCs w:val="22"/>
+        </w:rPr>
+        <w:t xml:space="preserve"> teda koľko prípadov musí funkcia </w:t>
+      </w:r>
+      <w:proofErr w:type="spellStart"/>
+      <w:r>
+        <w:rPr>
+          <w:rFonts w:ascii="Courier New" w:eastAsia="Courier New" w:hAnsi="Courier New" w:cs="Courier New"/>
+          <w:color w:val="1F2D3D"/>
+          <w:sz w:val="20"/>
+          <w:szCs w:val="20"/>
+          <w:shd w:val="clear" w:color="auto" w:fill="F4F4F4"/>
+        </w:rPr>
+        <w:t>verify_bdd</w:t>
+      </w:r>
+      <w:proofErr w:type="spellEnd"/>
+      <w:r>
+        <w:rPr>
+          <w:rFonts w:ascii="Courier New" w:eastAsia="Courier New" w:hAnsi="Courier New" w:cs="Courier New"/>
+          <w:color w:val="1F2D3D"/>
+          <w:sz w:val="20"/>
+          <w:szCs w:val="20"/>
+          <w:shd w:val="clear" w:color="auto" w:fill="F4F4F4"/>
+        </w:rPr>
+        <w:t>()</w:t>
+      </w:r>
+      <w:r>
+        <w:rPr>
+          <w:rFonts w:ascii="Arial" w:eastAsia="Arial" w:hAnsi="Arial" w:cs="Arial"/>
+          <w:color w:val="1A1A2E"/>
+          <w:sz w:val="22"/>
+          <w:szCs w:val="22"/>
+        </w:rPr>
+        <w:t xml:space="preserve"> pre každý vygenerovaný výraz otestovať. Keďže testovanie používa úplný prehľad (nie vzorkovanie), každý z týchto vstupov je skutočne overený:</w:t>
       </w:r>
     </w:p>
     <w:p>
@@ -12157,6 +12310,7 @@
           <w:sz w:val="28"/>
           <w:szCs w:val="28"/>
         </w:rPr>
+        <w:lastRenderedPageBreak/>
         <w:t>4.6  Merané metriky</w:t>
       </w:r>
     </w:p>
@@ -13581,6 +13735,7 @@
           <w:sz w:val="20"/>
           <w:szCs w:val="20"/>
         </w:rPr>
+        <w:lastRenderedPageBreak/>
         <w:t xml:space="preserve">      </w:t>
       </w:r>
       <w:proofErr w:type="spellStart"/>
@@ -13891,7 +14046,6 @@
           <w:sz w:val="20"/>
           <w:szCs w:val="20"/>
         </w:rPr>
-        <w:lastRenderedPageBreak/>
         <w:t xml:space="preserve">      </w:t>
       </w:r>
       <w:proofErr w:type="spellStart"/>
@@ -15540,6 +15694,7 @@
   <w:style w:type="character" w:default="1" w:styleId="Predvolenpsmoodseku">
     <w:name w:val="Default Paragraph Font"/>
     <w:uiPriority w:val="1"/>
+    <w:semiHidden/>
     <w:unhideWhenUsed/>
   </w:style>
   <w:style w:type="table" w:default="1" w:styleId="Normlnatabuka">
